--- a/writing/pathway_heat_writing.docx
+++ b/writing/pathway_heat_writing.docx
@@ -123,39 +123,7 @@
         </w:numPr>
       </w:pPr>
       <w:r>
-        <w:t xml:space="preserve">Flesh out taxa angle </w:t>
-      </w:r>
-    </w:p>
-    <w:p>
-      <w:pPr>
-        <w:pStyle w:val="ListParagraph"/>
-        <w:numPr>
-          <w:ilvl w:val="0"/>
-          <w:numId w:val="11"/>
-        </w:numPr>
-      </w:pPr>
-      <w:r>
-        <w:t xml:space="preserve">Flex out redox </w:t>
-      </w:r>
-      <w:proofErr w:type="spellStart"/>
-      <w:r>
-        <w:t>compsensation</w:t>
-      </w:r>
-      <w:proofErr w:type="spellEnd"/>
-      <w:r>
-        <w:t xml:space="preserve"> angle</w:t>
-      </w:r>
-    </w:p>
-    <w:p>
-      <w:pPr>
-        <w:pStyle w:val="ListParagraph"/>
-        <w:numPr>
-          <w:ilvl w:val="0"/>
-          <w:numId w:val="11"/>
-        </w:numPr>
-      </w:pPr>
-      <w:r>
-        <w:t>Check over the pathway groups and cites again, make sur using microbiome cites and that cites are places appropriately</w:t>
+        <w:t>Flesh out taxa angle</w:t>
       </w:r>
     </w:p>
     <w:p>
@@ -171,7 +139,6 @@
     </w:p>
     <w:p>
       <w:pPr>
-        <w:ind w:left="360"/>
         <w:rPr>
           <w:b/>
           <w:bCs/>
@@ -179,198 +146,635 @@
           <w:szCs w:val="28"/>
         </w:rPr>
       </w:pPr>
-    </w:p>
-    <w:p>
-      <w:pPr>
+      <w:r>
         <w:rPr>
           <w:b/>
           <w:bCs/>
           <w:sz w:val="28"/>
           <w:szCs w:val="28"/>
         </w:rPr>
-      </w:pPr>
-      <w:r>
+        <w:t>Bringing it all together</w:t>
+      </w:r>
+    </w:p>
+    <w:p>
+      <w:r>
+        <w:t xml:space="preserve">Bringing it all together, high temperatures may trigger a cascade of effects in the gut environment that reduce host tolerance for important commensals and affect the inflammatory tone resulting in high inflammation for longer periods that may cause disease. If there is support for this… interaction effect should be related to </w:t>
+      </w:r>
+      <w:proofErr w:type="spellStart"/>
+      <w:r>
+        <w:t>pathwasyt</w:t>
+      </w:r>
+      <w:proofErr w:type="spellEnd"/>
+      <w:r>
+        <w:t xml:space="preserve"> hat </w:t>
+      </w:r>
+      <w:r>
+        <w:lastRenderedPageBreak/>
+        <w:t xml:space="preserve">directly or indirectly affect immune modulation. Have support for this </w:t>
+      </w:r>
+      <w:proofErr w:type="spellStart"/>
+      <w:r>
+        <w:t>thorugh</w:t>
+      </w:r>
+      <w:proofErr w:type="spellEnd"/>
+      <w:r>
+        <w:t xml:space="preserve"> the specific taxa and the specific pathways that show up in the interaction effect. </w:t>
+      </w:r>
+    </w:p>
+    <w:p>
+      <w:r>
+        <w:t xml:space="preserve">Inflammation may induce ROS and impact gut composition </w:t>
+      </w:r>
+      <w:r>
+        <w:fldChar w:fldCharType="begin"/>
+      </w:r>
+      <w:r>
+        <w:instrText xml:space="preserve"> ADDIN ZOTERO_ITEM CSL_CITATION {"citationID":"iZj6ow9V","properties":{"formattedCitation":"(Ballard &amp; Towarnicki, 2020)","plainCitation":"(Ballard &amp; Towarnicki, 2020)","noteIndex":0},"citationItems":[{"id":3494,"uris":["http://zotero.org/users/13901503/items/EE4WVDAC"],"itemData":{"id":3494,"type":"article-journal","abstract":"In this review, we discuss the connections between mitochondria and the gut microbiome provided by reactive oxygen species (ROS). We examine the mitochondrion as an endosymbiotic organelle that is a hub for energy production, signaling, and cell homeostasis. Maintaining a diverse gut microbiome is generally associated with organismal fitness, intestinal health and resistance to environmental stress. In contrast, gut microbiome imbalance, termed dysbiosis, is linked to a reduction in organismal well-being. ROS are essential signaling molecules but can be damaging when present in excess. Increasing ROS levels have been shown to influence human health, homeostasis of gut cells, and the gastrointestinal microbial community's biodiversity. Reciprocally, gut microbes can affect ROS levels, mitochondrial homeostasis, and host health. We propose that mechanistic understanding of the suite of bi-directional interactions between mitochondria and the gut microbiome will facilitate innovative interdisciplinary studies examining evolutionary divergence and provide novel treatments and therapeutics for disease.\nGloss\nIn this review, we focus on the nexus between mitochondria and the gut microbiome provided by reactive oxygen species (ROS). Mitochondria are a cell organelle that is derived from an ancestral alpha-proteobacteria. They generate around 80% of the adenosine triphosphate that an organism needs to function and release a range of signaling molecules essential for cellular homeostasis. The gut microbiome is a suite of microorganisms that are commensal, symbiotic and pathogenic to their host. ROS are one predominant group of essential signaling molecules that can be harmful in excess. We suggest that the mitochondria- microbiome nexus is a frontier of research that has cross-disciplinary benefits in understanding genetic divergence and human well-being.","container-title":"Cellular Signalling","DOI":"10.1016/j.cellsig.2020.109737","ISSN":"0898-6568","journalAbbreviation":"Cellular Signalling","page":"109737","source":"ScienceDirect","title":"Mitochondria, the gut microbiome and ROS","volume":"75","author":[{"family":"Ballard","given":"J. William O."},{"family":"Towarnicki","given":"Samuel G."}],"issued":{"date-parts":[["2020",11,1]]}}}],"schema":"https://github.com/citation-style-language/schema/raw/master/csl-citation.json"} </w:instrText>
+      </w:r>
+      <w:r>
+        <w:fldChar w:fldCharType="separate"/>
+      </w:r>
+      <w:r>
+        <w:rPr>
+          <w:noProof/>
+        </w:rPr>
+        <w:t>(Ballard &amp; Towarnicki, 2020)</w:t>
+      </w:r>
+      <w:r>
+        <w:fldChar w:fldCharType="end"/>
+      </w:r>
+    </w:p>
+    <w:p>
+      <w:r>
+        <w:t xml:space="preserve">Gut microbiome may be an important mediator and contributor of heat stress response in the gut </w:t>
+      </w:r>
+      <w:r>
+        <w:fldChar w:fldCharType="begin"/>
+      </w:r>
+      <w:r>
+        <w:instrText xml:space="preserve"> ADDIN ZOTERO_ITEM CSL_CITATION {"citationID":"i0EuG1gC","properties":{"formattedCitation":"(He et al., 2019; Xia et al., 2022)","plainCitation":"(He et al., 2019; Xia et al., 2022)","noteIndex":0},"citationItems":[{"id":3082,"uris":["http://zotero.org/users/13901503/items/XLXTRNWV"],"itemData":{"id":3082,"type":"article-journal","abstract":"Accumulating evidence has revealed the dysbiosis of gut/fecal microbiota induced by heat stress (HS) in mammals and poultry. However, the effects of HS on microbiota communities in different intestinal segments of Cherry-Valley ducks (a widely used meat-type breed) and their potential associations with growth performances, fat deposition, intestinal morphology, and antioxidant capacity have not been well evaluated yet. In this study, room temperature (RT) of 25°C was considered as control, and RT at 32°C for 8 h per day was set as the HS treatment. After 3 weeks, the intestinal contents of jejunum, ileum, and cecum were harvested to investigate the microbiota composition variations by 16S ribosomal RNA amplicon sequencing. And the weight gain, adipose indices, intestinal morphology, and a certain number of serum biochemical parameters were also measured and analyzed. The results showed the microbial species at different levels differentially enriched in duck jejunum and cecum under HS, while no significant data were observed in ileum. HS also caused the intestinal morphological changes (villus height and the ratio of villus height to crypt depth) and the reductions of growth speed (daily gain), levels of serum triglyceride (TG) and total cholesterol, and antioxidant activity (higher malondialdehyde (MDA) content and lower total antioxidant). The higher abdominal fat content and serum glucose level were also observed in HS ducks. The Spearman correlation analysis indicated that in jejunum the phyla Firmicutes and Proteobacteria were associated with average daily gain, feed/gain, serum TG and MDA levels, and villus height/crypt depth (P &amp;lt; 0.05). The phylum Firmicutes and genus Acinetobacter were significantly associated with fat deposition and serum glucose level (P &amp;lt; 0.05). The genus Lactobacillus was positively associated with serum total antioxidant (P &amp;lt; 0.05), while some other microbial species were found negatively associated, including order Pseudomonadales, genera Acinetobacter, and unidentified_Mitochondria. However, no significant correlations were observed in cecum. These findings imply the potential roles of duck gut microbiota in the intestinal injuries, fat deposition, and reductions of growth speed and antioxidant capacity caused by HS, although the molecular mechanisms requires further investigation.","container-title":"Frontiers in Microbiology","DOI":"10.3389/fmicb.2019.00903","ISSN":"1664-302X","journalAbbreviation":"Front. Microbiol.","language":"English","note":"publisher: Frontiers","source":"Frontiers","title":"Associations of Gut Microbiota With Heat Stress-Induced Changes of Growth, Fat Deposition, Intestinal Morphology, and Antioxidant Capacity in Ducks","URL":"https://www.frontiersin.orghttps//www.frontiersin.org/journals/microbiology/articles/10.3389/fmicb.2019.00903/full","volume":"10","author":[{"family":"He","given":"Jun"},{"family":"He","given":"Yuxin"},{"family":"Pan","given":"Daodong"},{"family":"Cao","given":"Jinxuan"},{"family":"Sun","given":"Yangying"},{"family":"Zeng","given":"Xiaoqun"}],"accessed":{"date-parts":[["2025",5,2]]},"issued":{"date-parts":[["2019",4,26]]}}},{"id":3294,"uris":["http://zotero.org/users/13901503/items/K5DSCTE2"],"itemData":{"id":3294,"type":"article-journal","abstract":"Heat stress (HS) can be detrimental to the gut health of swine. Many negative outcomes induced by HS are increasingly recognized as including modulation of intestinal microbiota. In turn, the intestinal microbiota is a unique ecosystem playing a critical role in mediating the host stress response. Therefore, we aimed to characterize gut microbiota of pigs’ exposure to short-term HS, to explore a possible link between the intestinal microbiota and HS-related changes, including serum cytokines, oxidation status, and intestinal epithelial barrier function. Our findings showed that HS led to intestinal morphological and integrity changes (villus height, serum diamine oxidase [DAO], serum D-lactate and the relative expressions of tight junction proteins), reduction of serum cytokines (interleukin [IL]-8, IL-12, interferon-gamma [IFN-γ]), and antioxidant activity (higher glutathione [GSH] and malondialdehyde [MDA] content, and lower superoxide dismutase [SOD]). Also, 16S rRNA sequencing analysis revealed that although there was no difference in microbial α-diversity, some HS-associated composition differences were revealed in the ileum and cecum, which partly led to an imbalance in the production of short-chain fatty acids including propionate acid and valerate acid. Relevance networks revealed that HS-derived changes in bacterial genera and microbial metabolites, such as Chlamydia, Lactobacillus, Succinivibrio, Bifidobacterium, Lachnoclostridium, and propionic acid, were correlated with oxidative stress, intestinal barrier dysfunction, and inflammation in pigs. Collectively, our observations suggest that intestinal damage induced by HS is probably partly related to the gut microbiota dysbiosis, though the underlying mechanism remains to be fully elucidated.","container-title":"Animal Nutrition","DOI":"10.1016/j.aninu.2021.05.012","ISSN":"2405-6545","journalAbbreviation":"Animal Nutrition","page":"289-299","source":"ScienceDirect","title":"Heat stress-induced mucosal barrier dysfunction is potentially associated with gut microbiota dysbiosis in pigs","volume":"8","author":[{"family":"Xia","given":"Bing"},{"family":"Wu","given":"Weida"},{"family":"Fang","given":"Wei"},{"family":"Wen","given":"Xiaobin"},{"family":"Xie","given":"Jingjing"},{"family":"Zhang","given":"Hongfu"}],"issued":{"date-parts":[["2022",3,1]]}}}],"schema":"https://github.com/citation-style-language/schema/raw/master/csl-citation.json"} </w:instrText>
+      </w:r>
+      <w:r>
+        <w:fldChar w:fldCharType="separate"/>
+      </w:r>
+      <w:r>
+        <w:rPr>
+          <w:noProof/>
+        </w:rPr>
+        <w:t>(He et al., 2019; Xia et al., 2022)</w:t>
+      </w:r>
+      <w:r>
+        <w:fldChar w:fldCharType="end"/>
+      </w:r>
+    </w:p>
+    <w:p>
+      <w:proofErr w:type="spellStart"/>
+      <w:r>
+        <w:t>Decribes</w:t>
+      </w:r>
+      <w:proofErr w:type="spellEnd"/>
+      <w:r>
+        <w:t xml:space="preserve"> the feedback loop between </w:t>
+      </w:r>
+      <w:proofErr w:type="spellStart"/>
+      <w:r>
+        <w:t>oxdative</w:t>
+      </w:r>
+      <w:proofErr w:type="spellEnd"/>
+      <w:r>
+        <w:t xml:space="preserve"> stress inflammation and the gut microbiome </w:t>
+      </w:r>
+      <w:r>
+        <w:fldChar w:fldCharType="begin"/>
+      </w:r>
+      <w:r>
+        <w:instrText xml:space="preserve"> ADDIN ZOTERO_ITEM CSL_CITATION {"citationID":"ZVo4Iuph","properties":{"formattedCitation":"(L. Li et al., 2023; Mostafavi Abdolmaleky &amp; Zhou, 2024)","plainCitation":"(L. Li et al., 2023; Mostafavi Abdolmaleky &amp; Zhou, 2024)","noteIndex":0},"citationItems":[{"id":3497,"uris":["http://zotero.org/users/13901503/items/RMY7RJ4R"],"itemData":{"id":3497,"type":"article-journal","abstract":"Inflammatory bowel disease (IBD) is a long-term, progressive, and recurrent intestinal inflammatory disorder. The pathogenic mechanisms of IBD are multifaceted and associated with oxidative stress, unbalanced gut microbiota, and aberrant immune response. Indeed, oxidative stress can affect the progression and development of IBD by regulating the homeostasis of the gut microbiota and immune response. Therefore, redox-targeted therapy is a promising treatment option for IBD. Recent evidence has verified that Chinese herbal medicine (CHM)-derived polyphenols, natural antioxidants, are able to maintain redox equilibrium in the intestinal tract to prevent abnormal gut microbiota and radical inflammatory responses. Here, we provide a comprehensive perspective for implementing natural antioxidants as potential IBD candidate medications. In addition, we demonstrate novel technologies and stratagems for promoting the antioxidative properties of CHM-derived polyphenols, including novel delivery systems, chemical modifications, and combination strategies.","container-title":"Antioxidants","DOI":"10.3390/antiox12040967","ISSN":"2076-3921","issue":"4","language":"en","license":"http://creativecommons.org/licenses/by/3.0/","note":"number: 4\npublisher: Multidisciplinary Digital Publishing Institute","page":"967","source":"www-mdpi-com.proxy.lib.umich.edu","title":"Oxidative Stress, Inflammation, Gut Dysbiosis: What Can Polyphenols Do in Inflammatory Bowel Disease?","title-short":"Oxidative Stress, Inflammation, Gut Dysbiosis","volume":"12","author":[{"family":"Li","given":"Lei"},{"family":"Peng","given":"Peilan"},{"family":"Ding","given":"Ning"},{"family":"Jia","given":"Wenhui"},{"family":"Huang","given":"Canhua"},{"family":"Tang","given":"Yong"}],"issued":{"date-parts":[["2023",4]]}}},{"id":3251,"uris":["http://zotero.org/users/13901503/items/RA2W4N37"],"itemData":{"id":3251,"type":"article-journal","abstract":"Gut dysbiosis, resulting from an imbalance in the gut microbiome, can induce excessive production of reactive oxygen species (ROS), leading to inflammation, DNA damage, activation of the immune system, and epigenetic alterations of critical genes involved in the metabolic pathways. Gut dysbiosis-induced inflammation can also disrupt the gut barrier integrity and increase intestinal permeability, which allows gut-derived toxic products to enter the liver and systemic circulation, further triggering oxidative stress, inflammation, and epigenetic alterations associated with metabolic diseases. However, specific gut-derived metabolites, such as short-chain fatty acids (SCFAs), lactate, and vitamins, can modulate oxidative stress and the immune system through epigenetic mechanisms, thereby improving metabolic function. Gut microbiota and diet-induced metabolic diseases, such as obesity, insulin resistance, dyslipidemia, and hypertension, can transfer to the next generation, involving epigenetic mechanisms. In this review, we will introduce the key epigenetic alterations that, along with gut dysbiosis and ROS, are engaged in developing metabolic diseases. Finally, we will discuss potential therapeutic interventions such as dietary modifications, prebiotics, probiotics, postbiotics, and fecal microbiota transplantation, which may reduce oxidative stress and inflammation associated with metabolic syndrome by altering gut microbiota and epigenetic alterations. In summary, this review highlights the crucial role of gut microbiota dysbiosis, oxidative stress, and inflammation in the pathogenesis of metabolic diseases, with a particular focus on epigenetic alterations (including histone modifications, DNA methylomics, and RNA interference) and potential interventions that may prevent or improve metabolic diseases.","container-title":"Antioxidants","DOI":"10.3390/antiox13080985","ISSN":"2076-3921","issue":"8","language":"en","license":"http://creativecommons.org/licenses/by/3.0/","note":"number: 8\npublisher: Multidisciplinary Digital Publishing Institute","page":"985","source":"www-mdpi-com.proxy.lib.umich.edu","title":"Gut Microbiota Dysbiosis, Oxidative Stress, Inflammation, and Epigenetic Alterations in Metabolic Diseases","volume":"13","author":[{"family":"Mostafavi Abdolmaleky","given":"Hamid"},{"family":"Zhou","given":"Jin-Rong"}],"issued":{"date-parts":[["2024",8]]}}}],"schema":"https://github.com/citation-style-language/schema/raw/master/csl-citation.json"} </w:instrText>
+      </w:r>
+      <w:r>
+        <w:fldChar w:fldCharType="separate"/>
+      </w:r>
+      <w:r>
+        <w:rPr>
+          <w:noProof/>
+        </w:rPr>
+        <w:t>(L. Li et al., 2023; Mostafavi Abdolmaleky &amp; Zhou, 2024)</w:t>
+      </w:r>
+      <w:r>
+        <w:fldChar w:fldCharType="end"/>
+      </w:r>
+    </w:p>
+    <w:p>
+      <w:r>
+        <w:t>Intestinal damage associated with heat stress is likely connected to the gut microbiome</w:t>
+      </w:r>
+      <w:r>
+        <w:t xml:space="preserve">, speculation that </w:t>
+      </w:r>
+      <w:proofErr w:type="spellStart"/>
+      <w:r>
+        <w:t>lost</w:t>
+      </w:r>
+      <w:proofErr w:type="spellEnd"/>
+      <w:r>
+        <w:t xml:space="preserve"> of SCFA producers may drive it </w:t>
+      </w:r>
+      <w:r>
+        <w:fldChar w:fldCharType="begin"/>
+      </w:r>
+      <w:r>
+        <w:instrText xml:space="preserve"> ADDIN ZOTERO_ITEM CSL_CITATION {"citationID":"swIPcaKS","properties":{"formattedCitation":"(Xia et al., 2022)","plainCitation":"(Xia et al., 2022)","noteIndex":0},"citationItems":[{"id":3294,"uris":["http://zotero.org/users/13901503/items/K5DSCTE2"],"itemData":{"id":3294,"type":"article-journal","abstract":"Heat stress (HS) can be detrimental to the gut health of swine. Many negative outcomes induced by HS are increasingly recognized as including modulation of intestinal microbiota. In turn, the intestinal microbiota is a unique ecosystem playing a critical role in mediating the host stress response. Therefore, we aimed to characterize gut microbiota of pigs’ exposure to short-term HS, to explore a possible link between the intestinal microbiota and HS-related changes, including serum cytokines, oxidation status, and intestinal epithelial barrier function. Our findings showed that HS led to intestinal morphological and integrity changes (villus height, serum diamine oxidase [DAO], serum D-lactate and the relative expressions of tight junction proteins), reduction of serum cytokines (interleukin [IL]-8, IL-12, interferon-gamma [IFN-γ]), and antioxidant activity (higher glutathione [GSH] and malondialdehyde [MDA] content, and lower superoxide dismutase [SOD]). Also, 16S rRNA sequencing analysis revealed that although there was no difference in microbial α-diversity, some HS-associated composition differences were revealed in the ileum and cecum, which partly led to an imbalance in the production of short-chain fatty acids including propionate acid and valerate acid. Relevance networks revealed that HS-derived changes in bacterial genera and microbial metabolites, such as Chlamydia, Lactobacillus, Succinivibrio, Bifidobacterium, Lachnoclostridium, and propionic acid, were correlated with oxidative stress, intestinal barrier dysfunction, and inflammation in pigs. Collectively, our observations suggest that intestinal damage induced by HS is probably partly related to the gut microbiota dysbiosis, though the underlying mechanism remains to be fully elucidated.","container-title":"Animal Nutrition","DOI":"10.1016/j.aninu.2021.05.012","ISSN":"2405-6545","journalAbbreviation":"Animal Nutrition","page":"289-299","source":"ScienceDirect","title":"Heat stress-induced mucosal barrier dysfunction is potentially associated with gut microbiota dysbiosis in pigs","volume":"8","author":[{"family":"Xia","given":"Bing"},{"family":"Wu","given":"Weida"},{"family":"Fang","given":"Wei"},{"family":"Wen","given":"Xiaobin"},{"family":"Xie","given":"Jingjing"},{"family":"Zhang","given":"Hongfu"}],"issued":{"date-parts":[["2022",3,1]]}}}],"schema":"https://github.com/citation-style-language/schema/raw/master/csl-citation.json"} </w:instrText>
+      </w:r>
+      <w:r>
+        <w:fldChar w:fldCharType="separate"/>
+      </w:r>
+      <w:r>
+        <w:rPr>
+          <w:noProof/>
+        </w:rPr>
+        <w:t>(Xia et al., 2022)</w:t>
+      </w:r>
+      <w:r>
+        <w:fldChar w:fldCharType="end"/>
+      </w:r>
+      <w:r>
+        <w:t xml:space="preserve"> but </w:t>
+      </w:r>
+      <w:proofErr w:type="spellStart"/>
+      <w:r>
+        <w:t>mechansism</w:t>
+      </w:r>
+      <w:proofErr w:type="spellEnd"/>
+      <w:r>
+        <w:t xml:space="preserve"> appear to be not entirely understood, bidirectional, and complex </w:t>
+      </w:r>
+    </w:p>
+    <w:p>
+      <w:r>
+        <w:t xml:space="preserve">ROS </w:t>
+      </w:r>
+      <w:proofErr w:type="spellStart"/>
+      <w:r>
+        <w:t>abudnaces</w:t>
+      </w:r>
+      <w:proofErr w:type="spellEnd"/>
+      <w:r>
+        <w:t xml:space="preserve"> can restructure gut microbiome composition </w:t>
+      </w:r>
+      <w:r>
+        <w:fldChar w:fldCharType="begin"/>
+      </w:r>
+      <w:r>
+        <w:instrText xml:space="preserve"> ADDIN ZOTERO_ITEM CSL_CITATION {"citationID":"hstcEFep","properties":{"formattedCitation":"(Yardeni et al., 2019)","plainCitation":"(Yardeni et al., 2019)","noteIndex":0},"citationItems":[{"id":3328,"uris":["http://zotero.org/users/13901503/items/R2W8Z2FT"],"itemData":{"id":3328,"type":"article-journal","abstract":"Changes in the gut microbiota and the mitochondrial genome are both linked with the development of disease. To investigate why, we examined the gut microbiota of mice harboring various mutations in genes that alter mitochondrial function. These studies revealed that mitochondrial genetic variations altered the composition of the gut microbiota community. In cross-fostering studies, we found that although the initial microbiota community of newborn mice was that obtained from the nursing mother, the microbiota community progressed toward that characteristic of the microbiome of unfostered pups of the same genotype within 2 months. Analysis of the mitochondrial DNA variants associated with altered gut microbiota suggested that microbiome species diversity correlated with host reactive oxygen species (ROS) production. To determine whether the abundance of ROS could alter the gut microbiota, mice were aged, treated with N-acetylcysteine, or engineered to express the ROS scavenger catalase specifically within the mitochondria. All three conditions altered the microbiota from that initially established. Thus, these data suggest that the mitochondrial genotype modulates both ROS production and the species diversity of the gut microbiome, implying that the connection between the gut microbiome and common disease phenotypes might be due to underlying changes in mitochondrial function.","container-title":"Science Signaling","DOI":"10.1126/scisignal.aaw3159","issue":"588","note":"publisher: American Association for the Advancement of Science","page":"eaaw3159","source":"www-science-org.proxy.lib.umich.edu (Atypon)","title":"Host mitochondria influence gut microbiome diversity: A role for ROS","title-short":"Host mitochondria influence gut microbiome diversity","volume":"12","author":[{"family":"Yardeni","given":"Tal"},{"family":"Tanes","given":"Ceylan E."},{"family":"Bittinger","given":"Kyle"},{"family":"Mattei","given":"Lisa M."},{"family":"Schaefer","given":"Patrick M."},{"family":"Singh","given":"Larry N."},{"family":"Wu","given":"Gary D."},{"family":"Murdock","given":"Deborah G."},{"family":"Wallace","given":"Douglas C."}],"issued":{"date-parts":[["2019",7,2]]}}}],"schema":"https://github.com/citation-style-language/schema/raw/master/csl-citation.json"} </w:instrText>
+      </w:r>
+      <w:r>
+        <w:fldChar w:fldCharType="separate"/>
+      </w:r>
+      <w:r>
+        <w:rPr>
+          <w:noProof/>
+        </w:rPr>
+        <w:t>(Yardeni et al., 2019)</w:t>
+      </w:r>
+      <w:r>
+        <w:fldChar w:fldCharType="end"/>
+      </w:r>
+    </w:p>
+    <w:p>
+      <w:r>
+        <w:fldChar w:fldCharType="begin"/>
+      </w:r>
+      <w:r>
+        <w:instrText xml:space="preserve"> ADDIN ZOTERO_ITEM CSL_CITATION {"citationID":"471j7OtH","properties":{"formattedCitation":"(Litvak et al., 2018)","plainCitation":"(Litvak et al., 2018)","noteIndex":0},"citationItems":[{"id":3258,"uris":["http://zotero.org/users/13901503/items/F7LSBH9L"],"itemData":{"id":3258,"type":"article-journal","abstract":"An imbalance in the colonic microbiota might underlie many human diseases, but the mechanisms that maintain homeostasis remain elusive. Recent insights suggest that colonocyte metabolism functions as a control switch, mediating a shift between homeostatic and dysbiotic communities. During homeostasis, colonocyte metabolism is directed toward oxidative phosphorylation, resulting in high epithelial oxygen consumption. The consequent epithelial hypoxia helps to maintain a microbial community dominated by obligate anaerobic bacteria, which provide benefit by converting fiber into fermentation products absorbed by the host. Conditions that alter the metabolism of the colonic epithelium increase epithelial oxygenation, thereby driving an expansion of facultative anaerobic bacteria, a hallmark of dysbiosis in the colon. Enteric pathogens subvert colonocyte metabolism to escape niche protection conferred by the gut microbiota. The reverse strategy, a metabolic reprogramming to restore colonocyte hypoxia, represents a promising new therapeutic approach for rebalancing the colonic microbiota in a broad spectrum of human diseases.","container-title":"Science","DOI":"10.1126/science.aat9076","issue":"6418","note":"publisher: American Association for the Advancement of Science","page":"eaat9076","source":"www-science-org.proxy.lib.umich.edu (Atypon)","title":"Colonocyte metabolism shapes the gut microbiota","volume":"362","author":[{"family":"Litvak","given":"Yael"},{"family":"Byndloss","given":"Mariana X."},{"family":"Bäumler","given":"Andreas J."}],"issued":{"date-parts":[["2018",11,30]]}}}],"schema":"https://github.com/citation-style-language/schema/raw/master/csl-citation.json"} </w:instrText>
+      </w:r>
+      <w:r>
+        <w:fldChar w:fldCharType="separate"/>
+      </w:r>
+      <w:r>
+        <w:rPr>
+          <w:noProof/>
+        </w:rPr>
+        <w:t>(Litvak et al., 2018)</w:t>
+      </w:r>
+      <w:r>
+        <w:fldChar w:fldCharType="end"/>
+      </w:r>
+      <w:r>
+        <w:t xml:space="preserve"> – this might be helpful for disruption of colon gut community and implications</w:t>
+      </w:r>
+    </w:p>
+    <w:p/>
+    <w:p>
+      <w:r>
+        <w:t>Important from CHAT GPT IN obligate anaerobes and heat discussion: “</w:t>
+      </w:r>
+      <w:r>
+        <w:rPr>
+          <w:rStyle w:val="Strong"/>
+        </w:rPr>
+        <w:t>obligate anaerobes</w:t>
+      </w:r>
+      <w:r>
+        <w:t xml:space="preserve"> are </w:t>
+      </w:r>
+      <w:r>
+        <w:rPr>
+          <w:rStyle w:val="Strong"/>
+        </w:rPr>
+        <w:t>disproportionately vulnerable</w:t>
+      </w:r>
+      <w:r>
+        <w:t xml:space="preserve"> to ROS because they </w:t>
+      </w:r>
+      <w:r>
+        <w:rPr>
+          <w:rStyle w:val="Strong"/>
+        </w:rPr>
+        <w:t>lack the enzymatic machinery (e.g., catalase, superoxide dismutase)</w:t>
+      </w:r>
+      <w:r>
+        <w:t xml:space="preserve"> to neutralize them effectively” “So yes—ROS are broadly toxic, but </w:t>
+      </w:r>
+      <w:r>
+        <w:rPr>
+          <w:rStyle w:val="Emphasis"/>
+        </w:rPr>
+        <w:t>obligate anaerobes are especially unprotected</w:t>
+      </w:r>
+      <w:r>
+        <w:t>. Facultative anaerobes and aerobes typically have more robust antioxidant defenses”</w:t>
+      </w:r>
+    </w:p>
+    <w:p>
+      <w:r>
+        <w:tab/>
+        <w:t>-this is why the obligate anaerobes are decreasing even with evidence in hypoxia in the gut</w:t>
+      </w:r>
+    </w:p>
+    <w:p>
+      <w:r>
+        <w:tab/>
+        <w:t xml:space="preserve">-need to make it very clear that these guys have poor ROS detox capacity compared to </w:t>
+      </w:r>
+      <w:proofErr w:type="spellStart"/>
+      <w:r>
+        <w:t>falcutaitve</w:t>
+      </w:r>
+      <w:proofErr w:type="spellEnd"/>
+      <w:r>
+        <w:t xml:space="preserve"> </w:t>
+      </w:r>
+      <w:proofErr w:type="spellStart"/>
+      <w:r>
+        <w:t>anerobes</w:t>
+      </w:r>
+      <w:proofErr w:type="spellEnd"/>
+      <w:r>
+        <w:t xml:space="preserve"> and aerobes like proteobacteria </w:t>
+      </w:r>
+    </w:p>
+    <w:p/>
+    <w:p>
+      <w:r>
+        <w:t>-</w:t>
+      </w:r>
+      <w:r>
+        <w:t xml:space="preserve"> </w:t>
+      </w:r>
+      <w:r>
+        <w:t xml:space="preserve">Activated immune cells (especially macrophages) </w:t>
+      </w:r>
+      <w:r>
+        <w:rPr>
+          <w:rStyle w:val="Strong"/>
+        </w:rPr>
+        <w:t>produce ROS as part of the inflammatory response</w:t>
+      </w:r>
+      <w:r>
+        <w:t xml:space="preserve">. -important info from CHAT </w:t>
+      </w:r>
+      <w:proofErr w:type="spellStart"/>
+      <w:r>
+        <w:t>gpt</w:t>
+      </w:r>
+      <w:proofErr w:type="spellEnd"/>
+      <w:r>
+        <w:t xml:space="preserve"> to tie back immune response into disruption of redox maintenance</w:t>
+      </w:r>
+    </w:p>
+    <w:p>
+      <w:r>
+        <w:t>“</w:t>
+      </w:r>
+      <w:r>
+        <w:t>increasing ROS levels can damage DNA, lipids, and proteins</w:t>
+      </w:r>
+      <w:r>
+        <w:t xml:space="preserve">” </w:t>
+      </w:r>
+      <w:r>
+        <w:fldChar w:fldCharType="begin"/>
+      </w:r>
+      <w:r>
+        <w:instrText xml:space="preserve"> ADDIN ZOTERO_ITEM CSL_CITATION {"citationID":"PJglsLGQ","properties":{"formattedCitation":"(Dodson et al., 2019; Gutteridge, 1982)","plainCitation":"(Dodson et al., 2019; Gutteridge, 1982)","noteIndex":0},"citationItems":[{"id":3578,"uris":["http://zotero.org/users/13901503/items/P49Z4HNB"],"itemData":{"id":3578,"type":"article-journal","abstract":"The transcription factor nuclear factor erythroid 2-related factor 2 (NRF2) is a key regulator of the cellular antioxidant response, controlling the expression of genes that counteract oxidative and electrophilic stresses. Many pathological conditions are linked to imbalances in redox homeostasis, illustrating the important role of antioxidant defense systems in preventing the pathogenic effects associated with the accumulation of reactive species. In particular, it is becoming increasingly apparent that the accumulation of lipid peroxides has an important role in driving the pathogenesis of multiple disease states. A key example of this is the recent discovery of a novel form of cell death termed ferroptosis. Ferroptosis is an iron-dependent, lipid peroxidation-driven cell death cascade that has become a key target in the development of anti-cancer therapies, as well as the prevention of neurodegenerative and cardiovascular diseases. In this review, we will provide a brief overview of lipid peroxidation, as well as key components involved in the ferroptotic cascade. We will also highlight the role of the NRF2 signaling pathway in mediating lipid peroxidation and ferroptosis, focusing on established NRF2 target genes that mitigate these pathways, as well as the relevance of the NRF2-lipid peroxidation-ferroptosis axis in disease.","collection-title":"Lipoxidation targets: from basic mechanisms to pathophysiology","container-title":"Redox Biology","DOI":"10.1016/j.redox.2019.101107","ISSN":"2213-2317","journalAbbreviation":"Redox Biology","page":"101107","source":"ScienceDirect","title":"NRF2 plays a critical role in mitigating lipid peroxidation and ferroptosis","volume":"23","author":[{"family":"Dodson","given":"Matthew"},{"family":"Castro-Portuguez","given":"Raul"},{"family":"Zhang","given":"Donna D."}],"issued":{"date-parts":[["2019",5,1]]}}},{"id":3566,"uris":["http://zotero.org/users/13901503/items/HUU6GQQ2"],"itemData":{"id":3566,"type":"article-journal","abstract":"Iron(II) salts in aqueous solution, or iron(III) salts in the presence of an O−2 generating system, can activate dioxygen to produce hydroxyl radicals. These are detected indirectly by their ability to degrade deoxyribose with the formation of thiobarbituric acid-reactive (TBA) products. Iron salts also catalyse the peroxidation of phospholipids resulting in the formation of TBA-reactive products. Hydroxyl radicals were responsible for the degradation of deoxyribose but not for the observed peroxidation of phospholipid. The function of O−2 in both deoxyribose degradation and phospholipid peroxidation seems to be that of reducing iron(III) into iron(II).","container-title":"FEBS Letters","DOI":"10.1016/0014-5793(82)80788-6","ISSN":"0014-5793","issue":"2","journalAbbreviation":"FEBS Letters","page":"454-458","source":"ScienceDirect","title":"The role of superoxide and hydroxyl radicals in phospholipid peroxidation catalysed by iron salts","volume":"150","author":[{"family":"Gutteridge","given":"John M. C."}],"issued":{"date-parts":[["1982",12,27]]}}}],"schema":"https://github.com/citation-style-language/schema/raw/master/csl-citation.json"} </w:instrText>
+      </w:r>
+      <w:r>
+        <w:fldChar w:fldCharType="separate"/>
+      </w:r>
+      <w:r>
+        <w:rPr>
+          <w:noProof/>
+        </w:rPr>
+        <w:t>(Dodson et al., 2019; Gutteridge, 1982)</w:t>
+      </w:r>
+      <w:r>
+        <w:fldChar w:fldCharType="end"/>
+      </w:r>
+    </w:p>
+    <w:p>
+      <w:r>
+        <w:t>“</w:t>
+      </w:r>
+      <w:r>
+        <w:t xml:space="preserve">elevated ROS levels are a major cause of aging and </w:t>
+      </w:r>
+      <w:proofErr w:type="spellStart"/>
+      <w:r>
+        <w:t>agerelated</w:t>
+      </w:r>
+      <w:proofErr w:type="spellEnd"/>
+      <w:r>
+        <w:t xml:space="preserve"> diseases, including Parkinson's disease, diabetes and cancer</w:t>
+      </w:r>
+      <w:r>
+        <w:t xml:space="preserve">” </w:t>
+      </w:r>
+      <w:r>
+        <w:fldChar w:fldCharType="begin"/>
+      </w:r>
+      <w:r>
+        <w:instrText xml:space="preserve"> ADDIN ZOTERO_ITEM CSL_CITATION {"citationID":"aneI8OtM","properties":{"formattedCitation":"(Youle, 2019)","plainCitation":"(Youle, 2019)","noteIndex":0},"citationItems":[{"id":3569,"uris":["http://zotero.org/users/13901503/items/DNASYG7W"],"itemData":{"id":3569,"type":"article-journal","abstract":"Mitochondria are organelles with their own genome that arose from α-proteobacteria living within single-celled Archaea more than a billion years ago. This step of endosymbiosis offered tremendous opportunities for energy production and metabolism and allowed the evolution of fungi, plants, and animals. However, less appreciated are the downsides of this endosymbiosis. Coordinating gene expression between the mitochondrial genomes and the nuclear genome is imprecise and can lead to proteotoxic stress. The clonal reproduction of mitochondrial DNA requires workarounds to avoid mutational meltdown. In metazoans that developed innate immune pathways to thwart bacterial and viral infections, mitochondrial components can cross-react with pathogen sensors and invoke inflammation. Here, I focus on the numerous and elegant quality control processes that compensate for or mitigate these challenges of endosymbiosis.","container-title":"Science","DOI":"10.1126/science.aaw9855","issue":"6454","note":"publisher: American Association for the Advancement of Science","page":"eaaw9855","source":"www-science-org.proxy.lib.umich.edu (Atypon)","title":"Mitochondria—Striking a balance between host and endosymbiont","volume":"365","author":[{"family":"Youle","given":"Richard J."}],"issued":{"date-parts":[["2019",8,16]]}}}],"schema":"https://github.com/citation-style-language/schema/raw/master/csl-citation.json"} </w:instrText>
+      </w:r>
+      <w:r>
+        <w:fldChar w:fldCharType="separate"/>
+      </w:r>
+      <w:r>
+        <w:rPr>
+          <w:noProof/>
+        </w:rPr>
+        <w:t>(Youle, 2019)</w:t>
+      </w:r>
+      <w:r>
+        <w:fldChar w:fldCharType="end"/>
+      </w:r>
+    </w:p>
+    <w:p>
+      <w:r>
+        <w:lastRenderedPageBreak/>
+        <w:t xml:space="preserve">Gut microbiome is related to ROS balance and signaling </w:t>
+      </w:r>
+      <w:r>
+        <w:fldChar w:fldCharType="begin"/>
+      </w:r>
+      <w:r>
+        <w:instrText xml:space="preserve"> ADDIN ZOTERO_ITEM CSL_CITATION {"citationID":"WeFQBWfS","properties":{"formattedCitation":"(Ballard &amp; Towarnicki, 2020)","plainCitation":"(Ballard &amp; Towarnicki, 2020)","noteIndex":0},"citationItems":[{"id":3494,"uris":["http://zotero.org/users/13901503/items/EE4WVDAC"],"itemData":{"id":3494,"type":"article-journal","abstract":"In this review, we discuss the connections between mitochondria and the gut microbiome provided by reactive oxygen species (ROS). We examine the mitochondrion as an endosymbiotic organelle that is a hub for energy production, signaling, and cell homeostasis. Maintaining a diverse gut microbiome is generally associated with organismal fitness, intestinal health and resistance to environmental stress. In contrast, gut microbiome imbalance, termed dysbiosis, is linked to a reduction in organismal well-being. ROS are essential signaling molecules but can be damaging when present in excess. Increasing ROS levels have been shown to influence human health, homeostasis of gut cells, and the gastrointestinal microbial community's biodiversity. Reciprocally, gut microbes can affect ROS levels, mitochondrial homeostasis, and host health. We propose that mechanistic understanding of the suite of bi-directional interactions between mitochondria and the gut microbiome will facilitate innovative interdisciplinary studies examining evolutionary divergence and provide novel treatments and therapeutics for disease.\nGloss\nIn this review, we focus on the nexus between mitochondria and the gut microbiome provided by reactive oxygen species (ROS). Mitochondria are a cell organelle that is derived from an ancestral alpha-proteobacteria. They generate around 80% of the adenosine triphosphate that an organism needs to function and release a range of signaling molecules essential for cellular homeostasis. The gut microbiome is a suite of microorganisms that are commensal, symbiotic and pathogenic to their host. ROS are one predominant group of essential signaling molecules that can be harmful in excess. We suggest that the mitochondria- microbiome nexus is a frontier of research that has cross-disciplinary benefits in understanding genetic divergence and human well-being.","container-title":"Cellular Signalling","DOI":"10.1016/j.cellsig.2020.109737","ISSN":"0898-6568","journalAbbreviation":"Cellular Signalling","page":"109737","source":"ScienceDirect","title":"Mitochondria, the gut microbiome and ROS","volume":"75","author":[{"family":"Ballard","given":"J. William O."},{"family":"Towarnicki","given":"Samuel G."}],"issued":{"date-parts":[["2020",11,1]]}}}],"schema":"https://github.com/citation-style-language/schema/raw/master/csl-citation.json"} </w:instrText>
+      </w:r>
+      <w:r>
+        <w:fldChar w:fldCharType="separate"/>
+      </w:r>
+      <w:r>
+        <w:rPr>
+          <w:noProof/>
+        </w:rPr>
+        <w:t>(Ballard &amp; Towarnicki, 2020)</w:t>
+      </w:r>
+      <w:r>
+        <w:fldChar w:fldCharType="end"/>
+      </w:r>
+    </w:p>
+    <w:p>
+      <w:r>
+        <w:t>ROS abu</w:t>
+      </w:r>
+      <w:r>
+        <w:t>ndan</w:t>
+      </w:r>
+      <w:r>
+        <w:t xml:space="preserve">ces can restructure gut microbiome composition </w:t>
+      </w:r>
+      <w:r>
+        <w:fldChar w:fldCharType="begin"/>
+      </w:r>
+      <w:r>
+        <w:instrText xml:space="preserve"> ADDIN ZOTERO_ITEM CSL_CITATION {"citationID":"BXBlXs8n","properties":{"formattedCitation":"(Yardeni et al., 2019)","plainCitation":"(Yardeni et al., 2019)","noteIndex":0},"citationItems":[{"id":3328,"uris":["http://zotero.org/users/13901503/items/R2W8Z2FT"],"itemData":{"id":3328,"type":"article-journal","abstract":"Changes in the gut microbiota and the mitochondrial genome are both linked with the development of disease. To investigate why, we examined the gut microbiota of mice harboring various mutations in genes that alter mitochondrial function. These studies revealed that mitochondrial genetic variations altered the composition of the gut microbiota community. In cross-fostering studies, we found that although the initial microbiota community of newborn mice was that obtained from the nursing mother, the microbiota community progressed toward that characteristic of the microbiome of unfostered pups of the same genotype within 2 months. Analysis of the mitochondrial DNA variants associated with altered gut microbiota suggested that microbiome species diversity correlated with host reactive oxygen species (ROS) production. To determine whether the abundance of ROS could alter the gut microbiota, mice were aged, treated with N-acetylcysteine, or engineered to express the ROS scavenger catalase specifically within the mitochondria. All three conditions altered the microbiota from that initially established. Thus, these data suggest that the mitochondrial genotype modulates both ROS production and the species diversity of the gut microbiome, implying that the connection between the gut microbiome and common disease phenotypes might be due to underlying changes in mitochondrial function.","container-title":"Science Signaling","DOI":"10.1126/scisignal.aaw3159","issue":"588","note":"publisher: American Association for the Advancement of Science","page":"eaaw3159","source":"www-science-org.proxy.lib.umich.edu (Atypon)","title":"Host mitochondria influence gut microbiome diversity: A role for ROS","title-short":"Host mitochondria influence gut microbiome diversity","volume":"12","author":[{"family":"Yardeni","given":"Tal"},{"family":"Tanes","given":"Ceylan E."},{"family":"Bittinger","given":"Kyle"},{"family":"Mattei","given":"Lisa M."},{"family":"Schaefer","given":"Patrick M."},{"family":"Singh","given":"Larry N."},{"family":"Wu","given":"Gary D."},{"family":"Murdock","given":"Deborah G."},{"family":"Wallace","given":"Douglas C."}],"issued":{"date-parts":[["2019",7,2]]}}}],"schema":"https://github.com/citation-style-language/schema/raw/master/csl-citation.json"} </w:instrText>
+      </w:r>
+      <w:r>
+        <w:fldChar w:fldCharType="separate"/>
+      </w:r>
+      <w:r>
+        <w:rPr>
+          <w:noProof/>
+        </w:rPr>
+        <w:t>(Yardeni et al., 2019)</w:t>
+      </w:r>
+      <w:r>
+        <w:fldChar w:fldCharType="end"/>
+      </w:r>
+      <w:r>
+        <w:t xml:space="preserve">, ROS might act specifically on specific gut microbiota </w:t>
+      </w:r>
+    </w:p>
+    <w:p>
+      <w:r>
+        <w:t xml:space="preserve">Changes in gut composition can also induce increased </w:t>
+      </w:r>
+      <w:r>
+        <w:t>gener</w:t>
+      </w:r>
+      <w:r>
+        <w:t xml:space="preserve">ation of ROS </w:t>
+      </w:r>
+      <w:r>
+        <w:fldChar w:fldCharType="begin"/>
+      </w:r>
+      <w:r>
+        <w:instrText xml:space="preserve"> ADDIN ZOTERO_ITEM CSL_CITATION {"citationID":"UgQuZq55","properties":{"formattedCitation":"(Kunst et al., 2023)","plainCitation":"(Kunst et al., 2023)","noteIndex":0},"citationItems":[{"id":3255,"uris":["http://zotero.org/users/13901503/items/FQ9APYWZ"],"itemData":{"id":3255,"type":"article-journal","abstract":"The human gastrointestinal tract is home to a complex microbial community that plays an important role in the general well-being of the entire organism. The gut microbiota generates a variety of metabolites and thereby regulates many biological processes, such as the regulation of the immune system. In the gut, bacteria are in direct contact with the host. The major challenge here is to prevent unwanted inflammatory reactions on one hand and on the other hand to ensure that the immune system can be activated when pathogens invade. Here the REDOX equilibrium is of utmost importance. This REDOX equilibrium is controlled by the microbiota either directly or indirectly via bacterial-derived metabolites. A balanced microbiome sorts for a stable REDOX balance, whereas dysbiosis destabilizes this equilibrium. An imbalanced REDOX status directly affects the immune system by disrupting intracellular signaling and promoting inflammatory responses. Here we (i) focus on the most common reactive oxygen species (ROS) and (ii) define the transition from a balanced REDOX state to oxidative stress. Further, we (iii) describe the role of ROS in regulating the immune system and inflammatory responses. Thereafter, we (iv) examine the influence of microbiota on REDOX homeostasis and how shifts in pro- and anti-oxidative cellular conditions can suppress or promote immune responses or inflammation.","container-title":"Biomedicines","DOI":"10.3390/biomedicines11051388","ISSN":"2227-9059","issue":"5","journalAbbreviation":"Biomedicines","note":"PMID: 37239059\nPMCID: PMC10216031","page":"1388","source":"PubMed Central","title":"The Influence of Gut Microbiota on Oxidative Stress and the Immune System","volume":"11","author":[{"family":"Kunst","given":"Claudia"},{"family":"Schmid","given":"Stephan"},{"family":"Michalski","given":"Marlen"},{"family":"Tümen","given":"Deniz"},{"family":"Buttenschön","given":"Jonas"},{"family":"Müller","given":"Martina"},{"family":"Gülow","given":"Karsten"}],"issued":{"date-parts":[["2023",5,8]]}}}],"schema":"https://github.com/citation-style-language/schema/raw/master/csl-citation.json"} </w:instrText>
+      </w:r>
+      <w:r>
+        <w:fldChar w:fldCharType="separate"/>
+      </w:r>
+      <w:r>
+        <w:rPr>
+          <w:noProof/>
+        </w:rPr>
+        <w:t>(Kunst et al., 2023)</w:t>
+      </w:r>
+      <w:r>
+        <w:fldChar w:fldCharType="end"/>
+      </w:r>
+    </w:p>
+    <w:p>
+      <w:r>
+        <w:t>Describes</w:t>
+      </w:r>
+      <w:r>
+        <w:t xml:space="preserve"> the feedback loop between ox</w:t>
+      </w:r>
+      <w:r>
+        <w:t>i</w:t>
+      </w:r>
+      <w:r>
+        <w:t>dative stress inflammation and the gut microbiome</w:t>
+      </w:r>
+      <w:r>
+        <w:t>,</w:t>
+      </w:r>
+      <w:r>
+        <w:t xml:space="preserve"> </w:t>
+      </w:r>
+      <w:r>
+        <w:fldChar w:fldCharType="begin"/>
+      </w:r>
+      <w:r>
+        <w:instrText xml:space="preserve"> ADDIN ZOTERO_ITEM CSL_CITATION {"citationID":"ZeUt7qih","properties":{"formattedCitation":"(L. Li et al., 2023; Mostafavi Abdolmaleky &amp; Zhou, 2024)","plainCitation":"(L. Li et al., 2023; Mostafavi Abdolmaleky &amp; Zhou, 2024)","noteIndex":0},"citationItems":[{"id":3497,"uris":["http://zotero.org/users/13901503/items/RMY7RJ4R"],"itemData":{"id":3497,"type":"article-journal","abstract":"Inflammatory bowel disease (IBD) is a long-term, progressive, and recurrent intestinal inflammatory disorder. The pathogenic mechanisms of IBD are multifaceted and associated with oxidative stress, unbalanced gut microbiota, and aberrant immune response. Indeed, oxidative stress can affect the progression and development of IBD by regulating the homeostasis of the gut microbiota and immune response. Therefore, redox-targeted therapy is a promising treatment option for IBD. Recent evidence has verified that Chinese herbal medicine (CHM)-derived polyphenols, natural antioxidants, are able to maintain redox equilibrium in the intestinal tract to prevent abnormal gut microbiota and radical inflammatory responses. Here, we provide a comprehensive perspective for implementing natural antioxidants as potential IBD candidate medications. In addition, we demonstrate novel technologies and stratagems for promoting the antioxidative properties of CHM-derived polyphenols, including novel delivery systems, chemical modifications, and combination strategies.","container-title":"Antioxidants","DOI":"10.3390/antiox12040967","ISSN":"2076-3921","issue":"4","language":"en","license":"http://creativecommons.org/licenses/by/3.0/","note":"number: 4\npublisher: Multidisciplinary Digital Publishing Institute","page":"967","source":"www-mdpi-com.proxy.lib.umich.edu","title":"Oxidative Stress, Inflammation, Gut Dysbiosis: What Can Polyphenols Do in Inflammatory Bowel Disease?","title-short":"Oxidative Stress, Inflammation, Gut Dysbiosis","volume":"12","author":[{"family":"Li","given":"Lei"},{"family":"Peng","given":"Peilan"},{"family":"Ding","given":"Ning"},{"family":"Jia","given":"Wenhui"},{"family":"Huang","given":"Canhua"},{"family":"Tang","given":"Yong"}],"issued":{"date-parts":[["2023",4]]}}},{"id":3251,"uris":["http://zotero.org/users/13901503/items/RA2W4N37"],"itemData":{"id":3251,"type":"article-journal","abstract":"Gut dysbiosis, resulting from an imbalance in the gut microbiome, can induce excessive production of reactive oxygen species (ROS), leading to inflammation, DNA damage, activation of the immune system, and epigenetic alterations of critical genes involved in the metabolic pathways. Gut dysbiosis-induced inflammation can also disrupt the gut barrier integrity and increase intestinal permeability, which allows gut-derived toxic products to enter the liver and systemic circulation, further triggering oxidative stress, inflammation, and epigenetic alterations associated with metabolic diseases. However, specific gut-derived metabolites, such as short-chain fatty acids (SCFAs), lactate, and vitamins, can modulate oxidative stress and the immune system through epigenetic mechanisms, thereby improving metabolic function. Gut microbiota and diet-induced metabolic diseases, such as obesity, insulin resistance, dyslipidemia, and hypertension, can transfer to the next generation, involving epigenetic mechanisms. In this review, we will introduce the key epigenetic alterations that, along with gut dysbiosis and ROS, are engaged in developing metabolic diseases. Finally, we will discuss potential therapeutic interventions such as dietary modifications, prebiotics, probiotics, postbiotics, and fecal microbiota transplantation, which may reduce oxidative stress and inflammation associated with metabolic syndrome by altering gut microbiota and epigenetic alterations. In summary, this review highlights the crucial role of gut microbiota dysbiosis, oxidative stress, and inflammation in the pathogenesis of metabolic diseases, with a particular focus on epigenetic alterations (including histone modifications, DNA methylomics, and RNA interference) and potential interventions that may prevent or improve metabolic diseases.","container-title":"Antioxidants","DOI":"10.3390/antiox13080985","ISSN":"2076-3921","issue":"8","language":"en","license":"http://creativecommons.org/licenses/by/3.0/","note":"number: 8\npublisher: Multidisciplinary Digital Publishing Institute","page":"985","source":"www-mdpi-com.proxy.lib.umich.edu","title":"Gut Microbiota Dysbiosis, Oxidative Stress, Inflammation, and Epigenetic Alterations in Metabolic Diseases","volume":"13","author":[{"family":"Mostafavi Abdolmaleky","given":"Hamid"},{"family":"Zhou","given":"Jin-Rong"}],"issued":{"date-parts":[["2024",8]]}}}],"schema":"https://github.com/citation-style-language/schema/raw/master/csl-citation.json"} </w:instrText>
+      </w:r>
+      <w:r>
+        <w:fldChar w:fldCharType="separate"/>
+      </w:r>
+      <w:r>
+        <w:rPr>
+          <w:noProof/>
+        </w:rPr>
+        <w:t>(L. Li et al., 2023; Mostafavi Abdolmaleky &amp; Zhou, 2024)</w:t>
+      </w:r>
+      <w:r>
+        <w:fldChar w:fldCharType="end"/>
+      </w:r>
+    </w:p>
+    <w:p>
+      <w:r>
+        <w:t xml:space="preserve">The gut directly affect redox </w:t>
+      </w:r>
+      <w:proofErr w:type="spellStart"/>
+      <w:r>
+        <w:t>balane</w:t>
+      </w:r>
+      <w:proofErr w:type="spellEnd"/>
+      <w:r>
+        <w:t xml:space="preserve"> through the production of antioxidants </w:t>
+      </w:r>
+      <w:r>
+        <w:fldChar w:fldCharType="begin"/>
+      </w:r>
+      <w:r>
+        <w:instrText xml:space="preserve"> ADDIN ZOTERO_ITEM CSL_CITATION {"citationID":"9oQXngoK","properties":{"formattedCitation":"(Kunst et al., 2023)","plainCitation":"(Kunst et al., 2023)","noteIndex":0},"citationItems":[{"id":3255,"uris":["http://zotero.org/users/13901503/items/FQ9APYWZ"],"itemData":{"id":3255,"type":"article-journal","abstract":"The human gastrointestinal tract is home to a complex microbial community that plays an important role in the general well-being of the entire organism. The gut microbiota generates a variety of metabolites and thereby regulates many biological processes, such as the regulation of the immune system. In the gut, bacteria are in direct contact with the host. The major challenge here is to prevent unwanted inflammatory reactions on one hand and on the other hand to ensure that the immune system can be activated when pathogens invade. Here the REDOX equilibrium is of utmost importance. This REDOX equilibrium is controlled by the microbiota either directly or indirectly via bacterial-derived metabolites. A balanced microbiome sorts for a stable REDOX balance, whereas dysbiosis destabilizes this equilibrium. An imbalanced REDOX status directly affects the immune system by disrupting intracellular signaling and promoting inflammatory responses. Here we (i) focus on the most common reactive oxygen species (ROS) and (ii) define the transition from a balanced REDOX state to oxidative stress. Further, we (iii) describe the role of ROS in regulating the immune system and inflammatory responses. Thereafter, we (iv) examine the influence of microbiota on REDOX homeostasis and how shifts in pro- and anti-oxidative cellular conditions can suppress or promote immune responses or inflammation.","container-title":"Biomedicines","DOI":"10.3390/biomedicines11051388","ISSN":"2227-9059","issue":"5","journalAbbreviation":"Biomedicines","note":"PMID: 37239059\nPMCID: PMC10216031","page":"1388","source":"PubMed Central","title":"The Influence of Gut Microbiota on Oxidative Stress and the Immune System","volume":"11","author":[{"family":"Kunst","given":"Claudia"},{"family":"Schmid","given":"Stephan"},{"family":"Michalski","given":"Marlen"},{"family":"Tümen","given":"Deniz"},{"family":"Buttenschön","given":"Jonas"},{"family":"Müller","given":"Martina"},{"family":"Gülow","given":"Karsten"}],"issued":{"date-parts":[["2023",5,8]]}}}],"schema":"https://github.com/citation-style-language/schema/raw/master/csl-citation.json"} </w:instrText>
+      </w:r>
+      <w:r>
+        <w:fldChar w:fldCharType="separate"/>
+      </w:r>
+      <w:r>
+        <w:rPr>
+          <w:noProof/>
+        </w:rPr>
+        <w:t>(Kunst et al., 2023)</w:t>
+      </w:r>
+      <w:r>
+        <w:fldChar w:fldCharType="end"/>
+      </w:r>
+    </w:p>
+    <w:p/>
+    <w:p>
+      <w:r>
+        <w:t xml:space="preserve">Obligate anaerobes are more sensitive are disproportionately affected by oxidative stress compared to aerobes or facultative aerobes because they have more limited antioxidant defense to neutralize ROS. </w:t>
+      </w:r>
+      <w:r>
+        <w:t xml:space="preserve">These are good cites to read about this: </w:t>
+      </w:r>
+      <w:r>
+        <w:fldChar w:fldCharType="begin"/>
+      </w:r>
+      <w:r>
+        <w:instrText xml:space="preserve"> ADDIN ZOTERO_ITEM CSL_CITATION {"citationID":"Xh129hmZ","properties":{"formattedCitation":"(Imlay, 2008; J. Li et al., 2022; Z. Lu et al., 2018; McCord et al., 1971)","plainCitation":"(Imlay, 2008; J. Li et al., 2022; Z. Lu et al., 2018; McCord et al., 1971)","noteIndex":0},"citationItems":[{"id":3595,"uris":["http://zotero.org/users/13901503/items/2PM2L385"],"itemData":{"id":3595,"type":"article-journal","abstract":"Many bacteria have historically been classified as obligate anaerobes. They have been construed as wholly intolerant of oxygen, a feature that was originally ascribed to their lack of superoxide dismutases and catalases. Clostridial species were regarded as classic examples. We now know this view is quite wrong: enzymes that scavenge superoxide, hydrogen peroxide, and even oxygen itself abound in anaerobes. In the current issue, Hillmann et al. demonstrate that full expression of these proteins can allow Clostridium acetobutylicum to survive and even grow in oxygenated culture medium. Evidently oxidative defenses in anaerobes can be robust. In all likelihood they are critical for the movement of bacteria thru aerobic environments to new anaerobic habitats.","container-title":"Molecular microbiology","DOI":"10.1111/j.1365-2958.2008.06213.x","ISSN":"0950-382X","issue":"4","journalAbbreviation":"Mol Microbiol","note":"PMID: 18363793\nPMCID: PMC3049258","page":"801-804","source":"PubMed Central","title":"How obligatory is anaerobiosis?","volume":"68","author":[{"family":"Imlay","given":"James A."}],"issued":{"date-parts":[["2008",5]]}}},{"id":3585,"uris":["http://zotero.org/users/13901503/items/MFJ8AJ2E"],"itemData":{"id":3585,"type":"article-journal","abstract":"In-depth understanding of the molecular mechanisms and physiological consequences of oxidative stress is still limited for anaerobes. Anaerobic biotechnology has become widely accepted by the wastewater/sludge industry as a better alternative to more conventional but costly aerobic processes. However, the functional anaerobic microorganisms used in anaerobic biotechnology are frequently hampered by reactive oxygen/nitrogen species (ROS/RNS)-mediated oxidative stress caused by exposure to stressful factors (e.g., oxygen and heavy metals), which negatively impact treatment performance. Thus, identifying stressful factors and understanding antioxidative defense mechanisms of functional obligate anaerobes are crucial for the optimization of anaerobic bioprocesses. Herein, we present a comprehensive overview of oxidative stress and antioxidant mechanisms of obligate anaerobes involved in anaerobic bioprocesses; as examples, we focus on anaerobic ammonium oxidation bacteria and methanogenic archaea. We summarize the primary stress factors in anaerobic bioprocesses and the cellular antioxidant defense systems of functional anaerobes, a consortia of enzymatic and nonenzymatic mechanisms. The dual role of ROS/RNS in cellular processes is elaborated; at low concentrations, they have vital cell signaling functions, but at high concentrations, they cause oxidative damage. Finally, we highlight gaps in knowledge and future work to uncover antioxidant and damage repair mechanisms in obligate anaerobes. This review provides in-depth insights and guidance for future research on oxidative stress of obligate anaerobes to boost the accurate regulation of anaerobic bioprocesses in challenging and changing operating conditions.","container-title":"Science of The Total Environment","DOI":"10.1016/j.scitotenv.2022.156454","ISSN":"0048-9697","journalAbbreviation":"Science of The Total Environment","page":"156454","source":"ScienceDirect","title":"Oxidative stress and antioxidant mechanisms of obligate anaerobes involved in biological waste treatment processes: A review","title-short":"Oxidative stress and antioxidant mechanisms of obligate anaerobes involved in biological waste treatment processes","volume":"838","author":[{"family":"Li","given":"Jia"},{"family":"Ran","given":"Xiaochuan"},{"family":"Zhou","given":"Mingda"},{"family":"Wang","given":"Kaichong"},{"family":"Wang","given":"Han"},{"family":"Wang","given":"Yayi"}],"issued":{"date-parts":[["2022",9,10]]}}},{"id":3598,"uris":["http://zotero.org/users/13901503/items/AT42KT3B"],"itemData":{"id":3598,"type":"article-journal","abstract":"It has been unclear whether superoxide and/or hydrogen peroxide play important roles in the phenomenon of obligate anaerobiosis. This question was explored using Bacteroides thetaiotaomicron, a major fermentative bacterium in the human gastrointestinal tract. Aeration inactivated two enzyme families—[4Fe-4S] dehydratases and nonredox mononuclear iron enzymes—whose homologs, in contrast, remain active in aerobic Escherichia coli. Inactivation-rate measurements of one such enzyme, B. thetaiotaomicron fumarase, showed that it is no more intrinsically sensitive to oxidants than is an E. coli fumarase. Indeed, when the E. coli enzymes were expressed in B. thetaiotaomicron, they no longer could tolerate aeration; conversely, the B. thetaiotaomicron enzymes maintained full activity when expressed in aerobic E. coli. Thus, the aerobic inactivation of the B. thetaiotaomicron enzymes is a feature of their intracellular environment rather than of the enzymes themselves. B. thetaiotaomicron possesses superoxide dismutase and peroxidases, and it can repair damaged enzymes. However, measurements confirmed that the rate of reactive oxygen species production inside aerated B. thetaiotaomicron is far higher than in E. coli. Analysis of the damaged enzymes recovered from aerated B. thetaiotaomicron suggested that they had been inactivated by superoxide rather than by hydrogen peroxide. Accordingly, overproduction of superoxide dismutase substantially protected the enzymes from aeration. We conclude that when this anaerobe encounters oxygen, its internal superoxide levels rise high enough to inactivate key catabolic and biosynthetic enzymes. Superoxide thus comprises a major element of the oxygen sensitivity of this anaerobe. The extent to which molecular oxygen exerts additional direct effects remains to be determined.","container-title":"Proceedings of the National Academy of Sciences","DOI":"10.1073/pnas.1800120115","issue":"14","note":"publisher: Proceedings of the National Academy of Sciences","page":"E3266-E3275","source":"www-pnas-org.proxy.lib.umich.edu (Atypon)","title":"Endogenous superoxide is a key effector of the oxygen sensitivity of a model obligate anaerobe","volume":"115","author":[{"family":"Lu","given":"Zheng"},{"family":"Sethu","given":"Ramakrishnan"},{"family":"Imlay","given":"James A."}],"issued":{"date-parts":[["2018",4,3]]}}},{"id":3602,"uris":["http://zotero.org/users/13901503/items/XVIRKXQ2"],"itemData":{"id":3602,"type":"article-journal","abstract":"The distribution of catalase and superoxide dismutase has been examined in various micro-organisms. Strict anaerobes exhibited no superoxide dismutase and, generally, no catalase activity. All aerobic organisms containing cytochrome systems were found to contain both superoxide dismutase and catalase. Aerotolerant anaerobes, which survive exposure to air and metabolize oxygen to a limited extent but do not contain cytochrome systems, were found to be devoid of catalase activity but did exhibit superoxide dismutase activity. This distribution is consistent with the proposal that the prime physiological function of superoxide dismutase is protection of oxygen-metabolizing organisms against the potentially detrimental effects of the superoxide free radical, a biologically produced intermediate resulting from the univalent reduction of molecular oxygen.","container-title":"Proceedings of the National Academy of Sciences","DOI":"10.1073/pnas.68.5.1024","issue":"5","note":"publisher: Proceedings of the National Academy of Sciences","page":"1024-1027","source":"www-pnas-org.proxy.lib.umich.edu (Atypon)","title":"An Enzyme-Based Theory of Obligate Anaerobiosis: The Physiological Function of Superoxide Dismutase","title-short":"An Enzyme-Based Theory of Obligate Anaerobiosis","volume":"68","author":[{"family":"McCord","given":"Joe M."},{"family":"Keele","given":"Bernard B."},{"family":"Fridovich","given":"Irwin"}],"issued":{"date-parts":[["1971",5]]}}}],"schema":"https://github.com/citation-style-language/schema/raw/master/csl-citation.json"} </w:instrText>
+      </w:r>
+      <w:r>
+        <w:fldChar w:fldCharType="separate"/>
+      </w:r>
+      <w:r>
+        <w:rPr>
+          <w:noProof/>
+        </w:rPr>
+        <w:t>(Imlay, 2008; J. Li et al., 2022; Z. Lu et al., 2018; McCord et al., 1971)</w:t>
+      </w:r>
+      <w:r>
+        <w:fldChar w:fldCharType="end"/>
+      </w:r>
+    </w:p>
+    <w:p/>
+    <w:p>
+      <w:pPr>
         <w:rPr>
           <w:b/>
           <w:bCs/>
           <w:sz w:val="28"/>
           <w:szCs w:val="28"/>
         </w:rPr>
-        <w:lastRenderedPageBreak/>
-        <w:t>Bringing it all together</w:t>
-      </w:r>
-    </w:p>
-    <w:p>
-      <w:r>
-        <w:t xml:space="preserve">Bringing it all together, high temperatures may trigger a cascade of effects in the gut environment that reduce host tolerance for important commensals and affect the inflammatory tone resulting in high inflammation for longer periods that may cause disease. If there is support for this… interaction effect should be related to </w:t>
-      </w:r>
-      <w:proofErr w:type="spellStart"/>
-      <w:r>
-        <w:t>pathwasyt</w:t>
-      </w:r>
-      <w:proofErr w:type="spellEnd"/>
-      <w:r>
-        <w:t xml:space="preserve"> hat directly or indirectly affect immune modulation. Have support for this </w:t>
-      </w:r>
-      <w:proofErr w:type="spellStart"/>
-      <w:r>
-        <w:t>thorugh</w:t>
-      </w:r>
-      <w:proofErr w:type="spellEnd"/>
-      <w:r>
-        <w:t xml:space="preserve"> the specific taxa and the specific pathways that show up in the interaction effect. </w:t>
-      </w:r>
-    </w:p>
-    <w:p>
-      <w:r>
-        <w:t xml:space="preserve">Inflammation may induce ROS and impact gut composition </w:t>
-      </w:r>
-      <w:r>
-        <w:fldChar w:fldCharType="begin"/>
-      </w:r>
-      <w:r>
-        <w:instrText xml:space="preserve"> ADDIN ZOTERO_ITEM CSL_CITATION {"citationID":"iZj6ow9V","properties":{"formattedCitation":"(Ballard &amp; Towarnicki, 2020)","plainCitation":"(Ballard &amp; Towarnicki, 2020)","noteIndex":0},"citationItems":[{"id":3494,"uris":["http://zotero.org/users/13901503/items/EE4WVDAC"],"itemData":{"id":3494,"type":"article-journal","abstract":"In this review, we discuss the connections between mitochondria and the gut microbiome provided by reactive oxygen species (ROS). We examine the mitochondrion as an endosymbiotic organelle that is a hub for energy production, signaling, and cell homeostasis. Maintaining a diverse gut microbiome is generally associated with organismal fitness, intestinal health and resistance to environmental stress. In contrast, gut microbiome imbalance, termed dysbiosis, is linked to a reduction in organismal well-being. ROS are essential signaling molecules but can be damaging when present in excess. Increasing ROS levels have been shown to influence human health, homeostasis of gut cells, and the gastrointestinal microbial community's biodiversity. Reciprocally, gut microbes can affect ROS levels, mitochondrial homeostasis, and host health. We propose that mechanistic understanding of the suite of bi-directional interactions between mitochondria and the gut microbiome will facilitate innovative interdisciplinary studies examining evolutionary divergence and provide novel treatments and therapeutics for disease.\nGloss\nIn this review, we focus on the nexus between mitochondria and the gut microbiome provided by reactive oxygen species (ROS). Mitochondria are a cell organelle that is derived from an ancestral alpha-proteobacteria. They generate around 80% of the adenosine triphosphate that an organism needs to function and release a range of signaling molecules essential for cellular homeostasis. The gut microbiome is a suite of microorganisms that are commensal, symbiotic and pathogenic to their host. ROS are one predominant group of essential signaling molecules that can be harmful in excess. We suggest that the mitochondria- microbiome nexus is a frontier of research that has cross-disciplinary benefits in understanding genetic divergence and human well-being.","container-title":"Cellular Signalling","DOI":"10.1016/j.cellsig.2020.109737","ISSN":"0898-6568","journalAbbreviation":"Cellular Signalling","page":"109737","source":"ScienceDirect","title":"Mitochondria, the gut microbiome and ROS","volume":"75","author":[{"family":"Ballard","given":"J. William O."},{"family":"Towarnicki","given":"Samuel G."}],"issued":{"date-parts":[["2020",11,1]]}}}],"schema":"https://github.com/citation-style-language/schema/raw/master/csl-citation.json"} </w:instrText>
-      </w:r>
-      <w:r>
-        <w:fldChar w:fldCharType="separate"/>
-      </w:r>
-      <w:r>
-        <w:rPr>
-          <w:noProof/>
-        </w:rPr>
-        <w:t>(Ballard &amp; Towarnicki, 2020)</w:t>
-      </w:r>
-      <w:r>
-        <w:fldChar w:fldCharType="end"/>
-      </w:r>
-    </w:p>
-    <w:p>
-      <w:proofErr w:type="spellStart"/>
-      <w:r>
-        <w:t>Decribes</w:t>
-      </w:r>
-      <w:proofErr w:type="spellEnd"/>
-      <w:r>
-        <w:t xml:space="preserve"> the feedback loop between </w:t>
-      </w:r>
-      <w:proofErr w:type="spellStart"/>
-      <w:r>
-        <w:t>oxdative</w:t>
-      </w:r>
-      <w:proofErr w:type="spellEnd"/>
-      <w:r>
-        <w:t xml:space="preserve"> stress inflammation and the gut microbiome </w:t>
-      </w:r>
-      <w:r>
-        <w:fldChar w:fldCharType="begin"/>
-      </w:r>
-      <w:r>
-        <w:instrText xml:space="preserve"> ADDIN ZOTERO_ITEM CSL_CITATION {"citationID":"ZVo4Iuph","properties":{"formattedCitation":"(Li et al., 2023; Mostafavi Abdolmaleky &amp; Zhou, 2024)","plainCitation":"(Li et al., 2023; Mostafavi Abdolmaleky &amp; Zhou, 2024)","noteIndex":0},"citationItems":[{"id":3497,"uris":["http://zotero.org/users/13901503/items/RMY7RJ4R"],"itemData":{"id":3497,"type":"article-journal","abstract":"Inflammatory bowel disease (IBD) is a long-term, progressive, and recurrent intestinal inflammatory disorder. The pathogenic mechanisms of IBD are multifaceted and associated with oxidative stress, unbalanced gut microbiota, and aberrant immune response. Indeed, oxidative stress can affect the progression and development of IBD by regulating the homeostasis of the gut microbiota and immune response. Therefore, redox-targeted therapy is a promising treatment option for IBD. Recent evidence has verified that Chinese herbal medicine (CHM)-derived polyphenols, natural antioxidants, are able to maintain redox equilibrium in the intestinal tract to prevent abnormal gut microbiota and radical inflammatory responses. Here, we provide a comprehensive perspective for implementing natural antioxidants as potential IBD candidate medications. In addition, we demonstrate novel technologies and stratagems for promoting the antioxidative properties of CHM-derived polyphenols, including novel delivery systems, chemical modifications, and combination strategies.","container-title":"Antioxidants","DOI":"10.3390/antiox12040967","ISSN":"2076-3921","issue":"4","language":"en","license":"http://creativecommons.org/licenses/by/3.0/","note":"number: 4\npublisher: Multidisciplinary Digital Publishing Institute","page":"967","source":"www-mdpi-com.proxy.lib.umich.edu","title":"Oxidative Stress, Inflammation, Gut Dysbiosis: What Can Polyphenols Do in Inflammatory Bowel Disease?","title-short":"Oxidative Stress, Inflammation, Gut Dysbiosis","volume":"12","author":[{"family":"Li","given":"Lei"},{"family":"Peng","given":"Peilan"},{"family":"Ding","given":"Ning"},{"family":"Jia","given":"Wenhui"},{"family":"Huang","given":"Canhua"},{"family":"Tang","given":"Yong"}],"issued":{"date-parts":[["2023",4]]}}},{"id":3251,"uris":["http://zotero.org/users/13901503/items/RA2W4N37"],"itemData":{"id":3251,"type":"article-journal","abstract":"Gut dysbiosis, resulting from an imbalance in the gut microbiome, can induce excessive production of reactive oxygen species (ROS), leading to inflammation, DNA damage, activation of the immune system, and epigenetic alterations of critical genes involved in the metabolic pathways. Gut dysbiosis-induced inflammation can also disrupt the gut barrier integrity and increase intestinal permeability, which allows gut-derived toxic products to enter the liver and systemic circulation, further triggering oxidative stress, inflammation, and epigenetic alterations associated with metabolic diseases. However, specific gut-derived metabolites, such as short-chain fatty acids (SCFAs), lactate, and vitamins, can modulate oxidative stress and the immune system through epigenetic mechanisms, thereby improving metabolic function. Gut microbiota and diet-induced metabolic diseases, such as obesity, insulin resistance, dyslipidemia, and hypertension, can transfer to the next generation, involving epigenetic mechanisms. In this review, we will introduce the key epigenetic alterations that, along with gut dysbiosis and ROS, are engaged in developing metabolic diseases. Finally, we will discuss potential therapeutic interventions such as dietary modifications, prebiotics, probiotics, postbiotics, and fecal microbiota transplantation, which may reduce oxidative stress and inflammation associated with metabolic syndrome by altering gut microbiota and epigenetic alterations. In summary, this review highlights the crucial role of gut microbiota dysbiosis, oxidative stress, and inflammation in the pathogenesis of metabolic diseases, with a particular focus on epigenetic alterations (including histone modifications, DNA methylomics, and RNA interference) and potential interventions that may prevent or improve metabolic diseases.","container-title":"Antioxidants","DOI":"10.3390/antiox13080985","ISSN":"2076-3921","issue":"8","language":"en","license":"http://creativecommons.org/licenses/by/3.0/","note":"number: 8\npublisher: Multidisciplinary Digital Publishing Institute","page":"985","source":"www-mdpi-com.proxy.lib.umich.edu","title":"Gut Microbiota Dysbiosis, Oxidative Stress, Inflammation, and Epigenetic Alterations in Metabolic Diseases","volume":"13","author":[{"family":"Mostafavi Abdolmaleky","given":"Hamid"},{"family":"Zhou","given":"Jin-Rong"}],"issued":{"date-parts":[["2024",8]]}}}],"schema":"https://github.com/citation-style-language/schema/raw/master/csl-citation.json"} </w:instrText>
-      </w:r>
-      <w:r>
-        <w:fldChar w:fldCharType="separate"/>
-      </w:r>
-      <w:r>
-        <w:rPr>
-          <w:noProof/>
-        </w:rPr>
-        <w:t>(Li et al., 2023; Mostafavi Abdolmaleky &amp; Zhou, 2024)</w:t>
-      </w:r>
-      <w:r>
-        <w:fldChar w:fldCharType="end"/>
-      </w:r>
-    </w:p>
-    <w:p>
-      <w:r>
-        <w:t>Intestinal damage associated with heat stress is likely connected to the gut microbiome</w:t>
-      </w:r>
-      <w:r>
-        <w:t xml:space="preserve">, speculation that </w:t>
-      </w:r>
-      <w:proofErr w:type="spellStart"/>
-      <w:r>
-        <w:t>lost</w:t>
-      </w:r>
-      <w:proofErr w:type="spellEnd"/>
-      <w:r>
-        <w:t xml:space="preserve"> of SCFA producers may drive it </w:t>
-      </w:r>
-      <w:r>
-        <w:fldChar w:fldCharType="begin"/>
-      </w:r>
-      <w:r>
-        <w:instrText xml:space="preserve"> ADDIN ZOTERO_ITEM CSL_CITATION {"citationID":"swIPcaKS","properties":{"formattedCitation":"(Xia et al., 2022)","plainCitation":"(Xia et al., 2022)","noteIndex":0},"citationItems":[{"id":3294,"uris":["http://zotero.org/users/13901503/items/K5DSCTE2"],"itemData":{"id":3294,"type":"article-journal","abstract":"Heat stress (HS) can be detrimental to the gut health of swine. Many negative outcomes induced by HS are increasingly recognized as including modulation of intestinal microbiota. In turn, the intestinal microbiota is a unique ecosystem playing a critical role in mediating the host stress response. Therefore, we aimed to characterize gut microbiota of pigs’ exposure to short-term HS, to explore a possible link between the intestinal microbiota and HS-related changes, including serum cytokines, oxidation status, and intestinal epithelial barrier function. Our findings showed that HS led to intestinal morphological and integrity changes (villus height, serum diamine oxidase [DAO], serum D-lactate and the relative expressions of tight junction proteins), reduction of serum cytokines (interleukin [IL]-8, IL-12, interferon-gamma [IFN-γ]), and antioxidant activity (higher glutathione [GSH] and malondialdehyde [MDA] content, and lower superoxide dismutase [SOD]). Also, 16S rRNA sequencing analysis revealed that although there was no difference in microbial α-diversity, some HS-associated composition differences were revealed in the ileum and cecum, which partly led to an imbalance in the production of short-chain fatty acids including propionate acid and valerate acid. Relevance networks revealed that HS-derived changes in bacterial genera and microbial metabolites, such as Chlamydia, Lactobacillus, Succinivibrio, Bifidobacterium, Lachnoclostridium, and propionic acid, were correlated with oxidative stress, intestinal barrier dysfunction, and inflammation in pigs. Collectively, our observations suggest that intestinal damage induced by HS is probably partly related to the gut microbiota dysbiosis, though the underlying mechanism remains to be fully elucidated.","container-title":"Animal Nutrition","DOI":"10.1016/j.aninu.2021.05.012","ISSN":"2405-6545","journalAbbreviation":"Animal Nutrition","page":"289-299","source":"ScienceDirect","title":"Heat stress-induced mucosal barrier dysfunction is potentially associated with gut microbiota dysbiosis in pigs","volume":"8","author":[{"family":"Xia","given":"Bing"},{"family":"Wu","given":"Weida"},{"family":"Fang","given":"Wei"},{"family":"Wen","given":"Xiaobin"},{"family":"Xie","given":"Jingjing"},{"family":"Zhang","given":"Hongfu"}],"issued":{"date-parts":[["2022",3,1]]}}}],"schema":"https://github.com/citation-style-language/schema/raw/master/csl-citation.json"} </w:instrText>
-      </w:r>
-      <w:r>
-        <w:fldChar w:fldCharType="separate"/>
-      </w:r>
-      <w:r>
-        <w:rPr>
-          <w:noProof/>
-        </w:rPr>
-        <w:t>(Xia et al., 2022)</w:t>
-      </w:r>
-      <w:r>
-        <w:fldChar w:fldCharType="end"/>
-      </w:r>
-      <w:r>
-        <w:t xml:space="preserve"> but </w:t>
-      </w:r>
-      <w:proofErr w:type="spellStart"/>
-      <w:r>
-        <w:t>mechansism</w:t>
-      </w:r>
-      <w:proofErr w:type="spellEnd"/>
-      <w:r>
-        <w:t xml:space="preserve"> appear to be not entirely understood, bidirectional, and complex </w:t>
-      </w:r>
-    </w:p>
-    <w:p/>
-    <w:p>
-      <w:pPr>
+      </w:pPr>
+      <w:r>
         <w:rPr>
           <w:b/>
           <w:bCs/>
           <w:sz w:val="28"/>
           <w:szCs w:val="28"/>
         </w:rPr>
-      </w:pPr>
-      <w:r>
+        <w:t>Introduction</w:t>
+      </w:r>
+    </w:p>
+    <w:p>
+      <w:r>
+        <w:t xml:space="preserve">Will need to add </w:t>
+      </w:r>
+      <w:r>
+        <w:t xml:space="preserve">a section to the intro about the gut metabolic environment, with a focus on oxidative stress and the cascading effects of oxidative stress </w:t>
+      </w:r>
+    </w:p>
+    <w:p>
+      <w:r>
+        <w:t xml:space="preserve">and also the different between facultative and obligate </w:t>
+      </w:r>
+      <w:proofErr w:type="spellStart"/>
+      <w:r>
+        <w:t>anerobes</w:t>
+      </w:r>
+      <w:proofErr w:type="spellEnd"/>
+      <w:r>
+        <w:t xml:space="preserve">…. At least setting up the important of obligate </w:t>
+      </w:r>
+      <w:proofErr w:type="spellStart"/>
+      <w:r>
+        <w:t>anerobes</w:t>
+      </w:r>
+      <w:proofErr w:type="spellEnd"/>
+      <w:r>
+        <w:t xml:space="preserve"> </w:t>
+      </w:r>
+    </w:p>
+    <w:p/>
+    <w:p/>
+    <w:p>
+      <w:pPr>
         <w:rPr>
           <w:b/>
           <w:bCs/>
           <w:sz w:val="28"/>
           <w:szCs w:val="28"/>
         </w:rPr>
-        <w:t>Introduction</w:t>
-      </w:r>
-    </w:p>
-    <w:p>
-      <w:r>
-        <w:t xml:space="preserve">Will need to add </w:t>
-      </w:r>
-      <w:r>
-        <w:t xml:space="preserve">a section to the intro about the gut metabolic environment, with a focus on oxidative stress and the cascading effects of oxidative stress </w:t>
-      </w:r>
-    </w:p>
-    <w:p/>
-    <w:p/>
-    <w:p>
-      <w:pPr>
+      </w:pPr>
+      <w:r>
         <w:rPr>
           <w:b/>
           <w:bCs/>
           <w:sz w:val="28"/>
           <w:szCs w:val="28"/>
         </w:rPr>
-      </w:pPr>
-      <w:r>
-        <w:rPr>
-          <w:b/>
-          <w:bCs/>
-          <w:sz w:val="28"/>
-          <w:szCs w:val="28"/>
-        </w:rPr>
         <w:t>Redox maintenance</w:t>
       </w:r>
     </w:p>
@@ -448,7 +852,13 @@
     </w:p>
     <w:p>
       <w:r>
-        <w:t xml:space="preserve">-goof overview </w:t>
+        <w:t>-goo</w:t>
+      </w:r>
+      <w:r>
+        <w:t>d</w:t>
+      </w:r>
+      <w:r>
+        <w:t xml:space="preserve"> overview </w:t>
       </w:r>
       <w:r>
         <w:fldChar w:fldCharType="begin"/>
@@ -478,6 +888,7 @@
         </w:numPr>
       </w:pPr>
       <w:r>
+        <w:lastRenderedPageBreak/>
         <w:t xml:space="preserve">Oxidative stress is the imbalance of the generation and </w:t>
       </w:r>
       <w:proofErr w:type="spellStart"/>
@@ -501,7 +912,6 @@
         </w:numPr>
       </w:pPr>
       <w:r>
-        <w:lastRenderedPageBreak/>
         <w:t>Make connection to immune system.. shifts in gut microbiome can increase ROS in the gut and cause inflammation</w:t>
       </w:r>
     </w:p>
@@ -832,7 +1242,7 @@
         <w:fldChar w:fldCharType="begin"/>
       </w:r>
       <w:r>
-        <w:instrText xml:space="preserve"> ADDIN ZOTERO_ITEM CSL_CITATION {"citationID":"ovkenPOl","properties":{"formattedCitation":"(Shandilya et al., 2022)","plainCitation":"(Shandilya et al., 2022)","noteIndex":0},"citationItems":[{"id":"Qcbet6KV/SGbxQqmk","uris":["http://zotero.org/users/13901503/items/LSR8KLT7"],"itemData":{"id":3253,"type":"article-journal","abstract":"Background\nRecent research on the implications of gut microbiota on brain functions has helped to gather important information on the relationship between them. Pathogenesis of neurological disorders is found to be associated with dysregulation of gut-brain axis. Some gut bacteria metabolites are found to be directly associated with the increase in reactive oxygen species levels, one of the most important risk factors of neurodegeneration. Besides their morbid association, gut bacteria metabolites are also found to play a significant role in reducing the onset of these life-threatening brain disorders.\nAim of Review\nStudies done in the recent past raises two most important link between gut microbiota and the brain: “gut microbiota-oxidative stress-neurodegeneration” and gut microbiota-antioxidant-neuroprotection. This review aims to gives a deep insight to our readers, of the collective studies done, focusing on the gut microbiota mediated oxidative stress involved in neurodegeneration along with a focus on those studies showing the involvement of gut microbiota and their metabolites in neuroprotection.\nKey Scientific Concepts of Review\nThis review is focused on three main key concepts. Firstly, the mounting evidences from clinical and preclinical arenas shows the influence of gut microbiota mediated oxidative stress resulting in dysfunctional neurological processes. Therefore, we describe the potential role of gut microbiota influencing the vulnerability of brain to oxidative stress, and a budding causative in Alzheimer's and Parkinson’s disease. Secondly, contributing roles of gut microbiota has been observed in attenuating oxidative stress and inflammation via its own metabolites or by producing secondary metabolites and, also modulation in gut microbiota population with antioxidative and anti-inflammatory probiotics have shown promising neuro resilience. Thirdly, high throughput in silico tools and databases also gives a correlation of gut microbiome, their metabolites and brain health, thus providing fascinating perspective and promising new avenues for therapeutic options.","container-title":"Journal of Advanced Research","DOI":"10.1016/j.jare.2021.09.005","ISSN":"2090-1232","journalAbbreviation":"Journal of Advanced Research","page":"223-244","source":"ScienceDirect","title":"Interplay of gut microbiota and oxidative stress: Perspective on neurodegeneration and neuroprotection","title-short":"Interplay of gut microbiota and oxidative stress","volume":"38","author":[{"family":"Shandilya","given":"Shruti"},{"family":"Kumar","given":"Sandeep"},{"family":"Kumar Jha","given":"Niraj"},{"family":"Kumar Kesari","given":"Kavindra"},{"family":"Ruokolainen","given":"Janne"}],"issued":{"date-parts":[["2022",5,1]]}}}],"schema":"https://github.com/citation-style-language/schema/raw/master/csl-citation.json"} </w:instrText>
+        <w:instrText xml:space="preserve"> ADDIN ZOTERO_ITEM CSL_CITATION {"citationID":"ovkenPOl","properties":{"formattedCitation":"(Shandilya et al., 2022)","plainCitation":"(Shandilya et al., 2022)","noteIndex":0},"citationItems":[{"id":"lCyj4nlK/3QZVATpL","uris":["http://zotero.org/users/13901503/items/LSR8KLT7"],"itemData":{"id":3253,"type":"article-journal","abstract":"Background\nRecent research on the implications of gut microbiota on brain functions has helped to gather important information on the relationship between them. Pathogenesis of neurological disorders is found to be associated with dysregulation of gut-brain axis. Some gut bacteria metabolites are found to be directly associated with the increase in reactive oxygen species levels, one of the most important risk factors of neurodegeneration. Besides their morbid association, gut bacteria metabolites are also found to play a significant role in reducing the onset of these life-threatening brain disorders.\nAim of Review\nStudies done in the recent past raises two most important link between gut microbiota and the brain: “gut microbiota-oxidative stress-neurodegeneration” and gut microbiota-antioxidant-neuroprotection. This review aims to gives a deep insight to our readers, of the collective studies done, focusing on the gut microbiota mediated oxidative stress involved in neurodegeneration along with a focus on those studies showing the involvement of gut microbiota and their metabolites in neuroprotection.\nKey Scientific Concepts of Review\nThis review is focused on three main key concepts. Firstly, the mounting evidences from clinical and preclinical arenas shows the influence of gut microbiota mediated oxidative stress resulting in dysfunctional neurological processes. Therefore, we describe the potential role of gut microbiota influencing the vulnerability of brain to oxidative stress, and a budding causative in Alzheimer's and Parkinson’s disease. Secondly, contributing roles of gut microbiota has been observed in attenuating oxidative stress and inflammation via its own metabolites or by producing secondary metabolites and, also modulation in gut microbiota population with antioxidative and anti-inflammatory probiotics have shown promising neuro resilience. Thirdly, high throughput in silico tools and databases also gives a correlation of gut microbiome, their metabolites and brain health, thus providing fascinating perspective and promising new avenues for therapeutic options.","container-title":"Journal of Advanced Research","DOI":"10.1016/j.jare.2021.09.005","ISSN":"2090-1232","journalAbbreviation":"Journal of Advanced Research","page":"223-244","source":"ScienceDirect","title":"Interplay of gut microbiota and oxidative stress: Perspective on neurodegeneration and neuroprotection","title-short":"Interplay of gut microbiota and oxidative stress","volume":"38","author":[{"family":"Shandilya","given":"Shruti"},{"family":"Kumar","given":"Sandeep"},{"family":"Kumar Jha","given":"Niraj"},{"family":"Kumar Kesari","given":"Kavindra"},{"family":"Ruokolainen","given":"Janne"}],"issued":{"date-parts":[["2022",5,1]]}}}],"schema":"https://github.com/citation-style-language/schema/raw/master/csl-citation.json"} </w:instrText>
       </w:r>
       <w:r>
         <w:fldChar w:fldCharType="separate"/>
@@ -937,7 +1347,7 @@
         <w:fldChar w:fldCharType="begin"/>
       </w:r>
       <w:r>
-        <w:instrText xml:space="preserve"> ADDIN ZOTERO_ITEM CSL_CITATION {"citationID":"LhlulLq7","properties":{"formattedCitation":"(Gout, 2018; Lu, 2013)","plainCitation":"(Gout, 2018; Lu, 2013)","noteIndex":0},"citationItems":[{"id":3237,"uris":["http://zotero.org/users/13901503/items/VLNZSILJ"],"itemData":{"id":3237,"type":"article-journal","abstract":"In a diverse family of cellular cofactors, coenzyme A (CoA) has a unique design to function in various biochemical processes. The presence of a highly reactive thiol group and a nucleotide moiety offers a diversity of chemical reactions and regulatory interactions. CoA employs them to activate carbonyl-containing molecules and to produce various thioester derivatives (e.g. acetyl CoA, malonyl CoA and 3-hydroxy-3-methylglutaryl CoA), which have well-established roles in cellular metabolism, production of neurotransmitters and the regulation of gene expression. A novel unconventional function of CoA in redox regulation, involving covalent attachment of this coenzyme to cellular proteins in response to oxidative and metabolic stress, has been recently discovered and termed protein CoAlation (S-thiolation by CoA or CoAthiolation). A diverse range of proteins was found to be CoAlated in mammalian cells and tissues under various experimental conditions. Protein CoAlation alters the molecular mass, charge and activity of modified proteins, and prevents them from irreversible sulfhydryl overoxidation. This review highlights the role of a key metabolic integrator CoA in redox regulation in mammalian cells and provides a perspective of the current status and future directions of the emerging field of protein CoAlation.","container-title":"Biochemical Society Transactions","DOI":"10.1042/BST20170506","ISSN":"0300-5127, 1470-8752","issue":"3","language":"en","page":"721-728","source":"DOI.org (Crossref)","title":"Coenzyme A, protein CoAlation and redox regulation in mammalian cells","volume":"46","author":[{"family":"Gout","given":"Ivan"}],"issued":{"date-parts":[["2018",6,19]]}}},{"id":3229,"uris":["http://zotero.org/users/13901503/items/98ARRTVI"],"itemData":{"id":3229,"type":"article-journal","abstract":"Background\nGlutathione (GSH) is present in all mammalian tissues as the most abundant non-protein thiol that defends against oxidative stress. GSH is also a key determinant of redox signaling, vital in detoxification of xenobiotics, and regulates cell proliferation, apoptosis, immune function, and fibrogenesis. Biosynthesis of GSH occurs in the cytosol in a tightly regulated manner. Key determinants of GSH synthesis are the availability of the sulfur amino acid precursor, cysteine, and the activity of the rate-limiting enzyme, glutamate cysteine ligase (GCL), which is composed of a catalytic (GCLC) and a modifier (GCLM) subunit. The second enzyme of GSH synthesis is GSH synthetase (GS).\nScope of review\nThis review summarizes key functions of GSH and focuses on factors that regulate the biosynthesis of GSH, including pathological conditions where GSH synthesis is dysregulated.\nMajor conclusions\nGCL subunits and GS are regulated at multiple levels and often in a coordinated manner. Key transcription factors that regulate the expression of these genes include NF-E2 related factor 2 (Nrf2) via the antioxidant response element (ARE), AP-1, and nuclear factor kappa B (NFκB). There is increasing evidence that dysregulation of GSH synthesis contributes to the pathogenesis of many pathological conditions. These include diabetes mellitus, pulmonary and liver fibrosis, alcoholic liver disease, cholestatic liver injury, endotoxemia and drug-resistant tumor cells.\nGeneral significance\nGSH is a key antioxidant that also modulates diverse cellular processes. A better understanding of how its synthesis is regulated and dysregulated in disease states may lead to improvement in the treatment of these disorders. This article is part of a Special Issue entitled Cellular functions of glutathione.","collection-title":"Cellular functions of glutathione","container-title":"Biochimica et Biophysica Acta (BBA) - General Subjects","DOI":"10.1016/j.bbagen.2012.09.008","ISSN":"0304-4165","issue":"5","journalAbbreviation":"Biochimica et Biophysica Acta (BBA) - General Subjects","page":"3143-3153","source":"ScienceDirect","title":"Glutathione synthesis","volume":"1830","author":[{"family":"Lu","given":"Shelly C."}],"issued":{"date-parts":[["2013",5,1]]}}}],"schema":"https://github.com/citation-style-language/schema/raw/master/csl-citation.json"} </w:instrText>
+        <w:instrText xml:space="preserve"> ADDIN ZOTERO_ITEM CSL_CITATION {"citationID":"LhlulLq7","properties":{"formattedCitation":"(Gout, 2018; S. C. Lu, 2013)","plainCitation":"(Gout, 2018; S. C. Lu, 2013)","noteIndex":0},"citationItems":[{"id":3237,"uris":["http://zotero.org/users/13901503/items/VLNZSILJ"],"itemData":{"id":3237,"type":"article-journal","abstract":"In a diverse family of cellular cofactors, coenzyme A (CoA) has a unique design to function in various biochemical processes. The presence of a highly reactive thiol group and a nucleotide moiety offers a diversity of chemical reactions and regulatory interactions. CoA employs them to activate carbonyl-containing molecules and to produce various thioester derivatives (e.g. acetyl CoA, malonyl CoA and 3-hydroxy-3-methylglutaryl CoA), which have well-established roles in cellular metabolism, production of neurotransmitters and the regulation of gene expression. A novel unconventional function of CoA in redox regulation, involving covalent attachment of this coenzyme to cellular proteins in response to oxidative and metabolic stress, has been recently discovered and termed protein CoAlation (S-thiolation by CoA or CoAthiolation). A diverse range of proteins was found to be CoAlated in mammalian cells and tissues under various experimental conditions. Protein CoAlation alters the molecular mass, charge and activity of modified proteins, and prevents them from irreversible sulfhydryl overoxidation. This review highlights the role of a key metabolic integrator CoA in redox regulation in mammalian cells and provides a perspective of the current status and future directions of the emerging field of protein CoAlation.","container-title":"Biochemical Society Transactions","DOI":"10.1042/BST20170506","ISSN":"0300-5127, 1470-8752","issue":"3","language":"en","page":"721-728","source":"DOI.org (Crossref)","title":"Coenzyme A, protein CoAlation and redox regulation in mammalian cells","volume":"46","author":[{"family":"Gout","given":"Ivan"}],"issued":{"date-parts":[["2018",6,19]]}}},{"id":3229,"uris":["http://zotero.org/users/13901503/items/98ARRTVI"],"itemData":{"id":3229,"type":"article-journal","abstract":"Background\nGlutathione (GSH) is present in all mammalian tissues as the most abundant non-protein thiol that defends against oxidative stress. GSH is also a key determinant of redox signaling, vital in detoxification of xenobiotics, and regulates cell proliferation, apoptosis, immune function, and fibrogenesis. Biosynthesis of GSH occurs in the cytosol in a tightly regulated manner. Key determinants of GSH synthesis are the availability of the sulfur amino acid precursor, cysteine, and the activity of the rate-limiting enzyme, glutamate cysteine ligase (GCL), which is composed of a catalytic (GCLC) and a modifier (GCLM) subunit. The second enzyme of GSH synthesis is GSH synthetase (GS).\nScope of review\nThis review summarizes key functions of GSH and focuses on factors that regulate the biosynthesis of GSH, including pathological conditions where GSH synthesis is dysregulated.\nMajor conclusions\nGCL subunits and GS are regulated at multiple levels and often in a coordinated manner. Key transcription factors that regulate the expression of these genes include NF-E2 related factor 2 (Nrf2) via the antioxidant response element (ARE), AP-1, and nuclear factor kappa B (NFκB). There is increasing evidence that dysregulation of GSH synthesis contributes to the pathogenesis of many pathological conditions. These include diabetes mellitus, pulmonary and liver fibrosis, alcoholic liver disease, cholestatic liver injury, endotoxemia and drug-resistant tumor cells.\nGeneral significance\nGSH is a key antioxidant that also modulates diverse cellular processes. A better understanding of how its synthesis is regulated and dysregulated in disease states may lead to improvement in the treatment of these disorders. This article is part of a Special Issue entitled Cellular functions of glutathione.","collection-title":"Cellular functions of glutathione","container-title":"Biochimica et Biophysica Acta (BBA) - General Subjects","DOI":"10.1016/j.bbagen.2012.09.008","ISSN":"0304-4165","issue":"5","journalAbbreviation":"Biochimica et Biophysica Acta (BBA) - General Subjects","page":"3143-3153","source":"ScienceDirect","title":"Glutathione synthesis","volume":"1830","author":[{"family":"Lu","given":"Shelly C."}],"issued":{"date-parts":[["2013",5,1]]}}}],"schema":"https://github.com/citation-style-language/schema/raw/master/csl-citation.json"} </w:instrText>
       </w:r>
       <w:r>
         <w:fldChar w:fldCharType="separate"/>
@@ -946,7 +1356,7 @@
         <w:rPr>
           <w:noProof/>
         </w:rPr>
-        <w:t>(Gout, 2018; Lu, 2013)</w:t>
+        <w:t>(Gout, 2018; S. C. Lu, 2013)</w:t>
       </w:r>
       <w:r>
         <w:fldChar w:fldCharType="end"/>
@@ -1066,7 +1476,11 @@
         <w:t xml:space="preserve"> Together, </w:t>
       </w:r>
       <w:r>
-        <w:t xml:space="preserve">these changes decrease the gut microbiome's ability to buffer oxidative stress and likely result in an increase </w:t>
+        <w:t xml:space="preserve">these changes decrease the gut microbiome's ability to buffer </w:t>
+      </w:r>
+      <w:r>
+        <w:lastRenderedPageBreak/>
+        <w:t xml:space="preserve">oxidative stress and likely result in an increase </w:t>
       </w:r>
       <w:r>
         <w:t>in</w:t>
@@ -1114,17 +1528,13 @@
         <w:t xml:space="preserve"> cysteine</w:t>
       </w:r>
       <w:r>
-        <w:t xml:space="preserve">, methionine, and </w:t>
-      </w:r>
-      <w:r>
-        <w:lastRenderedPageBreak/>
-        <w:t xml:space="preserve">vitamin b12 </w:t>
+        <w:t xml:space="preserve">, methionine, and vitamin b12 </w:t>
       </w:r>
       <w:r>
         <w:fldChar w:fldCharType="begin"/>
       </w:r>
       <w:r>
-        <w:instrText xml:space="preserve"> ADDIN ZOTERO_ITEM CSL_CITATION {"citationID":"aOAbAoT8","properties":{"formattedCitation":"(Lu, 2013; Martens et al., 2002)","plainCitation":"(Lu, 2013; Martens et al., 2002)","noteIndex":0},"citationItems":[{"id":3229,"uris":["http://zotero.org/users/13901503/items/98ARRTVI"],"itemData":{"id":3229,"type":"article-journal","abstract":"Background\nGlutathione (GSH) is present in all mammalian tissues as the most abundant non-protein thiol that defends against oxidative stress. GSH is also a key determinant of redox signaling, vital in detoxification of xenobiotics, and regulates cell proliferation, apoptosis, immune function, and fibrogenesis. Biosynthesis of GSH occurs in the cytosol in a tightly regulated manner. Key determinants of GSH synthesis are the availability of the sulfur amino acid precursor, cysteine, and the activity of the rate-limiting enzyme, glutamate cysteine ligase (GCL), which is composed of a catalytic (GCLC) and a modifier (GCLM) subunit. The second enzyme of GSH synthesis is GSH synthetase (GS).\nScope of review\nThis review summarizes key functions of GSH and focuses on factors that regulate the biosynthesis of GSH, including pathological conditions where GSH synthesis is dysregulated.\nMajor conclusions\nGCL subunits and GS are regulated at multiple levels and often in a coordinated manner. Key transcription factors that regulate the expression of these genes include NF-E2 related factor 2 (Nrf2) via the antioxidant response element (ARE), AP-1, and nuclear factor kappa B (NFκB). There is increasing evidence that dysregulation of GSH synthesis contributes to the pathogenesis of many pathological conditions. These include diabetes mellitus, pulmonary and liver fibrosis, alcoholic liver disease, cholestatic liver injury, endotoxemia and drug-resistant tumor cells.\nGeneral significance\nGSH is a key antioxidant that also modulates diverse cellular processes. A better understanding of how its synthesis is regulated and dysregulated in disease states may lead to improvement in the treatment of these disorders. This article is part of a Special Issue entitled Cellular functions of glutathione.","collection-title":"Cellular functions of glutathione","container-title":"Biochimica et Biophysica Acta (BBA) - General Subjects","DOI":"10.1016/j.bbagen.2012.09.008","ISSN":"0304-4165","issue":"5","journalAbbreviation":"Biochimica et Biophysica Acta (BBA) - General Subjects","page":"3143-3153","source":"ScienceDirect","title":"Glutathione synthesis","volume":"1830","author":[{"family":"Lu","given":"Shelly C."}],"issued":{"date-parts":[["2013",5,1]]}}},{"id":3337,"uris":["http://zotero.org/users/13901503/items/ZQRDCT8W"],"itemData":{"id":3337,"type":"article-journal","abstract":"One of the most alluring and fascinating molecules in the world of science and medicine is vitamin B12 (cobalamin), which was originally discovered as the anti pernicious anemia factor and whose enigmatic complex structure is matched only by the beguiling chemistry that it mediates. The biosynthesis of this essential nutrient is intricate, involved and, remarkably, confined to certain members of the prokaryotic world, seemingly never have to have made the eukaryotic transition. In humans, the vitamin is required in trace amounts (approximately 1 µg/day) to assist the actions of only two enzymes, methionine synthase and (R)-methylmalonyl-CoA mutase; yet commercially more than 10 t of B12 are produced each year from a number of bacterial species. The rich scientific history of vitamin B12 research, its biological functions and the pathways employed by bacteria for its de novo synthesis are described. Current strategies for the improvement of vitamin B12 production using modern biotechnological techniques are outlined.","container-title":"Applied Microbiology and Biotechnology","DOI":"10.1007/s00253-001-0902-7","ISSN":"1432-0614","issue":"3","journalAbbreviation":"Appl Microbiol Biotechnol","language":"en","license":"2001 Springer-Verlag","note":"Company: Springer\nDistributor: Springer\nInstitution: Springer\nLabel: Springer\nnumber: 3\npublisher: Springer-Verlag","page":"275-285","source":"link-springer-com.proxy.lib.umich.edu","title":"Microbial production of vitamin B12","volume":"58","author":[{"family":"Martens","given":"J.-H."},{"family":"Barg","given":"H."},{"family":"Warren","given":"M."},{"family":"Jahn","given":"D."}],"issued":{"date-parts":[["2002",3,1]]}}}],"schema":"https://github.com/citation-style-language/schema/raw/master/csl-citation.json"} </w:instrText>
+        <w:instrText xml:space="preserve"> ADDIN ZOTERO_ITEM CSL_CITATION {"citationID":"aOAbAoT8","properties":{"formattedCitation":"(S. C. Lu, 2013; J.-H. Martens et al., 2002)","plainCitation":"(S. C. Lu, 2013; J.-H. Martens et al., 2002)","noteIndex":0},"citationItems":[{"id":3229,"uris":["http://zotero.org/users/13901503/items/98ARRTVI"],"itemData":{"id":3229,"type":"article-journal","abstract":"Background\nGlutathione (GSH) is present in all mammalian tissues as the most abundant non-protein thiol that defends against oxidative stress. GSH is also a key determinant of redox signaling, vital in detoxification of xenobiotics, and regulates cell proliferation, apoptosis, immune function, and fibrogenesis. Biosynthesis of GSH occurs in the cytosol in a tightly regulated manner. Key determinants of GSH synthesis are the availability of the sulfur amino acid precursor, cysteine, and the activity of the rate-limiting enzyme, glutamate cysteine ligase (GCL), which is composed of a catalytic (GCLC) and a modifier (GCLM) subunit. The second enzyme of GSH synthesis is GSH synthetase (GS).\nScope of review\nThis review summarizes key functions of GSH and focuses on factors that regulate the biosynthesis of GSH, including pathological conditions where GSH synthesis is dysregulated.\nMajor conclusions\nGCL subunits and GS are regulated at multiple levels and often in a coordinated manner. Key transcription factors that regulate the expression of these genes include NF-E2 related factor 2 (Nrf2) via the antioxidant response element (ARE), AP-1, and nuclear factor kappa B (NFκB). There is increasing evidence that dysregulation of GSH synthesis contributes to the pathogenesis of many pathological conditions. These include diabetes mellitus, pulmonary and liver fibrosis, alcoholic liver disease, cholestatic liver injury, endotoxemia and drug-resistant tumor cells.\nGeneral significance\nGSH is a key antioxidant that also modulates diverse cellular processes. A better understanding of how its synthesis is regulated and dysregulated in disease states may lead to improvement in the treatment of these disorders. This article is part of a Special Issue entitled Cellular functions of glutathione.","collection-title":"Cellular functions of glutathione","container-title":"Biochimica et Biophysica Acta (BBA) - General Subjects","DOI":"10.1016/j.bbagen.2012.09.008","ISSN":"0304-4165","issue":"5","journalAbbreviation":"Biochimica et Biophysica Acta (BBA) - General Subjects","page":"3143-3153","source":"ScienceDirect","title":"Glutathione synthesis","volume":"1830","author":[{"family":"Lu","given":"Shelly C."}],"issued":{"date-parts":[["2013",5,1]]}}},{"id":3337,"uris":["http://zotero.org/users/13901503/items/ZQRDCT8W"],"itemData":{"id":3337,"type":"article-journal","abstract":"One of the most alluring and fascinating molecules in the world of science and medicine is vitamin B12 (cobalamin), which was originally discovered as the anti pernicious anemia factor and whose enigmatic complex structure is matched only by the beguiling chemistry that it mediates. The biosynthesis of this essential nutrient is intricate, involved and, remarkably, confined to certain members of the prokaryotic world, seemingly never have to have made the eukaryotic transition. In humans, the vitamin is required in trace amounts (approximately 1 µg/day) to assist the actions of only two enzymes, methionine synthase and (R)-methylmalonyl-CoA mutase; yet commercially more than 10 t of B12 are produced each year from a number of bacterial species. The rich scientific history of vitamin B12 research, its biological functions and the pathways employed by bacteria for its de novo synthesis are described. Current strategies for the improvement of vitamin B12 production using modern biotechnological techniques are outlined.","container-title":"Applied Microbiology and Biotechnology","DOI":"10.1007/s00253-001-0902-7","ISSN":"1432-0614","issue":"3","journalAbbreviation":"Appl Microbiol Biotechnol","language":"en","license":"2001 Springer-Verlag","note":"Company: Springer\nDistributor: Springer\nInstitution: Springer\nLabel: Springer\nnumber: 3\npublisher: Springer-Verlag","page":"275-285","source":"link-springer-com.proxy.lib.umich.edu","title":"Microbial production of vitamin B12","volume":"58","author":[{"family":"Martens","given":"J.-H."},{"family":"Barg","given":"H."},{"family":"Warren","given":"M."},{"family":"Jahn","given":"D."}],"issued":{"date-parts":[["2002",3,1]]}}}],"schema":"https://github.com/citation-style-language/schema/raw/master/csl-citation.json"} </w:instrText>
       </w:r>
       <w:r>
         <w:fldChar w:fldCharType="separate"/>
@@ -1133,7 +1543,7 @@
         <w:rPr>
           <w:noProof/>
         </w:rPr>
-        <w:t>(Lu, 2013; Martens et al., 2002)</w:t>
+        <w:t>(S. C. Lu, 2013; J.-H. Martens et al., 2002)</w:t>
       </w:r>
       <w:r>
         <w:fldChar w:fldCharType="end"/>
@@ -1532,6 +1942,7 @@
         </w:numPr>
       </w:pPr>
       <w:r>
+        <w:lastRenderedPageBreak/>
         <w:t xml:space="preserve">broad implications of succession of redox maintenance due to heat - Can cause disease beyond the GI tract, e.g. liver disease </w:t>
       </w:r>
       <w:r>
@@ -1567,7 +1978,7 @@
         <w:fldChar w:fldCharType="begin"/>
       </w:r>
       <w:r>
-        <w:instrText xml:space="preserve"> ADDIN ZOTERO_ITEM CSL_CITATION {"citationID":"JewbITm6","properties":{"formattedCitation":"(Shandilya et al., 2022)","plainCitation":"(Shandilya et al., 2022)","noteIndex":0},"citationItems":[{"id":"Qcbet6KV/SGbxQqmk","uris":["http://zotero.org/users/13901503/items/LSR8KLT7"],"itemData":{"id":3253,"type":"article-journal","abstract":"Background\nRecent research on the implications of gut microbiota on brain functions has helped to gather important information on the relationship between them. Pathogenesis of neurological disorders is found to be associated with dysregulation of gut-brain axis. Some gut bacteria metabolites are found to be directly associated with the increase in reactive oxygen species levels, one of the most important risk factors of neurodegeneration. Besides their morbid association, gut bacteria metabolites are also found to play a significant role in reducing the onset of these life-threatening brain disorders.\nAim of Review\nStudies done in the recent past raises two most important link between gut microbiota and the brain: “gut microbiota-oxidative stress-neurodegeneration” and gut microbiota-antioxidant-neuroprotection. This review aims to gives a deep insight to our readers, of the collective studies done, focusing on the gut microbiota mediated oxidative stress involved in neurodegeneration along with a focus on those studies showing the involvement of gut microbiota and their metabolites in neuroprotection.\nKey Scientific Concepts of Review\nThis review is focused on three main key concepts. Firstly, the mounting evidences from clinical and preclinical arenas shows the influence of gut microbiota mediated oxidative stress resulting in dysfunctional neurological processes. Therefore, we describe the potential role of gut microbiota influencing the vulnerability of brain to oxidative stress, and a budding causative in Alzheimer's and Parkinson’s disease. Secondly, contributing roles of gut microbiota has been observed in attenuating oxidative stress and inflammation via its own metabolites or by producing secondary metabolites and, also modulation in gut microbiota population with antioxidative and anti-inflammatory probiotics have shown promising neuro resilience. Thirdly, high throughput in silico tools and databases also gives a correlation of gut microbiome, their metabolites and brain health, thus providing fascinating perspective and promising new avenues for therapeutic options.","container-title":"Journal of Advanced Research","DOI":"10.1016/j.jare.2021.09.005","ISSN":"2090-1232","journalAbbreviation":"Journal of Advanced Research","page":"223-244","source":"ScienceDirect","title":"Interplay of gut microbiota and oxidative stress: Perspective on neurodegeneration and neuroprotection","title-short":"Interplay of gut microbiota and oxidative stress","volume":"38","author":[{"family":"Shandilya","given":"Shruti"},{"family":"Kumar","given":"Sandeep"},{"family":"Kumar Jha","given":"Niraj"},{"family":"Kumar Kesari","given":"Kavindra"},{"family":"Ruokolainen","given":"Janne"}],"issued":{"date-parts":[["2022",5,1]]}}}],"schema":"https://github.com/citation-style-language/schema/raw/master/csl-citation.json"} </w:instrText>
+        <w:instrText xml:space="preserve"> ADDIN ZOTERO_ITEM CSL_CITATION {"citationID":"JewbITm6","properties":{"formattedCitation":"(Shandilya et al., 2022)","plainCitation":"(Shandilya et al., 2022)","noteIndex":0},"citationItems":[{"id":"lCyj4nlK/3QZVATpL","uris":["http://zotero.org/users/13901503/items/LSR8KLT7"],"itemData":{"id":3253,"type":"article-journal","abstract":"Background\nRecent research on the implications of gut microbiota on brain functions has helped to gather important information on the relationship between them. Pathogenesis of neurological disorders is found to be associated with dysregulation of gut-brain axis. Some gut bacteria metabolites are found to be directly associated with the increase in reactive oxygen species levels, one of the most important risk factors of neurodegeneration. Besides their morbid association, gut bacteria metabolites are also found to play a significant role in reducing the onset of these life-threatening brain disorders.\nAim of Review\nStudies done in the recent past raises two most important link between gut microbiota and the brain: “gut microbiota-oxidative stress-neurodegeneration” and gut microbiota-antioxidant-neuroprotection. This review aims to gives a deep insight to our readers, of the collective studies done, focusing on the gut microbiota mediated oxidative stress involved in neurodegeneration along with a focus on those studies showing the involvement of gut microbiota and their metabolites in neuroprotection.\nKey Scientific Concepts of Review\nThis review is focused on three main key concepts. Firstly, the mounting evidences from clinical and preclinical arenas shows the influence of gut microbiota mediated oxidative stress resulting in dysfunctional neurological processes. Therefore, we describe the potential role of gut microbiota influencing the vulnerability of brain to oxidative stress, and a budding causative in Alzheimer's and Parkinson’s disease. Secondly, contributing roles of gut microbiota has been observed in attenuating oxidative stress and inflammation via its own metabolites or by producing secondary metabolites and, also modulation in gut microbiota population with antioxidative and anti-inflammatory probiotics have shown promising neuro resilience. Thirdly, high throughput in silico tools and databases also gives a correlation of gut microbiome, their metabolites and brain health, thus providing fascinating perspective and promising new avenues for therapeutic options.","container-title":"Journal of Advanced Research","DOI":"10.1016/j.jare.2021.09.005","ISSN":"2090-1232","journalAbbreviation":"Journal of Advanced Research","page":"223-244","source":"ScienceDirect","title":"Interplay of gut microbiota and oxidative stress: Perspective on neurodegeneration and neuroprotection","title-short":"Interplay of gut microbiota and oxidative stress","volume":"38","author":[{"family":"Shandilya","given":"Shruti"},{"family":"Kumar","given":"Sandeep"},{"family":"Kumar Jha","given":"Niraj"},{"family":"Kumar Kesari","given":"Kavindra"},{"family":"Ruokolainen","given":"Janne"}],"issued":{"date-parts":[["2022",5,1]]}}}],"schema":"https://github.com/citation-style-language/schema/raw/master/csl-citation.json"} </w:instrText>
       </w:r>
       <w:r>
         <w:fldChar w:fldCharType="separate"/>
@@ -1951,7 +2362,6 @@
     </w:p>
     <w:p>
       <w:r>
-        <w:lastRenderedPageBreak/>
         <w:t xml:space="preserve">-need to know more about how </w:t>
       </w:r>
       <w:proofErr w:type="spellStart"/>
@@ -2253,6 +2663,7 @@
     </w:p>
     <w:p>
       <w:r>
+        <w:lastRenderedPageBreak/>
         <w:t xml:space="preserve">Intro: </w:t>
       </w:r>
       <w:r>
@@ -2510,7 +2921,7 @@
         <w:fldChar w:fldCharType="begin"/>
       </w:r>
       <w:r>
-        <w:instrText xml:space="preserve"> ADDIN ZOTERO_ITEM CSL_CITATION {"citationID":"471j7OtH","properties":{"formattedCitation":"(Litvak et al., 2018)","plainCitation":"(Litvak et al., 2018)","noteIndex":0},"citationItems":[{"id":3258,"uris":["http://zotero.org/users/13901503/items/F7LSBH9L"],"itemData":{"id":3258,"type":"article-journal","abstract":"An imbalance in the colonic microbiota might underlie many human diseases, but the mechanisms that maintain homeostasis remain elusive. Recent insights suggest that colonocyte metabolism functions as a control switch, mediating a shift between homeostatic and dysbiotic communities. During homeostasis, colonocyte metabolism is directed toward oxidative phosphorylation, resulting in high epithelial oxygen consumption. The consequent epithelial hypoxia helps to maintain a microbial community dominated by obligate anaerobic bacteria, which provide benefit by converting fiber into fermentation products absorbed by the host. Conditions that alter the metabolism of the colonic epithelium increase epithelial oxygenation, thereby driving an expansion of facultative anaerobic bacteria, a hallmark of dysbiosis in the colon. Enteric pathogens subvert colonocyte metabolism to escape niche protection conferred by the gut microbiota. The reverse strategy, a metabolic reprogramming to restore colonocyte hypoxia, represents a promising new therapeutic approach for rebalancing the colonic microbiota in a broad spectrum of human diseases.","container-title":"Science","DOI":"10.1126/science.aat9076","issue":"6418","note":"publisher: American Association for the Advancement of Science","page":"eaat9076","source":"www-science-org.proxy.lib.umich.edu (Atypon)","title":"Colonocyte metabolism shapes the gut microbiota","volume":"362","author":[{"family":"Litvak","given":"Yael"},{"family":"Byndloss","given":"Mariana X."},{"family":"Bäumler","given":"Andreas J."}],"issued":{"date-parts":[["2018",11,30]]}}}],"schema":"https://github.com/citation-style-language/schema/raw/master/csl-citation.json"} </w:instrText>
+        <w:instrText xml:space="preserve"> ADDIN ZOTERO_ITEM CSL_CITATION {"citationID":"bgF1HaYh","properties":{"formattedCitation":"(Litvak et al., 2018)","plainCitation":"(Litvak et al., 2018)","noteIndex":0},"citationItems":[{"id":3258,"uris":["http://zotero.org/users/13901503/items/F7LSBH9L"],"itemData":{"id":3258,"type":"article-journal","abstract":"An imbalance in the colonic microbiota might underlie many human diseases, but the mechanisms that maintain homeostasis remain elusive. Recent insights suggest that colonocyte metabolism functions as a control switch, mediating a shift between homeostatic and dysbiotic communities. During homeostasis, colonocyte metabolism is directed toward oxidative phosphorylation, resulting in high epithelial oxygen consumption. The consequent epithelial hypoxia helps to maintain a microbial community dominated by obligate anaerobic bacteria, which provide benefit by converting fiber into fermentation products absorbed by the host. Conditions that alter the metabolism of the colonic epithelium increase epithelial oxygenation, thereby driving an expansion of facultative anaerobic bacteria, a hallmark of dysbiosis in the colon. Enteric pathogens subvert colonocyte metabolism to escape niche protection conferred by the gut microbiota. The reverse strategy, a metabolic reprogramming to restore colonocyte hypoxia, represents a promising new therapeutic approach for rebalancing the colonic microbiota in a broad spectrum of human diseases.","container-title":"Science","DOI":"10.1126/science.aat9076","issue":"6418","note":"publisher: American Association for the Advancement of Science","page":"eaat9076","source":"www-science-org.proxy.lib.umich.edu (Atypon)","title":"Colonocyte metabolism shapes the gut microbiota","volume":"362","author":[{"family":"Litvak","given":"Yael"},{"family":"Byndloss","given":"Mariana X."},{"family":"Bäumler","given":"Andreas J."}],"issued":{"date-parts":[["2018",11,30]]}}}],"schema":"https://github.com/citation-style-language/schema/raw/master/csl-citation.json"} </w:instrText>
       </w:r>
       <w:r>
         <w:fldChar w:fldCharType="separate"/>
@@ -2627,6 +3038,226 @@
       </w:r>
     </w:p>
     <w:p>
+      <w:r>
+        <w:t xml:space="preserve">More info for loss of complex </w:t>
+      </w:r>
+      <w:r>
+        <w:t>polysaccharide degradation</w:t>
+      </w:r>
+      <w:r>
+        <w:t xml:space="preserve"> </w:t>
+      </w:r>
+      <w:r>
+        <w:t>–</w:t>
+      </w:r>
+      <w:r>
+        <w:t xml:space="preserve"> </w:t>
+      </w:r>
+    </w:p>
+    <w:p>
+      <w:r>
+        <w:t>“</w:t>
+      </w:r>
+      <w:r>
+        <w:t>These four pathways—D-arabinose degradation, D-</w:t>
+      </w:r>
+      <w:proofErr w:type="spellStart"/>
+      <w:r>
+        <w:t>glucarate</w:t>
+      </w:r>
+      <w:proofErr w:type="spellEnd"/>
+      <w:r>
+        <w:t xml:space="preserve"> degradation, the </w:t>
+      </w:r>
+      <w:proofErr w:type="spellStart"/>
+      <w:r>
+        <w:t>superpathway</w:t>
+      </w:r>
+      <w:proofErr w:type="spellEnd"/>
+      <w:r>
+        <w:t xml:space="preserve"> of </w:t>
+      </w:r>
+      <w:proofErr w:type="spellStart"/>
+      <w:r>
+        <w:t>glucarate</w:t>
+      </w:r>
+      <w:proofErr w:type="spellEnd"/>
+      <w:r>
+        <w:t xml:space="preserve"> and galactarate degradation, and starch degradation III—are central to </w:t>
+      </w:r>
+      <w:r>
+        <w:rPr>
+          <w:rStyle w:val="Strong"/>
+        </w:rPr>
+        <w:t>fermentative complex carbohydrate metabolism</w:t>
+      </w:r>
+      <w:r>
+        <w:t xml:space="preserve"> and are typically performed by </w:t>
+      </w:r>
+      <w:r>
+        <w:rPr>
+          <w:rStyle w:val="Strong"/>
+        </w:rPr>
+        <w:t>obligate anaerobes</w:t>
+      </w:r>
+      <w:r>
+        <w:t xml:space="preserve"> such as </w:t>
+      </w:r>
+      <w:proofErr w:type="spellStart"/>
+      <w:r>
+        <w:rPr>
+          <w:rStyle w:val="Emphasis"/>
+        </w:rPr>
+        <w:t>Ruminococcus</w:t>
+      </w:r>
+      <w:proofErr w:type="spellEnd"/>
+      <w:r>
+        <w:t xml:space="preserve">, </w:t>
+      </w:r>
+      <w:proofErr w:type="spellStart"/>
+      <w:r>
+        <w:rPr>
+          <w:rStyle w:val="Emphasis"/>
+        </w:rPr>
+        <w:t>Faecalibacterium</w:t>
+      </w:r>
+      <w:proofErr w:type="spellEnd"/>
+      <w:r>
+        <w:t xml:space="preserve">, and </w:t>
+      </w:r>
+      <w:r>
+        <w:rPr>
+          <w:rStyle w:val="Emphasis"/>
+        </w:rPr>
+        <w:t>Bacteroides</w:t>
+      </w:r>
+      <w:r>
+        <w:rPr>
+          <w:rStyle w:val="Emphasis"/>
+        </w:rPr>
+        <w:t>”</w:t>
+      </w:r>
+    </w:p>
+    <w:p>
+      <w:proofErr w:type="spellStart"/>
+      <w:r>
+        <w:t>Ruminococcus</w:t>
+      </w:r>
+      <w:proofErr w:type="spellEnd"/>
+      <w:r>
+        <w:t xml:space="preserve"> is a </w:t>
+      </w:r>
+      <w:proofErr w:type="spellStart"/>
+      <w:r>
+        <w:t>kestone</w:t>
+      </w:r>
+      <w:proofErr w:type="spellEnd"/>
+      <w:r>
+        <w:t xml:space="preserve"> species for </w:t>
+      </w:r>
+      <w:proofErr w:type="spellStart"/>
+      <w:r>
+        <w:t>startch</w:t>
+      </w:r>
+      <w:proofErr w:type="spellEnd"/>
+      <w:r>
+        <w:t xml:space="preserve"> degradation </w:t>
+      </w:r>
+      <w:r>
+        <w:fldChar w:fldCharType="begin"/>
+      </w:r>
+      <w:r>
+        <w:instrText xml:space="preserve"> ADDIN ZOTERO_ITEM CSL_CITATION {"citationID":"y9eF3BVE","properties":{"formattedCitation":"(Ze et al., 2012)","plainCitation":"(Ze et al., 2012)","noteIndex":0},"citationItems":[{"id":3613,"uris":["http://zotero.org/users/13901503/items/T6YJWW48"],"itemData":{"id":3613,"type":"article-journal","abstract":"The release of energy from particulate substrates such as dietary fiber and resistant starch (RS) in the human colon may depend on the presence of specialist primary degraders (or ‘keystone species’) within the microbial community. We have explored the roles of four dominant amylolytic bacteria found in the human colon in the degradation and utilization of resistant starches. Eubacterium rectale and Bacteroides thetaiotaomicron showed limited ability to utilize RS2- and RS3-resistant starches by comparison with Bifidobacterium adolescentis and Ruminococcus bromii. In co-culture, however, R. bromii proved unique in stimulating RS2 and RS3 utilization by the other three bacterial species, even in a medium that does not permit growth of R. bromii itself. Having previously demonstrated low RS3 fermentation in vivo in two individuals with undetectable populations of R. bromii-related bacteria, we show here that supplementation of mixed fecal bacteria from one of these volunteers with R. bromii, but not with the other three species, greatly enhanced the extent of RS3 fermentation in vitro. This argues strongly that R. bromii has a pivotal role in fermentation of RS3 in the human large intestine, and that variation in the occurrence of this species and its close relatives may be a primary cause of variable energy recovery from this important component of the diet. This work also indicates that R. bromii possesses an exceptional ability to colonize and degrade starch particles when compared with previously studied amylolytic bacteria from the human colon.","container-title":"The ISME Journal","DOI":"10.1038/ismej.2012.4","ISSN":"1751-7362","issue":"8","journalAbbreviation":"The ISME Journal","page":"1535-1543","source":"Silverchair","title":"Ruminococcus bromii is a keystone species for the degradation of resistant starch in the human colon","volume":"6","author":[{"family":"Ze","given":"Xiaolei"},{"family":"Duncan","given":"Sylvia H"},{"family":"Louis","given":"Petra"},{"family":"Flint","given":"Harry J"}],"issued":{"date-parts":[["2012",8,1]]}}}],"schema":"https://github.com/citation-style-language/schema/raw/master/csl-citation.json"} </w:instrText>
+      </w:r>
+      <w:r>
+        <w:fldChar w:fldCharType="separate"/>
+      </w:r>
+      <w:r>
+        <w:rPr>
+          <w:noProof/>
+        </w:rPr>
+        <w:t>(Ze et al., 2012)</w:t>
+      </w:r>
+      <w:r>
+        <w:fldChar w:fldCharType="end"/>
+      </w:r>
+    </w:p>
+    <w:p>
+      <w:r>
+        <w:t xml:space="preserve">Bacteroides is super important for </w:t>
+      </w:r>
+      <w:proofErr w:type="spellStart"/>
+      <w:r>
+        <w:t>startch</w:t>
+      </w:r>
+      <w:proofErr w:type="spellEnd"/>
+      <w:r>
+        <w:t xml:space="preserve"> degradation </w:t>
+      </w:r>
+      <w:r>
+        <w:fldChar w:fldCharType="begin"/>
+      </w:r>
+      <w:r>
+        <w:instrText xml:space="preserve"> ADDIN ZOTERO_ITEM CSL_CITATION {"citationID":"Q2aWJAuc","properties":{"formattedCitation":"(E. C. Martens et al., 2009; Sonnenburg et al., 2005)","plainCitation":"(E. C. Martens et al., 2009; Sonnenburg et al., 2005)","noteIndex":0},"citationItems":[{"id":3618,"uris":["http://zotero.org/users/13901503/items/XV6N6QS6"],"itemData":{"id":3618,"type":"article-journal","abstract":"&lt;p&gt;Trillions of microbes inhabit the distal gut of adult humans. They have evolved to compete efficiently for nutrients, including a wide array of chemically diverse, complex glycans present in our diets, secreted by our intestinal mucosa, and displayed on the surfaces of other gut microbes. Here, we review how members of the Bacteroidetes, one of two dominant gut-associated bacterial phyla, process complex glycans using a series of similarly patterned, cell envelope-associated multiprotein systems. These systems provide insights into how gut, as well as terrestrial and aquatic, Bacteroidetes survive in highly competitive ecosystems.&lt;/p&gt;","container-title":"Journal of Biological Chemistry","DOI":"10.1074/jbc.R109.022848","ISSN":"0021-9258, 1083-351X","issue":"37","journalAbbreviation":"Journal of Biological Chemistry","language":"English","note":"publisher: Elsevier\nPMID: 19553672","page":"24673-24677","source":"www-jbc-org.proxy.lib.umich.edu","title":"Complex Glycan Catabolism by the Human Gut Microbiota: The Bacteroidetes Sus-like Paradigm *","title-short":"Complex Glycan Catabolism by the Human Gut Microbiota","volume":"284","author":[{"family":"Martens","given":"Eric C."},{"family":"Koropatkin","given":"Nicole M."},{"family":"Smith","given":"Thomas J."},{"family":"Gordon","given":"Jeffrey I."}],"issued":{"date-parts":[["2009",9,11]]}}},{"id":3616,"uris":["http://zotero.org/users/13901503/items/YQ7RLSFN"],"itemData":{"id":3616,"type":"article-journal","abstract":"Germ-free mice were maintained on polysaccharide-rich or simple-sugar diets and colonized for 10 days with an organism also found in human guts, Bacteroides thetaiotaomicron, followed by whole-genome transcriptional profiling of bacteria and mass spectrometry of cecal glycans. We found that these bacteria assembled on food particles and mucus, selectively induced outer-membrane polysaccharide-binding proteins and glycoside hydrolases, prioritized the consumption of liberated hexose sugars, and revealed a capacity to turn to host mucus glycans when polysaccharides were absent from the diet. This flexible foraging behavior should contribute to ecosystem stability and functional diversity.","container-title":"Science","DOI":"10.1126/science.1109051","issue":"5717","note":"publisher: American Association for the Advancement of Science","page":"1955-1959","source":"www-science-org.proxy.lib.umich.edu (Atypon)","title":"Glycan Foraging in Vivo by an Intestine-Adapted Bacterial Symbiont","volume":"307","author":[{"family":"Sonnenburg","given":"Justin L."},{"family":"Xu","given":"Jian"},{"family":"Leip","given":"Douglas D."},{"family":"Chen","given":"Chien-Huan"},{"family":"Westover","given":"Benjamin P."},{"family":"Weatherford","given":"Jeremy"},{"family":"Buhler","given":"Jeremy D."},{"family":"Gordon","given":"Jeffrey I."}],"issued":{"date-parts":[["2005",3,25]]}}}],"schema":"https://github.com/citation-style-language/schema/raw/master/csl-citation.json"} </w:instrText>
+      </w:r>
+      <w:r>
+        <w:fldChar w:fldCharType="separate"/>
+      </w:r>
+      <w:r>
+        <w:rPr>
+          <w:noProof/>
+        </w:rPr>
+        <w:t>(E. C. Martens et al., 2009; Sonnenburg et al., 2005)</w:t>
+      </w:r>
+      <w:r>
+        <w:fldChar w:fldCharType="end"/>
+      </w:r>
+    </w:p>
+    <w:p>
+      <w:r>
+        <w:t xml:space="preserve">-the shift towards anaerobic metabolism though is primarily towards metabolism of simple </w:t>
+      </w:r>
+      <w:proofErr w:type="spellStart"/>
+      <w:r>
+        <w:t>carbohodrates</w:t>
+      </w:r>
+      <w:proofErr w:type="spellEnd"/>
+      <w:r>
+        <w:t xml:space="preserve">: </w:t>
+      </w:r>
+    </w:p>
+    <w:p>
+      <w:r>
+        <w:lastRenderedPageBreak/>
+        <w:t>“</w:t>
+      </w:r>
+      <w:r>
+        <w:t xml:space="preserve">The upregulated anaerobic pathways (e.g., glycolysis, pyruvate fermentation, lactose/galactose degradation) are widely used by </w:t>
+      </w:r>
+      <w:r>
+        <w:rPr>
+          <w:rStyle w:val="Strong"/>
+        </w:rPr>
+        <w:t>facultative and obligate anaerobes</w:t>
+      </w:r>
+      <w:r>
+        <w:t xml:space="preserve"> to metabolize </w:t>
+      </w:r>
+      <w:r>
+        <w:rPr>
+          <w:rStyle w:val="Strong"/>
+        </w:rPr>
+        <w:t>simple carbohydrates</w:t>
+      </w:r>
+      <w:r>
+        <w:t>, particularly under hypoxic conditions</w:t>
+      </w:r>
+      <w:r>
+        <w:t>”</w:t>
+      </w:r>
+    </w:p>
+    <w:p/>
+    <w:p>
       <w:pPr>
         <w:rPr>
           <w:rStyle w:val="Emphasis"/>
@@ -2937,7 +3568,6 @@
     </w:p>
     <w:p>
       <w:r>
-        <w:lastRenderedPageBreak/>
         <w:t xml:space="preserve">-shift to glycolysis can affect ML macrophages </w:t>
       </w:r>
       <w:r>
@@ -3108,356 +3738,487 @@
           <w:sz w:val="28"/>
           <w:szCs w:val="28"/>
         </w:rPr>
-        <w:t xml:space="preserve">Lipid </w:t>
-      </w:r>
-      <w:r>
+        <w:t xml:space="preserve">SIMPLE SUGAR POINT FROM GPT </w:t>
+      </w:r>
+    </w:p>
+    <w:p>
+      <w:pPr>
+        <w:spacing w:before="100" w:beforeAutospacing="1" w:after="100" w:afterAutospacing="1" w:line="240" w:lineRule="auto"/>
+        <w:outlineLvl w:val="3"/>
+        <w:rPr>
+          <w:rFonts w:ascii="Times New Roman" w:eastAsia="Times New Roman" w:hAnsi="Times New Roman" w:cs="Times New Roman"/>
+          <w:b/>
+          <w:bCs/>
+          <w:kern w:val="0"/>
+          <w14:ligatures w14:val="none"/>
+        </w:rPr>
+      </w:pPr>
+      <w:r>
+        <w:rPr>
+          <w:rFonts w:ascii="Times New Roman" w:eastAsia="Times New Roman" w:hAnsi="Times New Roman" w:cs="Times New Roman"/>
+          <w:b/>
+          <w:bCs/>
+          <w:kern w:val="0"/>
+          <w14:ligatures w14:val="none"/>
+        </w:rPr>
+        <w:t>Glycolysis III &amp; IV</w:t>
+      </w:r>
+    </w:p>
+    <w:p>
+      <w:pPr>
+        <w:numPr>
+          <w:ilvl w:val="0"/>
+          <w:numId w:val="12"/>
+        </w:numPr>
+        <w:spacing w:before="100" w:beforeAutospacing="1" w:after="100" w:afterAutospacing="1" w:line="240" w:lineRule="auto"/>
+        <w:rPr>
+          <w:rFonts w:ascii="Times New Roman" w:eastAsia="Times New Roman" w:hAnsi="Times New Roman" w:cs="Times New Roman"/>
+          <w:kern w:val="0"/>
+          <w14:ligatures w14:val="none"/>
+        </w:rPr>
+      </w:pPr>
+      <w:r>
+        <w:rPr>
+          <w:rFonts w:ascii="Times New Roman" w:eastAsia="Times New Roman" w:hAnsi="Times New Roman" w:cs="Times New Roman"/>
+          <w:kern w:val="0"/>
+          <w14:ligatures w14:val="none"/>
+        </w:rPr>
+        <w:lastRenderedPageBreak/>
+        <w:t xml:space="preserve">These pathways </w:t>
+      </w:r>
+      <w:r>
+        <w:rPr>
+          <w:rFonts w:ascii="Times New Roman" w:eastAsia="Times New Roman" w:hAnsi="Times New Roman" w:cs="Times New Roman"/>
+          <w:b/>
+          <w:bCs/>
+          <w:kern w:val="0"/>
+          <w14:ligatures w14:val="none"/>
+        </w:rPr>
+        <w:t>start from glucose</w:t>
+      </w:r>
+      <w:r>
+        <w:rPr>
+          <w:rFonts w:ascii="Times New Roman" w:eastAsia="Times New Roman" w:hAnsi="Times New Roman" w:cs="Times New Roman"/>
+          <w:kern w:val="0"/>
+          <w14:ligatures w14:val="none"/>
+        </w:rPr>
+        <w:t>—a simple sugar.</w:t>
+      </w:r>
+    </w:p>
+    <w:p>
+      <w:pPr>
+        <w:numPr>
+          <w:ilvl w:val="0"/>
+          <w:numId w:val="12"/>
+        </w:numPr>
+        <w:spacing w:before="100" w:beforeAutospacing="1" w:after="100" w:afterAutospacing="1" w:line="240" w:lineRule="auto"/>
+        <w:rPr>
+          <w:rFonts w:ascii="Times New Roman" w:eastAsia="Times New Roman" w:hAnsi="Times New Roman" w:cs="Times New Roman"/>
+          <w:kern w:val="0"/>
+          <w14:ligatures w14:val="none"/>
+        </w:rPr>
+      </w:pPr>
+      <w:r>
+        <w:rPr>
+          <w:rFonts w:ascii="Times New Roman" w:eastAsia="Times New Roman" w:hAnsi="Times New Roman" w:cs="Times New Roman"/>
+          <w:kern w:val="0"/>
+          <w14:ligatures w14:val="none"/>
+        </w:rPr>
+        <w:t xml:space="preserve">Their upregulation indicates microbes are fermenting </w:t>
+      </w:r>
+      <w:r>
+        <w:rPr>
+          <w:rFonts w:ascii="Times New Roman" w:eastAsia="Times New Roman" w:hAnsi="Times New Roman" w:cs="Times New Roman"/>
+          <w:b/>
+          <w:bCs/>
+          <w:kern w:val="0"/>
+          <w14:ligatures w14:val="none"/>
+        </w:rPr>
+        <w:t>monosaccharides</w:t>
+      </w:r>
+      <w:r>
+        <w:rPr>
+          <w:rFonts w:ascii="Times New Roman" w:eastAsia="Times New Roman" w:hAnsi="Times New Roman" w:cs="Times New Roman"/>
+          <w:kern w:val="0"/>
+          <w14:ligatures w14:val="none"/>
+        </w:rPr>
+        <w:t>, not breaking down complex fibers into SCFA precursors.</w:t>
+      </w:r>
+    </w:p>
+    <w:p>
+      <w:pPr>
+        <w:spacing w:before="100" w:beforeAutospacing="1" w:after="100" w:afterAutospacing="1" w:line="240" w:lineRule="auto"/>
+        <w:outlineLvl w:val="3"/>
+        <w:rPr>
+          <w:rFonts w:ascii="Times New Roman" w:eastAsia="Times New Roman" w:hAnsi="Times New Roman" w:cs="Times New Roman"/>
+          <w:b/>
+          <w:bCs/>
+          <w:kern w:val="0"/>
+          <w14:ligatures w14:val="none"/>
+        </w:rPr>
+      </w:pPr>
+      <w:r>
+        <w:rPr>
+          <w:rFonts w:ascii="Times New Roman" w:eastAsia="Times New Roman" w:hAnsi="Times New Roman" w:cs="Times New Roman"/>
+          <w:b/>
+          <w:bCs/>
+          <w:kern w:val="0"/>
+          <w14:ligatures w14:val="none"/>
+        </w:rPr>
+        <w:t>Pyruvate Fermentation I &amp; II</w:t>
+      </w:r>
+    </w:p>
+    <w:p>
+      <w:pPr>
+        <w:numPr>
+          <w:ilvl w:val="0"/>
+          <w:numId w:val="13"/>
+        </w:numPr>
+        <w:spacing w:before="100" w:beforeAutospacing="1" w:after="100" w:afterAutospacing="1" w:line="240" w:lineRule="auto"/>
+        <w:rPr>
+          <w:rFonts w:ascii="Times New Roman" w:eastAsia="Times New Roman" w:hAnsi="Times New Roman" w:cs="Times New Roman"/>
+          <w:kern w:val="0"/>
+          <w14:ligatures w14:val="none"/>
+        </w:rPr>
+      </w:pPr>
+      <w:r>
+        <w:rPr>
+          <w:rFonts w:ascii="Times New Roman" w:eastAsia="Times New Roman" w:hAnsi="Times New Roman" w:cs="Times New Roman"/>
+          <w:kern w:val="0"/>
+          <w14:ligatures w14:val="none"/>
+        </w:rPr>
+        <w:t xml:space="preserve">These are </w:t>
+      </w:r>
+      <w:r>
+        <w:rPr>
+          <w:rFonts w:ascii="Times New Roman" w:eastAsia="Times New Roman" w:hAnsi="Times New Roman" w:cs="Times New Roman"/>
+          <w:b/>
+          <w:bCs/>
+          <w:kern w:val="0"/>
+          <w14:ligatures w14:val="none"/>
+        </w:rPr>
+        <w:t>downstream of glycolysis</w:t>
+      </w:r>
+      <w:r>
+        <w:rPr>
+          <w:rFonts w:ascii="Times New Roman" w:eastAsia="Times New Roman" w:hAnsi="Times New Roman" w:cs="Times New Roman"/>
+          <w:kern w:val="0"/>
+          <w14:ligatures w14:val="none"/>
+        </w:rPr>
+        <w:t xml:space="preserve"> and process </w:t>
+      </w:r>
+      <w:r>
+        <w:rPr>
+          <w:rFonts w:ascii="Times New Roman" w:eastAsia="Times New Roman" w:hAnsi="Times New Roman" w:cs="Times New Roman"/>
+          <w:b/>
+          <w:bCs/>
+          <w:kern w:val="0"/>
+          <w14:ligatures w14:val="none"/>
+        </w:rPr>
+        <w:t>simple sugar metabolites</w:t>
+      </w:r>
+      <w:r>
+        <w:rPr>
+          <w:rFonts w:ascii="Times New Roman" w:eastAsia="Times New Roman" w:hAnsi="Times New Roman" w:cs="Times New Roman"/>
+          <w:kern w:val="0"/>
+          <w14:ligatures w14:val="none"/>
+        </w:rPr>
+        <w:t xml:space="preserve"> (like pyruvate) into short-chain end products (e.g., lactate, acetate).</w:t>
+      </w:r>
+    </w:p>
+    <w:p>
+      <w:pPr>
+        <w:numPr>
+          <w:ilvl w:val="0"/>
+          <w:numId w:val="13"/>
+        </w:numPr>
+        <w:spacing w:before="100" w:beforeAutospacing="1" w:after="100" w:afterAutospacing="1" w:line="240" w:lineRule="auto"/>
+        <w:rPr>
+          <w:rFonts w:ascii="Times New Roman" w:eastAsia="Times New Roman" w:hAnsi="Times New Roman" w:cs="Times New Roman"/>
+          <w:kern w:val="0"/>
+          <w14:ligatures w14:val="none"/>
+        </w:rPr>
+      </w:pPr>
+      <w:r>
+        <w:rPr>
+          <w:rFonts w:ascii="Times New Roman" w:eastAsia="Times New Roman" w:hAnsi="Times New Roman" w:cs="Times New Roman"/>
+          <w:kern w:val="0"/>
+          <w14:ligatures w14:val="none"/>
+        </w:rPr>
+        <w:t xml:space="preserve">Again, these reflect energy extraction from </w:t>
+      </w:r>
+      <w:r>
+        <w:rPr>
+          <w:rFonts w:ascii="Times New Roman" w:eastAsia="Times New Roman" w:hAnsi="Times New Roman" w:cs="Times New Roman"/>
+          <w:b/>
+          <w:bCs/>
+          <w:kern w:val="0"/>
+          <w14:ligatures w14:val="none"/>
+        </w:rPr>
+        <w:t>readily available substrates</w:t>
+      </w:r>
+      <w:r>
+        <w:rPr>
+          <w:rFonts w:ascii="Times New Roman" w:eastAsia="Times New Roman" w:hAnsi="Times New Roman" w:cs="Times New Roman"/>
+          <w:kern w:val="0"/>
+          <w14:ligatures w14:val="none"/>
+        </w:rPr>
+        <w:t>, not complex plant-derived carbohydrates.</w:t>
+      </w:r>
+    </w:p>
+    <w:p>
+      <w:pPr>
+        <w:spacing w:before="100" w:beforeAutospacing="1" w:after="100" w:afterAutospacing="1" w:line="240" w:lineRule="auto"/>
+        <w:outlineLvl w:val="3"/>
+        <w:rPr>
+          <w:rFonts w:ascii="Times New Roman" w:eastAsia="Times New Roman" w:hAnsi="Times New Roman" w:cs="Times New Roman"/>
+          <w:b/>
+          <w:bCs/>
+          <w:kern w:val="0"/>
+          <w14:ligatures w14:val="none"/>
+        </w:rPr>
+      </w:pPr>
+      <w:r>
+        <w:rPr>
+          <w:rFonts w:ascii="Times New Roman" w:eastAsia="Times New Roman" w:hAnsi="Times New Roman" w:cs="Times New Roman"/>
+          <w:b/>
+          <w:bCs/>
+          <w:kern w:val="0"/>
+          <w14:ligatures w14:val="none"/>
+        </w:rPr>
+        <w:t>Glucose &amp; Glucose-1-Phosphate Degradation</w:t>
+      </w:r>
+    </w:p>
+    <w:p>
+      <w:pPr>
+        <w:numPr>
+          <w:ilvl w:val="0"/>
+          <w:numId w:val="14"/>
+        </w:numPr>
+        <w:spacing w:before="100" w:beforeAutospacing="1" w:after="100" w:afterAutospacing="1" w:line="240" w:lineRule="auto"/>
+        <w:rPr>
+          <w:rFonts w:ascii="Times New Roman" w:eastAsia="Times New Roman" w:hAnsi="Times New Roman" w:cs="Times New Roman"/>
+          <w:kern w:val="0"/>
+          <w14:ligatures w14:val="none"/>
+        </w:rPr>
+      </w:pPr>
+      <w:r>
+        <w:rPr>
+          <w:rFonts w:ascii="Times New Roman" w:eastAsia="Times New Roman" w:hAnsi="Times New Roman" w:cs="Times New Roman"/>
+          <w:kern w:val="0"/>
+          <w14:ligatures w14:val="none"/>
+        </w:rPr>
+        <w:t xml:space="preserve">These are direct </w:t>
+      </w:r>
+      <w:r>
+        <w:rPr>
+          <w:rFonts w:ascii="Times New Roman" w:eastAsia="Times New Roman" w:hAnsi="Times New Roman" w:cs="Times New Roman"/>
+          <w:b/>
+          <w:bCs/>
+          <w:kern w:val="0"/>
+          <w14:ligatures w14:val="none"/>
+        </w:rPr>
+        <w:t>sugar catabolism</w:t>
+      </w:r>
+      <w:r>
+        <w:rPr>
+          <w:rFonts w:ascii="Times New Roman" w:eastAsia="Times New Roman" w:hAnsi="Times New Roman" w:cs="Times New Roman"/>
+          <w:kern w:val="0"/>
+          <w14:ligatures w14:val="none"/>
+        </w:rPr>
+        <w:t xml:space="preserve"> pathways. Their upregulation signals enhanced use of </w:t>
+      </w:r>
+      <w:r>
+        <w:rPr>
+          <w:rFonts w:ascii="Times New Roman" w:eastAsia="Times New Roman" w:hAnsi="Times New Roman" w:cs="Times New Roman"/>
+          <w:b/>
+          <w:bCs/>
+          <w:kern w:val="0"/>
+          <w14:ligatures w14:val="none"/>
+        </w:rPr>
+        <w:t>simple hexoses</w:t>
+      </w:r>
+      <w:r>
+        <w:rPr>
+          <w:rFonts w:ascii="Times New Roman" w:eastAsia="Times New Roman" w:hAnsi="Times New Roman" w:cs="Times New Roman"/>
+          <w:kern w:val="0"/>
+          <w14:ligatures w14:val="none"/>
+        </w:rPr>
+        <w:t>, not initiation of complex carbohydrate degradation.</w:t>
+      </w:r>
+    </w:p>
+    <w:p>
+      <w:pPr>
+        <w:spacing w:before="100" w:beforeAutospacing="1" w:after="100" w:afterAutospacing="1" w:line="240" w:lineRule="auto"/>
+        <w:outlineLvl w:val="3"/>
+        <w:rPr>
+          <w:rFonts w:ascii="Times New Roman" w:eastAsia="Times New Roman" w:hAnsi="Times New Roman" w:cs="Times New Roman"/>
+          <w:b/>
+          <w:bCs/>
+          <w:kern w:val="0"/>
+          <w14:ligatures w14:val="none"/>
+        </w:rPr>
+      </w:pPr>
+      <w:r>
+        <w:rPr>
+          <w:rFonts w:ascii="Times New Roman" w:eastAsia="Times New Roman" w:hAnsi="Times New Roman" w:cs="Times New Roman"/>
+          <w:b/>
+          <w:bCs/>
+          <w:kern w:val="0"/>
+          <w14:ligatures w14:val="none"/>
+        </w:rPr>
+        <w:t>Galactose Degradation I (Leloir Pathway)</w:t>
+      </w:r>
+    </w:p>
+    <w:p>
+      <w:pPr>
+        <w:numPr>
+          <w:ilvl w:val="0"/>
+          <w:numId w:val="15"/>
+        </w:numPr>
+        <w:spacing w:before="100" w:beforeAutospacing="1" w:after="100" w:afterAutospacing="1" w:line="240" w:lineRule="auto"/>
+        <w:rPr>
+          <w:rFonts w:ascii="Times New Roman" w:eastAsia="Times New Roman" w:hAnsi="Times New Roman" w:cs="Times New Roman"/>
+          <w:kern w:val="0"/>
+          <w14:ligatures w14:val="none"/>
+        </w:rPr>
+      </w:pPr>
+      <w:r>
+        <w:rPr>
+          <w:rFonts w:ascii="Times New Roman" w:eastAsia="Times New Roman" w:hAnsi="Times New Roman" w:cs="Times New Roman"/>
+          <w:kern w:val="0"/>
+          <w14:ligatures w14:val="none"/>
+        </w:rPr>
+        <w:t xml:space="preserve">This pathway is for </w:t>
+      </w:r>
+      <w:r>
+        <w:rPr>
+          <w:rFonts w:ascii="Times New Roman" w:eastAsia="Times New Roman" w:hAnsi="Times New Roman" w:cs="Times New Roman"/>
+          <w:b/>
+          <w:bCs/>
+          <w:kern w:val="0"/>
+          <w14:ligatures w14:val="none"/>
+        </w:rPr>
+        <w:t>galactose</w:t>
+      </w:r>
+      <w:r>
+        <w:rPr>
+          <w:rFonts w:ascii="Times New Roman" w:eastAsia="Times New Roman" w:hAnsi="Times New Roman" w:cs="Times New Roman"/>
+          <w:kern w:val="0"/>
+          <w14:ligatures w14:val="none"/>
+        </w:rPr>
+        <w:t xml:space="preserve">, a </w:t>
+      </w:r>
+      <w:r>
+        <w:rPr>
+          <w:rFonts w:ascii="Times New Roman" w:eastAsia="Times New Roman" w:hAnsi="Times New Roman" w:cs="Times New Roman"/>
+          <w:b/>
+          <w:bCs/>
+          <w:kern w:val="0"/>
+          <w14:ligatures w14:val="none"/>
+        </w:rPr>
+        <w:t>simple sugar</w:t>
+      </w:r>
+      <w:r>
+        <w:rPr>
+          <w:rFonts w:ascii="Times New Roman" w:eastAsia="Times New Roman" w:hAnsi="Times New Roman" w:cs="Times New Roman"/>
+          <w:kern w:val="0"/>
+          <w14:ligatures w14:val="none"/>
+        </w:rPr>
+        <w:t xml:space="preserve"> commonly derived from lactose or other disaccharides. It feeds directly into glycolysis.</w:t>
+      </w:r>
+    </w:p>
+    <w:p>
+      <w:pPr>
+        <w:spacing w:before="100" w:beforeAutospacing="1" w:after="100" w:afterAutospacing="1" w:line="240" w:lineRule="auto"/>
+        <w:outlineLvl w:val="3"/>
+        <w:rPr>
+          <w:rFonts w:ascii="Times New Roman" w:eastAsia="Times New Roman" w:hAnsi="Times New Roman" w:cs="Times New Roman"/>
+          <w:b/>
+          <w:bCs/>
+          <w:kern w:val="0"/>
+          <w14:ligatures w14:val="none"/>
+        </w:rPr>
+      </w:pPr>
+      <w:r>
+        <w:rPr>
+          <w:rFonts w:ascii="Times New Roman" w:eastAsia="Times New Roman" w:hAnsi="Times New Roman" w:cs="Times New Roman"/>
+          <w:b/>
+          <w:bCs/>
+          <w:kern w:val="0"/>
+          <w14:ligatures w14:val="none"/>
+        </w:rPr>
+        <w:t>Glycogen Degradation II</w:t>
+      </w:r>
+    </w:p>
+    <w:p>
+      <w:pPr>
+        <w:numPr>
+          <w:ilvl w:val="0"/>
+          <w:numId w:val="16"/>
+        </w:numPr>
+        <w:spacing w:before="100" w:beforeAutospacing="1" w:after="100" w:afterAutospacing="1" w:line="240" w:lineRule="auto"/>
+        <w:rPr>
+          <w:rFonts w:ascii="Times New Roman" w:eastAsia="Times New Roman" w:hAnsi="Times New Roman" w:cs="Times New Roman"/>
+          <w:kern w:val="0"/>
+          <w14:ligatures w14:val="none"/>
+        </w:rPr>
+      </w:pPr>
+      <w:r>
+        <w:rPr>
+          <w:rFonts w:ascii="Times New Roman" w:eastAsia="Times New Roman" w:hAnsi="Times New Roman" w:cs="Times New Roman"/>
+          <w:kern w:val="0"/>
+          <w14:ligatures w14:val="none"/>
+        </w:rPr>
+        <w:t xml:space="preserve">Mobilizes </w:t>
+      </w:r>
+      <w:r>
+        <w:rPr>
+          <w:rFonts w:ascii="Times New Roman" w:eastAsia="Times New Roman" w:hAnsi="Times New Roman" w:cs="Times New Roman"/>
+          <w:b/>
+          <w:bCs/>
+          <w:kern w:val="0"/>
+          <w14:ligatures w14:val="none"/>
+        </w:rPr>
+        <w:t>stored glucose</w:t>
+      </w:r>
+      <w:r>
+        <w:rPr>
+          <w:rFonts w:ascii="Times New Roman" w:eastAsia="Times New Roman" w:hAnsi="Times New Roman" w:cs="Times New Roman"/>
+          <w:kern w:val="0"/>
+          <w14:ligatures w14:val="none"/>
+        </w:rPr>
+        <w:t xml:space="preserve"> units from host or microbial glycogen—</w:t>
+      </w:r>
+      <w:r>
+        <w:rPr>
+          <w:rFonts w:ascii="Times New Roman" w:eastAsia="Times New Roman" w:hAnsi="Times New Roman" w:cs="Times New Roman"/>
+          <w:b/>
+          <w:bCs/>
+          <w:kern w:val="0"/>
+          <w14:ligatures w14:val="none"/>
+        </w:rPr>
+        <w:t>not dietary fiber</w:t>
+      </w:r>
+      <w:r>
+        <w:rPr>
+          <w:rFonts w:ascii="Times New Roman" w:eastAsia="Times New Roman" w:hAnsi="Times New Roman" w:cs="Times New Roman"/>
+          <w:kern w:val="0"/>
+          <w14:ligatures w14:val="none"/>
+        </w:rPr>
+        <w:t>.</w:t>
+      </w:r>
+    </w:p>
+    <w:p>
+      <w:pPr>
         <w:rPr>
           <w:b/>
           <w:bCs/>
           <w:sz w:val="28"/>
           <w:szCs w:val="28"/>
         </w:rPr>
-        <w:t>remodeling and catabolism</w:t>
-      </w:r>
-    </w:p>
-    <w:p>
-      <w:r>
-        <w:t>Intro:</w:t>
-      </w:r>
-      <w:r>
-        <w:t xml:space="preserve"> </w:t>
-      </w:r>
-      <w:r>
-        <w:t>lipid metabolism remodels cellular membranes and cellular membranes are affected by temperature , lipid metabolism regulates membrane composition and changes at high temperatures to solidify membranes</w:t>
-      </w:r>
-    </w:p>
-    <w:p>
-      <w:r>
-        <w:t xml:space="preserve">Intro: </w:t>
-      </w:r>
-      <w:r>
-        <w:t xml:space="preserve">Bacteria adjust lipid composition of their membranes to maintain homeostasis under changing conditions </w:t>
-      </w:r>
-      <w:r>
-        <w:fldChar w:fldCharType="begin"/>
-      </w:r>
-      <w:r>
-        <w:instrText xml:space="preserve"> ADDIN ZOTERO_ITEM CSL_CITATION {"citationID":"EQUdRGxb","properties":{"formattedCitation":"(Zhang &amp; Rock, 2008)","plainCitation":"(Zhang &amp; Rock, 2008)","noteIndex":0},"citationItems":[{"id":3286,"uris":["http://zotero.org/users/13901503/items/VXSZL448"],"itemData":{"id":3286,"type":"article-journal","abstract":"The ability of bacteria to control the biophysical properties of their membrane phospholipids allows them to thrive in a wide range of physical environments.Fatty acid biosynthesis is an energy-intensive biosynthetic pathway, and the production of the building blocks for membrane phospholipids is precisely regulated to match the rate of cell division.Bacteria control the homeostasis of membrane lipid biophysical properties by altering the chain length of fatty acids, as well as the ratio of saturated:unsaturated fatty acids. The de novo, type II fatty acid biosynthetic pathway is a major focal point for the regulation of fatty acid composition.Bacteria can alter the physical properties of existing phospholipids by introducing cis double bonds into saturated acyl chains, thereby converting cis double bonds into cyclopropane rings and catalysing the isomerization of cis fatty acids to their trans conformations.Phospholipids are used as intermediates in the formation of major structural constituents of the cell. Managing the metabolism of the lipid by-products of these biosynthetic pathways is important to prevent the accumulation of membrane-disruptive lipids and to conserve the energy that is invested in the biosynthesis of the fatty acids.Modification of phosphatidylglycerol by the attachment of a lysine residue to the glycerol head group is an adaptive response that is used by pathogens to increase their resistance to cationic antibacterial peptides (defensins) that are produced by the innate immune system.","container-title":"Nature Reviews Microbiology","DOI":"10.1038/nrmicro1839","ISSN":"1740-1534","issue":"3","journalAbbreviation":"Nat Rev Microbiol","language":"en","license":"2008 Springer Nature Limited","note":"publisher: Nature Publishing Group","page":"222-233","source":"www-nature-com.proxy.lib.umich.edu","title":"Membrane lipid homeostasis in bacteria","volume":"6","author":[{"family":"Zhang","given":"Yong-Mei"},{"family":"Rock","given":"Charles O."}],"issued":{"date-parts":[["2008",3]]}}}],"schema":"https://github.com/citation-style-language/schema/raw/master/csl-citation.json"} </w:instrText>
-      </w:r>
-      <w:r>
-        <w:fldChar w:fldCharType="separate"/>
-      </w:r>
-      <w:r>
-        <w:rPr>
-          <w:noProof/>
-        </w:rPr>
-        <w:t>(Zhang &amp; Rock, 2008)</w:t>
-      </w:r>
-      <w:r>
-        <w:fldChar w:fldCharType="end"/>
-      </w:r>
-      <w:r>
-        <w:t xml:space="preserve"> which is critical for survival. </w:t>
-      </w:r>
-      <w:r>
-        <w:t xml:space="preserve">Membrane fluidity is affected by temperature and bacteria can adjust to thermal changes by altering the fatty acid composition of their membrane lipids </w:t>
-      </w:r>
-      <w:r>
-        <w:fldChar w:fldCharType="begin"/>
-      </w:r>
-      <w:r>
-        <w:instrText xml:space="preserve"> ADDIN ZOTERO_ITEM CSL_CITATION {"citationID":"kSUF6Dqo","properties":{"formattedCitation":"(Mansilla et al., 2004; Sinensky, 1973; Wen et al., 2021)","plainCitation":"(Mansilla et al., 2004; Sinensky, 1973; Wen et al., 2021)","noteIndex":0},"citationItems":[{"id":3378,"uris":["http://zotero.org/users/13901503/items/TZK8TZFH"],"itemData":{"id":3378,"type":"article-journal","container-title":"Journal of Bacteriology","DOI":"10.1128/jb.186.20.6681-6688.2004","issue":"20","note":"publisher: American Society for Microbiology","page":"6681-6688","source":"journals.asm.org (Atypon)","title":"Control of Membrane Lipid Fluidity by Molecular Thermosensors","volume":"186","author":[{"family":"Mansilla","given":"María C."},{"family":"Cybulski","given":"Larisa E."},{"family":"Albanesi","given":"Daniela"},{"family":"Mendoza","given":"Diego","non-dropping-particle":"de"}],"issued":{"date-parts":[["2004",10,15]]}}},{"id":3380,"uris":["http://zotero.org/users/13901503/items/Y3XEJ43T"],"itemData":{"id":3380,"type":"webpage","language":"en","note":"DOI: 10.1073/pnas.71.2.522","title":"Homeoviscous Adaptation—A Homeostatic Process that Regulates the Viscosity of Membrane Lipids in Escherichia coli","URL":"https://www.pnas.org/doi/epdf/10.1073/pnas.71.2.522","author":[{"family":"Sinensky","given":"Michael"}],"accessed":{"date-parts":[["2025",5,13]]},"issued":{"date-parts":[["1973"]]}},"label":"page"},{"id":3040,"uris":["http://zotero.org/users/13901503/items/BKZD6MTY"],"itemData":{"id":3040,"type":"article-journal","abstract":"Background\nHeat stress has negative effects on the intestinal health of humans and animals. However, the impact of heat stress on intestinal microbial and metabolic changes remains elusive. Here, we investigated the cecal microbial and metabolic profiles in mice in response to heat stress.\n\nMethods\nThe mouse heat stress model was constructed by simulating a high-temperature environment. Twenty mice were randomly assigned to two groups, the control group (CON, 25°C) and the heat treatment group (HS, 40°C from 13:00 to 15:00 every day for 7 days). Serum and cecal contents were collected from the mice for serum biochemical analysis, 16S rRNA high-throughput sequencing, and non-targeted metabolomics.\n\nResults\nBoth core body temperature and water intake were significantly increased in the HS group. Serum biochemical indicators were also affected, including significantly increased triglyceride and decreased low-density lipoprotein in the heat stress group. The composition and structure of intestinal microbiota were remarkably altered in the HS group. At the species level, the relative abundance of Candidatus Arthromitus sp. SFB-mouse-Japan and Lactobacillus murinus significantly reduced, while that of Lachnospiraceae bacterium 3-1 obviously increased after HS. Metabolomic analysis of the cecal contents clearly distinguished metabolite changes between the groups. The significantly different metabolites identified were mainly involved in the fatty acid synthesis, purine metabolism, fatty acid metabolism, cyanoamino acid metabolism, glyceride metabolism, and plasmalogen synthesis.\n\nConclusion\nIn summary, high temperature disrupted the homeostatic balance of the intestinal microbiota in mice and also induced significant alterations in intestinal metabolites. This study provides a basis for treating intestinal disorders caused by elevated temperature in humans and animals and can further formulate nutritional countermeasures to reduce heat stress-induced damage.","container-title":"Frontiers in Microbiology","DOI":"10.3389/fmicb.2021.706772","ISSN":"1664-302X","journalAbbreviation":"Front. Microbiol.","language":"English","note":"publisher: Frontiers","source":"Frontiers","title":"Heat Stress Alters the Intestinal Microbiota and Metabolomic Profiles in Mice","URL":"https://www.frontiersin.orghttps//www.frontiersin.org/journals/microbiology/articles/10.3389/fmicb.2021.706772/full","volume":"12","author":[{"family":"Wen","given":"Chaoyue"},{"family":"Li","given":"Siyu"},{"family":"Wang","given":"Jiaojiao"},{"family":"Zhu","given":"Yimin"},{"family":"Zong","given":"Xin"},{"family":"Wang","given":"Yizhen"},{"family":"Jin","given":"Mingliang"}],"accessed":{"date-parts":[["2025",5,1]]},"issued":{"date-parts":[["2021",8,20]]}}}],"schema":"https://github.com/citation-style-language/schema/raw/master/csl-citation.json"} </w:instrText>
-      </w:r>
-      <w:r>
-        <w:fldChar w:fldCharType="separate"/>
-      </w:r>
-      <w:r>
-        <w:rPr>
-          <w:rFonts w:ascii="Aptos" w:cs="Times New Roman"/>
-          <w:kern w:val="0"/>
-        </w:rPr>
-        <w:t xml:space="preserve">(Mansilla et al., 2004; </w:t>
-      </w:r>
-      <w:proofErr w:type="spellStart"/>
-      <w:r>
-        <w:rPr>
-          <w:rFonts w:ascii="Aptos" w:cs="Times New Roman"/>
-          <w:kern w:val="0"/>
-        </w:rPr>
-        <w:t>Sinensky</w:t>
-      </w:r>
-      <w:proofErr w:type="spellEnd"/>
-      <w:r>
-        <w:rPr>
-          <w:rFonts w:ascii="Aptos" w:cs="Times New Roman"/>
-          <w:kern w:val="0"/>
-        </w:rPr>
-        <w:t>, 1973; Wen et al., 2021)</w:t>
-      </w:r>
-      <w:r>
-        <w:fldChar w:fldCharType="end"/>
-      </w:r>
-    </w:p>
-    <w:p>
-      <w:r>
-        <w:t xml:space="preserve">Results: </w:t>
-      </w:r>
-      <w:r>
-        <w:t xml:space="preserve">Rising temperatures are associated with a decrease in pathways involved in </w:t>
-      </w:r>
-      <w:r>
-        <w:t>lipid catabolism including fatty acid β-oxidation</w:t>
-      </w:r>
-      <w:r>
-        <w:t>,</w:t>
-      </w:r>
-      <w:r>
-        <w:t xml:space="preserve"> lipid recycling</w:t>
-      </w:r>
-      <w:r>
-        <w:t>,</w:t>
-      </w:r>
-      <w:r>
-        <w:t xml:space="preserve"> and phospholipid turnover</w:t>
-      </w:r>
-      <w:r>
-        <w:t>, suggesting</w:t>
-      </w:r>
-      <w:r>
-        <w:t xml:space="preserve"> a</w:t>
-      </w:r>
-      <w:r>
-        <w:t xml:space="preserve"> </w:t>
-      </w:r>
-      <w:r>
-        <w:t>loss of flexibility in lipid metabolism</w:t>
-      </w:r>
-      <w:r>
-        <w:t xml:space="preserve"> and membrane repair at high temperatures</w:t>
-      </w:r>
-      <w:r>
-        <w:t xml:space="preserve"> </w:t>
-      </w:r>
-      <w:r>
-        <w:fldChar w:fldCharType="begin"/>
-      </w:r>
-      <w:r>
-        <w:instrText xml:space="preserve"> ADDIN ZOTERO_ITEM CSL_CITATION {"citationID":"Fqy0cyiA","properties":{"formattedCitation":"(Dennis, 1994; Parsons &amp; Rock, 2013)","plainCitation":"(Dennis, 1994; Parsons &amp; Rock, 2013)","noteIndex":0},"citationItems":[{"id":3285,"uris":["http://zotero.org/users/13901503/items/932HVZ4C"],"itemData":{"id":3285,"type":"article-journal","container-title":"Journal of Biological Chemistry","DOI":"10.1016/S0021-9258(17)36794-7","ISSN":"00219258","issue":"18","journalAbbreviation":"Journal of Biological Chemistry","language":"en","license":"https://www.elsevier.com/tdm/userlicense/1.0/","page":"13057-13060","source":"DOI.org (Crossref)","title":"Diversity of group types, regulation, and function of phospholipase A2.","volume":"269","author":[{"family":"Dennis","given":"E.A."}],"issued":{"date-parts":[["1994",5]]}}},{"id":3387,"uris":["http://zotero.org/users/13901503/items/NNFL5BBJ"],"itemData":{"id":3387,"type":"article-journal","abstract":"Membrane lipid homeostasis is a vital facet of bacterial cell physiology. For decades, research in bacterial lipid synthesis was largely confined to the Escherichia coli model system. This basic research provided a blueprint for the biochemistry of lipid metabolism that has largely defined the individual steps in bacterial fatty acid and phospholipids synthesis. The advent of genomic sequencing has revealed a surprising amount of diversity in the genes, enzymes and genetic organization of the components responsible for bacterial lipid synthesis. Although the chemical steps in fatty acid synthesis are largely conserved in bacteria, there are surprising differences in the structure and cofactor requirements for the enzymes that perform these reactions in Gram-positive and Gram-negative bacteria. This review summarizes how the explosion of new information on the diversity of biochemical and genetic regulatory mechanisms has impacted our understanding of bacterial lipid homeostasis. The potential and problems of developing therapeutics that block pathogen phospholipid synthesis are explored and evaluated. The study of bacterial lipid metabolism continues to be a rich source for new biochemistry that underlies the variety and adaptability of bacterial life styles.","container-title":"Progress in Lipid Research","DOI":"10.1016/j.plipres.2013.02.002","ISSN":"0163-7827","issue":"3","journalAbbreviation":"Progress in Lipid Research","page":"249-276","source":"ScienceDirect","title":"Bacterial lipids: Metabolism and membrane homeostasis","title-short":"Bacterial lipids","volume":"52","author":[{"family":"Parsons","given":"Joshua B."},{"family":"Rock","given":"Charles O."}],"issued":{"date-parts":[["2013",7,1]]}}}],"schema":"https://github.com/citation-style-language/schema/raw/master/csl-citation.json"} </w:instrText>
-      </w:r>
-      <w:r>
-        <w:fldChar w:fldCharType="separate"/>
-      </w:r>
-      <w:r>
-        <w:rPr>
-          <w:noProof/>
-        </w:rPr>
-        <w:t>(Dennis, 1994; Parsons &amp; Rock, 2013)</w:t>
-      </w:r>
-      <w:r>
-        <w:fldChar w:fldCharType="end"/>
-      </w:r>
-      <w:r>
-        <w:t xml:space="preserve">. </w:t>
-      </w:r>
-      <w:r>
-        <w:t>However, this is accompanied by an increase in pathways involved in fatty acids synthesis</w:t>
-      </w:r>
-      <w:r>
-        <w:t xml:space="preserve"> and lipid remodeling which is indicative of microbial membrane restructuring</w:t>
-      </w:r>
-      <w:r>
-        <w:t xml:space="preserve"> to maintain homeostasis</w:t>
-      </w:r>
-      <w:r>
-        <w:t xml:space="preserve"> </w:t>
-      </w:r>
-      <w:r>
-        <w:t xml:space="preserve">at </w:t>
-      </w:r>
-      <w:r>
-        <w:t>high temperatures</w:t>
-      </w:r>
-      <w:r>
-        <w:t xml:space="preserve"> </w:t>
-      </w:r>
-      <w:r>
-        <w:fldChar w:fldCharType="begin"/>
-      </w:r>
-      <w:r>
-        <w:instrText xml:space="preserve"> ADDIN ZOTERO_ITEM CSL_CITATION {"citationID":"AEel9Qj4","properties":{"formattedCitation":"(Lombard &amp; Moreira, 2011; Zhang &amp; Rock, 2008)","plainCitation":"(Lombard &amp; Moreira, 2011; Zhang &amp; Rock, 2008)","noteIndex":0},"citationItems":[{"id":3390,"uris":["http://zotero.org/users/13901503/items/YA7HVLXI"],"itemData":{"id":3390,"type":"article-journal","abstract":"Isoprenoids are a very diverse family of organic compounds widespread in the three domains of life. Although they are produced from the condensation of the same precursors in all organisms (isopentenyl pyrophosphate and dimethylallyl diphosphate), the evolutionary origin of their biosynthesis remains controversial. Two independent nonhomologous metabolic pathways are known: the mevalonate (MVA) pathway in eukaryotes and archaea and the methylerythritol phosphate (MEP) pathway in bacteria and several photosynthetic eukaryotes. The MVA pathway is also found in a few bacteria, what has been explained in previous works by recent acquisition by horizontal gene transfer (HGT) from eukaryotic or archaeal donors. To reconsider the question of the evolutionary origin of the MVA pathway, we have studied the origin and the evolution of the enzymes of this pathway using phylogenomic analyses upon a taxon-rich sequence database. On the one hand, our results confirm the conservation in archaea of an MVA pathway partially different from eukaryotes. This implies that each domain of life possesses a characteristic major isoprenoid biosynthesis pathway: the classical MVA pathway in eukaryotes, a modified MVA pathway in archaea, and the MEP pathway in bacteria. On the other hand, despite the identification of several HGT events, our analyses support that the MVA pathway was ancestral not only in archaea and eukaryotes but also in bacteria, in contradiction with previous claims that the presence of this pathway in bacteria was due to HGT from other domains. Therefore, the MVA pathway is likely an ancestral metabolic route in all the three domains of life, and hence, it was probably present in the last common ancestor of all organisms (the cenancestor). These findings open the possibility that the cenancestor had membranes containing isoprenoids.","container-title":"Molecular Biology and Evolution","DOI":"10.1093/molbev/msq177","ISSN":"0737-4038","issue":"1","journalAbbreviation":"Molecular Biology and Evolution","page":"87-99","source":"Silverchair","title":"Origins and Early Evolution of the Mevalonate Pathway of Isoprenoid Biosynthesis in the Three Domains of Life","volume":"28","author":[{"family":"Lombard","given":"Jonathan"},{"family":"Moreira","given":"David"}],"issued":{"date-parts":[["2011",1,1]]}}},{"id":3286,"uris":["http://zotero.org/users/13901503/items/VXSZL448"],"itemData":{"id":3286,"type":"article-journal","abstract":"The ability of bacteria to control the biophysical properties of their membrane phospholipids allows them to thrive in a wide range of physical environments.Fatty acid biosynthesis is an energy-intensive biosynthetic pathway, and the production of the building blocks for membrane phospholipids is precisely regulated to match the rate of cell division.Bacteria control the homeostasis of membrane lipid biophysical properties by altering the chain length of fatty acids, as well as the ratio of saturated:unsaturated fatty acids. The de novo, type II fatty acid biosynthetic pathway is a major focal point for the regulation of fatty acid composition.Bacteria can alter the physical properties of existing phospholipids by introducing cis double bonds into saturated acyl chains, thereby converting cis double bonds into cyclopropane rings and catalysing the isomerization of cis fatty acids to their trans conformations.Phospholipids are used as intermediates in the formation of major structural constituents of the cell. Managing the metabolism of the lipid by-products of these biosynthetic pathways is important to prevent the accumulation of membrane-disruptive lipids and to conserve the energy that is invested in the biosynthesis of the fatty acids.Modification of phosphatidylglycerol by the attachment of a lysine residue to the glycerol head group is an adaptive response that is used by pathogens to increase their resistance to cationic antibacterial peptides (defensins) that are produced by the innate immune system.","container-title":"Nature Reviews Microbiology","DOI":"10.1038/nrmicro1839","ISSN":"1740-1534","issue":"3","journalAbbreviation":"Nat Rev Microbiol","language":"en","license":"2008 Springer Nature Limited","note":"publisher: Nature Publishing Group","page":"222-233","source":"www-nature-com.proxy.lib.umich.edu","title":"Membrane lipid homeostasis in bacteria","volume":"6","author":[{"family":"Zhang","given":"Yong-Mei"},{"family":"Rock","given":"Charles O."}],"issued":{"date-parts":[["2008",3]]}}}],"schema":"https://github.com/citation-style-language/schema/raw/master/csl-citation.json"} </w:instrText>
-      </w:r>
-      <w:r>
-        <w:fldChar w:fldCharType="separate"/>
-      </w:r>
-      <w:r>
-        <w:rPr>
-          <w:noProof/>
-        </w:rPr>
-        <w:t>(Lombard &amp; Moreira, 2011; Zhang &amp; Rock, 2008)</w:t>
-      </w:r>
-      <w:r>
-        <w:fldChar w:fldCharType="end"/>
-      </w:r>
-      <w:r>
-        <w:t>.</w:t>
-      </w:r>
-      <w:r>
-        <w:t xml:space="preserve"> </w:t>
-      </w:r>
-      <w:r>
-        <w:t xml:space="preserve"> </w:t>
-      </w:r>
-    </w:p>
-    <w:p>
-      <w:r>
-        <w:t xml:space="preserve">Discussion: </w:t>
-      </w:r>
-      <w:r>
-        <w:t xml:space="preserve"> </w:t>
-      </w:r>
-      <w:r>
-        <w:t xml:space="preserve">Our data show a clear signal of membrane restructuring to maintain homeostasis under high heat by increased fatty acid synthesis which </w:t>
-      </w:r>
-      <w:r>
-        <w:t>is indicative that the microbiome is responding to heat in a way to try to maintain homeostasis</w:t>
-      </w:r>
-      <w:r>
-        <w:t xml:space="preserve"> </w:t>
-      </w:r>
-      <w:r>
-        <w:fldChar w:fldCharType="begin"/>
-      </w:r>
-      <w:r>
-        <w:instrText xml:space="preserve"> ADDIN ZOTERO_ITEM CSL_CITATION {"citationID":"UOXXg2m0","properties":{"formattedCitation":"(Mansilla et al., 2004)","plainCitation":"(Mansilla et al., 2004)","noteIndex":0},"citationItems":[{"id":3378,"uris":["http://zotero.org/users/13901503/items/TZK8TZFH"],"itemData":{"id":3378,"type":"article-journal","container-title":"Journal of Bacteriology","DOI":"10.1128/jb.186.20.6681-6688.2004","issue":"20","note":"publisher: American Society for Microbiology","page":"6681-6688","source":"journals.asm.org (Atypon)","title":"Control of Membrane Lipid Fluidity by Molecular Thermosensors","volume":"186","author":[{"family":"Mansilla","given":"María C."},{"family":"Cybulski","given":"Larisa E."},{"family":"Albanesi","given":"Daniela"},{"family":"Mendoza","given":"Diego","non-dropping-particle":"de"}],"issued":{"date-parts":[["2004",10,15]]}}}],"schema":"https://github.com/citation-style-language/schema/raw/master/csl-citation.json"} </w:instrText>
-      </w:r>
-      <w:r>
-        <w:fldChar w:fldCharType="separate"/>
-      </w:r>
-      <w:r>
-        <w:rPr>
-          <w:noProof/>
-        </w:rPr>
-        <w:t>(Mansilla et al., 2004)</w:t>
-      </w:r>
-      <w:r>
-        <w:fldChar w:fldCharType="end"/>
-      </w:r>
-      <w:r>
-        <w:t xml:space="preserve">. </w:t>
-      </w:r>
-      <w:r>
-        <w:t>Particularly, the increase in the mevalonate pathway which that produce</w:t>
-      </w:r>
-      <w:r>
-        <w:t xml:space="preserve"> isoprenoids</w:t>
-      </w:r>
-      <w:r>
-        <w:t xml:space="preserve"> that can help reduce membrane fluidity</w:t>
-      </w:r>
-      <w:r>
-        <w:t xml:space="preserve"> </w:t>
-      </w:r>
-      <w:r>
-        <w:fldChar w:fldCharType="begin"/>
-      </w:r>
-      <w:r>
-        <w:instrText xml:space="preserve"> ADDIN ZOTERO_ITEM CSL_CITATION {"citationID":"8QDpL4sK","properties":{"formattedCitation":"({\\i{}Hopanoids as Functional Analogues of Cholesterol in Bacterial Membranes}, n.d.)","plainCitation":"(Hopanoids as Functional Analogues of Cholesterol in Bacterial Membranes, n.d.)","dontUpdate":true,"noteIndex":0},"citationItems":[{"id":3394,"uris":["http://zotero.org/users/13901503/items/BQ657FYY"],"itemData":{"id":3394,"type":"webpage","language":"en","note":"DOI: 10.1073/pnas.1515607112","title":"Hopanoids as functional analogues of cholesterol in bacterial membranes","URL":"https://www.pnas.org/doi/epdf/10.1073/pnas.1515607112","author":[{"family":"Sáenz","given":"James"}],"accessed":{"date-parts":[["2025",5,14]]},"issued":{"date-parts":[["2015"]]}}}],"schema":"https://github.com/citation-style-language/schema/raw/master/csl-citation.json"} </w:instrText>
-      </w:r>
-      <w:r>
-        <w:fldChar w:fldCharType="separate"/>
-      </w:r>
-      <w:r>
-        <w:rPr>
-          <w:rFonts w:ascii="Aptos" w:cs="Times New Roman"/>
-          <w:kern w:val="0"/>
-        </w:rPr>
-        <w:t xml:space="preserve"> </w:t>
-      </w:r>
-      <w:r>
-        <w:fldChar w:fldCharType="end"/>
-      </w:r>
-      <w:r>
-        <w:fldChar w:fldCharType="begin"/>
-      </w:r>
-      <w:r>
-        <w:instrText xml:space="preserve"> ADDIN ZOTERO_ITEM CSL_CITATION {"citationID":"wGgQDMvk","properties":{"formattedCitation":"(S\\uc0\\u225{}enz, 2015)","plainCitation":"(Sáenz, 2015)","noteIndex":0},"citationItems":[{"id":3394,"uris":["http://zotero.org/users/13901503/items/BQ657FYY"],"itemData":{"id":3394,"type":"webpage","language":"en","note":"DOI: 10.1073/pnas.1515607112","title":"Hopanoids as functional analogues of cholesterol in bacterial membranes","URL":"https://www.pnas.org/doi/epdf/10.1073/pnas.1515607112","author":[{"family":"Sáenz","given":"James"}],"accessed":{"date-parts":[["2025",5,14]]},"issued":{"date-parts":[["2015"]]}}}],"schema":"https://github.com/citation-style-language/schema/raw/master/csl-citation.json"} </w:instrText>
-      </w:r>
-      <w:r>
-        <w:fldChar w:fldCharType="separate"/>
-      </w:r>
-      <w:r>
-        <w:rPr>
-          <w:rFonts w:ascii="Aptos" w:cs="Times New Roman"/>
-          <w:kern w:val="0"/>
-        </w:rPr>
-        <w:t>(Sáenz, 2015)</w:t>
-      </w:r>
-      <w:r>
-        <w:fldChar w:fldCharType="end"/>
-      </w:r>
-      <w:r>
-        <w:t xml:space="preserve">, stabilizing them at high temperatures. </w:t>
-      </w:r>
-      <w:r>
-        <w:t xml:space="preserve">However, the downregulation of phospholipid turnover is particularly concerning because this likely impairs the ability to repair membranes </w:t>
-      </w:r>
-      <w:r>
-        <w:fldChar w:fldCharType="begin"/>
-      </w:r>
-      <w:r>
-        <w:instrText xml:space="preserve"> ADDIN ZOTERO_ITEM CSL_CITATION {"citationID":"6btYXEOv","properties":{"formattedCitation":"(Parsons &amp; Rock, 2013)","plainCitation":"(Parsons &amp; Rock, 2013)","noteIndex":0},"citationItems":[{"id":3387,"uris":["http://zotero.org/users/13901503/items/NNFL5BBJ"],"itemData":{"id":3387,"type":"article-journal","abstract":"Membrane lipid homeostasis is a vital facet of bacterial cell physiology. For decades, research in bacterial lipid synthesis was largely confined to the Escherichia coli model system. This basic research provided a blueprint for the biochemistry of lipid metabolism that has largely defined the individual steps in bacterial fatty acid and phospholipids synthesis. The advent of genomic sequencing has revealed a surprising amount of diversity in the genes, enzymes and genetic organization of the components responsible for bacterial lipid synthesis. Although the chemical steps in fatty acid synthesis are largely conserved in bacteria, there are surprising differences in the structure and cofactor requirements for the enzymes that perform these reactions in Gram-positive and Gram-negative bacteria. This review summarizes how the explosion of new information on the diversity of biochemical and genetic regulatory mechanisms has impacted our understanding of bacterial lipid homeostasis. The potential and problems of developing therapeutics that block pathogen phospholipid synthesis are explored and evaluated. The study of bacterial lipid metabolism continues to be a rich source for new biochemistry that underlies the variety and adaptability of bacterial life styles.","container-title":"Progress in Lipid Research","DOI":"10.1016/j.plipres.2013.02.002","ISSN":"0163-7827","issue":"3","journalAbbreviation":"Progress in Lipid Research","page":"249-276","source":"ScienceDirect","title":"Bacterial lipids: Metabolism and membrane homeostasis","title-short":"Bacterial lipids","volume":"52","author":[{"family":"Parsons","given":"Joshua B."},{"family":"Rock","given":"Charles O."}],"issued":{"date-parts":[["2013",7,1]]}}}],"schema":"https://github.com/citation-style-language/schema/raw/master/csl-citation.json"} </w:instrText>
-      </w:r>
-      <w:r>
-        <w:fldChar w:fldCharType="separate"/>
-      </w:r>
-      <w:r>
-        <w:rPr>
-          <w:noProof/>
-        </w:rPr>
-        <w:t>(Parsons &amp; Rock, 2013)</w:t>
-      </w:r>
-      <w:r>
-        <w:fldChar w:fldCharType="end"/>
-      </w:r>
-      <w:r>
-        <w:t xml:space="preserve"> </w:t>
-      </w:r>
-      <w:r>
-        <w:t xml:space="preserve">in a context where peroxidative damage is expected to rise, given the concurrent decrease in pathways responsible for redox homeostasis. This may indicate that long-term exposure to high heat compromises bacterial integrity and viability, with downstream </w:t>
-      </w:r>
-      <w:r>
-        <w:lastRenderedPageBreak/>
-        <w:t>consequences</w:t>
-      </w:r>
-      <w:r>
-        <w:t xml:space="preserve"> for the host. </w:t>
-      </w:r>
-      <w:r>
-        <w:t xml:space="preserve">Could be driven by the loss of commensal microbes which likely reduces metabolic flexibility in the gut. </w:t>
-      </w:r>
-    </w:p>
-    <w:p>
-      <w:r>
-        <w:t xml:space="preserve">-important, are there specific taxa that do this less well and maybe causing the overall loss of </w:t>
-      </w:r>
-      <w:proofErr w:type="spellStart"/>
-      <w:r>
-        <w:t>frmicutes</w:t>
-      </w:r>
-      <w:proofErr w:type="spellEnd"/>
-      <w:r>
-        <w:t xml:space="preserve"> and </w:t>
-      </w:r>
-      <w:proofErr w:type="spellStart"/>
-      <w:r>
-        <w:t>bacteroides</w:t>
-      </w:r>
-      <w:proofErr w:type="spellEnd"/>
-      <w:r>
-        <w:t xml:space="preserve">? </w:t>
-      </w:r>
-    </w:p>
-    <w:p/>
+      </w:pPr>
+    </w:p>
     <w:p>
       <w:pPr>
         <w:rPr>
@@ -3467,13 +4228,402 @@
           <w:szCs w:val="28"/>
         </w:rPr>
       </w:pPr>
-      <w:r>
+    </w:p>
+    <w:p>
+      <w:pPr>
         <w:rPr>
           <w:b/>
           <w:bCs/>
           <w:sz w:val="28"/>
           <w:szCs w:val="28"/>
         </w:rPr>
+      </w:pPr>
+    </w:p>
+    <w:p>
+      <w:pPr>
+        <w:rPr>
+          <w:b/>
+          <w:bCs/>
+          <w:sz w:val="28"/>
+          <w:szCs w:val="28"/>
+        </w:rPr>
+      </w:pPr>
+      <w:r>
+        <w:rPr>
+          <w:b/>
+          <w:bCs/>
+          <w:sz w:val="28"/>
+          <w:szCs w:val="28"/>
+        </w:rPr>
+        <w:t xml:space="preserve">Lipid </w:t>
+      </w:r>
+      <w:r>
+        <w:rPr>
+          <w:b/>
+          <w:bCs/>
+          <w:sz w:val="28"/>
+          <w:szCs w:val="28"/>
+        </w:rPr>
+        <w:t>remodeling and catabolism</w:t>
+      </w:r>
+    </w:p>
+    <w:p>
+      <w:r>
+        <w:t>Intro:</w:t>
+      </w:r>
+      <w:r>
+        <w:t xml:space="preserve"> </w:t>
+      </w:r>
+      <w:r>
+        <w:t>lipid metabolism remodels cellular membranes and cellular membranes are affected by temperature , lipid metabolism regulates membrane composition and changes at high temperatures to solidify membranes</w:t>
+      </w:r>
+    </w:p>
+    <w:p>
+      <w:r>
+        <w:t xml:space="preserve">Intro: </w:t>
+      </w:r>
+      <w:r>
+        <w:t xml:space="preserve">Bacteria adjust lipid composition of their membranes to maintain homeostasis under changing conditions </w:t>
+      </w:r>
+      <w:r>
+        <w:fldChar w:fldCharType="begin"/>
+      </w:r>
+      <w:r>
+        <w:instrText xml:space="preserve"> ADDIN ZOTERO_ITEM CSL_CITATION {"citationID":"EQUdRGxb","properties":{"formattedCitation":"(Zhang &amp; Rock, 2008)","plainCitation":"(Zhang &amp; Rock, 2008)","noteIndex":0},"citationItems":[{"id":3286,"uris":["http://zotero.org/users/13901503/items/VXSZL448"],"itemData":{"id":3286,"type":"article-journal","abstract":"The ability of bacteria to control the biophysical properties of their membrane phospholipids allows them to thrive in a wide range of physical environments.Fatty acid biosynthesis is an energy-intensive biosynthetic pathway, and the production of the building blocks for membrane phospholipids is precisely regulated to match the rate of cell division.Bacteria control the homeostasis of membrane lipid biophysical properties by altering the chain length of fatty acids, as well as the ratio of saturated:unsaturated fatty acids. The de novo, type II fatty acid biosynthetic pathway is a major focal point for the regulation of fatty acid composition.Bacteria can alter the physical properties of existing phospholipids by introducing cis double bonds into saturated acyl chains, thereby converting cis double bonds into cyclopropane rings and catalysing the isomerization of cis fatty acids to their trans conformations.Phospholipids are used as intermediates in the formation of major structural constituents of the cell. Managing the metabolism of the lipid by-products of these biosynthetic pathways is important to prevent the accumulation of membrane-disruptive lipids and to conserve the energy that is invested in the biosynthesis of the fatty acids.Modification of phosphatidylglycerol by the attachment of a lysine residue to the glycerol head group is an adaptive response that is used by pathogens to increase their resistance to cationic antibacterial peptides (defensins) that are produced by the innate immune system.","container-title":"Nature Reviews Microbiology","DOI":"10.1038/nrmicro1839","ISSN":"1740-1534","issue":"3","journalAbbreviation":"Nat Rev Microbiol","language":"en","license":"2008 Springer Nature Limited","note":"publisher: Nature Publishing Group","page":"222-233","source":"www-nature-com.proxy.lib.umich.edu","title":"Membrane lipid homeostasis in bacteria","volume":"6","author":[{"family":"Zhang","given":"Yong-Mei"},{"family":"Rock","given":"Charles O."}],"issued":{"date-parts":[["2008",3]]}}}],"schema":"https://github.com/citation-style-language/schema/raw/master/csl-citation.json"} </w:instrText>
+      </w:r>
+      <w:r>
+        <w:fldChar w:fldCharType="separate"/>
+      </w:r>
+      <w:r>
+        <w:rPr>
+          <w:noProof/>
+        </w:rPr>
+        <w:t>(Zhang &amp; Rock, 2008)</w:t>
+      </w:r>
+      <w:r>
+        <w:fldChar w:fldCharType="end"/>
+      </w:r>
+      <w:r>
+        <w:t xml:space="preserve"> which is critical for survival. </w:t>
+      </w:r>
+      <w:r>
+        <w:t xml:space="preserve">Membrane fluidity is affected by temperature and bacteria can adjust to thermal changes by altering the fatty acid composition of their membrane lipids </w:t>
+      </w:r>
+      <w:r>
+        <w:fldChar w:fldCharType="begin"/>
+      </w:r>
+      <w:r>
+        <w:instrText xml:space="preserve"> ADDIN ZOTERO_ITEM CSL_CITATION {"citationID":"kSUF6Dqo","properties":{"formattedCitation":"(Mansilla et al., 2004; Sinensky, 1973; Wen et al., 2021)","plainCitation":"(Mansilla et al., 2004; Sinensky, 1973; Wen et al., 2021)","noteIndex":0},"citationItems":[{"id":3378,"uris":["http://zotero.org/users/13901503/items/TZK8TZFH"],"itemData":{"id":3378,"type":"article-journal","container-title":"Journal of Bacteriology","DOI":"10.1128/jb.186.20.6681-6688.2004","issue":"20","note":"publisher: American Society for Microbiology","page":"6681-6688","source":"journals.asm.org (Atypon)","title":"Control of Membrane Lipid Fluidity by Molecular Thermosensors","volume":"186","author":[{"family":"Mansilla","given":"María C."},{"family":"Cybulski","given":"Larisa E."},{"family":"Albanesi","given":"Daniela"},{"family":"Mendoza","given":"Diego","non-dropping-particle":"de"}],"issued":{"date-parts":[["2004",10,15]]}}},{"id":3380,"uris":["http://zotero.org/users/13901503/items/Y3XEJ43T"],"itemData":{"id":3380,"type":"webpage","language":"en","note":"DOI: 10.1073/pnas.71.2.522","title":"Homeoviscous Adaptation—A Homeostatic Process that Regulates the Viscosity of Membrane Lipids in Escherichia coli","URL":"https://www.pnas.org/doi/epdf/10.1073/pnas.71.2.522","author":[{"family":"Sinensky","given":"Michael"}],"accessed":{"date-parts":[["2025",5,13]]},"issued":{"date-parts":[["1973"]]}},"label":"page"},{"id":3040,"uris":["http://zotero.org/users/13901503/items/BKZD6MTY"],"itemData":{"id":3040,"type":"article-journal","abstract":"Background\nHeat stress has negative effects on the intestinal health of humans and animals. However, the impact of heat stress on intestinal microbial and metabolic changes remains elusive. Here, we investigated the cecal microbial and metabolic profiles in mice in response to heat stress.\n\nMethods\nThe mouse heat stress model was constructed by simulating a high-temperature environment. Twenty mice were randomly assigned to two groups, the control group (CON, 25°C) and the heat treatment group (HS, 40°C from 13:00 to 15:00 every day for 7 days). Serum and cecal contents were collected from the mice for serum biochemical analysis, 16S rRNA high-throughput sequencing, and non-targeted metabolomics.\n\nResults\nBoth core body temperature and water intake were significantly increased in the HS group. Serum biochemical indicators were also affected, including significantly increased triglyceride and decreased low-density lipoprotein in the heat stress group. The composition and structure of intestinal microbiota were remarkably altered in the HS group. At the species level, the relative abundance of Candidatus Arthromitus sp. SFB-mouse-Japan and Lactobacillus murinus significantly reduced, while that of Lachnospiraceae bacterium 3-1 obviously increased after HS. Metabolomic analysis of the cecal contents clearly distinguished metabolite changes between the groups. The significantly different metabolites identified were mainly involved in the fatty acid synthesis, purine metabolism, fatty acid metabolism, cyanoamino acid metabolism, glyceride metabolism, and plasmalogen synthesis.\n\nConclusion\nIn summary, high temperature disrupted the homeostatic balance of the intestinal microbiota in mice and also induced significant alterations in intestinal metabolites. This study provides a basis for treating intestinal disorders caused by elevated temperature in humans and animals and can further formulate nutritional countermeasures to reduce heat stress-induced damage.","container-title":"Frontiers in Microbiology","DOI":"10.3389/fmicb.2021.706772","ISSN":"1664-302X","journalAbbreviation":"Front. Microbiol.","language":"English","note":"publisher: Frontiers","source":"Frontiers","title":"Heat Stress Alters the Intestinal Microbiota and Metabolomic Profiles in Mice","URL":"https://www.frontiersin.orghttps//www.frontiersin.org/journals/microbiology/articles/10.3389/fmicb.2021.706772/full","volume":"12","author":[{"family":"Wen","given":"Chaoyue"},{"family":"Li","given":"Siyu"},{"family":"Wang","given":"Jiaojiao"},{"family":"Zhu","given":"Yimin"},{"family":"Zong","given":"Xin"},{"family":"Wang","given":"Yizhen"},{"family":"Jin","given":"Mingliang"}],"accessed":{"date-parts":[["2025",5,1]]},"issued":{"date-parts":[["2021",8,20]]}}}],"schema":"https://github.com/citation-style-language/schema/raw/master/csl-citation.json"} </w:instrText>
+      </w:r>
+      <w:r>
+        <w:fldChar w:fldCharType="separate"/>
+      </w:r>
+      <w:r>
+        <w:rPr>
+          <w:rFonts w:ascii="Aptos" w:cs="Times New Roman"/>
+          <w:kern w:val="0"/>
+        </w:rPr>
+        <w:t xml:space="preserve">(Mansilla et al., 2004; </w:t>
+      </w:r>
+      <w:proofErr w:type="spellStart"/>
+      <w:r>
+        <w:rPr>
+          <w:rFonts w:ascii="Aptos" w:cs="Times New Roman"/>
+          <w:kern w:val="0"/>
+        </w:rPr>
+        <w:t>Sinensky</w:t>
+      </w:r>
+      <w:proofErr w:type="spellEnd"/>
+      <w:r>
+        <w:rPr>
+          <w:rFonts w:ascii="Aptos" w:cs="Times New Roman"/>
+          <w:kern w:val="0"/>
+        </w:rPr>
+        <w:t>, 1973; Wen et al., 2021)</w:t>
+      </w:r>
+      <w:r>
+        <w:fldChar w:fldCharType="end"/>
+      </w:r>
+    </w:p>
+    <w:p>
+      <w:r>
+        <w:t xml:space="preserve">Results: </w:t>
+      </w:r>
+      <w:r>
+        <w:t xml:space="preserve">Rising temperatures are associated with a decrease in pathways involved in </w:t>
+      </w:r>
+      <w:r>
+        <w:t>lipid catabolism including fatty acid β-oxidation</w:t>
+      </w:r>
+      <w:r>
+        <w:t>,</w:t>
+      </w:r>
+      <w:r>
+        <w:t xml:space="preserve"> lipid recycling</w:t>
+      </w:r>
+      <w:r>
+        <w:t>,</w:t>
+      </w:r>
+      <w:r>
+        <w:t xml:space="preserve"> and phospholipid turnover</w:t>
+      </w:r>
+      <w:r>
+        <w:t xml:space="preserve">, </w:t>
+      </w:r>
+      <w:r>
+        <w:lastRenderedPageBreak/>
+        <w:t>suggesting</w:t>
+      </w:r>
+      <w:r>
+        <w:t xml:space="preserve"> a</w:t>
+      </w:r>
+      <w:r>
+        <w:t xml:space="preserve"> </w:t>
+      </w:r>
+      <w:r>
+        <w:t>loss of flexibility in lipid metabolism</w:t>
+      </w:r>
+      <w:r>
+        <w:t xml:space="preserve"> and membrane repair at high temperatures</w:t>
+      </w:r>
+      <w:r>
+        <w:t xml:space="preserve"> </w:t>
+      </w:r>
+      <w:r>
+        <w:fldChar w:fldCharType="begin"/>
+      </w:r>
+      <w:r>
+        <w:instrText xml:space="preserve"> ADDIN ZOTERO_ITEM CSL_CITATION {"citationID":"Fqy0cyiA","properties":{"formattedCitation":"(Dennis, 1994; Parsons &amp; Rock, 2013)","plainCitation":"(Dennis, 1994; Parsons &amp; Rock, 2013)","noteIndex":0},"citationItems":[{"id":3285,"uris":["http://zotero.org/users/13901503/items/932HVZ4C"],"itemData":{"id":3285,"type":"article-journal","container-title":"Journal of Biological Chemistry","DOI":"10.1016/S0021-9258(17)36794-7","ISSN":"00219258","issue":"18","journalAbbreviation":"Journal of Biological Chemistry","language":"en","license":"https://www.elsevier.com/tdm/userlicense/1.0/","page":"13057-13060","source":"DOI.org (Crossref)","title":"Diversity of group types, regulation, and function of phospholipase A2.","volume":"269","author":[{"family":"Dennis","given":"E.A."}],"issued":{"date-parts":[["1994",5]]}}},{"id":3387,"uris":["http://zotero.org/users/13901503/items/NNFL5BBJ"],"itemData":{"id":3387,"type":"article-journal","abstract":"Membrane lipid homeostasis is a vital facet of bacterial cell physiology. For decades, research in bacterial lipid synthesis was largely confined to the Escherichia coli model system. This basic research provided a blueprint for the biochemistry of lipid metabolism that has largely defined the individual steps in bacterial fatty acid and phospholipids synthesis. The advent of genomic sequencing has revealed a surprising amount of diversity in the genes, enzymes and genetic organization of the components responsible for bacterial lipid synthesis. Although the chemical steps in fatty acid synthesis are largely conserved in bacteria, there are surprising differences in the structure and cofactor requirements for the enzymes that perform these reactions in Gram-positive and Gram-negative bacteria. This review summarizes how the explosion of new information on the diversity of biochemical and genetic regulatory mechanisms has impacted our understanding of bacterial lipid homeostasis. The potential and problems of developing therapeutics that block pathogen phospholipid synthesis are explored and evaluated. The study of bacterial lipid metabolism continues to be a rich source for new biochemistry that underlies the variety and adaptability of bacterial life styles.","container-title":"Progress in Lipid Research","DOI":"10.1016/j.plipres.2013.02.002","ISSN":"0163-7827","issue":"3","journalAbbreviation":"Progress in Lipid Research","page":"249-276","source":"ScienceDirect","title":"Bacterial lipids: Metabolism and membrane homeostasis","title-short":"Bacterial lipids","volume":"52","author":[{"family":"Parsons","given":"Joshua B."},{"family":"Rock","given":"Charles O."}],"issued":{"date-parts":[["2013",7,1]]}}}],"schema":"https://github.com/citation-style-language/schema/raw/master/csl-citation.json"} </w:instrText>
+      </w:r>
+      <w:r>
+        <w:fldChar w:fldCharType="separate"/>
+      </w:r>
+      <w:r>
+        <w:rPr>
+          <w:noProof/>
+        </w:rPr>
+        <w:t>(Dennis, 1994; Parsons &amp; Rock, 2013)</w:t>
+      </w:r>
+      <w:r>
+        <w:fldChar w:fldCharType="end"/>
+      </w:r>
+      <w:r>
+        <w:t xml:space="preserve">. </w:t>
+      </w:r>
+      <w:r>
+        <w:t>However, this is accompanied by an increase in pathways involved in fatty acids synthesis</w:t>
+      </w:r>
+      <w:r>
+        <w:t xml:space="preserve"> and lipid remodeling which is indicative of microbial membrane restructuring</w:t>
+      </w:r>
+      <w:r>
+        <w:t xml:space="preserve"> to maintain homeostasis</w:t>
+      </w:r>
+      <w:r>
+        <w:t xml:space="preserve"> </w:t>
+      </w:r>
+      <w:r>
+        <w:t xml:space="preserve">at </w:t>
+      </w:r>
+      <w:r>
+        <w:t>high temperatures</w:t>
+      </w:r>
+      <w:r>
+        <w:t xml:space="preserve"> </w:t>
+      </w:r>
+      <w:r>
+        <w:fldChar w:fldCharType="begin"/>
+      </w:r>
+      <w:r>
+        <w:instrText xml:space="preserve"> ADDIN ZOTERO_ITEM CSL_CITATION {"citationID":"AEel9Qj4","properties":{"formattedCitation":"(Lombard &amp; Moreira, 2011; Zhang &amp; Rock, 2008)","plainCitation":"(Lombard &amp; Moreira, 2011; Zhang &amp; Rock, 2008)","noteIndex":0},"citationItems":[{"id":3390,"uris":["http://zotero.org/users/13901503/items/YA7HVLXI"],"itemData":{"id":3390,"type":"article-journal","abstract":"Isoprenoids are a very diverse family of organic compounds widespread in the three domains of life. Although they are produced from the condensation of the same precursors in all organisms (isopentenyl pyrophosphate and dimethylallyl diphosphate), the evolutionary origin of their biosynthesis remains controversial. Two independent nonhomologous metabolic pathways are known: the mevalonate (MVA) pathway in eukaryotes and archaea and the methylerythritol phosphate (MEP) pathway in bacteria and several photosynthetic eukaryotes. The MVA pathway is also found in a few bacteria, what has been explained in previous works by recent acquisition by horizontal gene transfer (HGT) from eukaryotic or archaeal donors. To reconsider the question of the evolutionary origin of the MVA pathway, we have studied the origin and the evolution of the enzymes of this pathway using phylogenomic analyses upon a taxon-rich sequence database. On the one hand, our results confirm the conservation in archaea of an MVA pathway partially different from eukaryotes. This implies that each domain of life possesses a characteristic major isoprenoid biosynthesis pathway: the classical MVA pathway in eukaryotes, a modified MVA pathway in archaea, and the MEP pathway in bacteria. On the other hand, despite the identification of several HGT events, our analyses support that the MVA pathway was ancestral not only in archaea and eukaryotes but also in bacteria, in contradiction with previous claims that the presence of this pathway in bacteria was due to HGT from other domains. Therefore, the MVA pathway is likely an ancestral metabolic route in all the three domains of life, and hence, it was probably present in the last common ancestor of all organisms (the cenancestor). These findings open the possibility that the cenancestor had membranes containing isoprenoids.","container-title":"Molecular Biology and Evolution","DOI":"10.1093/molbev/msq177","ISSN":"0737-4038","issue":"1","journalAbbreviation":"Molecular Biology and Evolution","page":"87-99","source":"Silverchair","title":"Origins and Early Evolution of the Mevalonate Pathway of Isoprenoid Biosynthesis in the Three Domains of Life","volume":"28","author":[{"family":"Lombard","given":"Jonathan"},{"family":"Moreira","given":"David"}],"issued":{"date-parts":[["2011",1,1]]}}},{"id":3286,"uris":["http://zotero.org/users/13901503/items/VXSZL448"],"itemData":{"id":3286,"type":"article-journal","abstract":"The ability of bacteria to control the biophysical properties of their membrane phospholipids allows them to thrive in a wide range of physical environments.Fatty acid biosynthesis is an energy-intensive biosynthetic pathway, and the production of the building blocks for membrane phospholipids is precisely regulated to match the rate of cell division.Bacteria control the homeostasis of membrane lipid biophysical properties by altering the chain length of fatty acids, as well as the ratio of saturated:unsaturated fatty acids. The de novo, type II fatty acid biosynthetic pathway is a major focal point for the regulation of fatty acid composition.Bacteria can alter the physical properties of existing phospholipids by introducing cis double bonds into saturated acyl chains, thereby converting cis double bonds into cyclopropane rings and catalysing the isomerization of cis fatty acids to their trans conformations.Phospholipids are used as intermediates in the formation of major structural constituents of the cell. Managing the metabolism of the lipid by-products of these biosynthetic pathways is important to prevent the accumulation of membrane-disruptive lipids and to conserve the energy that is invested in the biosynthesis of the fatty acids.Modification of phosphatidylglycerol by the attachment of a lysine residue to the glycerol head group is an adaptive response that is used by pathogens to increase their resistance to cationic antibacterial peptides (defensins) that are produced by the innate immune system.","container-title":"Nature Reviews Microbiology","DOI":"10.1038/nrmicro1839","ISSN":"1740-1534","issue":"3","journalAbbreviation":"Nat Rev Microbiol","language":"en","license":"2008 Springer Nature Limited","note":"publisher: Nature Publishing Group","page":"222-233","source":"www-nature-com.proxy.lib.umich.edu","title":"Membrane lipid homeostasis in bacteria","volume":"6","author":[{"family":"Zhang","given":"Yong-Mei"},{"family":"Rock","given":"Charles O."}],"issued":{"date-parts":[["2008",3]]}}}],"schema":"https://github.com/citation-style-language/schema/raw/master/csl-citation.json"} </w:instrText>
+      </w:r>
+      <w:r>
+        <w:fldChar w:fldCharType="separate"/>
+      </w:r>
+      <w:r>
+        <w:rPr>
+          <w:noProof/>
+        </w:rPr>
+        <w:t>(Lombard &amp; Moreira, 2011; Zhang &amp; Rock, 2008)</w:t>
+      </w:r>
+      <w:r>
+        <w:fldChar w:fldCharType="end"/>
+      </w:r>
+      <w:r>
+        <w:t>.</w:t>
+      </w:r>
+      <w:r>
+        <w:t xml:space="preserve"> </w:t>
+      </w:r>
+      <w:r>
+        <w:t xml:space="preserve"> </w:t>
+      </w:r>
+    </w:p>
+    <w:p>
+      <w:r>
+        <w:t xml:space="preserve">Discussion: </w:t>
+      </w:r>
+      <w:r>
+        <w:t xml:space="preserve"> </w:t>
+      </w:r>
+      <w:r>
+        <w:t xml:space="preserve">Our data show a clear signal of membrane restructuring to maintain homeostasis under high heat by increased fatty acid synthesis which </w:t>
+      </w:r>
+      <w:r>
+        <w:t>is indicative that the microbiome is responding to heat in a way to try to maintain homeostasis</w:t>
+      </w:r>
+      <w:r>
+        <w:t xml:space="preserve"> </w:t>
+      </w:r>
+      <w:r>
+        <w:fldChar w:fldCharType="begin"/>
+      </w:r>
+      <w:r>
+        <w:instrText xml:space="preserve"> ADDIN ZOTERO_ITEM CSL_CITATION {"citationID":"UOXXg2m0","properties":{"formattedCitation":"(Mansilla et al., 2004)","plainCitation":"(Mansilla et al., 2004)","noteIndex":0},"citationItems":[{"id":3378,"uris":["http://zotero.org/users/13901503/items/TZK8TZFH"],"itemData":{"id":3378,"type":"article-journal","container-title":"Journal of Bacteriology","DOI":"10.1128/jb.186.20.6681-6688.2004","issue":"20","note":"publisher: American Society for Microbiology","page":"6681-6688","source":"journals.asm.org (Atypon)","title":"Control of Membrane Lipid Fluidity by Molecular Thermosensors","volume":"186","author":[{"family":"Mansilla","given":"María C."},{"family":"Cybulski","given":"Larisa E."},{"family":"Albanesi","given":"Daniela"},{"family":"Mendoza","given":"Diego","non-dropping-particle":"de"}],"issued":{"date-parts":[["2004",10,15]]}}}],"schema":"https://github.com/citation-style-language/schema/raw/master/csl-citation.json"} </w:instrText>
+      </w:r>
+      <w:r>
+        <w:fldChar w:fldCharType="separate"/>
+      </w:r>
+      <w:r>
+        <w:rPr>
+          <w:noProof/>
+        </w:rPr>
+        <w:t>(Mansilla et al., 2004)</w:t>
+      </w:r>
+      <w:r>
+        <w:fldChar w:fldCharType="end"/>
+      </w:r>
+      <w:r>
+        <w:t xml:space="preserve">. </w:t>
+      </w:r>
+      <w:r>
+        <w:t>Particularly, the increase in the mevalonate pathway which that produce</w:t>
+      </w:r>
+      <w:r>
+        <w:t xml:space="preserve"> isoprenoids</w:t>
+      </w:r>
+      <w:r>
+        <w:t xml:space="preserve"> that can help reduce membrane fluidity</w:t>
+      </w:r>
+      <w:r>
+        <w:t xml:space="preserve"> </w:t>
+      </w:r>
+      <w:r>
+        <w:fldChar w:fldCharType="begin"/>
+      </w:r>
+      <w:r>
+        <w:instrText xml:space="preserve"> ADDIN ZOTERO_ITEM CSL_CITATION {"citationID":"8QDpL4sK","properties":{"formattedCitation":"({\\i{}Hopanoids as Functional Analogues of Cholesterol in Bacterial Membranes}, n.d.)","plainCitation":"(Hopanoids as Functional Analogues of Cholesterol in Bacterial Membranes, n.d.)","dontUpdate":true,"noteIndex":0},"citationItems":[{"id":3394,"uris":["http://zotero.org/users/13901503/items/BQ657FYY"],"itemData":{"id":3394,"type":"webpage","language":"en","note":"DOI: 10.1073/pnas.1515607112","title":"Hopanoids as functional analogues of cholesterol in bacterial membranes","URL":"https://www.pnas.org/doi/epdf/10.1073/pnas.1515607112","author":[{"family":"Sáenz","given":"James"}],"accessed":{"date-parts":[["2025",5,14]]},"issued":{"date-parts":[["2015"]]}}}],"schema":"https://github.com/citation-style-language/schema/raw/master/csl-citation.json"} </w:instrText>
+      </w:r>
+      <w:r>
+        <w:fldChar w:fldCharType="separate"/>
+      </w:r>
+      <w:r>
+        <w:rPr>
+          <w:rFonts w:ascii="Aptos" w:cs="Times New Roman"/>
+          <w:kern w:val="0"/>
+        </w:rPr>
+        <w:t xml:space="preserve"> </w:t>
+      </w:r>
+      <w:r>
+        <w:fldChar w:fldCharType="end"/>
+      </w:r>
+      <w:r>
+        <w:fldChar w:fldCharType="begin"/>
+      </w:r>
+      <w:r>
+        <w:instrText xml:space="preserve"> ADDIN ZOTERO_ITEM CSL_CITATION {"citationID":"wGgQDMvk","properties":{"formattedCitation":"(S\\uc0\\u225{}enz, 2015)","plainCitation":"(Sáenz, 2015)","noteIndex":0},"citationItems":[{"id":3394,"uris":["http://zotero.org/users/13901503/items/BQ657FYY"],"itemData":{"id":3394,"type":"webpage","language":"en","note":"DOI: 10.1073/pnas.1515607112","title":"Hopanoids as functional analogues of cholesterol in bacterial membranes","URL":"https://www.pnas.org/doi/epdf/10.1073/pnas.1515607112","author":[{"family":"Sáenz","given":"James"}],"accessed":{"date-parts":[["2025",5,14]]},"issued":{"date-parts":[["2015"]]}}}],"schema":"https://github.com/citation-style-language/schema/raw/master/csl-citation.json"} </w:instrText>
+      </w:r>
+      <w:r>
+        <w:fldChar w:fldCharType="separate"/>
+      </w:r>
+      <w:r>
+        <w:rPr>
+          <w:rFonts w:ascii="Aptos" w:cs="Times New Roman"/>
+          <w:kern w:val="0"/>
+        </w:rPr>
+        <w:t>(Sáenz, 2015)</w:t>
+      </w:r>
+      <w:r>
+        <w:fldChar w:fldCharType="end"/>
+      </w:r>
+      <w:r>
+        <w:t xml:space="preserve">, stabilizing them at high temperatures. </w:t>
+      </w:r>
+      <w:r>
+        <w:t xml:space="preserve">However, the downregulation of phospholipid turnover is particularly concerning because this likely impairs the ability to repair membranes </w:t>
+      </w:r>
+      <w:r>
+        <w:fldChar w:fldCharType="begin"/>
+      </w:r>
+      <w:r>
+        <w:instrText xml:space="preserve"> ADDIN ZOTERO_ITEM CSL_CITATION {"citationID":"6btYXEOv","properties":{"formattedCitation":"(Parsons &amp; Rock, 2013)","plainCitation":"(Parsons &amp; Rock, 2013)","noteIndex":0},"citationItems":[{"id":3387,"uris":["http://zotero.org/users/13901503/items/NNFL5BBJ"],"itemData":{"id":3387,"type":"article-journal","abstract":"Membrane lipid homeostasis is a vital facet of bacterial cell physiology. For decades, research in bacterial lipid synthesis was largely confined to the Escherichia coli model system. This basic research provided a blueprint for the biochemistry of lipid metabolism that has largely defined the individual steps in bacterial fatty acid and phospholipids synthesis. The advent of genomic sequencing has revealed a surprising amount of diversity in the genes, enzymes and genetic organization of the components responsible for bacterial lipid synthesis. Although the chemical steps in fatty acid synthesis are largely conserved in bacteria, there are surprising differences in the structure and cofactor requirements for the enzymes that perform these reactions in Gram-positive and Gram-negative bacteria. This review summarizes how the explosion of new information on the diversity of biochemical and genetic regulatory mechanisms has impacted our understanding of bacterial lipid homeostasis. The potential and problems of developing therapeutics that block pathogen phospholipid synthesis are explored and evaluated. The study of bacterial lipid metabolism continues to be a rich source for new biochemistry that underlies the variety and adaptability of bacterial life styles.","container-title":"Progress in Lipid Research","DOI":"10.1016/j.plipres.2013.02.002","ISSN":"0163-7827","issue":"3","journalAbbreviation":"Progress in Lipid Research","page":"249-276","source":"ScienceDirect","title":"Bacterial lipids: Metabolism and membrane homeostasis","title-short":"Bacterial lipids","volume":"52","author":[{"family":"Parsons","given":"Joshua B."},{"family":"Rock","given":"Charles O."}],"issued":{"date-parts":[["2013",7,1]]}}}],"schema":"https://github.com/citation-style-language/schema/raw/master/csl-citation.json"} </w:instrText>
+      </w:r>
+      <w:r>
+        <w:fldChar w:fldCharType="separate"/>
+      </w:r>
+      <w:r>
+        <w:rPr>
+          <w:noProof/>
+        </w:rPr>
+        <w:t>(Parsons &amp; Rock, 2013)</w:t>
+      </w:r>
+      <w:r>
+        <w:fldChar w:fldCharType="end"/>
+      </w:r>
+      <w:r>
+        <w:t xml:space="preserve"> </w:t>
+      </w:r>
+      <w:r>
+        <w:t xml:space="preserve">in a context where peroxidative damage is expected to rise, given the concurrent decrease in pathways responsible for redox homeostasis. This may indicate that long-term exposure to high heat compromises bacterial integrity and viability, with downstream </w:t>
+      </w:r>
+      <w:r>
+        <w:t>consequences</w:t>
+      </w:r>
+      <w:r>
+        <w:t xml:space="preserve"> for the host. </w:t>
+      </w:r>
+      <w:r>
+        <w:t xml:space="preserve">Could be driven by the loss of commensal microbes which likely reduces metabolic flexibility in the gut. </w:t>
+      </w:r>
+    </w:p>
+    <w:p>
+      <w:r>
+        <w:t xml:space="preserve">-important, are there specific taxa that do this less well and maybe causing the overall loss of </w:t>
+      </w:r>
+      <w:proofErr w:type="spellStart"/>
+      <w:r>
+        <w:t>frmicutes</w:t>
+      </w:r>
+      <w:proofErr w:type="spellEnd"/>
+      <w:r>
+        <w:t xml:space="preserve"> and </w:t>
+      </w:r>
+      <w:proofErr w:type="spellStart"/>
+      <w:r>
+        <w:t>bacteroides</w:t>
+      </w:r>
+      <w:proofErr w:type="spellEnd"/>
+      <w:r>
+        <w:t xml:space="preserve">? </w:t>
+      </w:r>
+    </w:p>
+    <w:p/>
+    <w:p>
+      <w:pPr>
+        <w:rPr>
+          <w:b/>
+          <w:bCs/>
+          <w:sz w:val="28"/>
+          <w:szCs w:val="28"/>
+        </w:rPr>
+      </w:pPr>
+      <w:r>
+        <w:rPr>
+          <w:b/>
+          <w:bCs/>
+          <w:sz w:val="28"/>
+          <w:szCs w:val="28"/>
+        </w:rPr>
         <w:t>Nucleotide mobilization</w:t>
       </w:r>
     </w:p>
@@ -3606,6 +4756,7 @@
     </w:p>
     <w:p>
       <w:r>
+        <w:lastRenderedPageBreak/>
         <w:t>Evidence of a</w:t>
       </w:r>
       <w:r>
@@ -3729,11 +4880,7 @@
       </w:r>
       <w:proofErr w:type="spellEnd"/>
       <w:r>
-        <w:t xml:space="preserve"> in </w:t>
-      </w:r>
-      <w:r>
-        <w:lastRenderedPageBreak/>
-        <w:t xml:space="preserve">repair, if damage outweighs the repair effort then that could be detrimental to the host, not </w:t>
+        <w:t xml:space="preserve"> in repair, if damage outweighs the repair effort then that could be detrimental to the host, not </w:t>
       </w:r>
       <w:proofErr w:type="spellStart"/>
       <w:r>
@@ -3903,19 +5050,217 @@
     <w:p/>
     <w:p>
       <w:r>
+        <w:t>Need to pull all this together to show that the heat conditions that are intensified by the reduction of specific pathways related to redox, immunity, maybe membrane stability are contributing to the loss of taxa that do all these functions which are then contributing to the loss of these important pathways, it’s cyclical</w:t>
+      </w:r>
+    </w:p>
+    <w:p>
+      <w:r>
+        <w:t xml:space="preserve">-perturbations to the gut environment can affect taxa abundances and the environment where a taxa can flourish in steady state is not the same as the one where it can persist during perturbation </w:t>
+      </w:r>
+      <w:r>
+        <w:fldChar w:fldCharType="begin"/>
+      </w:r>
+      <w:r>
+        <w:instrText xml:space="preserve"> ADDIN ZOTERO_ITEM CSL_CITATION {"citationID":"VbrQjG5d","properties":{"formattedCitation":"(Tropini et al., 2018)","plainCitation":"(Tropini et al., 2018)","noteIndex":0},"citationItems":[{"id":3483,"uris":["http://zotero.org/users/13901503/items/ZW7ZXGR2"],"itemData":{"id":3483,"type":"article-journal","container-title":"Cell","DOI":"10.1016/j.cell.2018.05.008","ISSN":"0092-8674, 1097-4172","issue":"7","journalAbbreviation":"Cell","language":"English","note":"publisher: Elsevier\nPMID: 29906449","page":"1742-1754.e17","source":"www-cell-com.proxy.lib.umich.edu","title":"Transient Osmotic Perturbation Causes Long-Term Alteration to the Gut Microbiota","volume":"173","author":[{"family":"Tropini","given":"Carolina"},{"family":"Moss","given":"Eli Lin"},{"family":"Merrill","given":"Bryan Douglas"},{"family":"Ng","given":"Katharine Michelle"},{"family":"Higginbottom","given":"Steven Kyle"},{"family":"Casavant","given":"Ellen Pun"},{"family":"Gonzalez","given":"Carlos Gutierrez"},{"family":"Fremin","given":"Brayon"},{"family":"Bouley","given":"Donna Michelle"},{"family":"Elias","given":"Joshua Eric"},{"family":"Bhatt","given":"Ami Siddharth"},{"family":"Huang","given":"Kerwyn Casey"},{"family":"Sonnenburg","given":"Justin Laine"}],"issued":{"date-parts":[["2018",6,14]]}}}],"schema":"https://github.com/citation-style-language/schema/raw/master/csl-citation.json"} </w:instrText>
+      </w:r>
+      <w:r>
+        <w:fldChar w:fldCharType="separate"/>
+      </w:r>
+      <w:r>
+        <w:rPr>
+          <w:noProof/>
+        </w:rPr>
+        <w:t>(Tropini et al., 2018)</w:t>
+      </w:r>
+      <w:r>
+        <w:fldChar w:fldCharType="end"/>
+      </w:r>
+    </w:p>
+    <w:p/>
+    <w:p/>
+    <w:p>
+      <w:pPr>
+        <w:rPr>
+          <w:b/>
+          <w:bCs/>
+          <w:sz w:val="28"/>
+          <w:szCs w:val="28"/>
+        </w:rPr>
+      </w:pPr>
+      <w:r>
+        <w:rPr>
+          <w:b/>
+          <w:bCs/>
+          <w:sz w:val="28"/>
+          <w:szCs w:val="28"/>
+        </w:rPr>
+        <w:t xml:space="preserve">Taxonomy is </w:t>
+      </w:r>
+      <w:r>
+        <w:rPr>
+          <w:b/>
+          <w:bCs/>
+          <w:sz w:val="28"/>
+          <w:szCs w:val="28"/>
+        </w:rPr>
+        <w:t>section</w:t>
+      </w:r>
+      <w:r>
+        <w:rPr>
+          <w:b/>
+          <w:bCs/>
+          <w:sz w:val="28"/>
+          <w:szCs w:val="28"/>
+        </w:rPr>
+        <w:t xml:space="preserve">: </w:t>
+      </w:r>
+    </w:p>
+    <w:p>
+      <w:r>
+        <w:t>Need to start this out with a decrease in super important commensals</w:t>
+      </w:r>
+    </w:p>
+    <w:p/>
+    <w:p>
+      <w:r>
+        <w:t xml:space="preserve">Loss of obligate </w:t>
+      </w:r>
+      <w:proofErr w:type="spellStart"/>
+      <w:r>
+        <w:t>anerobes</w:t>
+      </w:r>
+      <w:proofErr w:type="spellEnd"/>
+      <w:r>
+        <w:t xml:space="preserve"> -&gt; firmicutes and </w:t>
+      </w:r>
+      <w:proofErr w:type="spellStart"/>
+      <w:r>
+        <w:t>bacteroides</w:t>
+      </w:r>
+      <w:proofErr w:type="spellEnd"/>
+    </w:p>
+    <w:p>
+      <w:r>
+        <w:t xml:space="preserve">These are crucial for dietary fiber </w:t>
+      </w:r>
+      <w:proofErr w:type="spellStart"/>
+      <w:r>
+        <w:t>femernatation</w:t>
+      </w:r>
+      <w:proofErr w:type="spellEnd"/>
+      <w:r>
+        <w:t xml:space="preserve">, </w:t>
+      </w:r>
+      <w:proofErr w:type="spellStart"/>
+      <w:r>
+        <w:t>scfa</w:t>
+      </w:r>
+      <w:proofErr w:type="spellEnd"/>
+      <w:r>
+        <w:t xml:space="preserve"> production, and gut/barrier defense</w:t>
+      </w:r>
+    </w:p>
+    <w:p>
+      <w:r>
+        <w:t xml:space="preserve">Need some cites looking </w:t>
+      </w:r>
+      <w:r>
+        <w:t xml:space="preserve">at the ratio between </w:t>
+      </w:r>
+      <w:proofErr w:type="spellStart"/>
+      <w:r>
+        <w:t>proteo</w:t>
+      </w:r>
+      <w:proofErr w:type="spellEnd"/>
+      <w:r>
+        <w:t xml:space="preserve"> bacteria and obligate </w:t>
+      </w:r>
+      <w:proofErr w:type="spellStart"/>
+      <w:r>
+        <w:t>anerobes</w:t>
+      </w:r>
+      <w:proofErr w:type="spellEnd"/>
+      <w:r>
+        <w:t xml:space="preserve"> in healthy guts, maybe more focus on the good that the other guys do versus </w:t>
+      </w:r>
+      <w:proofErr w:type="spellStart"/>
+      <w:r>
+        <w:t>preteobacteria</w:t>
+      </w:r>
+      <w:proofErr w:type="spellEnd"/>
+      <w:r>
+        <w:t xml:space="preserve"> </w:t>
+      </w:r>
+      <w:proofErr w:type="spellStart"/>
+      <w:r>
+        <w:t>bc</w:t>
+      </w:r>
+      <w:proofErr w:type="spellEnd"/>
+      <w:r>
+        <w:t xml:space="preserve"> they also might be good in the capuchin gut microbiome</w:t>
+      </w:r>
+    </w:p>
+    <w:p>
+      <w:pPr>
+        <w:pStyle w:val="ListParagraph"/>
+        <w:numPr>
+          <w:ilvl w:val="0"/>
+          <w:numId w:val="8"/>
+        </w:numPr>
+      </w:pPr>
+      <w:proofErr w:type="spellStart"/>
+      <w:r>
+        <w:t>Proteo</w:t>
+      </w:r>
+      <w:proofErr w:type="spellEnd"/>
+      <w:r>
+        <w:t xml:space="preserve"> bacteria are implicated in disease </w:t>
+      </w:r>
+      <w:r>
+        <w:fldChar w:fldCharType="begin"/>
+      </w:r>
+      <w:r>
+        <w:instrText xml:space="preserve"> ADDIN ZOTERO_ITEM CSL_CITATION {"citationID":"ks7keBIM","properties":{"formattedCitation":"(Rizzatti et al., 2017)","plainCitation":"(Rizzatti et al., 2017)","noteIndex":0},"citationItems":[{"id":3534,"uris":["http://zotero.org/users/13901503/items/K4KEFBEW"],"itemData":{"id":3534,"type":"article-journal","abstract":"Microbiota represents the entire microbial community present in the gut host. It serves several functions establishing a mutualistic relation with the host. Latest years have seen a burst in the number of studies focusing on this topic, in particular on intestinal diseases. In this scenario, Proteobacteria are one of the most abundant phyla, comprising several known human pathogens. This review highlights the latest findings on the role of Proteobacteria not only in intestinal but also in extraintestinal diseases. Indeed, an increasing amount of data identifies Proteobacteria as a possible microbial signature of disease. Several studies demonstrate an increased abundance of members belonging to this phylum in such conditions. Major evidences currently involve metabolic disorders and inflammatory bowel disease. However, more recent studies suggest a role also in lung diseases, such as asthma and chronic obstructive pulmonary disease, but evidences are still scant. Notably, all these conditions are sustained by various degree of inflammation, which thus represents a core aspect of Proteobacteria-related diseases.","container-title":"BioMed Research International","DOI":"10.1155/2017/9351507","ISSN":"2314-6133","journalAbbreviation":"Biomed Res Int","note":"PMID: 29230419\nPMCID: PMC5688358","page":"9351507","source":"PubMed Central","title":"Proteobacteria: A Common Factor in Human Diseases","title-short":"Proteobacteria","volume":"2017","author":[{"family":"Rizzatti","given":"G."},{"family":"Lopetuso","given":"L. R."},{"family":"Gibiino","given":"G."},{"family":"Binda","given":"C."},{"family":"Gasbarrini","given":"A."}],"issued":{"date-parts":[["2017"]]}}}],"schema":"https://github.com/citation-style-language/schema/raw/master/csl-citation.json"} </w:instrText>
+      </w:r>
+      <w:r>
+        <w:fldChar w:fldCharType="separate"/>
+      </w:r>
+      <w:r>
+        <w:rPr>
+          <w:noProof/>
+        </w:rPr>
+        <w:t>(Rizzatti et al., 2017)</w:t>
+      </w:r>
+      <w:r>
+        <w:fldChar w:fldCharType="end"/>
+      </w:r>
+    </w:p>
+    <w:p>
+      <w:pPr>
+        <w:pStyle w:val="ListParagraph"/>
+        <w:numPr>
+          <w:ilvl w:val="0"/>
+          <w:numId w:val="8"/>
+        </w:numPr>
+      </w:pPr>
+      <w:r>
         <w:lastRenderedPageBreak/>
-        <w:t>Need to pull all this together to show that the heat conditions that are intensified by the reduction of specific pathways related to redox, immunity, maybe membrane stability are contributing to the loss of taxa that do all these functions which are then contributing to the loss of these important pathways, it’s cyclical</w:t>
-      </w:r>
-    </w:p>
-    <w:p>
-      <w:r>
-        <w:t xml:space="preserve">-perturbations to the gut environment can affect taxa abundances and the environment where a taxa can flourish in steady state is not the same as the one where it can persist during perturbation </w:t>
+        <w:t xml:space="preserve">Cite about  degrading complex polysaccharides </w:t>
+      </w:r>
+      <w:r>
+        <w:t xml:space="preserve">and glycans </w:t>
+      </w:r>
+      <w:r>
+        <w:t>from firmicute and Bacteroidetes</w:t>
+      </w:r>
+      <w:r>
+        <w:t xml:space="preserve"> </w:t>
       </w:r>
       <w:r>
         <w:fldChar w:fldCharType="begin"/>
       </w:r>
       <w:r>
-        <w:instrText xml:space="preserve"> ADDIN ZOTERO_ITEM CSL_CITATION {"citationID":"VbrQjG5d","properties":{"formattedCitation":"(Tropini et al., 2018)","plainCitation":"(Tropini et al., 2018)","noteIndex":0},"citationItems":[{"id":3483,"uris":["http://zotero.org/users/13901503/items/ZW7ZXGR2"],"itemData":{"id":3483,"type":"article-journal","container-title":"Cell","DOI":"10.1016/j.cell.2018.05.008","ISSN":"0092-8674, 1097-4172","issue":"7","journalAbbreviation":"Cell","language":"English","note":"publisher: Elsevier\nPMID: 29906449","page":"1742-1754.e17","source":"www-cell-com.proxy.lib.umich.edu","title":"Transient Osmotic Perturbation Causes Long-Term Alteration to the Gut Microbiota","volume":"173","author":[{"family":"Tropini","given":"Carolina"},{"family":"Moss","given":"Eli Lin"},{"family":"Merrill","given":"Bryan Douglas"},{"family":"Ng","given":"Katharine Michelle"},{"family":"Higginbottom","given":"Steven Kyle"},{"family":"Casavant","given":"Ellen Pun"},{"family":"Gonzalez","given":"Carlos Gutierrez"},{"family":"Fremin","given":"Brayon"},{"family":"Bouley","given":"Donna Michelle"},{"family":"Elias","given":"Joshua Eric"},{"family":"Bhatt","given":"Ami Siddharth"},{"family":"Huang","given":"Kerwyn Casey"},{"family":"Sonnenburg","given":"Justin Laine"}],"issued":{"date-parts":[["2018",6,14]]}}}],"schema":"https://github.com/citation-style-language/schema/raw/master/csl-citation.json"} </w:instrText>
+        <w:instrText xml:space="preserve"> ADDIN ZOTERO_ITEM CSL_CITATION {"citationID":"yVsNuJf2","properties":{"formattedCitation":"(Flint et al., 2012; Hooper et al., 2002)","plainCitation":"(Flint et al., 2012; Hooper et al., 2002)","noteIndex":0},"citationItems":[{"id":3409,"uris":["http://zotero.org/users/13901503/items/73VRZX5M"],"itemData":{"id":3409,"type":"article-journal","abstract":"Bacteria that colonize the mammalian intestine collectively possess a far larger repertoire of degradative enzymes and metabolic capabilities than their hosts. Microbial fermentation of complex non-digestible dietary carbohydrates and host–derived glycans in the human intestine has important consequences for health. Certain dominant species, notably among the Bacteroidetes, are known to possess very large numbers of genes that encode carbohydrate active enzymes and can switch readily between different energy sources in the gut depending on availability. Nevertheless, more nutritionally specialized bacteria appear to play critical roles in the community by initiating the degradation of complex substrates such as plant cell walls, starch particles and mucin. Examples are emerging from the Firmicutes, Actinobacteria and Verrucomicrobium phyla, but more information is needed on these little studied groups. The impact of dietary carbohydrates, including prebiotics, on human health requires understanding of the complex relationship between diet composition, the gut microbiota and metabolic outputs.","container-title":"Gut Microbes","DOI":"10.4161/gmic.19897","ISSN":"1949-0976","issue":"4","note":"publisher: Taylor &amp; Francis\n_eprint: https://doi.org/10.4161/gmic.19897\nPMID: 22572875","page":"289-306","source":"Taylor and Francis+NEJM","title":"Microbial degradation of complex carbohydrates in the gut","volume":"3","author":[{"family":"Flint","given":"Harry J."},{"family":"","given":"Scott ,Karen P."},{"family":"","given":"Duncan ,Sylvia H."},{"family":"","given":"Louis ,Petra"},{"family":"Forano","given":"Evelyne","non-dropping-particle":"and"}],"issued":{"date-parts":[["2012",7,14]]}}},{"id":2223,"uris":["http://zotero.org/users/13901503/items/JD6FMNMK"],"itemData":{"id":2223,"type":"article-journal","abstract":"▪ Abstract Humans and other mammals are colonized by a vast, complex, and dynamic consortium of microorganisms. One evolutionary driving force for maintaining this metabolically active microbial society is to salvage energy from nutrients, particularly carbohydrates, that are otherwise nondigestible by the host. Much of our understanding of the molecular mechanisms by which members of the intestinal microbiota degrade complex polysaccharides comes from studies of Bacteroides thetaiotaomicron, a prominent and genetically manipulatable component of the normal human and mouse gut. Colonization of germ-free mice with B. thetaiotaomicron has shown how this anaerobe modifies many aspects of intestinal cellular differentiation/gene expression to benefit both host and microbe. These and other studies underscore the importance of understanding precisely how nutrient metabolism serves to establish and sustain symbiotic relationships between mammals and their bacterial partners.","container-title":"Annual Review of Nutrition","DOI":"10.1146/annurev.nutr.22.011602.092259","ISSN":"0199-9885, 1545-4312","issue":"Volume 22, 2002","language":"en","note":"publisher: Annual Reviews","page":"283-307","source":"www-annualreviews-org.proxy.lib.umich.edu","title":"HOW HOST-MICROBIAL INTERACTIONS SHAPE THE NUTRIENT ENVIRONMENT OF THE MAMMALIAN INTESTINE","volume":"22","author":[{"family":"Hooper","given":"Lora V."},{"family":"Midtvedt","given":"Tore"},{"family":"Gordon","given":"Jeffrey I."}],"issued":{"date-parts":[["2002",7,1]]}}}],"schema":"https://github.com/citation-style-language/schema/raw/master/csl-citation.json"} </w:instrText>
       </w:r>
       <w:r>
         <w:fldChar w:fldCharType="separate"/>
@@ -3924,13 +5269,1268 @@
         <w:rPr>
           <w:noProof/>
         </w:rPr>
-        <w:t>(Tropini et al., 2018)</w:t>
+        <w:t>(Flint et al., 2012; Hooper et al., 2002)</w:t>
       </w:r>
       <w:r>
         <w:fldChar w:fldCharType="end"/>
       </w:r>
     </w:p>
+    <w:p>
+      <w:pPr>
+        <w:pStyle w:val="ListParagraph"/>
+        <w:numPr>
+          <w:ilvl w:val="1"/>
+          <w:numId w:val="8"/>
+        </w:numPr>
+      </w:pPr>
+      <w:r>
+        <w:t>Bacteroides species are polysaccharide fermenters</w:t>
+      </w:r>
+    </w:p>
+    <w:p>
+      <w:pPr>
+        <w:pStyle w:val="ListParagraph"/>
+        <w:numPr>
+          <w:ilvl w:val="1"/>
+          <w:numId w:val="8"/>
+        </w:numPr>
+      </w:pPr>
+      <w:proofErr w:type="spellStart"/>
+      <w:r>
+        <w:t>Ruminococcaceae</w:t>
+      </w:r>
+      <w:proofErr w:type="spellEnd"/>
+      <w:r>
+        <w:t xml:space="preserve"> (family) and </w:t>
+      </w:r>
+      <w:proofErr w:type="spellStart"/>
+      <w:r>
+        <w:t>Ruminococcus</w:t>
+      </w:r>
+      <w:proofErr w:type="spellEnd"/>
+      <w:r>
+        <w:t xml:space="preserve"> (genus), major butyrate producers</w:t>
+      </w:r>
+    </w:p>
+    <w:p>
+      <w:pPr>
+        <w:pStyle w:val="ListParagraph"/>
+        <w:numPr>
+          <w:ilvl w:val="0"/>
+          <w:numId w:val="8"/>
+        </w:numPr>
+      </w:pPr>
+      <w:proofErr w:type="spellStart"/>
+      <w:r>
+        <w:t>O</w:t>
+      </w:r>
+      <w:r>
+        <w:t>gligate</w:t>
+      </w:r>
+      <w:r>
+        <w:t>anerobes</w:t>
+      </w:r>
+      <w:proofErr w:type="spellEnd"/>
+      <w:r>
+        <w:t xml:space="preserve"> like  </w:t>
+      </w:r>
+      <w:r>
+        <w:t>firmicute and Bacteroidetes</w:t>
+      </w:r>
+      <w:r>
+        <w:t xml:space="preserve"> help regulate gut-immune </w:t>
+      </w:r>
+      <w:proofErr w:type="spellStart"/>
+      <w:r>
+        <w:t>hoestasis</w:t>
+      </w:r>
+      <w:proofErr w:type="spellEnd"/>
+      <w:r>
+        <w:t xml:space="preserve"> </w:t>
+      </w:r>
+      <w:r>
+        <w:fldChar w:fldCharType="begin"/>
+      </w:r>
+      <w:r>
+        <w:instrText xml:space="preserve"> ADDIN ZOTERO_ITEM CSL_CITATION {"citationID":"d3rqb4rM","properties":{"formattedCitation":"(Maier et al., 2014)","plainCitation":"(Maier et al., 2014)","noteIndex":0},"citationItems":[{"id":3537,"uris":["http://zotero.org/users/13901503/items/L2DTM48E"],"itemData":{"id":3537,"type":"article-journal","abstract":"The human gastrointestinal tract is colonised by trillions of commensal bacteria, most of which are obligate anaerobes residing in the large intestine. Appropriate bacterial colonisation is generally known to be critical for human health. In particular, the development and function of the immune system depends on microbial colonisation, and a regulated cross-talk between commensal bacteria, intestinal epithelial cells and immune cells is required to maintain mucosal immune homeostasis. This homeostasis is disturbed in various inflammatory disorders, such as inflammatory bowel diseases. Several in vitro and in vivo studies indicate a role for Faecalibacterium prausnitzii, Bacteroides thetaiotaomicron, Bacteroides fragilis, Akkermansia muciniphila and segmented filamentous bacteria in maintaining intestinal immune homeostasis. These obligate anaerobes are abundant in the healthy intestine but reduced in several inflammatory diseases, suggesting an association with protective effects on human health. However, knowledge of the mechanisms underlying the effects of obligate anaerobic intestinal bacteria remains limited, in part due to the difficulty of co-culturing obligate anaerobes together with oxygen-requiring human epithelial cells. By using novel dual-environment co-culture models, it will be possible to investigate the effects of the unstudied majority of intestinal microorganisms on the human epithelia. This knowledge will provide opportunities for improving human health and reducing the risk of inflammatory diseases.","container-title":"Nutrients","DOI":"10.3390/nu7010045","ISSN":"2072-6643","issue":"1","journalAbbreviation":"Nutrients","note":"PMID: 25545102\nPMCID: PMC4303826","page":"45-73","source":"PubMed Central","title":"Understanding How Commensal Obligate Anaerobic Bacteria Regulate Immune Functions in the Large Intestine","volume":"7","author":[{"family":"Maier","given":"Eva"},{"family":"Anderson","given":"Rachel C."},{"family":"Roy","given":"Nicole C."}],"issued":{"date-parts":[["2014",12,24]]}}}],"schema":"https://github.com/citation-style-language/schema/raw/master/csl-citation.json"} </w:instrText>
+      </w:r>
+      <w:r>
+        <w:fldChar w:fldCharType="separate"/>
+      </w:r>
+      <w:r>
+        <w:rPr>
+          <w:noProof/>
+        </w:rPr>
+        <w:t>(Maier et al., 2014)</w:t>
+      </w:r>
+      <w:r>
+        <w:fldChar w:fldCharType="end"/>
+      </w:r>
+    </w:p>
+    <w:p>
+      <w:pPr>
+        <w:pStyle w:val="ListParagraph"/>
+        <w:numPr>
+          <w:ilvl w:val="1"/>
+          <w:numId w:val="8"/>
+        </w:numPr>
+      </w:pPr>
+      <w:r>
+        <w:t>Clostridium</w:t>
+      </w:r>
+      <w:r>
+        <w:t xml:space="preserve"> (genus) and </w:t>
+      </w:r>
+      <w:proofErr w:type="spellStart"/>
+      <w:r>
+        <w:t>Clostridiaceae</w:t>
+      </w:r>
+      <w:proofErr w:type="spellEnd"/>
+      <w:r>
+        <w:t xml:space="preserve"> (family) major immune regulators</w:t>
+      </w:r>
+    </w:p>
+    <w:p>
+      <w:pPr>
+        <w:pStyle w:val="ListParagraph"/>
+        <w:numPr>
+          <w:ilvl w:val="0"/>
+          <w:numId w:val="8"/>
+        </w:numPr>
+      </w:pPr>
+      <w:r>
+        <w:t>Importantly SCFA created from</w:t>
+      </w:r>
+      <w:r>
+        <w:t xml:space="preserve"> </w:t>
+      </w:r>
+      <w:r>
+        <w:t>complex polysaccharides</w:t>
+      </w:r>
+      <w:r>
+        <w:t xml:space="preserve"> degradation are main immune </w:t>
+      </w:r>
+      <w:proofErr w:type="spellStart"/>
+      <w:r>
+        <w:t>regualtors</w:t>
+      </w:r>
+      <w:proofErr w:type="spellEnd"/>
+      <w:r>
+        <w:t xml:space="preserve"> </w:t>
+      </w:r>
+    </w:p>
+    <w:p>
+      <w:r>
+        <w:t xml:space="preserve">Then we need to show that heat stress is associated with loss of obligate </w:t>
+      </w:r>
+      <w:proofErr w:type="spellStart"/>
+      <w:r>
+        <w:t>anerobe</w:t>
+      </w:r>
+      <w:r>
+        <w:t>s</w:t>
+      </w:r>
+      <w:proofErr w:type="spellEnd"/>
+    </w:p>
+    <w:p>
+      <w:pPr>
+        <w:pStyle w:val="ListParagraph"/>
+        <w:numPr>
+          <w:ilvl w:val="0"/>
+          <w:numId w:val="8"/>
+        </w:numPr>
+      </w:pPr>
+      <w:r>
+        <w:t xml:space="preserve">Reptile heat stress – decrease in </w:t>
+      </w:r>
+      <w:proofErr w:type="spellStart"/>
+      <w:r>
+        <w:t>fimricutes</w:t>
+      </w:r>
+      <w:proofErr w:type="spellEnd"/>
+      <w:r>
+        <w:t xml:space="preserve"> and </w:t>
+      </w:r>
+      <w:proofErr w:type="spellStart"/>
+      <w:r>
+        <w:t>bacterdetes</w:t>
+      </w:r>
+      <w:proofErr w:type="spellEnd"/>
+      <w:r>
+        <w:t xml:space="preserve"> </w:t>
+      </w:r>
+      <w:r>
+        <w:fldChar w:fldCharType="begin"/>
+      </w:r>
+      <w:r>
+        <w:instrText xml:space="preserve"> ADDIN ZOTERO_ITEM CSL_CITATION {"citationID":"vuOg0hY0","properties":{"formattedCitation":"(Bestion et al., 2017)","plainCitation":"(Bestion et al., 2017)","noteIndex":0},"citationItems":[{"id":1961,"uris":["http://zotero.org/users/13901503/items/UL2CLBKR"],"itemData":{"id":1961,"type":"article-journal","abstract":"Climate change is now considered to be the greatest threat to biodiversity and ecological networks, but its impacts on the bacterial communities associated with plants and animals remain largely unknown. Here, we studied the consequences of climate warming on the gut bacterial communities of an ectotherm, the common lizard (Zootoca vivipara), using a semi-natural experimental approach. We found that 2–3</w:instrText>
+      </w:r>
+      <w:r>
+        <w:rPr>
+          <w:rFonts w:ascii="Arial" w:hAnsi="Arial" w:cs="Arial"/>
+        </w:rPr>
+        <w:instrText> </w:instrText>
+      </w:r>
+      <w:r>
+        <w:instrText xml:space="preserve">°C warmer climates cause a 34% loss of populations’ microbiota diversity, with possible negative consequences for host survival.","container-title":"Nature Ecology &amp; Evolution","DOI":"10.1038/s41559-017-0161","ISSN":"2397-334X","issue":"6","journalAbbreviation":"Nat Ecol Evol","language":"en","license":"2017 Macmillan Publishers Limited, part of Springer Nature.","note":"publisher: Nature Publishing Group","page":"1-3","source":"www-nature-com.proxy.lib.umich.edu","title":"Climate warming reduces gut microbiota diversity in a vertebrate ectotherm","volume":"1","author":[{"family":"Bestion","given":"Elvire"},{"family":"Jacob","given":"Staffan"},{"family":"Zinger","given":"Lucie"},{"family":"Di Gesu","given":"Lucie"},{"family":"Richard","given":"Murielle"},{"family":"White","given":"Joël"},{"family":"Cote","given":"Julien"}],"issued":{"date-parts":[["2017",5,8]]}}}],"schema":"https://github.com/citation-style-language/schema/raw/master/csl-citation.json"} </w:instrText>
+      </w:r>
+      <w:r>
+        <w:fldChar w:fldCharType="separate"/>
+      </w:r>
+      <w:r>
+        <w:rPr>
+          <w:noProof/>
+        </w:rPr>
+        <w:t>(Bestion et al., 2017)</w:t>
+      </w:r>
+      <w:r>
+        <w:fldChar w:fldCharType="end"/>
+      </w:r>
+      <w:r>
+        <w:t xml:space="preserve"> decrease in firmicutes </w:t>
+      </w:r>
+      <w:r>
+        <w:fldChar w:fldCharType="begin"/>
+      </w:r>
+      <w:r>
+        <w:instrText xml:space="preserve"> ADDIN ZOTERO_ITEM CSL_CITATION {"citationID":"ESpHgtOu","properties":{"formattedCitation":"(Moeller et al., 2020)","plainCitation":"(Moeller et al., 2020)","noteIndex":0},"citationItems":[{"id":1022,"uris":["http://zotero.org/users/13901503/items/BYK4NQF8"],"itemData":{"id":1022,"type":"article-journal","abstract":"Vertebrates harbor trillions of microorganisms in the gut, collectively termed the gut microbiota, which affect a wide range of host functions. Recent experiments in lab-reared vertebrates have shown that changes in environmental temperature can induce shifts in the gut microbiota, and in some cases these shifts have been shown to affect host thermal physiology. However, there is a lack of information about the effects of temperature on the gut microbiota of wild-caught vertebrates. Moreover, in ectotherms, which are particularly vulnerable to changing temperature regimens, the extent to which microbiota composition is shaped by temperature and associated with host thermal tolerance has not been investigated. To address these issues, we monitored the gut microbiota composition of wild-caught western fence lizards (Sceloporus occidentalis) experimentally exposed to a cool-to-warm temperature transition. Comparing experimentally exposed and control lizards indicated that warm temperatures altered and destabilized the composition of the S. occidentalis gut microbiota. Warming drove a significant reduction in the relative abundances of a clade of Firmicutes, a significant increase in the rate of compositional turnover in the gut microbiota within individual lizards, and increases in the abundances of bacteria from predicted pathogenic clades. In addition, the composition of the microbiota was significantly associated with the thermal tolerance of lizards measured at the end of the experiment. These results suggest that temperature can alter the lizard gut microbiota, with potential implications for the physiological performance and fitness of natural populations.IMPORTANCE Gut microbial communities affect their animal hosts in numerous ways, motivating investigations of the factors that shape the gut microbiota and the consequences of gut microbiota variation for host traits. In this study, we tested the effects of increases in environmental temperatures on the gut microbiota of fence lizards, a vertebrate ectotherm threatened by warming climates. By monitoring lizards and their gut microbes during an experimental temperature treatment, we showed that the warming altered and destabilized the lizard gut microbiota. Moreover, measuring thermal performance of lizard hosts at the end of the experiment indicated that the composition of the gut microbiota was associated with host thermal tolerance. These results indicate that warming temperatures can alter the gut microbiota of vertebrate ectotherms and suggest relationships between variation in the gut microbiota and the thermal physiology of natural host populations.","container-title":"Applied and Environmental Microbiology","DOI":"10.1128/AEM.01181-20","issue":"17","note":"publisher: American Society for Microbiology","page":"e01181-20","source":"journals.asm.org (Atypon)","title":"The Lizard Gut Microbiome Changes with Temperature and Is Associated with Heat Tolerance","volume":"86","author":[{"family":"Moeller","given":"Andrew H."},{"family":"Ivey","given":"Kathleen"},{"family":"Cornwall","given":"Margaret B."},{"family":"Herr","given":"Kathryn"},{"family":"Rede","given":"Jordan"},{"family":"Taylor","given":"Emily N."},{"family":"Gunderson","given":"Alex R."}],"issued":{"date-parts":[["2020",8,18]]}}}],"schema":"https://github.com/citation-style-language/schema/raw/master/csl-citation.json"} </w:instrText>
+      </w:r>
+      <w:r>
+        <w:fldChar w:fldCharType="separate"/>
+      </w:r>
+      <w:r>
+        <w:rPr>
+          <w:noProof/>
+        </w:rPr>
+        <w:t>(Moeller et al., 2020)</w:t>
+      </w:r>
+      <w:r>
+        <w:fldChar w:fldCharType="end"/>
+      </w:r>
+    </w:p>
+    <w:p>
+      <w:pPr>
+        <w:pStyle w:val="ListParagraph"/>
+        <w:numPr>
+          <w:ilvl w:val="0"/>
+          <w:numId w:val="8"/>
+        </w:numPr>
+      </w:pPr>
+      <w:r>
+        <w:t xml:space="preserve">Bird heat stress – decrease in firmicutes </w:t>
+      </w:r>
+      <w:r>
+        <w:fldChar w:fldCharType="begin"/>
+      </w:r>
+      <w:r>
+        <w:instrText xml:space="preserve"> ADDIN ZOTERO_ITEM CSL_CITATION {"citationID":"mZcxo5Qi","properties":{"formattedCitation":"(Zhu et al., 2019)","plainCitation":"(Zhu et al., 2019)","noteIndex":0},"citationItems":[{"id":1972,"uris":["http://zotero.org/users/13901503/items/Z3WTZJPU"],"itemData":{"id":1972,"type":"article-journal","abstract":"Chicken gastrointestinal microbiota plays important roles in health, productivity, and disease. However, knowledge of the relationship between heat stress and the gut microbial ecosystem of poultry, especially laying hens, is still limited. Here, we aimed to provide important knowledge for heat stress intervention in the egg industry. We performed high-throughput sequencing metagenomics on fecal contents to unravel the microbial taxa and functional capacity of the gut microbiome of caged laying hens under heat stress. Results showed that the fecal microbial communities of laying hens were dominated by Firmicutes, Bacteroidetes, and Proteobacteria phyla. The Firmicutes were significantly decreased, and Bacteroidetes were increased in the fecal microbiota under heat stress. Functional prediction of these changes in microbiota revealed that metabolism-related pathways, including cysteine and methionine metabolism and benzoate degradation, were more abundant. Conversely, retinol metabolism and phenylpropanoid biosynthesis were decreased by heat stress, suggesting differences in metabolism between layers in different temperature environments. Clear contributions were identified between active taxa (genus level) and metabolic pathways, which were associated with the liver and intestinal dysfunction in layers. These data revealed that heat stress induced a significant taxonomic perturbation in the gut microbiome of caged laying hens. This was related to the negative effects of heat stress in poultry and provided important basic knowledge for heat stress intervention.","container-title":"Applied Microbiology and Biotechnology","DOI":"10.1007/s00253-018-9465-8","ISSN":"1432-0614","issue":"1","journalAbbreviation":"Appl Microbiol Biotechnol","language":"en","license":"2018 Springer-Verlag GmbH Germany, part of Springer Nature","note":"Company: Springer\nDistributor: Springer\nInstitution: Springer\nLabel: Springer\nnumber: 1\npublisher: Springer Berlin Heidelberg","page":"461-472","source":"link-springer-com.proxy.lib.umich.edu","title":"Heat stress mediates changes in fecal microbiome and functional pathways of laying hens","volume":"103","author":[{"family":"Zhu","given":"Lihui"},{"family":"Liao","given":"Rongrong"},{"family":"Wu","given":"Ning"},{"family":"Zhu","given":"Gensheng"},{"family":"Yang","given":"Changsuo"}],"issued":{"date-parts":[["2019",1,1]]}}}],"schema":"https://github.com/citation-style-language/schema/raw/master/csl-citation.json"} </w:instrText>
+      </w:r>
+      <w:r>
+        <w:fldChar w:fldCharType="separate"/>
+      </w:r>
+      <w:r>
+        <w:rPr>
+          <w:noProof/>
+        </w:rPr>
+        <w:t>(Zhu et al., 2019)</w:t>
+      </w:r>
+      <w:r>
+        <w:fldChar w:fldCharType="end"/>
+      </w:r>
+    </w:p>
+    <w:p>
+      <w:pPr>
+        <w:pStyle w:val="ListParagraph"/>
+        <w:numPr>
+          <w:ilvl w:val="0"/>
+          <w:numId w:val="8"/>
+        </w:numPr>
+      </w:pPr>
+      <w:r>
+        <w:t>Add a couple of heat stress experiments</w:t>
+      </w:r>
+      <w:r>
+        <w:t xml:space="preserve"> so that you can make a an argument that this is an indication of heat stress </w:t>
+      </w:r>
+    </w:p>
+    <w:p>
+      <w:pPr>
+        <w:pStyle w:val="ListParagraph"/>
+        <w:numPr>
+          <w:ilvl w:val="0"/>
+          <w:numId w:val="8"/>
+        </w:numPr>
+      </w:pPr>
+      <w:r>
+        <w:t xml:space="preserve">Rabbits decrease in </w:t>
+      </w:r>
+      <w:proofErr w:type="spellStart"/>
+      <w:r>
+        <w:t>bacteroides</w:t>
+      </w:r>
+      <w:proofErr w:type="spellEnd"/>
+      <w:r>
+        <w:t xml:space="preserve"> under heat stress </w:t>
+      </w:r>
+      <w:r>
+        <w:fldChar w:fldCharType="begin"/>
+      </w:r>
+      <w:r>
+        <w:instrText xml:space="preserve"> ADDIN ZOTERO_ITEM CSL_CITATION {"citationID":"RkOD0Ofz","properties":{"formattedCitation":"(Bai et al., 2022)","plainCitation":"(Bai et al., 2022)","noteIndex":0},"citationItems":[{"id":3042,"uris":["http://zotero.org/users/13901503/items/AZMFVA5Z"],"itemData":{"id":3042,"type":"article-journal","abstract":"Heat stress can impair the rabbit immune system, induce oxidative stress, and cause many complications. These diseases are characterized by metabolic disorders, but the underlying mechanism is unknown. As a result, the current research determines the effects of HS on intestinal microorganisms in rabbits and the metabolic pathway disorders caused by HS. Twelve rabbits were randomly assigned to one of two groups: CON (22–24°C) and HS (30°C–32°C). Both the groups were treated for 15 days. Blood and fecal samples were collected on day 15. Serum immune oxidation indices were determined using a commercial ELISA kit, and the microbiome of rabbit feces was studied using 16S rRNA gene sequencing. Non-targeted metabolomics was analyzed using ultra-high-performance liquid chromatography-mass spectrometry (UHPC MS/MS). The findings revealed that HS significantly increased IgG and T-AOC levels in serum, whereas it decreased TNF-α and IL-10. NMDS analysis revealed a substantial difference in bacterial community composition between HS and CON groups. At the phylum level, the abundance of Firmicutes, Protobacteria, and Verrucomicrobiota was significantly higher in the HS group, whereas the abundance of Bacteriodota was reduced in the CON group. V9D2013 group, Haloplasma, Comamonas, Clostridium sensu stricto 1, Ruminiclostridium, Syntrophus Lutispora, at the genus level Syntrophorhabdus, Paeniclostridium, Clostridium sensu stricto 6, Candidatus Caldatribacterium, Spirochaeta Synergistaceae, Syner-01, [Eubacterium] xylanophilum group, Cellulosilyticum, ADurb.Bin120, and Devosia were significantly upregulated in the HS group. The metabolism of the HS group was considerably upregulated compared with the metabolism of the CON group, according to principal component analysis (PCA) and least-squares discriminant analysis (PLS-DA). HS increased the concentrations of 4-pyridoxic acid, kynurenine, 20-OH-leukotriene B4, and dopamine and decreased the concentration of pyridoxal. In the rabbit gut, these compounds primarily impact the metabolic pathways of vitamin B6, tryptophan, neutrophil activation, and prolactin. 4-Pyridoxic acid, pyridoxal, kynurenine, 20-OH-leukotriene B4, and dopamine are essential inflammatory response markers and oxidative stress.","container-title":"Frontiers in Microbiology","DOI":"10.3389/fmicb.2021.817615","ISSN":"1664-302X","journalAbbreviation":"Front. Microbiol.","language":"English","note":"publisher: Frontiers","source":"Frontiers","title":"Heat Stress Affects Faecal Microbial and Metabolic Alterations of Rabbits","URL":"https://www.frontiersin.orghttps//www.frontiersin.org/journals/microbiology/articles/10.3389/fmicb.2021.817615/full","volume":"12","author":[{"family":"Bai","given":"Xue"},{"family":"Shi","given":"Yu"},{"family":"Tang","given":"Lipeng"},{"family":"Chen","given":"Li"},{"family":"Fan","given":"Huimei"},{"family":"Wang","given":"Haoding"},{"family":"Wang","given":"Jie"},{"family":"Jia","given":"Xianbo"},{"family":"Chen","given":"Shiyi"},{"family":"Lai","given":"Songjia"}],"accessed":{"date-parts":[["2025",5,1]]},"issued":{"date-parts":[["2022",2,28]]}}}],"schema":"https://github.com/citation-style-language/schema/raw/master/csl-citation.json"} </w:instrText>
+      </w:r>
+      <w:r>
+        <w:fldChar w:fldCharType="separate"/>
+      </w:r>
+      <w:r>
+        <w:rPr>
+          <w:noProof/>
+        </w:rPr>
+        <w:t>(Bai et al., 2022)</w:t>
+      </w:r>
+      <w:r>
+        <w:fldChar w:fldCharType="end"/>
+      </w:r>
+    </w:p>
+    <w:p>
+      <w:pPr>
+        <w:pStyle w:val="ListParagraph"/>
+        <w:numPr>
+          <w:ilvl w:val="0"/>
+          <w:numId w:val="8"/>
+        </w:numPr>
+      </w:pPr>
+      <w:r>
+        <w:t xml:space="preserve">Overall decrease in firmicutes across divers vertebrate and </w:t>
+      </w:r>
+      <w:proofErr w:type="spellStart"/>
+      <w:r>
+        <w:t>invetebrate</w:t>
+      </w:r>
+      <w:proofErr w:type="spellEnd"/>
+      <w:r>
+        <w:t xml:space="preserve"> species </w:t>
+      </w:r>
+      <w:r>
+        <w:fldChar w:fldCharType="begin"/>
+      </w:r>
+      <w:r>
+        <w:instrText xml:space="preserve"> ADDIN ZOTERO_ITEM CSL_CITATION {"citationID":"5x3ocT9W","properties":{"formattedCitation":"(Sepulveda &amp; Moeller, 2020)","plainCitation":"(Sepulveda &amp; Moeller, 2020)","noteIndex":0},"citationItems":[{"id":960,"uris":["http://zotero.org/users/13901503/items/KQS25QFF"],"itemData":{"id":960,"type":"article-journal","abstract":"Temperature is a prominent abiotic environmental variable that drives the adaptive trajectories of animal lineages and structures the composition of animal communities. Global temperature regimes are expected to undergo rapid shifts in the next century, yet for many animal taxa we lack an understanding of the consequences of these predicted shifts for animal populations. In this review, we synthesize recent evidence that temperature variation shapes the composition and function of animal gut microbiomes, key regulators of host physiology, with potential consequences for host population responses to climate change. Several recent studies spanning a range of animal taxa, including Chordata, Arthropoda, and Mollusca, have reported repeatable associations between temperature and the community composition and function of the gut microbiome. In several cases, the same microbiome responses to temperature have been observed across distantly related animal taxa, suggesting the existence of conserved mechanisms underlying temperature-induced microbiome plasticity. Extreme temperatures can disrupt the stability of alpha-diversity within the gut microbiomes individual hosts and generate beta-diversity among microbiomes within host populations. Microbiome states resulting from extreme temperatures have been associated, and in some cases causally linked, with both beneﬁcial and deleterious effects on host phenotypes. We propose routes by which temperature-induced changes in the gut microbiome may impact host ﬁtness, including effects on colonization resistance in the gut, on host energy and nutrient assimilation, and on host life history traits. Cumulatively, available data indicate that disruption of the gut microbiome may be a mechanism by which changing temperatures will impact animal ﬁtness in wild-living populations.","container-title":"Frontiers in Microbiology","DOI":"10.3389/fmicb.2020.00384","ISSN":"1664-302X","journalAbbreviation":"Front. Microbiol.","language":"en","page":"384","source":"DOI.org (Crossref)","title":"The Effects of Temperature on Animal Gut Microbiomes","volume":"11","author":[{"family":"Sepulveda","given":"Juan"},{"family":"Moeller","given":"Andrew H."}],"issued":{"date-parts":[["2020",3,10]]}}}],"schema":"https://github.com/citation-style-language/schema/raw/master/csl-citation.json"} </w:instrText>
+      </w:r>
+      <w:r>
+        <w:fldChar w:fldCharType="separate"/>
+      </w:r>
+      <w:r>
+        <w:rPr>
+          <w:noProof/>
+        </w:rPr>
+        <w:t>(Sepulveda &amp; Moeller, 2020)</w:t>
+      </w:r>
+      <w:r>
+        <w:fldChar w:fldCharType="end"/>
+      </w:r>
+    </w:p>
+    <w:p>
+      <w:pPr>
+        <w:pStyle w:val="ListParagraph"/>
+        <w:numPr>
+          <w:ilvl w:val="0"/>
+          <w:numId w:val="8"/>
+        </w:numPr>
+      </w:pPr>
+      <w:r>
+        <w:t xml:space="preserve">Increase in </w:t>
+      </w:r>
+      <w:proofErr w:type="spellStart"/>
+      <w:r>
+        <w:t>proteobacter</w:t>
+      </w:r>
+      <w:proofErr w:type="spellEnd"/>
+      <w:r>
+        <w:t xml:space="preserve"> with heat stress in fish </w:t>
+      </w:r>
+      <w:r>
+        <w:fldChar w:fldCharType="begin"/>
+      </w:r>
+      <w:r>
+        <w:instrText xml:space="preserve"> ADDIN ZOTERO_ITEM CSL_CITATION {"citationID":"kjI5BiHd","properties":{"formattedCitation":"(Neuman et al., 2016; Soriano et al., 2018)","plainCitation":"(Neuman et al., 2016; Soriano et al., 2018)","noteIndex":0},"citationItems":[{"id":2229,"uris":["http://zotero.org/users/13901503/items/J3568CMW"],"itemData":{"id":2229,"type":"article-journal","abstract":"We investigated the changes in the faecal microbial population of the hindgut of farmed Atlantic salmon fed two commercial diets (A and B) over a 10-month period. At each sampling round, hindgut contents of 40 fish (20 per diet) were pooled according to diet and cultivated on selective agar. The functional status of all microbiota was assessed against 48 substrates using the PhPlate generalized microplate, which also yielded a metabolic capacity (MC) value for each microbiota. Virulence gene profiles of each microbiota were also investigated. The number of different bacterial groups between two diets varied slightly and increased as water temperature peaked at 18.5°C during summer. This however, was associated with an increase in Vibrio numbers and a decrease in lactic acid bacterial numbers. A shift in the functional status of gut microbiota was observed as temperature increased, which was coupled with a decrease in the MC-value of the microbiota in both diets. Of the 35 virulence genes tested from total DNA extract of the microbiota, only cdt and east1 were detected. Results indicate that temperature is the main driver of changes to the gut microbiota in farmed Tasmanian Atlantic salmon receiving these two diets.","container-title":"Aquaculture Research","DOI":"10.1111/are.12522","ISSN":"1365-2109","issue":"2","language":"en","license":"© 2014 John Wiley &amp; Sons Ltd","note":"_eprint: https://onlinelibrary.wiley.com/doi/pdf/10.1111/are.12522","page":"660-672","source":"Wiley Online Library","title":"The effect of diet and environmental temperature on the faecal microbiota of farmed Tasmanian Atlantic Salmon (almo salar L.)","volume":"47","author":[{"family":"Neuman","given":"Christina"},{"family":"Hatje","given":"Eva"},{"family":"Zarkasi","given":"Kamarul Z"},{"family":"Smullen","given":"Richard"},{"family":"Bowman","given":"John P"},{"family":"Katouli","given":"Mohammad"}],"issued":{"date-parts":[["2016"]]}}},{"id":2232,"uris":["http://zotero.org/users/13901503/items/TL348YX4"],"itemData":{"id":2232,"type":"article-journal","abstract":"Gut microbiota plays a determining role in the health status of the host. In general, a beneficial bacterial community, associated with a greater metabolic capacity and wellbeing, shows high values of species richness and relative abundance. Because environmental temperature is a regulating factor in fish physiological and metabolic processes, it is very important to understand the effect of environmental temperature on diversity and richness of gut microbiota in poikilothermic organisms. This study analysed the reciprocal diet-temperature correlations in the faecal microbiota diversity in Seriola lalandi. Juveniles were acclimated at 20</w:instrText>
+      </w:r>
+      <w:r>
+        <w:rPr>
+          <w:rFonts w:ascii="Arial" w:hAnsi="Arial" w:cs="Arial"/>
+        </w:rPr>
+        <w:instrText> </w:instrText>
+      </w:r>
+      <w:r>
+        <w:instrText>°C and 26</w:instrText>
+      </w:r>
+      <w:r>
+        <w:rPr>
+          <w:rFonts w:ascii="Arial" w:hAnsi="Arial" w:cs="Arial"/>
+        </w:rPr>
+        <w:instrText> </w:instrText>
+      </w:r>
+      <w:r>
+        <w:instrText>°C for 30</w:instrText>
+      </w:r>
+      <w:r>
+        <w:rPr>
+          <w:rFonts w:ascii="Arial" w:hAnsi="Arial" w:cs="Arial"/>
+        </w:rPr>
+        <w:instrText> </w:instrText>
+      </w:r>
+      <w:r>
+        <w:instrText>days; in addition, the fish were fed three diets with three levels of lipid inclusion (7%, 14% and 21%). Faecal microbiota in S. lalandi was characterized using the high-throughput sequencing approach based on the V3 region of the 16S rRNA gene. The most abundant phyla identified in this study were Proteobacteria, Actinobacteria, Bacteroidetes and Firmicutes. A significant change was observed in faecal microbiota in relation to acclimation temperature. The results indicated that species richness was modified in relation to the environmental temperatures; the Operational Taxonomic Units (OTUs) identified in fish acclimated at 26</w:instrText>
+      </w:r>
+      <w:r>
+        <w:rPr>
+          <w:rFonts w:ascii="Arial" w:hAnsi="Arial" w:cs="Arial"/>
+        </w:rPr>
+        <w:instrText> </w:instrText>
+      </w:r>
+      <w:r>
+        <w:instrText>°C belonged to the families Pseudomonadacea, Alcaligenaceae and Microbacteriaceae whereas those identified at 20</w:instrText>
+      </w:r>
+      <w:r>
+        <w:rPr>
+          <w:rFonts w:ascii="Arial" w:hAnsi="Arial" w:cs="Arial"/>
+        </w:rPr>
+        <w:instrText> </w:instrText>
+      </w:r>
+      <w:r>
+        <w:instrText xml:space="preserve">°C were Micavibrio, Comamonadaceae and Saprospiraceae. Furthermore, significant differences were observed between the OTUs identified in the dietary treatments, in which Actinobacteria (7% lipid), Gammaproteobacteria (14% lipid), Betaproteobacteria (21% lipid), and Flavobacteria (skretting diet) were the phyla preferentially identified from each treatment. The results obtained in this study demonstrated the importance of environmental temperature to maintain a balance in intestinal microbiota, as well as the effects of diet composition on proliferation of different microbial groups with respect to thermal induction.","container-title":"Aquaculture","DOI":"10.1016/j.aquaculture.2018.07.065","ISSN":"0044-8486","journalAbbreviation":"Aquaculture","page":"269-277","source":"ScienceDirect","title":"Effect of temperature and dietary lipid proportion on gut microbiota in yellowtail kingfish &lt;i&gt;Seriola lalandi&lt;/i&gt; juveniles","volume":"497","author":[{"family":"Soriano","given":"Ernesto Larios"},{"family":"Ramírez","given":"Dariel Tovar"},{"family":"Araujo","given":"Denise Re"},{"family":"Gómez-Gil","given":"Bruno"},{"family":"Castro","given":"Leonardo Ibarra"},{"family":"Sánchez","given":"Clara Galindo"}],"issued":{"date-parts":[["2018",12,1]]}}}],"schema":"https://github.com/citation-style-language/schema/raw/master/csl-citation.json"} </w:instrText>
+      </w:r>
+      <w:r>
+        <w:fldChar w:fldCharType="separate"/>
+      </w:r>
+      <w:r>
+        <w:rPr>
+          <w:noProof/>
+        </w:rPr>
+        <w:t>(Neuman et al., 2016; Soriano et al., 2018)</w:t>
+      </w:r>
+      <w:r>
+        <w:fldChar w:fldCharType="end"/>
+      </w:r>
+    </w:p>
+    <w:p>
+      <w:r>
+        <w:t xml:space="preserve">Then say that proteobacteria appear to be relatively derived and firmicutes and </w:t>
+      </w:r>
+      <w:proofErr w:type="spellStart"/>
+      <w:r>
+        <w:t>bacteroides</w:t>
+      </w:r>
+      <w:proofErr w:type="spellEnd"/>
+      <w:r>
+        <w:t xml:space="preserve"> follow ancestral state </w:t>
+      </w:r>
+    </w:p>
+    <w:p>
+      <w:r>
+        <w:t>Loss of firmicutes</w:t>
+      </w:r>
+      <w:r>
+        <w:t xml:space="preserve"> and </w:t>
+      </w:r>
+      <w:proofErr w:type="spellStart"/>
+      <w:r>
+        <w:t>bacteroides</w:t>
+      </w:r>
+      <w:proofErr w:type="spellEnd"/>
+      <w:r>
+        <w:t xml:space="preserve"> is associated with inflammatory</w:t>
+      </w:r>
+      <w:r>
+        <w:t xml:space="preserve"> bowel</w:t>
+      </w:r>
+      <w:r>
+        <w:t xml:space="preserve"> diseases </w:t>
+      </w:r>
+      <w:r>
+        <w:fldChar w:fldCharType="begin"/>
+      </w:r>
+      <w:r>
+        <w:instrText xml:space="preserve"> ADDIN ZOTERO_ITEM CSL_CITATION {"citationID":"DxW7xiLi","properties":{"formattedCitation":"(Frank et al., 2007; Ott et al., 2004)","plainCitation":"(Frank et al., 2007; Ott et al., 2004)","noteIndex":0},"citationItems":[{"id":3541,"uris":["http://zotero.org/users/13901503/items/G4H9JM44"],"itemData":{"id":3541,"type":"article-journal","abstract":"The two primary human inflammatory bowel diseases, Crohn's disease (CD) and ulcerative colitis (UC), are idiopathic relapsing disorders characterized by chronic inflammation of the intestinal tract. Although several lines of reasoning suggest that gastrointestinal (GI) microbes influence inflammatory bowel disease (IBD) pathogenesis, the types of microbes involved have not been adequately described. Here we report the results of a culture-independent rRNA sequence analysis of GI tissue samples obtained from CD and UC patients, as well as non-IBD controls. Specimens were obtained through surgery from a variety of intestinal sites and included both pathologically normal and abnormal states. Our results provide comprehensive molecular-based analysis of the microbiota of the human small intestine. Comparison of clone libraries reveals statistically significant differences between the microbiotas of CD and UC patients and those of non-IBD controls. Significantly, our results indicate that a subset of CD and UC samples contained abnormal GI microbiotas, characterized by depletion of commensal bacteria, notably members of the phyla Firmicutes and Bacteroidetes. Patient stratification by GI microbiota provides further evidence that CD represents a spectrum of disease states and suggests that treatment of some forms of IBD may be facilitated by redress of the detected microbiological imbalances.","container-title":"Proceedings of the National Academy of Sciences","DOI":"10.1073/pnas.0706625104","issue":"34","note":"publisher: Proceedings of the National Academy of Sciences","page":"13780-13785","source":"www-pnas-org.proxy.lib.umich.edu (Atypon)","title":"Molecular-phylogenetic characterization of microbial community imbalances in human inflammatory bowel diseases","volume":"104","author":[{"family":"Frank","given":"Daniel N."},{"family":"St. Amand","given":"Allison L."},{"family":"Feldman","given":"Robert A."},{"family":"Boedeker","given":"Edgar C."},{"family":"Harpaz","given":"Noam"},{"family":"Pace","given":"Norman R."}],"issued":{"date-parts":[["2007",8,21]]}}},{"id":3543,"uris":["http://zotero.org/users/13901503/items/LDVN6UJ4"],"itemData":{"id":3543,"type":"article-journal","abstract":"Background and aims: The intestinal bacterial microflora plays an important role in the aetiology of inflammatory bowel disease (IBD). As most of the colonic bacteria cannot be identified by culture techniques, genomic technology can be used for analysis of the composition of the microflora.\nPatients and methods: The mucosa associated colonic microflora of 57 patients with active inflammatory bowel disease and 46 controls was investigated using 16S rDNA based single strand conformation polymorphism (SSCP) fingerprint, cloning experiments, and real time polymerase chain reaction (PCR).\nResults: Full length sequencing of 1019 clones from 16S rDNA libraries (n = 3) revealed an overall bacterial diversity of 83 non-redundant sequences—among them, only 49 known bacterial species. Molecular epidemiology of the composition of the colonic microflora was investigated by SSCP. Diversity of the microflora in Crohn’s disease was reduced to 50% compared with controls (21.7 v 50.4; p&lt;0.0001) and to 30% in ulcerative colitis (17.2 v 50.4; p&lt;0.0001). The reduction in diversity in inflammatory bowel disease was due to loss of normal anaerobic bacteria such as Bacteroides species, Eubacterium species, and Lactobacillus species, as revealed by direct sequencing of variable bands and confirmed by real time PCR. Bacterial diversity in the Crohn’s group showed no association with CARD15/NOD2 status.\nConclusions: Mucosal inflammation in inflammatory bowel disease is associated with loss of normal anaerobic bacteria. This effect is independent of NOD2/CARD15 status of patients.","container-title":"Gut","DOI":"10.1136/gut.2003.025403","ISSN":"0017-5749, 1468-3288","issue":"5","language":"en","license":"Copyright 2004 by Gut","note":"publisher: BMJ Publishing Group\nsection: Inflammatory bowel disease\nPMID: 15082587","page":"685-693","source":"gut-bmj-com.proxy.lib.umich.edu","title":"Reduction in diversity of the colonic mucosa associated bacterial microflora in patients with active inflammatory bowel disease","volume":"53","author":[{"family":"Ott","given":"S. J."},{"family":"Musfeldt","given":"M."},{"family":"Wenderoth","given":"D. F."},{"family":"Hampe","given":"J."},{"family":"Brant","given":"O."},{"family":"Fölsch","given":"U. R."},{"family":"Timmis","given":"K. N."},{"family":"Schreiber","given":"S."}],"issued":{"date-parts":[["2004",5,1]]}}}],"schema":"https://github.com/citation-style-language/schema/raw/master/csl-citation.json"} </w:instrText>
+      </w:r>
+      <w:r>
+        <w:fldChar w:fldCharType="separate"/>
+      </w:r>
+      <w:r>
+        <w:rPr>
+          <w:noProof/>
+        </w:rPr>
+        <w:t>(Frank et al., 2007; Ott et al., 2004)</w:t>
+      </w:r>
+      <w:r>
+        <w:fldChar w:fldCharType="end"/>
+      </w:r>
+    </w:p>
+    <w:p>
+      <w:r>
+        <w:t>Then come in with the colonization resistance angle</w:t>
+      </w:r>
+      <w:r>
+        <w:t xml:space="preserve"> </w:t>
+      </w:r>
+      <w:r>
+        <w:t xml:space="preserve">response </w:t>
+      </w:r>
+      <w:r>
+        <w:fldChar w:fldCharType="begin"/>
+      </w:r>
+      <w:r>
+        <w:instrText xml:space="preserve"> ADDIN ZOTERO_ITEM CSL_CITATION {"citationID":"BOTDPuFp","properties":{"formattedCitation":"(Caballero-Flores et al., 2023)","plainCitation":"(Caballero-Flores et al., 2023)","noteIndex":0},"citationItems":[{"id":1527,"uris":["http://zotero.org/users/13901503/items/2LNX23SB"],"itemData":{"id":1527,"type":"article-journal","abstract":"A dense and diverse microbial community inhabits the gut and many epithelial surfaces. Referred to as the microbiota, it co-evolved with the host and is beneficial for many host physiological processes. A major function of these symbiotic microorganisms is protection against pathogen colonization and overgrowth of indigenous pathobionts. Dysbiosis of the normal microbial community increases the risk of pathogen infection and overgrowth of harmful pathobionts. The protective mechanisms conferred by the microbiota are complex and include competitive microbial–microbial interactions and induction of host immune responses. Pathogens, in turn, have evolved multiple strategies to subvert colonization resistance conferred by the microbiota. Understanding the mechanisms by which microbial symbionts limit pathogen colonization should guide the development of new therapeutic approaches to prevent or treat disease.","container-title":"Nature Reviews Microbiology","DOI":"10.1038/s41579-022-00833-7","ISSN":"1740-1534","issue":"6","journalAbbreviation":"Nat Rev Microbiol","language":"en","license":"2022 Springer Nature Limited","note":"publisher: Nature Publishing Group","page":"347-360","source":"www.nature.com","title":"Microbiota-mediated colonization resistance: mechanisms and regulation","title-short":"Microbiota-mediated colonization resistance","volume":"21","author":[{"family":"Caballero-Flores","given":"Gustavo"},{"family":"Pickard","given":"Joseph M."},{"family":"Núñez","given":"Gabriel"}],"issued":{"date-parts":[["2023",6]]}}}],"schema":"https://github.com/citation-style-language/schema/raw/master/csl-citation.json"} </w:instrText>
+      </w:r>
+      <w:r>
+        <w:fldChar w:fldCharType="separate"/>
+      </w:r>
+      <w:r>
+        <w:rPr>
+          <w:noProof/>
+        </w:rPr>
+        <w:t>(Caballero-Flores et al., 2023)</w:t>
+      </w:r>
+      <w:r>
+        <w:fldChar w:fldCharType="end"/>
+      </w:r>
+      <w:r>
+        <w:t xml:space="preserve">, </w:t>
+      </w:r>
+      <w:r>
+        <w:fldChar w:fldCharType="begin"/>
+      </w:r>
+      <w:r>
+        <w:instrText xml:space="preserve"> ADDIN ZOTERO_ITEM CSL_CITATION {"citationID":"t7jhlu8l","properties":{"formattedCitation":"(Spragge et al., 2023)","plainCitation":"(Spragge et al., 2023)","noteIndex":0},"citationItems":[{"id":1008,"uris":["http://zotero.org/users/13901503/items/5W73TYRF"],"itemData":{"id":1008,"type":"article-journal","abstract":"The human gut microbiome plays an important role in resisting colonization of the host by pathogens, but we lack the ability to predict which communities will be protective. We studied how human gut bacteria influence colonization of two major bacterial pathogens, both in vitro and in gnotobiotic mice. Whereas single species alone had negligible effects, colonization resistance greatly increased with community diversity. Moreover, this community-level resistance rested critically upon certain species being present. We explained these ecological patterns through the collective ability of resistant communities to consume nutrients that overlap with those used by the pathogen. Furthermore, we applied our findings to successfully predict communities that resist a novel target strain. Our work provides a reason why microbiome diversity is beneficial and suggests a route for the rational design of pathogen-resistant communities.","container-title":"Science","DOI":"10.1126/science.adj3502","issue":"6676","note":"publisher: American Association for the Advancement of Science","page":"eadj3502","source":"science.org (Atypon)","title":"Microbiome diversity protects against pathogens by nutrient blocking","volume":"382","author":[{"family":"Spragge","given":"Frances"},{"family":"Bakkeren","given":"Erik"},{"family":"Jahn","given":"Martin T."},{"family":"B. N. Araujo","given":"Elizete"},{"family":"Pearson","given":"Claire F."},{"family":"Wang","given":"Xuedan"},{"family":"Pankhurst","given":"Louise"},{"family":"Cunrath","given":"Olivier"},{"family":"Foster","given":"Kevin R."}],"issued":{"date-parts":[["2023",12,15]]}}}],"schema":"https://github.com/citation-style-language/schema/raw/master/csl-citation.json"} </w:instrText>
+      </w:r>
+      <w:r>
+        <w:fldChar w:fldCharType="separate"/>
+      </w:r>
+      <w:r>
+        <w:rPr>
+          <w:noProof/>
+        </w:rPr>
+        <w:t>(Spragge et al., 2023)</w:t>
+      </w:r>
+      <w:r>
+        <w:fldChar w:fldCharType="end"/>
+      </w:r>
+      <w:r>
+        <w:t>.</w:t>
+      </w:r>
+    </w:p>
+    <w:p>
+      <w:pPr>
+        <w:pStyle w:val="ListParagraph"/>
+        <w:numPr>
+          <w:ilvl w:val="0"/>
+          <w:numId w:val="8"/>
+        </w:numPr>
+      </w:pPr>
+      <w:r>
+        <w:t>Possible tie back to opportunistic pathogens that are included in proteobacteria phyla even though you don’t explicitly see any in your data</w:t>
+      </w:r>
+    </w:p>
+    <w:p>
+      <w:pPr>
+        <w:pStyle w:val="ListParagraph"/>
+        <w:numPr>
+          <w:ilvl w:val="0"/>
+          <w:numId w:val="8"/>
+        </w:numPr>
+      </w:pPr>
+      <w:r>
+        <w:t xml:space="preserve">Then can also tie back that this probably isn’t going to happen any time soon because heat does </w:t>
+      </w:r>
+      <w:proofErr w:type="spellStart"/>
+      <w:r>
+        <w:t>nto</w:t>
+      </w:r>
+      <w:proofErr w:type="spellEnd"/>
+      <w:r>
+        <w:t xml:space="preserve"> seem to be related to alpha diversity for the metabolic pathways… </w:t>
+      </w:r>
+    </w:p>
+    <w:p>
+      <w:pPr>
+        <w:pStyle w:val="ListParagraph"/>
+        <w:numPr>
+          <w:ilvl w:val="0"/>
+          <w:numId w:val="8"/>
+        </w:numPr>
+      </w:pPr>
+      <w:r>
+        <w:t xml:space="preserve">may be due to phenomenon known as “functional redundancy”  where communities can be taxonomically dissimilar but still have similar functional profiles </w:t>
+      </w:r>
+      <w:r>
+        <w:fldChar w:fldCharType="begin"/>
+      </w:r>
+      <w:r>
+        <w:instrText xml:space="preserve"> ADDIN ZOTERO_ITEM CSL_CITATION {"citationID":"hwQmyei2","properties":{"formattedCitation":"(Louca et al., 2018)","plainCitation":"(Louca et al., 2018)","noteIndex":0},"citationItems":[{"id":3181,"uris":["http://zotero.org/users/13901503/items/N5RMCRXY"],"itemData":{"id":3181,"type":"article-journal","abstract":"Microbial communities often exhibit incredible taxonomic diversity, raising questions regarding the mechanisms enabling species coexistence and the role of this diversity in community functioning. On the one hand, many coexisting but taxonomically distinct microorganisms can encode the same energy-yielding metabolic functions, and this functional redundancy contrasts with the expectation that species should occupy distinct metabolic niches. On the other hand, the identity of taxa encoding each function can vary substantially across space or time with little effect on the function, and this taxonomic variability is frequently thought to result from ecological drift between equivalent organisms. Here, we synthesize the powerful paradigm emerging from these two patterns, connecting the roles of function, functional redundancy and taxonomy in microbial systems. We conclude that both patterns are unlikely to be the result of ecological drift, but are inevitable emergent properties of open microbial systems resulting mainly from biotic interactions and environmental and spatial processes.","container-title":"Nature Ecology &amp; Evolution","DOI":"10.1038/s41559-018-0519-1","ISSN":"2397-334X","issue":"6","journalAbbreviation":"Nat Ecol Evol","language":"en","license":"2018 The Author(s)","note":"publisher: Nature Publishing Group","page":"936-943","source":"www-nature-com.proxy.lib.umich.edu","title":"Function and functional redundancy in microbial systems","volume":"2","author":[{"family":"Louca","given":"Stilianos"},{"family":"Polz","given":"Martin F."},{"family":"Mazel","given":"Florent"},{"family":"Albright","given":"Michaeline B. N."},{"family":"Huber","given":"Julie A."},{"family":"O’Connor","given":"Mary I."},{"family":"Ackermann","given":"Martin"},{"family":"Hahn","given":"Aria S."},{"family":"Srivastava","given":"Diane S."},{"family":"Crowe","given":"Sean A."},{"family":"Doebeli","given":"Michael"},{"family":"Parfrey","given":"Laura Wegener"}],"issued":{"date-parts":[["2018",6]]}}}],"schema":"https://github.com/citation-style-language/schema/raw/master/csl-citation.json"} </w:instrText>
+      </w:r>
+      <w:r>
+        <w:fldChar w:fldCharType="separate"/>
+      </w:r>
+      <w:r>
+        <w:rPr>
+          <w:noProof/>
+        </w:rPr>
+        <w:t>(Louca et al., 2018)</w:t>
+      </w:r>
+      <w:r>
+        <w:fldChar w:fldCharType="end"/>
+      </w:r>
+    </w:p>
+    <w:p>
+      <w:r>
+        <w:lastRenderedPageBreak/>
+        <w:t xml:space="preserve">Obligate </w:t>
+      </w:r>
+      <w:proofErr w:type="spellStart"/>
+      <w:r>
+        <w:t>anerobes</w:t>
+      </w:r>
+      <w:proofErr w:type="spellEnd"/>
+      <w:r>
+        <w:t xml:space="preserve">: </w:t>
+      </w:r>
+      <w:r>
+        <w:t xml:space="preserve">fiber </w:t>
+      </w:r>
+      <w:proofErr w:type="spellStart"/>
+      <w:r>
+        <w:t>fermentater</w:t>
+      </w:r>
+      <w:proofErr w:type="spellEnd"/>
+      <w:r>
+        <w:t xml:space="preserve"> and SCFA producers especially butyrate</w:t>
+      </w:r>
+    </w:p>
+    <w:p>
+      <w:pPr>
+        <w:pStyle w:val="ListParagraph"/>
+        <w:numPr>
+          <w:ilvl w:val="0"/>
+          <w:numId w:val="17"/>
+        </w:numPr>
+      </w:pPr>
+      <w:proofErr w:type="spellStart"/>
+      <w:r>
+        <w:t>Clostridium_P</w:t>
+      </w:r>
+      <w:proofErr w:type="spellEnd"/>
+      <w:r>
+        <w:t xml:space="preserve"> (neg)</w:t>
+      </w:r>
+      <w:r>
+        <w:t xml:space="preserve"> - </w:t>
+      </w:r>
+      <w:r>
+        <w:fldChar w:fldCharType="begin"/>
+      </w:r>
+      <w:r>
+        <w:instrText xml:space="preserve"> ADDIN ZOTERO_ITEM CSL_CITATION {"citationID":"aBhgmWIQ","properties":{"formattedCitation":"(Maier et al., 2014)","plainCitation":"(Maier et al., 2014)","noteIndex":0},"citationItems":[{"id":3537,"uris":["http://zotero.org/users/13901503/items/L2DTM48E"],"itemData":{"id":3537,"type":"article-journal","abstract":"The human gastrointestinal tract is colonised by trillions of commensal bacteria, most of which are obligate anaerobes residing in the large intestine. Appropriate bacterial colonisation is generally known to be critical for human health. In particular, the development and function of the immune system depends on microbial colonisation, and a regulated cross-talk between commensal bacteria, intestinal epithelial cells and immune cells is required to maintain mucosal immune homeostasis. This homeostasis is disturbed in various inflammatory disorders, such as inflammatory bowel diseases. Several in vitro and in vivo studies indicate a role for Faecalibacterium prausnitzii, Bacteroides thetaiotaomicron, Bacteroides fragilis, Akkermansia muciniphila and segmented filamentous bacteria in maintaining intestinal immune homeostasis. These obligate anaerobes are abundant in the healthy intestine but reduced in several inflammatory diseases, suggesting an association with protective effects on human health. However, knowledge of the mechanisms underlying the effects of obligate anaerobic intestinal bacteria remains limited, in part due to the difficulty of co-culturing obligate anaerobes together with oxygen-requiring human epithelial cells. By using novel dual-environment co-culture models, it will be possible to investigate the effects of the unstudied majority of intestinal microorganisms on the human epithelia. This knowledge will provide opportunities for improving human health and reducing the risk of inflammatory diseases.","container-title":"Nutrients","DOI":"10.3390/nu7010045","ISSN":"2072-6643","issue":"1","journalAbbreviation":"Nutrients","note":"PMID: 25545102\nPMCID: PMC4303826","page":"45-73","source":"PubMed Central","title":"Understanding How Commensal Obligate Anaerobic Bacteria Regulate Immune Functions in the Large Intestine","volume":"7","author":[{"family":"Maier","given":"Eva"},{"family":"Anderson","given":"Rachel C."},{"family":"Roy","given":"Nicole C."}],"issued":{"date-parts":[["2014",12,24]]}}}],"schema":"https://github.com/citation-style-language/schema/raw/master/csl-citation.json"} </w:instrText>
+      </w:r>
+      <w:r>
+        <w:fldChar w:fldCharType="separate"/>
+      </w:r>
+      <w:r>
+        <w:rPr>
+          <w:noProof/>
+        </w:rPr>
+        <w:t>(Maier et al., 2014)</w:t>
+      </w:r>
+      <w:r>
+        <w:fldChar w:fldCharType="end"/>
+      </w:r>
+    </w:p>
+    <w:p>
+      <w:pPr>
+        <w:pStyle w:val="ListParagraph"/>
+        <w:numPr>
+          <w:ilvl w:val="0"/>
+          <w:numId w:val="17"/>
+        </w:numPr>
+      </w:pPr>
+      <w:proofErr w:type="spellStart"/>
+      <w:r>
+        <w:t>Ruminococcus_B</w:t>
+      </w:r>
+      <w:proofErr w:type="spellEnd"/>
+      <w:r>
+        <w:t xml:space="preserve"> (neg)</w:t>
+      </w:r>
+      <w:r>
+        <w:t xml:space="preserve"> </w:t>
+      </w:r>
+      <w:r>
+        <w:fldChar w:fldCharType="begin"/>
+      </w:r>
+      <w:r>
+        <w:instrText xml:space="preserve"> ADDIN ZOTERO_ITEM CSL_CITATION {"citationID":"aUNw5y8y","properties":{"formattedCitation":"(Flint et al., 2012; Hooper et al., 2002)","plainCitation":"(Flint et al., 2012; Hooper et al., 2002)","noteIndex":0},"citationItems":[{"id":3409,"uris":["http://zotero.org/users/13901503/items/73VRZX5M"],"itemData":{"id":3409,"type":"article-journal","abstract":"Bacteria that colonize the mammalian intestine collectively possess a far larger repertoire of degradative enzymes and metabolic capabilities than their hosts. Microbial fermentation of complex non-digestible dietary carbohydrates and host–derived glycans in the human intestine has important consequences for health. Certain dominant species, notably among the Bacteroidetes, are known to possess very large numbers of genes that encode carbohydrate active enzymes and can switch readily between different energy sources in the gut depending on availability. Nevertheless, more nutritionally specialized bacteria appear to play critical roles in the community by initiating the degradation of complex substrates such as plant cell walls, starch particles and mucin. Examples are emerging from the Firmicutes, Actinobacteria and Verrucomicrobium phyla, but more information is needed on these little studied groups. The impact of dietary carbohydrates, including prebiotics, on human health requires understanding of the complex relationship between diet composition, the gut microbiota and metabolic outputs.","container-title":"Gut Microbes","DOI":"10.4161/gmic.19897","ISSN":"1949-0976","issue":"4","note":"publisher: Taylor &amp; Francis\n_eprint: https://doi.org/10.4161/gmic.19897\nPMID: 22572875","page":"289-306","source":"Taylor and Francis+NEJM","title":"Microbial degradation of complex carbohydrates in the gut","volume":"3","author":[{"family":"Flint","given":"Harry J."},{"family":"","given":"Scott ,Karen P."},{"family":"","given":"Duncan ,Sylvia H."},{"family":"","given":"Louis ,Petra"},{"family":"Forano","given":"Evelyne","non-dropping-particle":"and"}],"issued":{"date-parts":[["2012",7,14]]}}},{"id":2223,"uris":["http://zotero.org/users/13901503/items/JD6FMNMK"],"itemData":{"id":2223,"type":"article-journal","abstract":"▪ Abstract Humans and other mammals are colonized by a vast, complex, and dynamic consortium of microorganisms. One evolutionary driving force for maintaining this metabolically active microbial society is to salvage energy from nutrients, particularly carbohydrates, that are otherwise nondigestible by the host. Much of our understanding of the molecular mechanisms by which members of the intestinal microbiota degrade complex polysaccharides comes from studies of Bacteroides thetaiotaomicron, a prominent and genetically manipulatable component of the normal human and mouse gut. Colonization of germ-free mice with B. thetaiotaomicron has shown how this anaerobe modifies many aspects of intestinal cellular differentiation/gene expression to benefit both host and microbe. These and other studies underscore the importance of understanding precisely how nutrient metabolism serves to establish and sustain symbiotic relationships between mammals and their bacterial partners.","container-title":"Annual Review of Nutrition","DOI":"10.1146/annurev.nutr.22.011602.092259","ISSN":"0199-9885, 1545-4312","issue":"Volume 22, 2002","language":"en","note":"publisher: Annual Reviews","page":"283-307","source":"www-annualreviews-org.proxy.lib.umich.edu","title":"HOW HOST-MICROBIAL INTERACTIONS SHAPE THE NUTRIENT ENVIRONMENT OF THE MAMMALIAN INTESTINE","volume":"22","author":[{"family":"Hooper","given":"Lora V."},{"family":"Midtvedt","given":"Tore"},{"family":"Gordon","given":"Jeffrey I."}],"issued":{"date-parts":[["2002",7,1]]}}}],"schema":"https://github.com/citation-style-language/schema/raw/master/csl-citation.json"} </w:instrText>
+      </w:r>
+      <w:r>
+        <w:fldChar w:fldCharType="separate"/>
+      </w:r>
+      <w:r>
+        <w:rPr>
+          <w:noProof/>
+        </w:rPr>
+        <w:t>(Flint et al., 2012; Hooper et al., 2002)</w:t>
+      </w:r>
+      <w:r>
+        <w:fldChar w:fldCharType="end"/>
+      </w:r>
+    </w:p>
+    <w:p>
+      <w:pPr>
+        <w:pStyle w:val="ListParagraph"/>
+        <w:numPr>
+          <w:ilvl w:val="0"/>
+          <w:numId w:val="17"/>
+        </w:numPr>
+      </w:pPr>
+      <w:r>
+        <w:t>Eubacteriu</w:t>
+      </w:r>
+      <w:r>
+        <w:t>m (neg)</w:t>
+      </w:r>
+      <w:r>
+        <w:t xml:space="preserve"> </w:t>
+      </w:r>
+      <w:r>
+        <w:fldChar w:fldCharType="begin"/>
+      </w:r>
+      <w:r>
+        <w:instrText xml:space="preserve"> ADDIN ZOTERO_ITEM CSL_CITATION {"citationID":"WXSqyr7e","properties":{"formattedCitation":"(Mukherjee et al., 2020)","plainCitation":"(Mukherjee et al., 2020)","noteIndex":0},"citationItems":[{"id":2155,"uris":["http://zotero.org/users/13901503/items/KPEQBLL9"],"itemData":{"id":2155,"type":"article-journal","abstract":"Over the last two decades our understanding of the gut microbiota and its contribution to health and disease has been transformed. Among a new ‘generation’ of potentially beneficial microbes to have been recognized are members of the genus Eubacterium, who form a part of the core human gut microbiome. The genus consists of phylogenetically, and quite frequently phenotypically, diverse species, making Eubacterium a taxonomically unique and challenging genus. Several members of the genus produce butyrate, which plays a critical role in energy homeostasis, colonic motility, immunomodulation and suppression of inflammation in the gut. Eubacterium spp. also carry out bile acid and cholesterol transformations in the gut, thereby contributing to their homeostasis. Gut dysbiosis and a consequently modified representation of Eubacterium spp. in the gut, have been linked with various human disease states. This review provides an overview of Eubacterium species from a phylogenetic perspective, describes how they alter with diet and age and summarizes its association with the human gut and various health conditions.","container-title":"Gut Microbes","DOI":"10.1080/19490976.2020.1802866","ISSN":"1949-0976","issue":"1","note":"publisher: Taylor &amp; Francis\n_eprint: https://doi.org/10.1080/19490976.2020.1802866\nPMID: 32835590","page":"1802866","source":"Taylor and Francis+NEJM","title":"Gut microbes from the phylogenetically diverse genus Eubacterium and their various contributions to gut health","volume":"12","author":[{"family":"Mukherjee","given":"Arghya"},{"family":"","given":"Lordan ,Cathy"},{"family":"","given":"Ross ,R. Paul"},{"family":"Cotter","given":"Paul D.","non-dropping-particle":"and"}],"issued":{"date-parts":[["2020",11,9]]}}}],"schema":"https://github.com/citation-style-language/schema/raw/master/csl-citation.json"} </w:instrText>
+      </w:r>
+      <w:r>
+        <w:fldChar w:fldCharType="separate"/>
+      </w:r>
+      <w:r>
+        <w:rPr>
+          <w:noProof/>
+        </w:rPr>
+        <w:t>(Mukherjee et al., 2020)</w:t>
+      </w:r>
+      <w:r>
+        <w:fldChar w:fldCharType="end"/>
+      </w:r>
+    </w:p>
+    <w:p>
+      <w:pPr>
+        <w:pStyle w:val="ListParagraph"/>
+        <w:numPr>
+          <w:ilvl w:val="0"/>
+          <w:numId w:val="17"/>
+        </w:numPr>
+      </w:pPr>
+      <w:proofErr w:type="spellStart"/>
+      <w:r>
+        <w:t>Blauti</w:t>
+      </w:r>
+      <w:r>
+        <w:t>a</w:t>
+      </w:r>
+      <w:proofErr w:type="spellEnd"/>
+      <w:r>
+        <w:t xml:space="preserve"> (neg)</w:t>
+      </w:r>
+      <w:r>
+        <w:t xml:space="preserve"> </w:t>
+      </w:r>
+      <w:r>
+        <w:fldChar w:fldCharType="begin"/>
+      </w:r>
+      <w:r>
+        <w:instrText xml:space="preserve"> ADDIN ZOTERO_ITEM CSL_CITATION {"citationID":"lTeG8qKl","properties":{"formattedCitation":"(Singh et al., 2023)","plainCitation":"(Singh et al., 2023)","noteIndex":0},"citationItems":[{"id":3622,"uris":["http://zotero.org/users/13901503/items/E8YRGQQV"],"itemData":{"id":3622,"type":"article-journal","abstract":"Gut-microbial butyrate is a short-chain fatty acid (SCFA) of significant physiological importance than the other major SCFAs (acetate and propionate). Most butyrate producers belong to the Clostridium cluster of the phylum Firmicutes, such as Faecalibacterium, Roseburia, Eubacterium, Anaerostipes, Coprococcus, Subdoligranulum, and Anaerobutyricum. They metabolize carbohydrates via the butyryl-CoA: acetate CoA-transferase pathway and butyrate kinase terminal enzymes to produce most of butyrate. Although, in minor fractions, amino acids can also be utilized to generate butyrate via glutamate and lysine pathways. Butyrogenic microbes play a vital role in various gut-associated metabolisms. Butyrate is used by colonocytes to generate energy, stabilizes hypoxia-inducible factor to maintain the anaerobic environment in the gut, maintains gut barrier integrity by regulating Claudin-1 and synaptopodin expression, limits pro-inflammatory cytokines (IL-6, IL-12), and inhibits oncogenic pathways (Akt/ERK, Wnt, and TGF-β signaling). Colonic butyrate producers shape the gut microbial community by secreting various anti-microbial substances, such as cathelicidins, reuterin, and β-defensin-1, and maintain gut homeostasis by releasing anti-inflammatory molecules, such as IgA, vitamin B, and microbial anti-inflammatory molecules. Additionally, butyrate producers, such as Roseburia, produce anti-carcinogenic metabolites, such as shikimic acid and a precursor of conjugated linoleic acid. In this review, we summarized the significance of butyrate, critically examined the role and relevance of butyrate producers, and contextualized their importance as microbial therapeutics.","container-title":"Frontiers in Microbiology","DOI":"10.3389/fmicb.2022.1103836","ISSN":"1664-302X","journalAbbreviation":"Front. Microbiol.","language":"English","note":"publisher: Frontiers","source":"Frontiers","title":"Butyrate producers, “The Sentinel of Gut”: Their intestinal significance with and beyond butyrate, and prospective use as microbial therapeutics","title-short":"Butyrate producers, “The Sentinel of Gut”","URL":"https://www.frontiersin.org/journals/microbiology/articles/10.3389/fmicb.2022.1103836/full","volume":"13","author":[{"family":"Singh","given":"Vineet"},{"family":"Lee","given":"GyuDae"},{"family":"Son","given":"HyunWoo"},{"family":"Koh","given":"Hong"},{"family":"Kim","given":"Eun Soo"},{"family":"Unno","given":"Tatsuya"},{"family":"Shin","given":"Jae-Ho"}],"accessed":{"date-parts":[["2025",5,24]]},"issued":{"date-parts":[["2023",1,12]]}}}],"schema":"https://github.com/citation-style-language/schema/raw/master/csl-citation.json"} </w:instrText>
+      </w:r>
+      <w:r>
+        <w:fldChar w:fldCharType="separate"/>
+      </w:r>
+      <w:r>
+        <w:rPr>
+          <w:noProof/>
+        </w:rPr>
+        <w:t>(Singh et al., 2023)</w:t>
+      </w:r>
+      <w:r>
+        <w:fldChar w:fldCharType="end"/>
+      </w:r>
+    </w:p>
+    <w:p>
+      <w:pPr>
+        <w:pStyle w:val="ListParagraph"/>
+        <w:numPr>
+          <w:ilvl w:val="0"/>
+          <w:numId w:val="17"/>
+        </w:numPr>
+      </w:pPr>
+      <w:proofErr w:type="spellStart"/>
+      <w:r>
+        <w:t>Anaerostipes</w:t>
+      </w:r>
+      <w:proofErr w:type="spellEnd"/>
+      <w:r>
+        <w:t xml:space="preserve"> (neg)</w:t>
+      </w:r>
+      <w:r>
+        <w:t xml:space="preserve"> </w:t>
+      </w:r>
+      <w:r>
+        <w:fldChar w:fldCharType="begin"/>
+      </w:r>
+      <w:r>
+        <w:instrText xml:space="preserve"> ADDIN ZOTERO_ITEM CSL_CITATION {"citationID":"lFxlxiTJ","properties":{"formattedCitation":"(Singh et al., 2023)","plainCitation":"(Singh et al., 2023)","noteIndex":0},"citationItems":[{"id":3622,"uris":["http://zotero.org/users/13901503/items/E8YRGQQV"],"itemData":{"id":3622,"type":"article-journal","abstract":"Gut-microbial butyrate is a short-chain fatty acid (SCFA) of significant physiological importance than the other major SCFAs (acetate and propionate). Most butyrate producers belong to the Clostridium cluster of the phylum Firmicutes, such as Faecalibacterium, Roseburia, Eubacterium, Anaerostipes, Coprococcus, Subdoligranulum, and Anaerobutyricum. They metabolize carbohydrates via the butyryl-CoA: acetate CoA-transferase pathway and butyrate kinase terminal enzymes to produce most of butyrate. Although, in minor fractions, amino acids can also be utilized to generate butyrate via glutamate and lysine pathways. Butyrogenic microbes play a vital role in various gut-associated metabolisms. Butyrate is used by colonocytes to generate energy, stabilizes hypoxia-inducible factor to maintain the anaerobic environment in the gut, maintains gut barrier integrity by regulating Claudin-1 and synaptopodin expression, limits pro-inflammatory cytokines (IL-6, IL-12), and inhibits oncogenic pathways (Akt/ERK, Wnt, and TGF-β signaling). Colonic butyrate producers shape the gut microbial community by secreting various anti-microbial substances, such as cathelicidins, reuterin, and β-defensin-1, and maintain gut homeostasis by releasing anti-inflammatory molecules, such as IgA, vitamin B, and microbial anti-inflammatory molecules. Additionally, butyrate producers, such as Roseburia, produce anti-carcinogenic metabolites, such as shikimic acid and a precursor of conjugated linoleic acid. In this review, we summarized the significance of butyrate, critically examined the role and relevance of butyrate producers, and contextualized their importance as microbial therapeutics.","container-title":"Frontiers in Microbiology","DOI":"10.3389/fmicb.2022.1103836","ISSN":"1664-302X","journalAbbreviation":"Front. Microbiol.","language":"English","note":"publisher: Frontiers","source":"Frontiers","title":"Butyrate producers, “The Sentinel of Gut”: Their intestinal significance with and beyond butyrate, and prospective use as microbial therapeutics","title-short":"Butyrate producers, “The Sentinel of Gut”","URL":"https://www.frontiersin.org/journals/microbiology/articles/10.3389/fmicb.2022.1103836/full","volume":"13","author":[{"family":"Singh","given":"Vineet"},{"family":"Lee","given":"GyuDae"},{"family":"Son","given":"HyunWoo"},{"family":"Koh","given":"Hong"},{"family":"Kim","given":"Eun Soo"},{"family":"Unno","given":"Tatsuya"},{"family":"Shin","given":"Jae-Ho"}],"accessed":{"date-parts":[["2025",5,24]]},"issued":{"date-parts":[["2023",1,12]]}}}],"schema":"https://github.com/citation-style-language/schema/raw/master/csl-citation.json"} </w:instrText>
+      </w:r>
+      <w:r>
+        <w:fldChar w:fldCharType="separate"/>
+      </w:r>
+      <w:r>
+        <w:rPr>
+          <w:noProof/>
+        </w:rPr>
+        <w:t>(Singh et al., 2023)</w:t>
+      </w:r>
+      <w:r>
+        <w:fldChar w:fldCharType="end"/>
+      </w:r>
+    </w:p>
+    <w:p>
+      <w:pPr>
+        <w:pStyle w:val="ListParagraph"/>
+        <w:numPr>
+          <w:ilvl w:val="0"/>
+          <w:numId w:val="17"/>
+        </w:numPr>
+      </w:pPr>
+      <w:r>
+        <w:t>Parabacteroides_B_862066</w:t>
+      </w:r>
+      <w:r>
+        <w:t xml:space="preserve"> (neg)</w:t>
+      </w:r>
+      <w:r>
+        <w:t xml:space="preserve"> </w:t>
+      </w:r>
+      <w:r>
+        <w:fldChar w:fldCharType="begin"/>
+      </w:r>
+      <w:r>
+        <w:instrText xml:space="preserve"> ADDIN ZOTERO_ITEM CSL_CITATION {"citationID":"mOVEnhGf","properties":{"formattedCitation":"(Wexler, 2007)","plainCitation":"(Wexler, 2007)","noteIndex":0},"citationItems":[{"id":3624,"uris":["http://zotero.org/users/13901503/items/L3Z9MEMK"],"itemData":{"id":3624,"type":"article-journal","abstract":"SUMMARYSummary: Bacteroides species are significant clinical pathogens and are found in most anaerobic infections, with an associated mortality of more than 19%. The bacteria maintain a complex and generally beneficial relationship with the host when retained in the gut, but when they escape this environment they can cause significant pathology, including bacteremia and abscess formation in multiple body sites. Genomic and proteomic analyses have vastly added to our understanding of the manner in which Bacteroides species adapt to, and thrive in, the human gut. A few examples are (i) complex systems to sense and adapt to nutrient availability, (ii) multiple pump systems to expel toxic substances, and (iii) the ability to influence the host immune system so that it controls other (competing) pathogens. B. fragilis, which accounts for only 0.5% of the human colonic flora, is the most commonly isolated anaerobic pathogen due, in part, to its potent virulence factors. Species of the genus Bacteroides have the most antibiotic resistance mechanisms and the highest resistance rates of all anaerobic pathogens. Clinically, Bacteroides species have exhibited increasing resistance to many antibiotics, including cefoxitin, clindamycin, metronidazole, carbapenems, and fluoroquinolones (e.g., gatifloxacin, levofloxacin, and moxifloxacin).","container-title":"Clinical Microbiology Reviews","DOI":"10.1128/cmr.00008-07","issue":"4","note":"publisher: American Society for Microbiology","page":"593-621","source":"journals-asm-org.proxy.lib.umich.edu (Atypon)","title":"Bacteroides: the Good, the Bad, and the Nitty-Gritty","title-short":"Bacteroides","volume":"20","author":[{"family":"Wexler","given":"Hannah M."}],"issued":{"date-parts":[["2007",10]]}}}],"schema":"https://github.com/citation-style-language/schema/raw/master/csl-citation.json"} </w:instrText>
+      </w:r>
+      <w:r>
+        <w:fldChar w:fldCharType="separate"/>
+      </w:r>
+      <w:r>
+        <w:rPr>
+          <w:noProof/>
+        </w:rPr>
+        <w:t>(Wexler, 2007)</w:t>
+      </w:r>
+      <w:r>
+        <w:fldChar w:fldCharType="end"/>
+      </w:r>
+    </w:p>
+    <w:p>
+      <w:pPr>
+        <w:pStyle w:val="ListParagraph"/>
+        <w:numPr>
+          <w:ilvl w:val="0"/>
+          <w:numId w:val="17"/>
+        </w:numPr>
+      </w:pPr>
+      <w:proofErr w:type="spellStart"/>
+      <w:r>
+        <w:t>Bacteroides_H</w:t>
+      </w:r>
+      <w:proofErr w:type="spellEnd"/>
+      <w:r>
+        <w:t xml:space="preserve"> (neg)</w:t>
+      </w:r>
+      <w:r>
+        <w:t xml:space="preserve"> </w:t>
+      </w:r>
+      <w:r>
+        <w:fldChar w:fldCharType="begin"/>
+      </w:r>
+      <w:r>
+        <w:instrText xml:space="preserve"> ADDIN ZOTERO_ITEM CSL_CITATION {"citationID":"mWzHjfad","properties":{"formattedCitation":"(Flint et al., 2012; Hooper et al., 2002)","plainCitation":"(Flint et al., 2012; Hooper et al., 2002)","noteIndex":0},"citationItems":[{"id":3409,"uris":["http://zotero.org/users/13901503/items/73VRZX5M"],"itemData":{"id":3409,"type":"article-journal","abstract":"Bacteria that colonize the mammalian intestine collectively possess a far larger repertoire of degradative enzymes and metabolic capabilities than their hosts. Microbial fermentation of complex non-digestible dietary carbohydrates and host–derived glycans in the human intestine has important consequences for health. Certain dominant species, notably among the Bacteroidetes, are known to possess very large numbers of genes that encode carbohydrate active enzymes and can switch readily between different energy sources in the gut depending on availability. Nevertheless, more nutritionally specialized bacteria appear to play critical roles in the community by initiating the degradation of complex substrates such as plant cell walls, starch particles and mucin. Examples are emerging from the Firmicutes, Actinobacteria and Verrucomicrobium phyla, but more information is needed on these little studied groups. The impact of dietary carbohydrates, including prebiotics, on human health requires understanding of the complex relationship between diet composition, the gut microbiota and metabolic outputs.","container-title":"Gut Microbes","DOI":"10.4161/gmic.19897","ISSN":"1949-0976","issue":"4","note":"publisher: Taylor &amp; Francis\n_eprint: https://doi.org/10.4161/gmic.19897\nPMID: 22572875","page":"289-306","source":"Taylor and Francis+NEJM","title":"Microbial degradation of complex carbohydrates in the gut","volume":"3","author":[{"family":"Flint","given":"Harry J."},{"family":"","given":"Scott ,Karen P."},{"family":"","given":"Duncan ,Sylvia H."},{"family":"","given":"Louis ,Petra"},{"family":"Forano","given":"Evelyne","non-dropping-particle":"and"}],"issued":{"date-parts":[["2012",7,14]]}}},{"id":2223,"uris":["http://zotero.org/users/13901503/items/JD6FMNMK"],"itemData":{"id":2223,"type":"article-journal","abstract":"▪ Abstract Humans and other mammals are colonized by a vast, complex, and dynamic consortium of microorganisms. One evolutionary driving force for maintaining this metabolically active microbial society is to salvage energy from nutrients, particularly carbohydrates, that are otherwise nondigestible by the host. Much of our understanding of the molecular mechanisms by which members of the intestinal microbiota degrade complex polysaccharides comes from studies of Bacteroides thetaiotaomicron, a prominent and genetically manipulatable component of the normal human and mouse gut. Colonization of germ-free mice with B. thetaiotaomicron has shown how this anaerobe modifies many aspects of intestinal cellular differentiation/gene expression to benefit both host and microbe. These and other studies underscore the importance of understanding precisely how nutrient metabolism serves to establish and sustain symbiotic relationships between mammals and their bacterial partners.","container-title":"Annual Review of Nutrition","DOI":"10.1146/annurev.nutr.22.011602.092259","ISSN":"0199-9885, 1545-4312","issue":"Volume 22, 2002","language":"en","note":"publisher: Annual Reviews","page":"283-307","source":"www-annualreviews-org.proxy.lib.umich.edu","title":"HOW HOST-MICROBIAL INTERACTIONS SHAPE THE NUTRIENT ENVIRONMENT OF THE MAMMALIAN INTESTINE","volume":"22","author":[{"family":"Hooper","given":"Lora V."},{"family":"Midtvedt","given":"Tore"},{"family":"Gordon","given":"Jeffrey I."}],"issued":{"date-parts":[["2002",7,1]]}}}],"schema":"https://github.com/citation-style-language/schema/raw/master/csl-citation.json"} </w:instrText>
+      </w:r>
+      <w:r>
+        <w:fldChar w:fldCharType="separate"/>
+      </w:r>
+      <w:r>
+        <w:rPr>
+          <w:noProof/>
+        </w:rPr>
+        <w:t>(Flint et al., 2012; Hooper et al., 2002)</w:t>
+      </w:r>
+      <w:r>
+        <w:fldChar w:fldCharType="end"/>
+      </w:r>
+    </w:p>
+    <w:p>
+      <w:pPr>
+        <w:pStyle w:val="ListParagraph"/>
+        <w:numPr>
+          <w:ilvl w:val="0"/>
+          <w:numId w:val="17"/>
+        </w:numPr>
+      </w:pPr>
+      <w:proofErr w:type="spellStart"/>
+      <w:r>
+        <w:t>Alistipes</w:t>
+      </w:r>
+      <w:proofErr w:type="spellEnd"/>
+      <w:r>
+        <w:t xml:space="preserve"> (neg)</w:t>
+      </w:r>
+    </w:p>
+    <w:p>
+      <w:proofErr w:type="spellStart"/>
+      <w:r>
+        <w:t>Falcutative</w:t>
+      </w:r>
+      <w:proofErr w:type="spellEnd"/>
+      <w:r>
+        <w:t xml:space="preserve"> </w:t>
+      </w:r>
+      <w:proofErr w:type="spellStart"/>
+      <w:r>
+        <w:t>anerobes</w:t>
+      </w:r>
+      <w:proofErr w:type="spellEnd"/>
+      <w:r>
+        <w:t xml:space="preserve"> – proteobacteria are </w:t>
+      </w:r>
+      <w:proofErr w:type="spellStart"/>
+      <w:r>
+        <w:t>falcutative</w:t>
+      </w:r>
+      <w:proofErr w:type="spellEnd"/>
+      <w:r>
+        <w:t xml:space="preserve"> anaerobes</w:t>
+      </w:r>
+      <w:r>
+        <w:t xml:space="preserve"> and also indication of </w:t>
+      </w:r>
+      <w:proofErr w:type="spellStart"/>
+      <w:r>
+        <w:t>dybiosis</w:t>
+      </w:r>
+      <w:proofErr w:type="spellEnd"/>
+      <w:r>
+        <w:t xml:space="preserve"> </w:t>
+      </w:r>
+      <w:r>
+        <w:fldChar w:fldCharType="begin"/>
+      </w:r>
+      <w:r>
+        <w:instrText xml:space="preserve"> ADDIN ZOTERO_ITEM CSL_CITATION {"citationID":"uduLQV3t","properties":{"formattedCitation":"(Litvak et al., 2017; Shin et al., 2015)","plainCitation":"(Litvak et al., 2017; Shin et al., 2015)","noteIndex":0},"citationItems":[{"id":3626,"uris":["http://zotero.org/users/13901503/items/B9ALQPH4"],"itemData":{"id":3626,"type":"article-journal","abstract":"A balanced gut microbiota is important for health, but the mechanisms maintaining homeostasis are incompletely understood. Anaerobiosis of the healthy colon drives the composition of the gut microbiota towards a dominance of obligate anaerobes, while dysbiosis is often associated with a sustained increase in the abundance of facultative anaerobic Proteobacteria, indicative of a disruption in anaerobiosis. The colonic epithelium is hypoxic, but intestinal inflammation or antibiotic treatment increases epithelial oxygenation in the colon, thereby disrupting anaerobiosis to drive a dysbiotic expansion of facultative anaerobic Proteobacteria through aerobic respiration. These observations suggest a dysbiotic expansion of Proteobacteria is a potential diagnostic microbial signature of epithelial dysfunction, a hypothesis that could spawn novel preventative or therapeutic strategies for a broad spectrum of human diseases.","collection-title":"Antimicrobials * Bacterial Systems Biology","container-title":"Current Opinion in Microbiology","DOI":"10.1016/j.mib.2017.07.003","ISSN":"1369-5274","journalAbbreviation":"Current Opinion in Microbiology","page":"1-6","source":"ScienceDirect","title":"Dysbiotic &lt;i&gt;Proteobacteria&lt;/i&gt; expansion: a microbial signature of epithelial dysfunction","title-short":"Dysbiotic &lt;i&gt;Proteobacteria&lt;/i&gt; expansion","volume":"39","author":[{"family":"Litvak","given":"Yael"},{"family":"Byndloss","given":"Mariana X"},{"family":"Tsolis","given":"Renée M"},{"family":"Bäumler","given":"Andreas J"}],"issued":{"date-parts":[["2017",10,1]]}}},{"id":3636,"uris":["http://zotero.org/users/13901503/items/26FYIIWM"],"itemData":{"id":3636,"type":"article-journal","abstract":"Recent advances in sequencing techniques, applied to the study of microbial communities, have provided compelling evidence that the mammalian intestinal tract harbors a complex microbial community whose composition is a critical determinant of host health in the context of metabolism and inflammation. Given that an imbalanced gut microbiota often arises from a sustained increase in abundance of the phylum Proteobacteria, the natural human gut flora normally contains only a minor proportion of this phylum. Here, we review studies that explored the association between an abnormal expansion of Proteobacteria and a compromised ability to maintain a balanced gut microbial community. We also propose that an increased prevalence of Proteobacteria is a potential diagnostic signature of dysbiosis and risk of disease.","container-title":"Trends in Biotechnology","DOI":"10.1016/j.tibtech.2015.06.011","ISSN":"0167-7799","issue":"9","journalAbbreviation":"Trends in Biotechnology","page":"496-503","source":"ScienceDirect","title":"&lt;i&gt;Proteobacteria&lt;/i&gt;: microbial signature of dysbiosis in gut microbiota","title-short":"&lt;i&gt;Proteobacteria&lt;/i&gt;","volume":"33","author":[{"family":"Shin","given":"Na-Ri"},{"family":"Whon","given":"Tae Woong"},{"family":"Bae","given":"Jin-Woo"}],"issued":{"date-parts":[["2015",9,1]]}}}],"schema":"https://github.com/citation-style-language/schema/raw/master/csl-citation.json"} </w:instrText>
+      </w:r>
+      <w:r>
+        <w:fldChar w:fldCharType="separate"/>
+      </w:r>
+      <w:r>
+        <w:rPr>
+          <w:noProof/>
+        </w:rPr>
+        <w:t>(Litvak et al., 2017; Shin et al., 2015)</w:t>
+      </w:r>
+      <w:r>
+        <w:fldChar w:fldCharType="end"/>
+      </w:r>
+      <w:r>
+        <w:t xml:space="preserve"> </w:t>
+      </w:r>
+    </w:p>
+    <w:p>
+      <w:pPr>
+        <w:pStyle w:val="ListParagraph"/>
+        <w:numPr>
+          <w:ilvl w:val="0"/>
+          <w:numId w:val="18"/>
+        </w:numPr>
+      </w:pPr>
+      <w:r>
+        <w:t>Bifidobacterium_388775</w:t>
+      </w:r>
+      <w:r>
+        <w:t xml:space="preserve"> (pos)</w:t>
+      </w:r>
+      <w:r>
+        <w:t xml:space="preserve"> – but might be an obligate anaerobe? </w:t>
+      </w:r>
+    </w:p>
+    <w:p>
+      <w:pPr>
+        <w:pStyle w:val="ListParagraph"/>
+        <w:numPr>
+          <w:ilvl w:val="0"/>
+          <w:numId w:val="18"/>
+        </w:numPr>
+      </w:pPr>
+      <w:proofErr w:type="spellStart"/>
+      <w:r>
+        <w:t>Phascolarctobacterium_A</w:t>
+      </w:r>
+      <w:proofErr w:type="spellEnd"/>
+      <w:r>
+        <w:t xml:space="preserve"> (pos)</w:t>
+      </w:r>
+    </w:p>
+    <w:p>
+      <w:pPr>
+        <w:pStyle w:val="ListParagraph"/>
+        <w:numPr>
+          <w:ilvl w:val="0"/>
+          <w:numId w:val="18"/>
+        </w:numPr>
+      </w:pPr>
+      <w:proofErr w:type="spellStart"/>
+      <w:r>
+        <w:t>Acidaminococcaceae</w:t>
+      </w:r>
+      <w:proofErr w:type="spellEnd"/>
+      <w:r>
+        <w:t xml:space="preserve"> (neutral)</w:t>
+      </w:r>
+    </w:p>
+    <w:p>
+      <w:pPr>
+        <w:pStyle w:val="ListParagraph"/>
+        <w:numPr>
+          <w:ilvl w:val="0"/>
+          <w:numId w:val="18"/>
+        </w:numPr>
+      </w:pPr>
+      <w:proofErr w:type="spellStart"/>
+      <w:r>
+        <w:t>Sutterella</w:t>
+      </w:r>
+      <w:proofErr w:type="spellEnd"/>
+      <w:r>
+        <w:t xml:space="preserve"> </w:t>
+      </w:r>
+      <w:r>
+        <w:t>(neutral)</w:t>
+      </w:r>
+    </w:p>
+    <w:p>
+      <w:pPr>
+        <w:pStyle w:val="ListParagraph"/>
+        <w:numPr>
+          <w:ilvl w:val="0"/>
+          <w:numId w:val="18"/>
+        </w:numPr>
+      </w:pPr>
+      <w:proofErr w:type="spellStart"/>
+      <w:r>
+        <w:t>Morganella</w:t>
+      </w:r>
+      <w:proofErr w:type="spellEnd"/>
+      <w:r>
+        <w:t xml:space="preserve"> </w:t>
+      </w:r>
+      <w:r>
+        <w:t>(neutral)</w:t>
+      </w:r>
+    </w:p>
+    <w:p>
+      <w:pPr>
+        <w:pStyle w:val="ListParagraph"/>
+        <w:numPr>
+          <w:ilvl w:val="0"/>
+          <w:numId w:val="18"/>
+        </w:numPr>
+      </w:pPr>
+      <w:r>
+        <w:t>Rodentibacter_A_734545</w:t>
+      </w:r>
+      <w:r>
+        <w:t xml:space="preserve"> </w:t>
+      </w:r>
+      <w:r>
+        <w:t>(neutral)</w:t>
+      </w:r>
+    </w:p>
+    <w:p>
+      <w:pPr>
+        <w:pStyle w:val="ListParagraph"/>
+        <w:numPr>
+          <w:ilvl w:val="0"/>
+          <w:numId w:val="18"/>
+        </w:numPr>
+      </w:pPr>
+      <w:r>
+        <w:t>Massilia</w:t>
+      </w:r>
+      <w:r>
+        <w:t xml:space="preserve"> </w:t>
+      </w:r>
+      <w:r>
+        <w:t>(neutral)</w:t>
+      </w:r>
+    </w:p>
     <w:p/>
+    <w:p>
+      <w:r>
+        <w:t xml:space="preserve">Functional: </w:t>
+      </w:r>
+    </w:p>
+    <w:p>
+      <w:r>
+        <w:t>Then we can get into the functional, loss of obligate aerobes likely a response to redox imbalance in the gut at high temps</w:t>
+      </w:r>
+    </w:p>
+    <w:p>
+      <w:pPr>
+        <w:pStyle w:val="ListParagraph"/>
+        <w:numPr>
+          <w:ilvl w:val="0"/>
+          <w:numId w:val="8"/>
+        </w:numPr>
+      </w:pPr>
+      <w:r>
+        <w:t xml:space="preserve">This might be an important article </w:t>
+      </w:r>
+      <w:r>
+        <w:fldChar w:fldCharType="begin"/>
+      </w:r>
+      <w:r>
+        <w:instrText xml:space="preserve"> ADDIN ZOTERO_ITEM CSL_CITATION {"citationID":"679v9sMu","properties":{"formattedCitation":"(Rigottier-Gois, 2013)","plainCitation":"(Rigottier-Gois, 2013)","noteIndex":0},"citationItems":[{"id":3546,"uris":["http://zotero.org/users/13901503/items/UTQWYXVP"],"itemData":{"id":3546,"type":"article-journal","abstract":"The healthy intestine is characterized by a low level of oxygen and by the presence of large bacterial communities of obligate anaerobes. Dysbiosis of the gut microbiota has been reported in patients suffering from inflammatory bowel diseases (IBDs), but the mechanisms causing this imbalance remain unknown. Observations have included a decrease in obligate anaerobes of the phylum Firmicutes and an increase in facultative anaerobes, including members of the family Enterobacteriaceae. The shift of bacterial communities from obligate to facultative anaerobes strongly suggests a disruption in anaerobiosis and points to a role for oxygen in intestinal dysbiosis. Proposals to evaluate this hypothesis of a role for oxygen in IBD dysbiosis are provided. If this hypothesis is confirmed, decreasing oxygen in the intestine could open novel means to rebalance the microbiota and could provide novel preventative or therapeutic strategies for IBD patients in whom current treatments are ineffective.","container-title":"The ISME Journal","DOI":"10.1038/ismej.2013.80","ISSN":"1751-7370","issue":"7","journalAbbreviation":"ISME J","language":"en","license":"2013 International Society for Microbial Ecology","note":"publisher: Nature Publishing Group","page":"1256-1261","source":"www-nature-com.proxy.lib.umich.edu","title":"Dysbiosis in inflammatory bowel diseases: the oxygen hypothesis","title-short":"Dysbiosis in inflammatory bowel diseases","volume":"7","author":[{"family":"Rigottier-Gois","given":"Lionel"}],"issued":{"date-parts":[["2013",7]]}}}],"schema":"https://github.com/citation-style-language/schema/raw/master/csl-citation.json"} </w:instrText>
+      </w:r>
+      <w:r>
+        <w:fldChar w:fldCharType="separate"/>
+      </w:r>
+      <w:r>
+        <w:rPr>
+          <w:noProof/>
+        </w:rPr>
+        <w:t>(Rigottier-Gois, 2013)</w:t>
+      </w:r>
+      <w:r>
+        <w:fldChar w:fldCharType="end"/>
+      </w:r>
+    </w:p>
+    <w:p>
+      <w:r>
+        <w:t>Important from CHAT GPT IN obligate an</w:t>
+      </w:r>
+      <w:r>
+        <w:t>a</w:t>
+      </w:r>
+      <w:r>
+        <w:t>erobes and heat discussion: “</w:t>
+      </w:r>
+      <w:r>
+        <w:rPr>
+          <w:rStyle w:val="Strong"/>
+        </w:rPr>
+        <w:t>obligate anaerobes</w:t>
+      </w:r>
+      <w:r>
+        <w:t xml:space="preserve"> are </w:t>
+      </w:r>
+      <w:r>
+        <w:rPr>
+          <w:rStyle w:val="Strong"/>
+        </w:rPr>
+        <w:t>disproportionately vulnerable</w:t>
+      </w:r>
+      <w:r>
+        <w:t xml:space="preserve"> to ROS because they </w:t>
+      </w:r>
+      <w:r>
+        <w:rPr>
+          <w:rStyle w:val="Strong"/>
+        </w:rPr>
+        <w:t>lack the enzymatic machinery (e.g., catalase, superoxide dismutase)</w:t>
+      </w:r>
+      <w:r>
+        <w:t xml:space="preserve"> to neutralize them effectively</w:t>
+      </w:r>
+      <w:r>
+        <w:t>” “</w:t>
+      </w:r>
+      <w:r>
+        <w:t xml:space="preserve">So yes—ROS are broadly toxic, but </w:t>
+      </w:r>
+      <w:r>
+        <w:rPr>
+          <w:rStyle w:val="Emphasis"/>
+        </w:rPr>
+        <w:t>obligate anaerobes are especially unprotected</w:t>
+      </w:r>
+      <w:r>
+        <w:t>. Facultative anaerobes and aerobes typically have more robust antioxidant defenses</w:t>
+      </w:r>
+      <w:r>
+        <w:t>”</w:t>
+      </w:r>
+    </w:p>
+    <w:p>
+      <w:r>
+        <w:tab/>
+        <w:t>-this is why the obligate anaerobes are decreasing even with evidence in hypoxia in the gut</w:t>
+      </w:r>
+    </w:p>
+    <w:p>
+      <w:r>
+        <w:tab/>
+        <w:t xml:space="preserve">-need to make it very clear that these guys have poor ROS detox capacity compared to </w:t>
+      </w:r>
+      <w:proofErr w:type="spellStart"/>
+      <w:r>
+        <w:t>falcutaitve</w:t>
+      </w:r>
+      <w:proofErr w:type="spellEnd"/>
+      <w:r>
+        <w:t xml:space="preserve"> </w:t>
+      </w:r>
+      <w:proofErr w:type="spellStart"/>
+      <w:r>
+        <w:t>anerobes</w:t>
+      </w:r>
+      <w:proofErr w:type="spellEnd"/>
+      <w:r>
+        <w:t xml:space="preserve"> and aerobes like proteobacteria </w:t>
+      </w:r>
+    </w:p>
+    <w:p/>
+    <w:p>
+      <w:r>
+        <w:lastRenderedPageBreak/>
+        <w:t>-</w:t>
+      </w:r>
+      <w:r>
+        <w:t xml:space="preserve"> </w:t>
+      </w:r>
+      <w:r>
+        <w:t xml:space="preserve">Activated immune cells (especially macrophages) </w:t>
+      </w:r>
+      <w:r>
+        <w:rPr>
+          <w:rStyle w:val="Strong"/>
+        </w:rPr>
+        <w:t>produce ROS as part of the inflammatory response</w:t>
+      </w:r>
+      <w:r>
+        <w:t>.</w:t>
+      </w:r>
+      <w:r>
+        <w:t xml:space="preserve"> -important info from CHAT </w:t>
+      </w:r>
+      <w:proofErr w:type="spellStart"/>
+      <w:r>
+        <w:t>gpt</w:t>
+      </w:r>
+      <w:proofErr w:type="spellEnd"/>
+      <w:r>
+        <w:t xml:space="preserve"> to tie back immune response into disruption of redox maintenance</w:t>
+      </w:r>
+    </w:p>
     <w:p/>
     <w:p/>
     <w:p/>
@@ -4150,6 +6750,268 @@
     </w:lvl>
   </w:abstractNum>
   <w:abstractNum w:abstractNumId="1" w15:restartNumberingAfterBreak="0">
+    <w:nsid w:val="0DCE54D3"/>
+    <w:multiLevelType w:val="hybridMultilevel"/>
+    <w:tmpl w:val="BBF43930"/>
+    <w:lvl w:ilvl="0" w:tplc="84345F0A">
+      <w:start w:val="1"/>
+      <w:numFmt w:val="bullet"/>
+      <w:lvlText w:val="-"/>
+      <w:lvlJc w:val="left"/>
+      <w:pPr>
+        <w:ind w:left="720" w:hanging="360"/>
+      </w:pPr>
+      <w:rPr>
+        <w:rFonts w:ascii="Aptos" w:eastAsiaTheme="minorHAnsi" w:hAnsi="Aptos" w:cstheme="minorBidi" w:hint="default"/>
+      </w:rPr>
+    </w:lvl>
+    <w:lvl w:ilvl="1" w:tplc="04090003" w:tentative="1">
+      <w:start w:val="1"/>
+      <w:numFmt w:val="bullet"/>
+      <w:lvlText w:val="o"/>
+      <w:lvlJc w:val="left"/>
+      <w:pPr>
+        <w:ind w:left="1440" w:hanging="360"/>
+      </w:pPr>
+      <w:rPr>
+        <w:rFonts w:ascii="Courier New" w:hAnsi="Courier New" w:cs="Courier New" w:hint="default"/>
+      </w:rPr>
+    </w:lvl>
+    <w:lvl w:ilvl="2" w:tplc="04090005" w:tentative="1">
+      <w:start w:val="1"/>
+      <w:numFmt w:val="bullet"/>
+      <w:lvlText w:val=""/>
+      <w:lvlJc w:val="left"/>
+      <w:pPr>
+        <w:ind w:left="2160" w:hanging="360"/>
+      </w:pPr>
+      <w:rPr>
+        <w:rFonts w:ascii="Wingdings" w:hAnsi="Wingdings" w:hint="default"/>
+      </w:rPr>
+    </w:lvl>
+    <w:lvl w:ilvl="3" w:tplc="04090001" w:tentative="1">
+      <w:start w:val="1"/>
+      <w:numFmt w:val="bullet"/>
+      <w:lvlText w:val=""/>
+      <w:lvlJc w:val="left"/>
+      <w:pPr>
+        <w:ind w:left="2880" w:hanging="360"/>
+      </w:pPr>
+      <w:rPr>
+        <w:rFonts w:ascii="Symbol" w:hAnsi="Symbol" w:hint="default"/>
+      </w:rPr>
+    </w:lvl>
+    <w:lvl w:ilvl="4" w:tplc="04090003" w:tentative="1">
+      <w:start w:val="1"/>
+      <w:numFmt w:val="bullet"/>
+      <w:lvlText w:val="o"/>
+      <w:lvlJc w:val="left"/>
+      <w:pPr>
+        <w:ind w:left="3600" w:hanging="360"/>
+      </w:pPr>
+      <w:rPr>
+        <w:rFonts w:ascii="Courier New" w:hAnsi="Courier New" w:cs="Courier New" w:hint="default"/>
+      </w:rPr>
+    </w:lvl>
+    <w:lvl w:ilvl="5" w:tplc="04090005" w:tentative="1">
+      <w:start w:val="1"/>
+      <w:numFmt w:val="bullet"/>
+      <w:lvlText w:val=""/>
+      <w:lvlJc w:val="left"/>
+      <w:pPr>
+        <w:ind w:left="4320" w:hanging="360"/>
+      </w:pPr>
+      <w:rPr>
+        <w:rFonts w:ascii="Wingdings" w:hAnsi="Wingdings" w:hint="default"/>
+      </w:rPr>
+    </w:lvl>
+    <w:lvl w:ilvl="6" w:tplc="04090001" w:tentative="1">
+      <w:start w:val="1"/>
+      <w:numFmt w:val="bullet"/>
+      <w:lvlText w:val=""/>
+      <w:lvlJc w:val="left"/>
+      <w:pPr>
+        <w:ind w:left="5040" w:hanging="360"/>
+      </w:pPr>
+      <w:rPr>
+        <w:rFonts w:ascii="Symbol" w:hAnsi="Symbol" w:hint="default"/>
+      </w:rPr>
+    </w:lvl>
+    <w:lvl w:ilvl="7" w:tplc="04090003" w:tentative="1">
+      <w:start w:val="1"/>
+      <w:numFmt w:val="bullet"/>
+      <w:lvlText w:val="o"/>
+      <w:lvlJc w:val="left"/>
+      <w:pPr>
+        <w:ind w:left="5760" w:hanging="360"/>
+      </w:pPr>
+      <w:rPr>
+        <w:rFonts w:ascii="Courier New" w:hAnsi="Courier New" w:cs="Courier New" w:hint="default"/>
+      </w:rPr>
+    </w:lvl>
+    <w:lvl w:ilvl="8" w:tplc="04090005" w:tentative="1">
+      <w:start w:val="1"/>
+      <w:numFmt w:val="bullet"/>
+      <w:lvlText w:val=""/>
+      <w:lvlJc w:val="left"/>
+      <w:pPr>
+        <w:ind w:left="6480" w:hanging="360"/>
+      </w:pPr>
+      <w:rPr>
+        <w:rFonts w:ascii="Wingdings" w:hAnsi="Wingdings" w:hint="default"/>
+      </w:rPr>
+    </w:lvl>
+  </w:abstractNum>
+  <w:abstractNum w:abstractNumId="2" w15:restartNumberingAfterBreak="0">
+    <w:nsid w:val="11F510A2"/>
+    <w:multiLevelType w:val="multilevel"/>
+    <w:tmpl w:val="796CC58C"/>
+    <w:lvl w:ilvl="0">
+      <w:start w:val="1"/>
+      <w:numFmt w:val="bullet"/>
+      <w:lvlText w:val=""/>
+      <w:lvlJc w:val="left"/>
+      <w:pPr>
+        <w:tabs>
+          <w:tab w:val="num" w:pos="720"/>
+        </w:tabs>
+        <w:ind w:left="720" w:hanging="360"/>
+      </w:pPr>
+      <w:rPr>
+        <w:rFonts w:ascii="Symbol" w:hAnsi="Symbol" w:hint="default"/>
+        <w:sz w:val="20"/>
+      </w:rPr>
+    </w:lvl>
+    <w:lvl w:ilvl="1" w:tentative="1">
+      <w:start w:val="1"/>
+      <w:numFmt w:val="bullet"/>
+      <w:lvlText w:val="o"/>
+      <w:lvlJc w:val="left"/>
+      <w:pPr>
+        <w:tabs>
+          <w:tab w:val="num" w:pos="1440"/>
+        </w:tabs>
+        <w:ind w:left="1440" w:hanging="360"/>
+      </w:pPr>
+      <w:rPr>
+        <w:rFonts w:ascii="Courier New" w:hAnsi="Courier New" w:hint="default"/>
+        <w:sz w:val="20"/>
+      </w:rPr>
+    </w:lvl>
+    <w:lvl w:ilvl="2" w:tentative="1">
+      <w:start w:val="1"/>
+      <w:numFmt w:val="bullet"/>
+      <w:lvlText w:val=""/>
+      <w:lvlJc w:val="left"/>
+      <w:pPr>
+        <w:tabs>
+          <w:tab w:val="num" w:pos="2160"/>
+        </w:tabs>
+        <w:ind w:left="2160" w:hanging="360"/>
+      </w:pPr>
+      <w:rPr>
+        <w:rFonts w:ascii="Wingdings" w:hAnsi="Wingdings" w:hint="default"/>
+        <w:sz w:val="20"/>
+      </w:rPr>
+    </w:lvl>
+    <w:lvl w:ilvl="3" w:tentative="1">
+      <w:start w:val="1"/>
+      <w:numFmt w:val="bullet"/>
+      <w:lvlText w:val=""/>
+      <w:lvlJc w:val="left"/>
+      <w:pPr>
+        <w:tabs>
+          <w:tab w:val="num" w:pos="2880"/>
+        </w:tabs>
+        <w:ind w:left="2880" w:hanging="360"/>
+      </w:pPr>
+      <w:rPr>
+        <w:rFonts w:ascii="Wingdings" w:hAnsi="Wingdings" w:hint="default"/>
+        <w:sz w:val="20"/>
+      </w:rPr>
+    </w:lvl>
+    <w:lvl w:ilvl="4" w:tentative="1">
+      <w:start w:val="1"/>
+      <w:numFmt w:val="bullet"/>
+      <w:lvlText w:val=""/>
+      <w:lvlJc w:val="left"/>
+      <w:pPr>
+        <w:tabs>
+          <w:tab w:val="num" w:pos="3600"/>
+        </w:tabs>
+        <w:ind w:left="3600" w:hanging="360"/>
+      </w:pPr>
+      <w:rPr>
+        <w:rFonts w:ascii="Wingdings" w:hAnsi="Wingdings" w:hint="default"/>
+        <w:sz w:val="20"/>
+      </w:rPr>
+    </w:lvl>
+    <w:lvl w:ilvl="5" w:tentative="1">
+      <w:start w:val="1"/>
+      <w:numFmt w:val="bullet"/>
+      <w:lvlText w:val=""/>
+      <w:lvlJc w:val="left"/>
+      <w:pPr>
+        <w:tabs>
+          <w:tab w:val="num" w:pos="4320"/>
+        </w:tabs>
+        <w:ind w:left="4320" w:hanging="360"/>
+      </w:pPr>
+      <w:rPr>
+        <w:rFonts w:ascii="Wingdings" w:hAnsi="Wingdings" w:hint="default"/>
+        <w:sz w:val="20"/>
+      </w:rPr>
+    </w:lvl>
+    <w:lvl w:ilvl="6" w:tentative="1">
+      <w:start w:val="1"/>
+      <w:numFmt w:val="bullet"/>
+      <w:lvlText w:val=""/>
+      <w:lvlJc w:val="left"/>
+      <w:pPr>
+        <w:tabs>
+          <w:tab w:val="num" w:pos="5040"/>
+        </w:tabs>
+        <w:ind w:left="5040" w:hanging="360"/>
+      </w:pPr>
+      <w:rPr>
+        <w:rFonts w:ascii="Wingdings" w:hAnsi="Wingdings" w:hint="default"/>
+        <w:sz w:val="20"/>
+      </w:rPr>
+    </w:lvl>
+    <w:lvl w:ilvl="7" w:tentative="1">
+      <w:start w:val="1"/>
+      <w:numFmt w:val="bullet"/>
+      <w:lvlText w:val=""/>
+      <w:lvlJc w:val="left"/>
+      <w:pPr>
+        <w:tabs>
+          <w:tab w:val="num" w:pos="5760"/>
+        </w:tabs>
+        <w:ind w:left="5760" w:hanging="360"/>
+      </w:pPr>
+      <w:rPr>
+        <w:rFonts w:ascii="Wingdings" w:hAnsi="Wingdings" w:hint="default"/>
+        <w:sz w:val="20"/>
+      </w:rPr>
+    </w:lvl>
+    <w:lvl w:ilvl="8" w:tentative="1">
+      <w:start w:val="1"/>
+      <w:numFmt w:val="bullet"/>
+      <w:lvlText w:val=""/>
+      <w:lvlJc w:val="left"/>
+      <w:pPr>
+        <w:tabs>
+          <w:tab w:val="num" w:pos="6480"/>
+        </w:tabs>
+        <w:ind w:left="6480" w:hanging="360"/>
+      </w:pPr>
+      <w:rPr>
+        <w:rFonts w:ascii="Wingdings" w:hAnsi="Wingdings" w:hint="default"/>
+        <w:sz w:val="20"/>
+      </w:rPr>
+    </w:lvl>
+  </w:abstractNum>
+  <w:abstractNum w:abstractNumId="3" w15:restartNumberingAfterBreak="0">
     <w:nsid w:val="1B3C7BD2"/>
     <w:multiLevelType w:val="hybridMultilevel"/>
     <w:tmpl w:val="9C725DE0"/>
@@ -4262,7 +7124,7 @@
       </w:rPr>
     </w:lvl>
   </w:abstractNum>
-  <w:abstractNum w:abstractNumId="2" w15:restartNumberingAfterBreak="0">
+  <w:abstractNum w:abstractNumId="4" w15:restartNumberingAfterBreak="0">
     <w:nsid w:val="1C151133"/>
     <w:multiLevelType w:val="hybridMultilevel"/>
     <w:tmpl w:val="F1FCE48C"/>
@@ -4375,7 +7237,7 @@
       </w:rPr>
     </w:lvl>
   </w:abstractNum>
-  <w:abstractNum w:abstractNumId="3" w15:restartNumberingAfterBreak="0">
+  <w:abstractNum w:abstractNumId="5" w15:restartNumberingAfterBreak="0">
     <w:nsid w:val="1D2539DF"/>
     <w:multiLevelType w:val="hybridMultilevel"/>
     <w:tmpl w:val="D0968C06"/>
@@ -4488,7 +7350,7 @@
       </w:rPr>
     </w:lvl>
   </w:abstractNum>
-  <w:abstractNum w:abstractNumId="4" w15:restartNumberingAfterBreak="0">
+  <w:abstractNum w:abstractNumId="6" w15:restartNumberingAfterBreak="0">
     <w:nsid w:val="2B593CE7"/>
     <w:multiLevelType w:val="hybridMultilevel"/>
     <w:tmpl w:val="8C10D7E8"/>
@@ -4601,7 +7463,305 @@
       </w:rPr>
     </w:lvl>
   </w:abstractNum>
-  <w:abstractNum w:abstractNumId="5" w15:restartNumberingAfterBreak="0">
+  <w:abstractNum w:abstractNumId="7" w15:restartNumberingAfterBreak="0">
+    <w:nsid w:val="2B911BD4"/>
+    <w:multiLevelType w:val="multilevel"/>
+    <w:tmpl w:val="830CF514"/>
+    <w:lvl w:ilvl="0">
+      <w:start w:val="1"/>
+      <w:numFmt w:val="bullet"/>
+      <w:lvlText w:val=""/>
+      <w:lvlJc w:val="left"/>
+      <w:pPr>
+        <w:tabs>
+          <w:tab w:val="num" w:pos="720"/>
+        </w:tabs>
+        <w:ind w:left="720" w:hanging="360"/>
+      </w:pPr>
+      <w:rPr>
+        <w:rFonts w:ascii="Symbol" w:hAnsi="Symbol" w:hint="default"/>
+        <w:sz w:val="20"/>
+      </w:rPr>
+    </w:lvl>
+    <w:lvl w:ilvl="1" w:tentative="1">
+      <w:start w:val="1"/>
+      <w:numFmt w:val="bullet"/>
+      <w:lvlText w:val="o"/>
+      <w:lvlJc w:val="left"/>
+      <w:pPr>
+        <w:tabs>
+          <w:tab w:val="num" w:pos="1440"/>
+        </w:tabs>
+        <w:ind w:left="1440" w:hanging="360"/>
+      </w:pPr>
+      <w:rPr>
+        <w:rFonts w:ascii="Courier New" w:hAnsi="Courier New" w:hint="default"/>
+        <w:sz w:val="20"/>
+      </w:rPr>
+    </w:lvl>
+    <w:lvl w:ilvl="2" w:tentative="1">
+      <w:start w:val="1"/>
+      <w:numFmt w:val="bullet"/>
+      <w:lvlText w:val=""/>
+      <w:lvlJc w:val="left"/>
+      <w:pPr>
+        <w:tabs>
+          <w:tab w:val="num" w:pos="2160"/>
+        </w:tabs>
+        <w:ind w:left="2160" w:hanging="360"/>
+      </w:pPr>
+      <w:rPr>
+        <w:rFonts w:ascii="Wingdings" w:hAnsi="Wingdings" w:hint="default"/>
+        <w:sz w:val="20"/>
+      </w:rPr>
+    </w:lvl>
+    <w:lvl w:ilvl="3" w:tentative="1">
+      <w:start w:val="1"/>
+      <w:numFmt w:val="bullet"/>
+      <w:lvlText w:val=""/>
+      <w:lvlJc w:val="left"/>
+      <w:pPr>
+        <w:tabs>
+          <w:tab w:val="num" w:pos="2880"/>
+        </w:tabs>
+        <w:ind w:left="2880" w:hanging="360"/>
+      </w:pPr>
+      <w:rPr>
+        <w:rFonts w:ascii="Wingdings" w:hAnsi="Wingdings" w:hint="default"/>
+        <w:sz w:val="20"/>
+      </w:rPr>
+    </w:lvl>
+    <w:lvl w:ilvl="4" w:tentative="1">
+      <w:start w:val="1"/>
+      <w:numFmt w:val="bullet"/>
+      <w:lvlText w:val=""/>
+      <w:lvlJc w:val="left"/>
+      <w:pPr>
+        <w:tabs>
+          <w:tab w:val="num" w:pos="3600"/>
+        </w:tabs>
+        <w:ind w:left="3600" w:hanging="360"/>
+      </w:pPr>
+      <w:rPr>
+        <w:rFonts w:ascii="Wingdings" w:hAnsi="Wingdings" w:hint="default"/>
+        <w:sz w:val="20"/>
+      </w:rPr>
+    </w:lvl>
+    <w:lvl w:ilvl="5" w:tentative="1">
+      <w:start w:val="1"/>
+      <w:numFmt w:val="bullet"/>
+      <w:lvlText w:val=""/>
+      <w:lvlJc w:val="left"/>
+      <w:pPr>
+        <w:tabs>
+          <w:tab w:val="num" w:pos="4320"/>
+        </w:tabs>
+        <w:ind w:left="4320" w:hanging="360"/>
+      </w:pPr>
+      <w:rPr>
+        <w:rFonts w:ascii="Wingdings" w:hAnsi="Wingdings" w:hint="default"/>
+        <w:sz w:val="20"/>
+      </w:rPr>
+    </w:lvl>
+    <w:lvl w:ilvl="6" w:tentative="1">
+      <w:start w:val="1"/>
+      <w:numFmt w:val="bullet"/>
+      <w:lvlText w:val=""/>
+      <w:lvlJc w:val="left"/>
+      <w:pPr>
+        <w:tabs>
+          <w:tab w:val="num" w:pos="5040"/>
+        </w:tabs>
+        <w:ind w:left="5040" w:hanging="360"/>
+      </w:pPr>
+      <w:rPr>
+        <w:rFonts w:ascii="Wingdings" w:hAnsi="Wingdings" w:hint="default"/>
+        <w:sz w:val="20"/>
+      </w:rPr>
+    </w:lvl>
+    <w:lvl w:ilvl="7" w:tentative="1">
+      <w:start w:val="1"/>
+      <w:numFmt w:val="bullet"/>
+      <w:lvlText w:val=""/>
+      <w:lvlJc w:val="left"/>
+      <w:pPr>
+        <w:tabs>
+          <w:tab w:val="num" w:pos="5760"/>
+        </w:tabs>
+        <w:ind w:left="5760" w:hanging="360"/>
+      </w:pPr>
+      <w:rPr>
+        <w:rFonts w:ascii="Wingdings" w:hAnsi="Wingdings" w:hint="default"/>
+        <w:sz w:val="20"/>
+      </w:rPr>
+    </w:lvl>
+    <w:lvl w:ilvl="8" w:tentative="1">
+      <w:start w:val="1"/>
+      <w:numFmt w:val="bullet"/>
+      <w:lvlText w:val=""/>
+      <w:lvlJc w:val="left"/>
+      <w:pPr>
+        <w:tabs>
+          <w:tab w:val="num" w:pos="6480"/>
+        </w:tabs>
+        <w:ind w:left="6480" w:hanging="360"/>
+      </w:pPr>
+      <w:rPr>
+        <w:rFonts w:ascii="Wingdings" w:hAnsi="Wingdings" w:hint="default"/>
+        <w:sz w:val="20"/>
+      </w:rPr>
+    </w:lvl>
+  </w:abstractNum>
+  <w:abstractNum w:abstractNumId="8" w15:restartNumberingAfterBreak="0">
+    <w:nsid w:val="2E245626"/>
+    <w:multiLevelType w:val="multilevel"/>
+    <w:tmpl w:val="8D706C68"/>
+    <w:lvl w:ilvl="0">
+      <w:start w:val="1"/>
+      <w:numFmt w:val="bullet"/>
+      <w:lvlText w:val=""/>
+      <w:lvlJc w:val="left"/>
+      <w:pPr>
+        <w:tabs>
+          <w:tab w:val="num" w:pos="720"/>
+        </w:tabs>
+        <w:ind w:left="720" w:hanging="360"/>
+      </w:pPr>
+      <w:rPr>
+        <w:rFonts w:ascii="Symbol" w:hAnsi="Symbol" w:hint="default"/>
+        <w:sz w:val="20"/>
+      </w:rPr>
+    </w:lvl>
+    <w:lvl w:ilvl="1" w:tentative="1">
+      <w:start w:val="1"/>
+      <w:numFmt w:val="bullet"/>
+      <w:lvlText w:val="o"/>
+      <w:lvlJc w:val="left"/>
+      <w:pPr>
+        <w:tabs>
+          <w:tab w:val="num" w:pos="1440"/>
+        </w:tabs>
+        <w:ind w:left="1440" w:hanging="360"/>
+      </w:pPr>
+      <w:rPr>
+        <w:rFonts w:ascii="Courier New" w:hAnsi="Courier New" w:hint="default"/>
+        <w:sz w:val="20"/>
+      </w:rPr>
+    </w:lvl>
+    <w:lvl w:ilvl="2" w:tentative="1">
+      <w:start w:val="1"/>
+      <w:numFmt w:val="bullet"/>
+      <w:lvlText w:val=""/>
+      <w:lvlJc w:val="left"/>
+      <w:pPr>
+        <w:tabs>
+          <w:tab w:val="num" w:pos="2160"/>
+        </w:tabs>
+        <w:ind w:left="2160" w:hanging="360"/>
+      </w:pPr>
+      <w:rPr>
+        <w:rFonts w:ascii="Wingdings" w:hAnsi="Wingdings" w:hint="default"/>
+        <w:sz w:val="20"/>
+      </w:rPr>
+    </w:lvl>
+    <w:lvl w:ilvl="3" w:tentative="1">
+      <w:start w:val="1"/>
+      <w:numFmt w:val="bullet"/>
+      <w:lvlText w:val=""/>
+      <w:lvlJc w:val="left"/>
+      <w:pPr>
+        <w:tabs>
+          <w:tab w:val="num" w:pos="2880"/>
+        </w:tabs>
+        <w:ind w:left="2880" w:hanging="360"/>
+      </w:pPr>
+      <w:rPr>
+        <w:rFonts w:ascii="Wingdings" w:hAnsi="Wingdings" w:hint="default"/>
+        <w:sz w:val="20"/>
+      </w:rPr>
+    </w:lvl>
+    <w:lvl w:ilvl="4" w:tentative="1">
+      <w:start w:val="1"/>
+      <w:numFmt w:val="bullet"/>
+      <w:lvlText w:val=""/>
+      <w:lvlJc w:val="left"/>
+      <w:pPr>
+        <w:tabs>
+          <w:tab w:val="num" w:pos="3600"/>
+        </w:tabs>
+        <w:ind w:left="3600" w:hanging="360"/>
+      </w:pPr>
+      <w:rPr>
+        <w:rFonts w:ascii="Wingdings" w:hAnsi="Wingdings" w:hint="default"/>
+        <w:sz w:val="20"/>
+      </w:rPr>
+    </w:lvl>
+    <w:lvl w:ilvl="5" w:tentative="1">
+      <w:start w:val="1"/>
+      <w:numFmt w:val="bullet"/>
+      <w:lvlText w:val=""/>
+      <w:lvlJc w:val="left"/>
+      <w:pPr>
+        <w:tabs>
+          <w:tab w:val="num" w:pos="4320"/>
+        </w:tabs>
+        <w:ind w:left="4320" w:hanging="360"/>
+      </w:pPr>
+      <w:rPr>
+        <w:rFonts w:ascii="Wingdings" w:hAnsi="Wingdings" w:hint="default"/>
+        <w:sz w:val="20"/>
+      </w:rPr>
+    </w:lvl>
+    <w:lvl w:ilvl="6" w:tentative="1">
+      <w:start w:val="1"/>
+      <w:numFmt w:val="bullet"/>
+      <w:lvlText w:val=""/>
+      <w:lvlJc w:val="left"/>
+      <w:pPr>
+        <w:tabs>
+          <w:tab w:val="num" w:pos="5040"/>
+        </w:tabs>
+        <w:ind w:left="5040" w:hanging="360"/>
+      </w:pPr>
+      <w:rPr>
+        <w:rFonts w:ascii="Wingdings" w:hAnsi="Wingdings" w:hint="default"/>
+        <w:sz w:val="20"/>
+      </w:rPr>
+    </w:lvl>
+    <w:lvl w:ilvl="7" w:tentative="1">
+      <w:start w:val="1"/>
+      <w:numFmt w:val="bullet"/>
+      <w:lvlText w:val=""/>
+      <w:lvlJc w:val="left"/>
+      <w:pPr>
+        <w:tabs>
+          <w:tab w:val="num" w:pos="5760"/>
+        </w:tabs>
+        <w:ind w:left="5760" w:hanging="360"/>
+      </w:pPr>
+      <w:rPr>
+        <w:rFonts w:ascii="Wingdings" w:hAnsi="Wingdings" w:hint="default"/>
+        <w:sz w:val="20"/>
+      </w:rPr>
+    </w:lvl>
+    <w:lvl w:ilvl="8" w:tentative="1">
+      <w:start w:val="1"/>
+      <w:numFmt w:val="bullet"/>
+      <w:lvlText w:val=""/>
+      <w:lvlJc w:val="left"/>
+      <w:pPr>
+        <w:tabs>
+          <w:tab w:val="num" w:pos="6480"/>
+        </w:tabs>
+        <w:ind w:left="6480" w:hanging="360"/>
+      </w:pPr>
+      <w:rPr>
+        <w:rFonts w:ascii="Wingdings" w:hAnsi="Wingdings" w:hint="default"/>
+        <w:sz w:val="20"/>
+      </w:rPr>
+    </w:lvl>
+  </w:abstractNum>
+  <w:abstractNum w:abstractNumId="9" w15:restartNumberingAfterBreak="0">
     <w:nsid w:val="2EEE1CE5"/>
     <w:multiLevelType w:val="hybridMultilevel"/>
     <w:tmpl w:val="8C2CE8EE"/>
@@ -4714,10 +7874,10 @@
       </w:rPr>
     </w:lvl>
   </w:abstractNum>
-  <w:abstractNum w:abstractNumId="6" w15:restartNumberingAfterBreak="0">
+  <w:abstractNum w:abstractNumId="10" w15:restartNumberingAfterBreak="0">
     <w:nsid w:val="2FE22A22"/>
     <w:multiLevelType w:val="hybridMultilevel"/>
-    <w:tmpl w:val="71C4D3AE"/>
+    <w:tmpl w:val="B450E9F4"/>
     <w:lvl w:ilvl="0" w:tplc="84345F0A">
       <w:start w:val="1"/>
       <w:numFmt w:val="bullet"/>
@@ -4827,7 +7987,120 @@
       </w:rPr>
     </w:lvl>
   </w:abstractNum>
-  <w:abstractNum w:abstractNumId="7" w15:restartNumberingAfterBreak="0">
+  <w:abstractNum w:abstractNumId="11" w15:restartNumberingAfterBreak="0">
+    <w:nsid w:val="3167759D"/>
+    <w:multiLevelType w:val="hybridMultilevel"/>
+    <w:tmpl w:val="BE4E31D4"/>
+    <w:lvl w:ilvl="0" w:tplc="84345F0A">
+      <w:start w:val="1"/>
+      <w:numFmt w:val="bullet"/>
+      <w:lvlText w:val="-"/>
+      <w:lvlJc w:val="left"/>
+      <w:pPr>
+        <w:ind w:left="720" w:hanging="360"/>
+      </w:pPr>
+      <w:rPr>
+        <w:rFonts w:ascii="Aptos" w:eastAsiaTheme="minorHAnsi" w:hAnsi="Aptos" w:cstheme="minorBidi" w:hint="default"/>
+      </w:rPr>
+    </w:lvl>
+    <w:lvl w:ilvl="1" w:tplc="04090003" w:tentative="1">
+      <w:start w:val="1"/>
+      <w:numFmt w:val="bullet"/>
+      <w:lvlText w:val="o"/>
+      <w:lvlJc w:val="left"/>
+      <w:pPr>
+        <w:ind w:left="1440" w:hanging="360"/>
+      </w:pPr>
+      <w:rPr>
+        <w:rFonts w:ascii="Courier New" w:hAnsi="Courier New" w:cs="Courier New" w:hint="default"/>
+      </w:rPr>
+    </w:lvl>
+    <w:lvl w:ilvl="2" w:tplc="04090005" w:tentative="1">
+      <w:start w:val="1"/>
+      <w:numFmt w:val="bullet"/>
+      <w:lvlText w:val=""/>
+      <w:lvlJc w:val="left"/>
+      <w:pPr>
+        <w:ind w:left="2160" w:hanging="360"/>
+      </w:pPr>
+      <w:rPr>
+        <w:rFonts w:ascii="Wingdings" w:hAnsi="Wingdings" w:hint="default"/>
+      </w:rPr>
+    </w:lvl>
+    <w:lvl w:ilvl="3" w:tplc="04090001" w:tentative="1">
+      <w:start w:val="1"/>
+      <w:numFmt w:val="bullet"/>
+      <w:lvlText w:val=""/>
+      <w:lvlJc w:val="left"/>
+      <w:pPr>
+        <w:ind w:left="2880" w:hanging="360"/>
+      </w:pPr>
+      <w:rPr>
+        <w:rFonts w:ascii="Symbol" w:hAnsi="Symbol" w:hint="default"/>
+      </w:rPr>
+    </w:lvl>
+    <w:lvl w:ilvl="4" w:tplc="04090003" w:tentative="1">
+      <w:start w:val="1"/>
+      <w:numFmt w:val="bullet"/>
+      <w:lvlText w:val="o"/>
+      <w:lvlJc w:val="left"/>
+      <w:pPr>
+        <w:ind w:left="3600" w:hanging="360"/>
+      </w:pPr>
+      <w:rPr>
+        <w:rFonts w:ascii="Courier New" w:hAnsi="Courier New" w:cs="Courier New" w:hint="default"/>
+      </w:rPr>
+    </w:lvl>
+    <w:lvl w:ilvl="5" w:tplc="04090005" w:tentative="1">
+      <w:start w:val="1"/>
+      <w:numFmt w:val="bullet"/>
+      <w:lvlText w:val=""/>
+      <w:lvlJc w:val="left"/>
+      <w:pPr>
+        <w:ind w:left="4320" w:hanging="360"/>
+      </w:pPr>
+      <w:rPr>
+        <w:rFonts w:ascii="Wingdings" w:hAnsi="Wingdings" w:hint="default"/>
+      </w:rPr>
+    </w:lvl>
+    <w:lvl w:ilvl="6" w:tplc="04090001" w:tentative="1">
+      <w:start w:val="1"/>
+      <w:numFmt w:val="bullet"/>
+      <w:lvlText w:val=""/>
+      <w:lvlJc w:val="left"/>
+      <w:pPr>
+        <w:ind w:left="5040" w:hanging="360"/>
+      </w:pPr>
+      <w:rPr>
+        <w:rFonts w:ascii="Symbol" w:hAnsi="Symbol" w:hint="default"/>
+      </w:rPr>
+    </w:lvl>
+    <w:lvl w:ilvl="7" w:tplc="04090003" w:tentative="1">
+      <w:start w:val="1"/>
+      <w:numFmt w:val="bullet"/>
+      <w:lvlText w:val="o"/>
+      <w:lvlJc w:val="left"/>
+      <w:pPr>
+        <w:ind w:left="5760" w:hanging="360"/>
+      </w:pPr>
+      <w:rPr>
+        <w:rFonts w:ascii="Courier New" w:hAnsi="Courier New" w:cs="Courier New" w:hint="default"/>
+      </w:rPr>
+    </w:lvl>
+    <w:lvl w:ilvl="8" w:tplc="04090005" w:tentative="1">
+      <w:start w:val="1"/>
+      <w:numFmt w:val="bullet"/>
+      <w:lvlText w:val=""/>
+      <w:lvlJc w:val="left"/>
+      <w:pPr>
+        <w:ind w:left="6480" w:hanging="360"/>
+      </w:pPr>
+      <w:rPr>
+        <w:rFonts w:ascii="Wingdings" w:hAnsi="Wingdings" w:hint="default"/>
+      </w:rPr>
+    </w:lvl>
+  </w:abstractNum>
+  <w:abstractNum w:abstractNumId="12" w15:restartNumberingAfterBreak="0">
     <w:nsid w:val="390C4C73"/>
     <w:multiLevelType w:val="hybridMultilevel"/>
     <w:tmpl w:val="2FA4F264"/>
@@ -4940,7 +8213,7 @@
       </w:rPr>
     </w:lvl>
   </w:abstractNum>
-  <w:abstractNum w:abstractNumId="8" w15:restartNumberingAfterBreak="0">
+  <w:abstractNum w:abstractNumId="13" w15:restartNumberingAfterBreak="0">
     <w:nsid w:val="537C7C8B"/>
     <w:multiLevelType w:val="hybridMultilevel"/>
     <w:tmpl w:val="74E28FD0"/>
@@ -5053,7 +8326,156 @@
       </w:rPr>
     </w:lvl>
   </w:abstractNum>
-  <w:abstractNum w:abstractNumId="9" w15:restartNumberingAfterBreak="0">
+  <w:abstractNum w:abstractNumId="14" w15:restartNumberingAfterBreak="0">
+    <w:nsid w:val="5BA62F77"/>
+    <w:multiLevelType w:val="multilevel"/>
+    <w:tmpl w:val="6AB2D086"/>
+    <w:lvl w:ilvl="0">
+      <w:start w:val="1"/>
+      <w:numFmt w:val="bullet"/>
+      <w:lvlText w:val=""/>
+      <w:lvlJc w:val="left"/>
+      <w:pPr>
+        <w:tabs>
+          <w:tab w:val="num" w:pos="720"/>
+        </w:tabs>
+        <w:ind w:left="720" w:hanging="360"/>
+      </w:pPr>
+      <w:rPr>
+        <w:rFonts w:ascii="Symbol" w:hAnsi="Symbol" w:hint="default"/>
+        <w:sz w:val="20"/>
+      </w:rPr>
+    </w:lvl>
+    <w:lvl w:ilvl="1" w:tentative="1">
+      <w:start w:val="1"/>
+      <w:numFmt w:val="bullet"/>
+      <w:lvlText w:val="o"/>
+      <w:lvlJc w:val="left"/>
+      <w:pPr>
+        <w:tabs>
+          <w:tab w:val="num" w:pos="1440"/>
+        </w:tabs>
+        <w:ind w:left="1440" w:hanging="360"/>
+      </w:pPr>
+      <w:rPr>
+        <w:rFonts w:ascii="Courier New" w:hAnsi="Courier New" w:hint="default"/>
+        <w:sz w:val="20"/>
+      </w:rPr>
+    </w:lvl>
+    <w:lvl w:ilvl="2" w:tentative="1">
+      <w:start w:val="1"/>
+      <w:numFmt w:val="bullet"/>
+      <w:lvlText w:val=""/>
+      <w:lvlJc w:val="left"/>
+      <w:pPr>
+        <w:tabs>
+          <w:tab w:val="num" w:pos="2160"/>
+        </w:tabs>
+        <w:ind w:left="2160" w:hanging="360"/>
+      </w:pPr>
+      <w:rPr>
+        <w:rFonts w:ascii="Wingdings" w:hAnsi="Wingdings" w:hint="default"/>
+        <w:sz w:val="20"/>
+      </w:rPr>
+    </w:lvl>
+    <w:lvl w:ilvl="3" w:tentative="1">
+      <w:start w:val="1"/>
+      <w:numFmt w:val="bullet"/>
+      <w:lvlText w:val=""/>
+      <w:lvlJc w:val="left"/>
+      <w:pPr>
+        <w:tabs>
+          <w:tab w:val="num" w:pos="2880"/>
+        </w:tabs>
+        <w:ind w:left="2880" w:hanging="360"/>
+      </w:pPr>
+      <w:rPr>
+        <w:rFonts w:ascii="Wingdings" w:hAnsi="Wingdings" w:hint="default"/>
+        <w:sz w:val="20"/>
+      </w:rPr>
+    </w:lvl>
+    <w:lvl w:ilvl="4" w:tentative="1">
+      <w:start w:val="1"/>
+      <w:numFmt w:val="bullet"/>
+      <w:lvlText w:val=""/>
+      <w:lvlJc w:val="left"/>
+      <w:pPr>
+        <w:tabs>
+          <w:tab w:val="num" w:pos="3600"/>
+        </w:tabs>
+        <w:ind w:left="3600" w:hanging="360"/>
+      </w:pPr>
+      <w:rPr>
+        <w:rFonts w:ascii="Wingdings" w:hAnsi="Wingdings" w:hint="default"/>
+        <w:sz w:val="20"/>
+      </w:rPr>
+    </w:lvl>
+    <w:lvl w:ilvl="5" w:tentative="1">
+      <w:start w:val="1"/>
+      <w:numFmt w:val="bullet"/>
+      <w:lvlText w:val=""/>
+      <w:lvlJc w:val="left"/>
+      <w:pPr>
+        <w:tabs>
+          <w:tab w:val="num" w:pos="4320"/>
+        </w:tabs>
+        <w:ind w:left="4320" w:hanging="360"/>
+      </w:pPr>
+      <w:rPr>
+        <w:rFonts w:ascii="Wingdings" w:hAnsi="Wingdings" w:hint="default"/>
+        <w:sz w:val="20"/>
+      </w:rPr>
+    </w:lvl>
+    <w:lvl w:ilvl="6" w:tentative="1">
+      <w:start w:val="1"/>
+      <w:numFmt w:val="bullet"/>
+      <w:lvlText w:val=""/>
+      <w:lvlJc w:val="left"/>
+      <w:pPr>
+        <w:tabs>
+          <w:tab w:val="num" w:pos="5040"/>
+        </w:tabs>
+        <w:ind w:left="5040" w:hanging="360"/>
+      </w:pPr>
+      <w:rPr>
+        <w:rFonts w:ascii="Wingdings" w:hAnsi="Wingdings" w:hint="default"/>
+        <w:sz w:val="20"/>
+      </w:rPr>
+    </w:lvl>
+    <w:lvl w:ilvl="7" w:tentative="1">
+      <w:start w:val="1"/>
+      <w:numFmt w:val="bullet"/>
+      <w:lvlText w:val=""/>
+      <w:lvlJc w:val="left"/>
+      <w:pPr>
+        <w:tabs>
+          <w:tab w:val="num" w:pos="5760"/>
+        </w:tabs>
+        <w:ind w:left="5760" w:hanging="360"/>
+      </w:pPr>
+      <w:rPr>
+        <w:rFonts w:ascii="Wingdings" w:hAnsi="Wingdings" w:hint="default"/>
+        <w:sz w:val="20"/>
+      </w:rPr>
+    </w:lvl>
+    <w:lvl w:ilvl="8" w:tentative="1">
+      <w:start w:val="1"/>
+      <w:numFmt w:val="bullet"/>
+      <w:lvlText w:val=""/>
+      <w:lvlJc w:val="left"/>
+      <w:pPr>
+        <w:tabs>
+          <w:tab w:val="num" w:pos="6480"/>
+        </w:tabs>
+        <w:ind w:left="6480" w:hanging="360"/>
+      </w:pPr>
+      <w:rPr>
+        <w:rFonts w:ascii="Wingdings" w:hAnsi="Wingdings" w:hint="default"/>
+        <w:sz w:val="20"/>
+      </w:rPr>
+    </w:lvl>
+  </w:abstractNum>
+  <w:abstractNum w:abstractNumId="15" w15:restartNumberingAfterBreak="0">
     <w:nsid w:val="75481164"/>
     <w:multiLevelType w:val="hybridMultilevel"/>
     <w:tmpl w:val="448C0C96"/>
@@ -5166,7 +8588,156 @@
       </w:rPr>
     </w:lvl>
   </w:abstractNum>
-  <w:abstractNum w:abstractNumId="10" w15:restartNumberingAfterBreak="0">
+  <w:abstractNum w:abstractNumId="16" w15:restartNumberingAfterBreak="0">
+    <w:nsid w:val="7E537B15"/>
+    <w:multiLevelType w:val="multilevel"/>
+    <w:tmpl w:val="600AD4D6"/>
+    <w:lvl w:ilvl="0">
+      <w:start w:val="1"/>
+      <w:numFmt w:val="bullet"/>
+      <w:lvlText w:val=""/>
+      <w:lvlJc w:val="left"/>
+      <w:pPr>
+        <w:tabs>
+          <w:tab w:val="num" w:pos="720"/>
+        </w:tabs>
+        <w:ind w:left="720" w:hanging="360"/>
+      </w:pPr>
+      <w:rPr>
+        <w:rFonts w:ascii="Symbol" w:hAnsi="Symbol" w:hint="default"/>
+        <w:sz w:val="20"/>
+      </w:rPr>
+    </w:lvl>
+    <w:lvl w:ilvl="1" w:tentative="1">
+      <w:start w:val="1"/>
+      <w:numFmt w:val="bullet"/>
+      <w:lvlText w:val="o"/>
+      <w:lvlJc w:val="left"/>
+      <w:pPr>
+        <w:tabs>
+          <w:tab w:val="num" w:pos="1440"/>
+        </w:tabs>
+        <w:ind w:left="1440" w:hanging="360"/>
+      </w:pPr>
+      <w:rPr>
+        <w:rFonts w:ascii="Courier New" w:hAnsi="Courier New" w:hint="default"/>
+        <w:sz w:val="20"/>
+      </w:rPr>
+    </w:lvl>
+    <w:lvl w:ilvl="2" w:tentative="1">
+      <w:start w:val="1"/>
+      <w:numFmt w:val="bullet"/>
+      <w:lvlText w:val=""/>
+      <w:lvlJc w:val="left"/>
+      <w:pPr>
+        <w:tabs>
+          <w:tab w:val="num" w:pos="2160"/>
+        </w:tabs>
+        <w:ind w:left="2160" w:hanging="360"/>
+      </w:pPr>
+      <w:rPr>
+        <w:rFonts w:ascii="Wingdings" w:hAnsi="Wingdings" w:hint="default"/>
+        <w:sz w:val="20"/>
+      </w:rPr>
+    </w:lvl>
+    <w:lvl w:ilvl="3" w:tentative="1">
+      <w:start w:val="1"/>
+      <w:numFmt w:val="bullet"/>
+      <w:lvlText w:val=""/>
+      <w:lvlJc w:val="left"/>
+      <w:pPr>
+        <w:tabs>
+          <w:tab w:val="num" w:pos="2880"/>
+        </w:tabs>
+        <w:ind w:left="2880" w:hanging="360"/>
+      </w:pPr>
+      <w:rPr>
+        <w:rFonts w:ascii="Wingdings" w:hAnsi="Wingdings" w:hint="default"/>
+        <w:sz w:val="20"/>
+      </w:rPr>
+    </w:lvl>
+    <w:lvl w:ilvl="4" w:tentative="1">
+      <w:start w:val="1"/>
+      <w:numFmt w:val="bullet"/>
+      <w:lvlText w:val=""/>
+      <w:lvlJc w:val="left"/>
+      <w:pPr>
+        <w:tabs>
+          <w:tab w:val="num" w:pos="3600"/>
+        </w:tabs>
+        <w:ind w:left="3600" w:hanging="360"/>
+      </w:pPr>
+      <w:rPr>
+        <w:rFonts w:ascii="Wingdings" w:hAnsi="Wingdings" w:hint="default"/>
+        <w:sz w:val="20"/>
+      </w:rPr>
+    </w:lvl>
+    <w:lvl w:ilvl="5" w:tentative="1">
+      <w:start w:val="1"/>
+      <w:numFmt w:val="bullet"/>
+      <w:lvlText w:val=""/>
+      <w:lvlJc w:val="left"/>
+      <w:pPr>
+        <w:tabs>
+          <w:tab w:val="num" w:pos="4320"/>
+        </w:tabs>
+        <w:ind w:left="4320" w:hanging="360"/>
+      </w:pPr>
+      <w:rPr>
+        <w:rFonts w:ascii="Wingdings" w:hAnsi="Wingdings" w:hint="default"/>
+        <w:sz w:val="20"/>
+      </w:rPr>
+    </w:lvl>
+    <w:lvl w:ilvl="6" w:tentative="1">
+      <w:start w:val="1"/>
+      <w:numFmt w:val="bullet"/>
+      <w:lvlText w:val=""/>
+      <w:lvlJc w:val="left"/>
+      <w:pPr>
+        <w:tabs>
+          <w:tab w:val="num" w:pos="5040"/>
+        </w:tabs>
+        <w:ind w:left="5040" w:hanging="360"/>
+      </w:pPr>
+      <w:rPr>
+        <w:rFonts w:ascii="Wingdings" w:hAnsi="Wingdings" w:hint="default"/>
+        <w:sz w:val="20"/>
+      </w:rPr>
+    </w:lvl>
+    <w:lvl w:ilvl="7" w:tentative="1">
+      <w:start w:val="1"/>
+      <w:numFmt w:val="bullet"/>
+      <w:lvlText w:val=""/>
+      <w:lvlJc w:val="left"/>
+      <w:pPr>
+        <w:tabs>
+          <w:tab w:val="num" w:pos="5760"/>
+        </w:tabs>
+        <w:ind w:left="5760" w:hanging="360"/>
+      </w:pPr>
+      <w:rPr>
+        <w:rFonts w:ascii="Wingdings" w:hAnsi="Wingdings" w:hint="default"/>
+        <w:sz w:val="20"/>
+      </w:rPr>
+    </w:lvl>
+    <w:lvl w:ilvl="8" w:tentative="1">
+      <w:start w:val="1"/>
+      <w:numFmt w:val="bullet"/>
+      <w:lvlText w:val=""/>
+      <w:lvlJc w:val="left"/>
+      <w:pPr>
+        <w:tabs>
+          <w:tab w:val="num" w:pos="6480"/>
+        </w:tabs>
+        <w:ind w:left="6480" w:hanging="360"/>
+      </w:pPr>
+      <w:rPr>
+        <w:rFonts w:ascii="Wingdings" w:hAnsi="Wingdings" w:hint="default"/>
+        <w:sz w:val="20"/>
+      </w:rPr>
+    </w:lvl>
+  </w:abstractNum>
+  <w:abstractNum w:abstractNumId="17" w15:restartNumberingAfterBreak="0">
     <w:nsid w:val="7FE82DCF"/>
     <w:multiLevelType w:val="hybridMultilevel"/>
     <w:tmpl w:val="1804BC96"/>
@@ -5280,37 +8851,58 @@
     </w:lvl>
   </w:abstractNum>
   <w:num w:numId="1" w16cid:durableId="2115317646">
-    <w:abstractNumId w:val="3"/>
+    <w:abstractNumId w:val="5"/>
   </w:num>
   <w:num w:numId="2" w16cid:durableId="31654782">
     <w:abstractNumId w:val="0"/>
   </w:num>
   <w:num w:numId="3" w16cid:durableId="223029522">
+    <w:abstractNumId w:val="3"/>
+  </w:num>
+  <w:num w:numId="4" w16cid:durableId="83840035">
+    <w:abstractNumId w:val="6"/>
+  </w:num>
+  <w:num w:numId="5" w16cid:durableId="489515962">
+    <w:abstractNumId w:val="17"/>
+  </w:num>
+  <w:num w:numId="6" w16cid:durableId="423694267">
+    <w:abstractNumId w:val="9"/>
+  </w:num>
+  <w:num w:numId="7" w16cid:durableId="1905943359">
+    <w:abstractNumId w:val="12"/>
+  </w:num>
+  <w:num w:numId="8" w16cid:durableId="18045812">
+    <w:abstractNumId w:val="10"/>
+  </w:num>
+  <w:num w:numId="9" w16cid:durableId="2119790801">
+    <w:abstractNumId w:val="13"/>
+  </w:num>
+  <w:num w:numId="10" w16cid:durableId="125897725">
+    <w:abstractNumId w:val="4"/>
+  </w:num>
+  <w:num w:numId="11" w16cid:durableId="1359236398">
+    <w:abstractNumId w:val="15"/>
+  </w:num>
+  <w:num w:numId="12" w16cid:durableId="1082868998">
+    <w:abstractNumId w:val="7"/>
+  </w:num>
+  <w:num w:numId="13" w16cid:durableId="662008441">
+    <w:abstractNumId w:val="8"/>
+  </w:num>
+  <w:num w:numId="14" w16cid:durableId="802233248">
+    <w:abstractNumId w:val="14"/>
+  </w:num>
+  <w:num w:numId="15" w16cid:durableId="282078890">
+    <w:abstractNumId w:val="2"/>
+  </w:num>
+  <w:num w:numId="16" w16cid:durableId="1488741444">
+    <w:abstractNumId w:val="16"/>
+  </w:num>
+  <w:num w:numId="17" w16cid:durableId="1307007418">
     <w:abstractNumId w:val="1"/>
   </w:num>
-  <w:num w:numId="4" w16cid:durableId="83840035">
-    <w:abstractNumId w:val="4"/>
-  </w:num>
-  <w:num w:numId="5" w16cid:durableId="489515962">
-    <w:abstractNumId w:val="10"/>
-  </w:num>
-  <w:num w:numId="6" w16cid:durableId="423694267">
-    <w:abstractNumId w:val="5"/>
-  </w:num>
-  <w:num w:numId="7" w16cid:durableId="1905943359">
-    <w:abstractNumId w:val="7"/>
-  </w:num>
-  <w:num w:numId="8" w16cid:durableId="18045812">
-    <w:abstractNumId w:val="6"/>
-  </w:num>
-  <w:num w:numId="9" w16cid:durableId="2119790801">
-    <w:abstractNumId w:val="8"/>
-  </w:num>
-  <w:num w:numId="10" w16cid:durableId="125897725">
-    <w:abstractNumId w:val="2"/>
-  </w:num>
-  <w:num w:numId="11" w16cid:durableId="1359236398">
-    <w:abstractNumId w:val="9"/>
+  <w:num w:numId="18" w16cid:durableId="333925341">
+    <w:abstractNumId w:val="11"/>
   </w:num>
 </w:numbering>
 </file>
@@ -5789,7 +9381,6 @@
     <w:next w:val="Normal"/>
     <w:link w:val="Heading4Char"/>
     <w:uiPriority w:val="9"/>
-    <w:semiHidden/>
     <w:unhideWhenUsed/>
     <w:qFormat/>
     <w:rsid w:val="00CF61D0"/>
@@ -5988,7 +9579,6 @@
     <w:basedOn w:val="DefaultParagraphFont"/>
     <w:link w:val="Heading4"/>
     <w:uiPriority w:val="9"/>
-    <w:semiHidden/>
     <w:rsid w:val="00CF61D0"/>
     <w:rPr>
       <w:rFonts w:eastAsiaTheme="majorEastAsia" w:cstheme="majorBidi"/>
@@ -6241,6 +9831,33 @@
     <w:rPr>
       <w:i/>
       <w:iCs/>
+    </w:rPr>
+  </w:style>
+  <w:style w:type="character" w:styleId="Strong">
+    <w:name w:val="Strong"/>
+    <w:basedOn w:val="DefaultParagraphFont"/>
+    <w:uiPriority w:val="22"/>
+    <w:qFormat/>
+    <w:rsid w:val="00F91675"/>
+    <w:rPr>
+      <w:b/>
+      <w:bCs/>
+    </w:rPr>
+  </w:style>
+  <w:style w:type="paragraph" w:styleId="NormalWeb">
+    <w:name w:val="Normal (Web)"/>
+    <w:basedOn w:val="Normal"/>
+    <w:uiPriority w:val="99"/>
+    <w:semiHidden/>
+    <w:unhideWhenUsed/>
+    <w:rsid w:val="009B6B74"/>
+    <w:pPr>
+      <w:spacing w:before="100" w:beforeAutospacing="1" w:after="100" w:afterAutospacing="1" w:line="240" w:lineRule="auto"/>
+    </w:pPr>
+    <w:rPr>
+      <w:rFonts w:ascii="Times New Roman" w:eastAsia="Times New Roman" w:hAnsi="Times New Roman" w:cs="Times New Roman"/>
+      <w:kern w:val="0"/>
+      <w14:ligatures w14:val="none"/>
     </w:rPr>
   </w:style>
 </w:styles>

--- a/writing/pathway_heat_writing.docx
+++ b/writing/pathway_heat_writing.docx
@@ -553,13 +553,7 @@
     </w:p>
     <w:p>
       <w:r>
-        <w:t>ROS abu</w:t>
-      </w:r>
-      <w:r>
-        <w:t>ndan</w:t>
-      </w:r>
-      <w:r>
-        <w:t xml:space="preserve">ces can restructure gut microbiome composition </w:t>
+        <w:t xml:space="preserve">ROS abundances can restructure gut microbiome composition </w:t>
       </w:r>
       <w:r>
         <w:fldChar w:fldCharType="begin"/>
@@ -815,6 +809,9 @@
         <w:t xml:space="preserve">Heat stress increased ROS </w:t>
       </w:r>
       <w:r>
+        <w:t xml:space="preserve">and may be an important predictor of bacteria survival </w:t>
+      </w:r>
+      <w:r>
         <w:fldChar w:fldCharType="begin"/>
       </w:r>
       <w:r>
@@ -852,6 +849,7 @@
     </w:p>
     <w:p>
       <w:r>
+        <w:lastRenderedPageBreak/>
         <w:t>-goo</w:t>
       </w:r>
       <w:r>
@@ -888,7 +886,6 @@
         </w:numPr>
       </w:pPr>
       <w:r>
-        <w:lastRenderedPageBreak/>
         <w:t xml:space="preserve">Oxidative stress is the imbalance of the generation and </w:t>
       </w:r>
       <w:proofErr w:type="spellStart"/>
@@ -963,10 +960,7 @@
         <w:fldChar w:fldCharType="end"/>
       </w:r>
       <w:r>
-        <w:t xml:space="preserve">, </w:t>
-      </w:r>
-      <w:r>
-        <w:t xml:space="preserve">Changes in the gut microbiome can affect oxidative stress by altering production of metabolites like </w:t>
+        <w:t xml:space="preserve">, Changes in the gut microbiome can affect oxidative stress by altering production of metabolites like </w:t>
       </w:r>
       <w:proofErr w:type="spellStart"/>
       <w:r>
@@ -1090,13 +1084,7 @@
       </w:r>
       <w:proofErr w:type="spellEnd"/>
       <w:r>
-        <w:t xml:space="preserve"> a decrease in the antioxidant </w:t>
-      </w:r>
-      <w:r>
-        <w:t>Glutathione</w:t>
-      </w:r>
-      <w:r>
-        <w:t xml:space="preserve"> in trout </w:t>
+        <w:t xml:space="preserve"> a decrease in the antioxidant Glutathione in trout </w:t>
       </w:r>
       <w:r>
         <w:fldChar w:fldCharType="begin"/>
@@ -1204,10 +1192,7 @@
         </w:numPr>
       </w:pPr>
       <w:r>
-        <w:t xml:space="preserve">Changes in redox maintenance can </w:t>
-      </w:r>
-      <w:r>
-        <w:t xml:space="preserve">disease beyond the GI tract, e.g. liver disease </w:t>
+        <w:t xml:space="preserve">Changes in redox maintenance can disease beyond the GI tract, e.g. liver disease </w:t>
       </w:r>
       <w:r>
         <w:fldChar w:fldCharType="begin"/>
@@ -1392,13 +1377,7 @@
         <w:t xml:space="preserve">. </w:t>
       </w:r>
       <w:r>
-        <w:t>Pathways involved in r</w:t>
-      </w:r>
-      <w:r>
-        <w:t xml:space="preserve">espiratory redox cycling </w:t>
-      </w:r>
-      <w:r>
-        <w:t>also decrease</w:t>
+        <w:t>Pathways involved in respiratory redox cycling also decrease</w:t>
       </w:r>
       <w:r>
         <w:t xml:space="preserve"> including a </w:t>
@@ -1410,10 +1389,7 @@
         <w:t xml:space="preserve">the </w:t>
       </w:r>
       <w:r>
-        <w:t>NADPH production</w:t>
-      </w:r>
-      <w:r>
-        <w:t xml:space="preserve"> pathway</w:t>
+        <w:t>NADPH production pathway</w:t>
       </w:r>
       <w:r>
         <w:t>,</w:t>
@@ -1425,13 +1401,7 @@
         <w:t xml:space="preserve">, </w:t>
       </w:r>
       <w:r>
-        <w:t xml:space="preserve">and </w:t>
-      </w:r>
-      <w:r>
-        <w:t>siderophore-mediated</w:t>
-      </w:r>
-      <w:r>
-        <w:t xml:space="preserve"> iron transport </w:t>
+        <w:t xml:space="preserve">and siderophore-mediated iron transport </w:t>
       </w:r>
       <w:r>
         <w:fldChar w:fldCharType="begin"/>
@@ -1464,7 +1434,14 @@
         <w:rPr>
           <w:noProof/>
         </w:rPr>
-        <w:t>(Dhungana &amp; and Crumbliss, 2005; Ying, 2008)</w:t>
+        <w:t xml:space="preserve">(Dhungana &amp; and Crumbliss, 2005; </w:t>
+      </w:r>
+      <w:r>
+        <w:rPr>
+          <w:noProof/>
+        </w:rPr>
+        <w:lastRenderedPageBreak/>
+        <w:t>Ying, 2008)</w:t>
       </w:r>
       <w:r>
         <w:fldChar w:fldCharType="end"/>
@@ -1473,191 +1450,154 @@
         <w:t>.</w:t>
       </w:r>
       <w:r>
-        <w:t xml:space="preserve"> Together, </w:t>
-      </w:r>
-      <w:r>
-        <w:t xml:space="preserve">these changes decrease the gut microbiome's ability to buffer </w:t>
-      </w:r>
-      <w:r>
-        <w:lastRenderedPageBreak/>
-        <w:t xml:space="preserve">oxidative stress and likely result in an increase </w:t>
+        <w:t xml:space="preserve"> Together, these changes decrease the gut microbiome's ability to buffer oxidative stress and likely result in an increase </w:t>
       </w:r>
       <w:r>
         <w:t>in</w:t>
       </w:r>
       <w:r>
+        <w:t xml:space="preserve"> reactive oxygen species in the gut at high temperatures. </w:t>
+      </w:r>
+      <w:r>
+        <w:t xml:space="preserve">However, certain pathways that </w:t>
+      </w:r>
+      <w:r>
+        <w:t>support</w:t>
+      </w:r>
+      <w:r>
+        <w:t xml:space="preserve"> redox maintenance are upregul</w:t>
+      </w:r>
+      <w:r>
+        <w:t>ated</w:t>
+      </w:r>
+      <w:r>
+        <w:t xml:space="preserve"> including the synthesis of antioxidant </w:t>
+      </w:r>
+      <w:r>
+        <w:t>precursors such as</w:t>
+      </w:r>
+      <w:r>
+        <w:t xml:space="preserve"> cysteine, methionine, and vitamin b12 </w:t>
+      </w:r>
+      <w:r>
+        <w:fldChar w:fldCharType="begin"/>
+      </w:r>
+      <w:r>
+        <w:instrText xml:space="preserve"> ADDIN ZOTERO_ITEM CSL_CITATION {"citationID":"aOAbAoT8","properties":{"formattedCitation":"(S. C. Lu, 2013; J.-H. Martens et al., 2002)","plainCitation":"(S. C. Lu, 2013; J.-H. Martens et al., 2002)","noteIndex":0},"citationItems":[{"id":3229,"uris":["http://zotero.org/users/13901503/items/98ARRTVI"],"itemData":{"id":3229,"type":"article-journal","abstract":"Background\nGlutathione (GSH) is present in all mammalian tissues as the most abundant non-protein thiol that defends against oxidative stress. GSH is also a key determinant of redox signaling, vital in detoxification of xenobiotics, and regulates cell proliferation, apoptosis, immune function, and fibrogenesis. Biosynthesis of GSH occurs in the cytosol in a tightly regulated manner. Key determinants of GSH synthesis are the availability of the sulfur amino acid precursor, cysteine, and the activity of the rate-limiting enzyme, glutamate cysteine ligase (GCL), which is composed of a catalytic (GCLC) and a modifier (GCLM) subunit. The second enzyme of GSH synthesis is GSH synthetase (GS).\nScope of review\nThis review summarizes key functions of GSH and focuses on factors that regulate the biosynthesis of GSH, including pathological conditions where GSH synthesis is dysregulated.\nMajor conclusions\nGCL subunits and GS are regulated at multiple levels and often in a coordinated manner. Key transcription factors that regulate the expression of these genes include NF-E2 related factor 2 (Nrf2) via the antioxidant response element (ARE), AP-1, and nuclear factor kappa B (NFκB). There is increasing evidence that dysregulation of GSH synthesis contributes to the pathogenesis of many pathological conditions. These include diabetes mellitus, pulmonary and liver fibrosis, alcoholic liver disease, cholestatic liver injury, endotoxemia and drug-resistant tumor cells.\nGeneral significance\nGSH is a key antioxidant that also modulates diverse cellular processes. A better understanding of how its synthesis is regulated and dysregulated in disease states may lead to improvement in the treatment of these disorders. This article is part of a Special Issue entitled Cellular functions of glutathione.","collection-title":"Cellular functions of glutathione","container-title":"Biochimica et Biophysica Acta (BBA) - General Subjects","DOI":"10.1016/j.bbagen.2012.09.008","ISSN":"0304-4165","issue":"5","journalAbbreviation":"Biochimica et Biophysica Acta (BBA) - General Subjects","page":"3143-3153","source":"ScienceDirect","title":"Glutathione synthesis","volume":"1830","author":[{"family":"Lu","given":"Shelly C."}],"issued":{"date-parts":[["2013",5,1]]}}},{"id":3337,"uris":["http://zotero.org/users/13901503/items/ZQRDCT8W"],"itemData":{"id":3337,"type":"article-journal","abstract":"One of the most alluring and fascinating molecules in the world of science and medicine is vitamin B12 (cobalamin), which was originally discovered as the anti pernicious anemia factor and whose enigmatic complex structure is matched only by the beguiling chemistry that it mediates. The biosynthesis of this essential nutrient is intricate, involved and, remarkably, confined to certain members of the prokaryotic world, seemingly never have to have made the eukaryotic transition. In humans, the vitamin is required in trace amounts (approximately 1 µg/day) to assist the actions of only two enzymes, methionine synthase and (R)-methylmalonyl-CoA mutase; yet commercially more than 10 t of B12 are produced each year from a number of bacterial species. The rich scientific history of vitamin B12 research, its biological functions and the pathways employed by bacteria for its de novo synthesis are described. Current strategies for the improvement of vitamin B12 production using modern biotechnological techniques are outlined.","container-title":"Applied Microbiology and Biotechnology","DOI":"10.1007/s00253-001-0902-7","ISSN":"1432-0614","issue":"3","journalAbbreviation":"Appl Microbiol Biotechnol","language":"en","license":"2001 Springer-Verlag","note":"Company: Springer\nDistributor: Springer\nInstitution: Springer\nLabel: Springer\nnumber: 3\npublisher: Springer-Verlag","page":"275-285","source":"link-springer-com.proxy.lib.umich.edu","title":"Microbial production of vitamin B12","volume":"58","author":[{"family":"Martens","given":"J.-H."},{"family":"Barg","given":"H."},{"family":"Warren","given":"M."},{"family":"Jahn","given":"D."}],"issued":{"date-parts":[["2002",3,1]]}}}],"schema":"https://github.com/citation-style-language/schema/raw/master/csl-citation.json"} </w:instrText>
+      </w:r>
+      <w:r>
+        <w:fldChar w:fldCharType="separate"/>
+      </w:r>
+      <w:r>
+        <w:rPr>
+          <w:noProof/>
+        </w:rPr>
+        <w:t>(S. C. Lu, 2013; J.-H. Martens et al., 2002)</w:t>
+      </w:r>
+      <w:r>
+        <w:fldChar w:fldCharType="end"/>
+      </w:r>
+      <w:r>
+        <w:t xml:space="preserve">, </w:t>
+      </w:r>
+      <w:r>
+        <w:t>coenzyme metabolism</w:t>
+      </w:r>
+      <w:r>
+        <w:t xml:space="preserve"> including NAD</w:t>
+      </w:r>
+      <w:r>
+        <w:t xml:space="preserve">  </w:t>
+      </w:r>
+      <w:r>
+        <w:fldChar w:fldCharType="begin"/>
+      </w:r>
+      <w:r>
+        <w:instrText xml:space="preserve"> ADDIN ZOTERO_ITEM CSL_CITATION {"citationID":"ewHkseiQ","properties":{"formattedCitation":"(Belenky et al., 2007; Ying, 2008)","plainCitation":"(Belenky et al., 2007; Ying, 2008)","noteIndex":0},"citationItems":[{"id":3246,"uris":["http://zotero.org/users/13901503/items/SBMSGALS"],"itemData":{"id":3246,"type":"article-journal","container-title":"Trends in Biochemical Sciences","DOI":"10.1016/j.tibs.2006.11.006","ISSN":"0968-0004","issue":"1","journalAbbreviation":"Trends in Biochemical Sciences","language":"English","note":"publisher: Elsevier\nPMID: 17161604","page":"12-19","source":"www-cell-com.proxy.lib.umich.edu","title":"NAD+ metabolism in health and disease","volume":"32","author":[{"family":"Belenky","given":"Peter"},{"family":"Bogan","given":"Katrina L."},{"family":"Brenner","given":"Charles"}],"issued":{"date-parts":[["2007",1,1]]}}},{"id":3239,"uris":["http://zotero.org/users/13901503/items/F8CEHMIS"],"itemData":{"id":3239,"type":"article-journal","abstract":"Accumulating evidence has suggested that NAD (including NAD</w:instrText>
+      </w:r>
+      <w:r>
+        <w:rPr>
+          <w:rFonts w:ascii="Arial" w:hAnsi="Arial" w:cs="Arial"/>
+        </w:rPr>
+        <w:instrText>؉</w:instrText>
+      </w:r>
+      <w:r>
+        <w:instrText xml:space="preserve"> and NADH) and NADP (including NADP</w:instrText>
+      </w:r>
+      <w:r>
+        <w:rPr>
+          <w:rFonts w:ascii="Arial" w:hAnsi="Arial" w:cs="Arial"/>
+        </w:rPr>
+        <w:instrText>؉</w:instrText>
+      </w:r>
+      <w:r>
+        <w:instrText xml:space="preserve"> and NADPH) could belong to the fundamental common mediators of various biological processes, including energy metabolism, mitochondrial functions, calcium homeostasis, antioxidation/generation of oxidative stress, gene expression, immunological functions, aging, and cell death: First, it is established that NAD mediates energy metabolism and mitochondrial functions; second, NADPH is a key component in cellular antioxidation systems; and NADH-dependent reactive oxygen species (ROS) generation from mitochondria and NADPH oxidase-dependent ROS generation are two critical mechanisms of ROS generation; third, cyclic ADP-ribose and several other molecules that are generated from NAD and NADP could mediate calcium homeostasis; fourth, NAD and NADP modulate multiple key factors in cell death, such as mitochondrial permeability transition, energy state, poly(ADP-ribose) polymerase-1, and apoptosis-inducing factor; and fifth, NAD and NADP profoundly affect aging-influencing factors such as oxidative stress and mitochondrial activities, and NADdependent sirtuins also mediate the aging process. Moreover, many recent studies have suggested novel paradigms of NAD and NADP metabolism. Future investigation into the metabolism and biological functions of NAD and NADP may expose fundamental properties of life, and suggest new strategies for treating diseases and slowing the aging process. Antioxid. Redox Signal. 10, 179–206.","container-title":"Antioxidants &amp; Redox Signaling","DOI":"10.1089/ars.2007.1672","ISSN":"1523-0864, 1557-7716","issue":"2","journalAbbreviation":"Antioxidants &amp; Redox Signaling","language":"en","page":"179-206","source":"DOI.org (Crossref)","title":"NAD&lt;sup&gt;+&lt;/sup&gt; /NADH and NADP&lt;sup&gt;+&lt;/sup&gt; /NADPH in Cellular Functions and Cell Death: Regulation and Biological Consequences","title-short":"NAD&lt;sup&gt;+&lt;/sup&gt; /NADH and NADP&lt;sup&gt;+&lt;/sup&gt; /NADPH in Cellular Functions and Cell Death","volume":"10","author":[{"family":"Ying","given":"Weihai"}],"issued":{"date-parts":[["2008",2]]}}}],"schema":"https://github.com/citation-style-language/schema/raw/master/csl-citation.json"} </w:instrText>
+      </w:r>
+      <w:r>
+        <w:fldChar w:fldCharType="separate"/>
+      </w:r>
+      <w:r>
+        <w:rPr>
+          <w:noProof/>
+        </w:rPr>
+        <w:t>(Belenky et al., 2007; Ying, 2008)</w:t>
+      </w:r>
+      <w:r>
+        <w:fldChar w:fldCharType="end"/>
+      </w:r>
+      <w:r>
+        <w:t xml:space="preserve">, </w:t>
+      </w:r>
+      <w:r>
+        <w:t>and vitamin-like compound degradation</w:t>
+      </w:r>
+      <w:r>
+        <w:t xml:space="preserve"> that may contribute to redox buffering </w:t>
+      </w:r>
+      <w:r>
+        <w:fldChar w:fldCharType="begin"/>
+      </w:r>
+      <w:r>
+        <w:instrText xml:space="preserve"> ADDIN ZOTERO_ITEM CSL_CITATION {"citationID":"CONirrgu","properties":{"formattedCitation":"(Linster &amp; Van Schaftingen, 2007)","plainCitation":"(Linster &amp; Van Schaftingen, 2007)","noteIndex":0},"citationItems":[{"id":3334,"uris":["http://zotero.org/users/13901503/items/68BGK4TV"],"itemData":{"id":3334,"type":"article-journal","abstract":"Vitamin C, a reducing agent and antioxidant, is a cofactor in reactions catalyzed by Cu+-dependent monooxygenases and Fe2+-dependent dioxygenases. It is synthesized, in vertebrates having this capacity, from d-glucuronate. The latter is formed through direct hydrolysis of uridine diphosphate (UDP)-glucuronate by enzyme(s) bound to the endoplasmic reticulum membrane, sharing many properties with, and most likely identical to, UDP-glucuronosyltransferases. Non-glucuronidable xenobiotics (aminopyrine, metyrapone, chloretone and others) stimulate the enzymatic hydrolysis of UDP-glucuronate, accounting for their effect to increase vitamin C formation in vivo. Glucuronate is converted to l-gulonate by aldehyde reductase, an enzyme of the aldo-keto reductase superfamily. l-Gulonate is converted to l-gulonolactone by a lactonase identified as SMP30 or regucalcin, whose absence in mice leads to vitamin C deficiency. The last step in the pathway of vitamin C synthesis is the oxidation of l-gulonolactone to l-ascorbic acid by l-gulonolactone oxidase, an enzyme associated with the endoplasmic reticulum membrane and deficient in man, guinea pig and other species due to mutations in its gene. Another fate of glucuronate is its conversion to d-xylulose in a five-step pathway, the pentose pathway, involving identified oxidoreductases and an unknown decarboxylase. Semidehydroascorbate, a major oxidation product of vitamin C, is reconverted to ascorbate in the cytosol by cytochrome b5 reductase and thioredoxin reductase in reactions involving NADH and NADPH, respectively. Transmembrane electron transfer systems using ascorbate or NADH as electron donors serve to reduce semidehydroascorbate present in neuroendocrine secretory vesicles and in the extracellular medium. Dehydroascorbate, the fully oxidized form of vitamin C, is reduced spontaneously by glutathione, as well as enzymatically in reactions using glutathione or NADPH. The degradation of vitamin C in mammals is initiated by the hydrolysis of dehydroascorbate to 2,3-diketo-l-gulonate, which is spontaneously degraded to oxalate, CO2 and l-erythrulose. This is at variance with bacteria such as Escherichia coli, which have enzymatic degradation pathways for ascorbate and probably also dehydroascorbate.","container-title":"The FEBS Journal","DOI":"10.1111/j.1742-4658.2006.05607.x","ISSN":"1742-4658","issue":"1","language":"en","note":"_eprint: https://febs.onlinelibrary.wiley.com/doi/pdf/10.1111/j.1742-4658.2006.05607.x","page":"1-22","source":"Wiley Online Library","title":"Vitamin C","volume":"274","author":[{"family":"Linster","given":"Carole L."},{"family":"Van Schaftingen","given":"Emile"}],"issued":{"date-parts":[["2007"]]}}}],"schema":"https://github.com/citation-style-language/schema/raw/master/csl-citation.json"} </w:instrText>
+      </w:r>
+      <w:r>
+        <w:fldChar w:fldCharType="separate"/>
+      </w:r>
+      <w:r>
+        <w:rPr>
+          <w:noProof/>
+        </w:rPr>
+        <w:t>(Linster &amp; Van Schaftingen, 2007)</w:t>
+      </w:r>
+      <w:r>
+        <w:fldChar w:fldCharType="end"/>
+      </w:r>
+      <w:r>
+        <w:t xml:space="preserve">. </w:t>
+      </w:r>
+      <w:r>
+        <w:t>These shifts may help sustain some mechanisms crucial to redox cycling but may not entirely counteract the broad decline in pathways essential to redox maintenance in the gut environment.</w:t>
+      </w:r>
+    </w:p>
+    <w:p>
+      <w:r>
+        <w:t xml:space="preserve">Discussion: The broad decline in pathways associated with redox maintenance </w:t>
+      </w:r>
+      <w:r>
+        <w:t>may be</w:t>
+      </w:r>
+      <w:r>
+        <w:t xml:space="preserve"> indicat</w:t>
+      </w:r>
+      <w:r>
+        <w:t>ive of</w:t>
+      </w:r>
+      <w:r>
+        <w:t xml:space="preserve"> an increase in oxidative stress in the gut at high temperatures </w:t>
+      </w:r>
+      <w:r>
         <w:t xml:space="preserve"> </w:t>
       </w:r>
-      <w:r>
-        <w:t>reactive oxygen species</w:t>
-      </w:r>
-      <w:r>
-        <w:t xml:space="preserve"> in the gut</w:t>
-      </w:r>
-      <w:r>
-        <w:t xml:space="preserve"> at high temperatures</w:t>
-      </w:r>
-      <w:r>
-        <w:t xml:space="preserve">. </w:t>
-      </w:r>
-      <w:r>
-        <w:t xml:space="preserve">However, certain pathways that </w:t>
-      </w:r>
-      <w:r>
-        <w:t>support</w:t>
-      </w:r>
-      <w:r>
-        <w:t xml:space="preserve"> redox maintenance are upregul</w:t>
-      </w:r>
-      <w:r>
-        <w:t>ated</w:t>
-      </w:r>
-      <w:r>
-        <w:t xml:space="preserve"> including the </w:t>
-      </w:r>
-      <w:r>
-        <w:t xml:space="preserve">synthesis of antioxidant </w:t>
-      </w:r>
-      <w:r>
-        <w:t>precursor</w:t>
-      </w:r>
-      <w:r>
-        <w:t>s such as</w:t>
-      </w:r>
-      <w:r>
-        <w:t xml:space="preserve"> cysteine</w:t>
-      </w:r>
-      <w:r>
-        <w:t xml:space="preserve">, methionine, and vitamin b12 </w:t>
-      </w:r>
-      <w:r>
-        <w:fldChar w:fldCharType="begin"/>
-      </w:r>
-      <w:r>
-        <w:instrText xml:space="preserve"> ADDIN ZOTERO_ITEM CSL_CITATION {"citationID":"aOAbAoT8","properties":{"formattedCitation":"(S. C. Lu, 2013; J.-H. Martens et al., 2002)","plainCitation":"(S. C. Lu, 2013; J.-H. Martens et al., 2002)","noteIndex":0},"citationItems":[{"id":3229,"uris":["http://zotero.org/users/13901503/items/98ARRTVI"],"itemData":{"id":3229,"type":"article-journal","abstract":"Background\nGlutathione (GSH) is present in all mammalian tissues as the most abundant non-protein thiol that defends against oxidative stress. GSH is also a key determinant of redox signaling, vital in detoxification of xenobiotics, and regulates cell proliferation, apoptosis, immune function, and fibrogenesis. Biosynthesis of GSH occurs in the cytosol in a tightly regulated manner. Key determinants of GSH synthesis are the availability of the sulfur amino acid precursor, cysteine, and the activity of the rate-limiting enzyme, glutamate cysteine ligase (GCL), which is composed of a catalytic (GCLC) and a modifier (GCLM) subunit. The second enzyme of GSH synthesis is GSH synthetase (GS).\nScope of review\nThis review summarizes key functions of GSH and focuses on factors that regulate the biosynthesis of GSH, including pathological conditions where GSH synthesis is dysregulated.\nMajor conclusions\nGCL subunits and GS are regulated at multiple levels and often in a coordinated manner. Key transcription factors that regulate the expression of these genes include NF-E2 related factor 2 (Nrf2) via the antioxidant response element (ARE), AP-1, and nuclear factor kappa B (NFκB). There is increasing evidence that dysregulation of GSH synthesis contributes to the pathogenesis of many pathological conditions. These include diabetes mellitus, pulmonary and liver fibrosis, alcoholic liver disease, cholestatic liver injury, endotoxemia and drug-resistant tumor cells.\nGeneral significance\nGSH is a key antioxidant that also modulates diverse cellular processes. A better understanding of how its synthesis is regulated and dysregulated in disease states may lead to improvement in the treatment of these disorders. This article is part of a Special Issue entitled Cellular functions of glutathione.","collection-title":"Cellular functions of glutathione","container-title":"Biochimica et Biophysica Acta (BBA) - General Subjects","DOI":"10.1016/j.bbagen.2012.09.008","ISSN":"0304-4165","issue":"5","journalAbbreviation":"Biochimica et Biophysica Acta (BBA) - General Subjects","page":"3143-3153","source":"ScienceDirect","title":"Glutathione synthesis","volume":"1830","author":[{"family":"Lu","given":"Shelly C."}],"issued":{"date-parts":[["2013",5,1]]}}},{"id":3337,"uris":["http://zotero.org/users/13901503/items/ZQRDCT8W"],"itemData":{"id":3337,"type":"article-journal","abstract":"One of the most alluring and fascinating molecules in the world of science and medicine is vitamin B12 (cobalamin), which was originally discovered as the anti pernicious anemia factor and whose enigmatic complex structure is matched only by the beguiling chemistry that it mediates. The biosynthesis of this essential nutrient is intricate, involved and, remarkably, confined to certain members of the prokaryotic world, seemingly never have to have made the eukaryotic transition. In humans, the vitamin is required in trace amounts (approximately 1 µg/day) to assist the actions of only two enzymes, methionine synthase and (R)-methylmalonyl-CoA mutase; yet commercially more than 10 t of B12 are produced each year from a number of bacterial species. The rich scientific history of vitamin B12 research, its biological functions and the pathways employed by bacteria for its de novo synthesis are described. Current strategies for the improvement of vitamin B12 production using modern biotechnological techniques are outlined.","container-title":"Applied Microbiology and Biotechnology","DOI":"10.1007/s00253-001-0902-7","ISSN":"1432-0614","issue":"3","journalAbbreviation":"Appl Microbiol Biotechnol","language":"en","license":"2001 Springer-Verlag","note":"Company: Springer\nDistributor: Springer\nInstitution: Springer\nLabel: Springer\nnumber: 3\npublisher: Springer-Verlag","page":"275-285","source":"link-springer-com.proxy.lib.umich.edu","title":"Microbial production of vitamin B12","volume":"58","author":[{"family":"Martens","given":"J.-H."},{"family":"Barg","given":"H."},{"family":"Warren","given":"M."},{"family":"Jahn","given":"D."}],"issued":{"date-parts":[["2002",3,1]]}}}],"schema":"https://github.com/citation-style-language/schema/raw/master/csl-citation.json"} </w:instrText>
-      </w:r>
-      <w:r>
-        <w:fldChar w:fldCharType="separate"/>
-      </w:r>
-      <w:r>
-        <w:rPr>
-          <w:noProof/>
-        </w:rPr>
-        <w:t>(S. C. Lu, 2013; J.-H. Martens et al., 2002)</w:t>
-      </w:r>
-      <w:r>
-        <w:fldChar w:fldCharType="end"/>
-      </w:r>
-      <w:r>
-        <w:t xml:space="preserve">, </w:t>
-      </w:r>
-      <w:r>
-        <w:t>coenzyme metabolism</w:t>
-      </w:r>
-      <w:r>
-        <w:t xml:space="preserve"> including NAD</w:t>
-      </w:r>
-      <w:r>
-        <w:t xml:space="preserve">  </w:t>
-      </w:r>
-      <w:r>
-        <w:fldChar w:fldCharType="begin"/>
-      </w:r>
-      <w:r>
-        <w:instrText xml:space="preserve"> ADDIN ZOTERO_ITEM CSL_CITATION {"citationID":"ewHkseiQ","properties":{"formattedCitation":"(Belenky et al., 2007; Ying, 2008)","plainCitation":"(Belenky et al., 2007; Ying, 2008)","noteIndex":0},"citationItems":[{"id":3246,"uris":["http://zotero.org/users/13901503/items/SBMSGALS"],"itemData":{"id":3246,"type":"article-journal","container-title":"Trends in Biochemical Sciences","DOI":"10.1016/j.tibs.2006.11.006","ISSN":"0968-0004","issue":"1","journalAbbreviation":"Trends in Biochemical Sciences","language":"English","note":"publisher: Elsevier\nPMID: 17161604","page":"12-19","source":"www-cell-com.proxy.lib.umich.edu","title":"NAD+ metabolism in health and disease","volume":"32","author":[{"family":"Belenky","given":"Peter"},{"family":"Bogan","given":"Katrina L."},{"family":"Brenner","given":"Charles"}],"issued":{"date-parts":[["2007",1,1]]}}},{"id":3239,"uris":["http://zotero.org/users/13901503/items/F8CEHMIS"],"itemData":{"id":3239,"type":"article-journal","abstract":"Accumulating evidence has suggested that NAD (including NAD</w:instrText>
-      </w:r>
-      <w:r>
-        <w:rPr>
-          <w:rFonts w:ascii="Arial" w:hAnsi="Arial" w:cs="Arial"/>
-        </w:rPr>
-        <w:instrText>؉</w:instrText>
-      </w:r>
-      <w:r>
-        <w:instrText xml:space="preserve"> and NADH) and NADP (including NADP</w:instrText>
-      </w:r>
-      <w:r>
-        <w:rPr>
-          <w:rFonts w:ascii="Arial" w:hAnsi="Arial" w:cs="Arial"/>
-        </w:rPr>
-        <w:instrText>؉</w:instrText>
-      </w:r>
-      <w:r>
-        <w:instrText xml:space="preserve"> and NADPH) could belong to the fundamental common mediators of various biological processes, including energy metabolism, mitochondrial functions, calcium homeostasis, antioxidation/generation of oxidative stress, gene expression, immunological functions, aging, and cell death: First, it is established that NAD mediates energy metabolism and mitochondrial functions; second, NADPH is a key component in cellular antioxidation systems; and NADH-dependent reactive oxygen species (ROS) generation from mitochondria and NADPH oxidase-dependent ROS generation are two critical mechanisms of ROS generation; third, cyclic ADP-ribose and several other molecules that are generated from NAD and NADP could mediate calcium homeostasis; fourth, NAD and NADP modulate multiple key factors in cell death, such as mitochondrial permeability transition, energy state, poly(ADP-ribose) polymerase-1, and apoptosis-inducing factor; and fifth, NAD and NADP profoundly affect aging-influencing factors such as oxidative stress and mitochondrial activities, and NADdependent sirtuins also mediate the aging process. Moreover, many recent studies have suggested novel paradigms of NAD and NADP metabolism. Future investigation into the metabolism and biological functions of NAD and NADP may expose fundamental properties of life, and suggest new strategies for treating diseases and slowing the aging process. Antioxid. Redox Signal. 10, 179–206.","container-title":"Antioxidants &amp; Redox Signaling","DOI":"10.1089/ars.2007.1672","ISSN":"1523-0864, 1557-7716","issue":"2","journalAbbreviation":"Antioxidants &amp; Redox Signaling","language":"en","page":"179-206","source":"DOI.org (Crossref)","title":"NAD&lt;sup&gt;+&lt;/sup&gt; /NADH and NADP&lt;sup&gt;+&lt;/sup&gt; /NADPH in Cellular Functions and Cell Death: Regulation and Biological Consequences","title-short":"NAD&lt;sup&gt;+&lt;/sup&gt; /NADH and NADP&lt;sup&gt;+&lt;/sup&gt; /NADPH in Cellular Functions and Cell Death","volume":"10","author":[{"family":"Ying","given":"Weihai"}],"issued":{"date-parts":[["2008",2]]}}}],"schema":"https://github.com/citation-style-language/schema/raw/master/csl-citation.json"} </w:instrText>
-      </w:r>
-      <w:r>
-        <w:fldChar w:fldCharType="separate"/>
-      </w:r>
-      <w:r>
-        <w:rPr>
-          <w:noProof/>
-        </w:rPr>
-        <w:t>(Belenky et al., 2007; Ying, 2008)</w:t>
-      </w:r>
-      <w:r>
-        <w:fldChar w:fldCharType="end"/>
-      </w:r>
-      <w:r>
-        <w:t xml:space="preserve">, </w:t>
-      </w:r>
-      <w:r>
-        <w:t xml:space="preserve">and </w:t>
-      </w:r>
-      <w:r>
-        <w:t xml:space="preserve">vitamin-like compound </w:t>
-      </w:r>
-      <w:r>
-        <w:t>degradation</w:t>
-      </w:r>
-      <w:r>
-        <w:t xml:space="preserve"> that may contribute to redox buffering </w:t>
-      </w:r>
-      <w:r>
-        <w:fldChar w:fldCharType="begin"/>
-      </w:r>
-      <w:r>
-        <w:instrText xml:space="preserve"> ADDIN ZOTERO_ITEM CSL_CITATION {"citationID":"CONirrgu","properties":{"formattedCitation":"(Linster &amp; Van Schaftingen, 2007)","plainCitation":"(Linster &amp; Van Schaftingen, 2007)","noteIndex":0},"citationItems":[{"id":3334,"uris":["http://zotero.org/users/13901503/items/68BGK4TV"],"itemData":{"id":3334,"type":"article-journal","abstract":"Vitamin C, a reducing agent and antioxidant, is a cofactor in reactions catalyzed by Cu+-dependent monooxygenases and Fe2+-dependent dioxygenases. It is synthesized, in vertebrates having this capacity, from d-glucuronate. The latter is formed through direct hydrolysis of uridine diphosphate (UDP)-glucuronate by enzyme(s) bound to the endoplasmic reticulum membrane, sharing many properties with, and most likely identical to, UDP-glucuronosyltransferases. Non-glucuronidable xenobiotics (aminopyrine, metyrapone, chloretone and others) stimulate the enzymatic hydrolysis of UDP-glucuronate, accounting for their effect to increase vitamin C formation in vivo. Glucuronate is converted to l-gulonate by aldehyde reductase, an enzyme of the aldo-keto reductase superfamily. l-Gulonate is converted to l-gulonolactone by a lactonase identified as SMP30 or regucalcin, whose absence in mice leads to vitamin C deficiency. The last step in the pathway of vitamin C synthesis is the oxidation of l-gulonolactone to l-ascorbic acid by l-gulonolactone oxidase, an enzyme associated with the endoplasmic reticulum membrane and deficient in man, guinea pig and other species due to mutations in its gene. Another fate of glucuronate is its conversion to d-xylulose in a five-step pathway, the pentose pathway, involving identified oxidoreductases and an unknown decarboxylase. Semidehydroascorbate, a major oxidation product of vitamin C, is reconverted to ascorbate in the cytosol by cytochrome b5 reductase and thioredoxin reductase in reactions involving NADH and NADPH, respectively. Transmembrane electron transfer systems using ascorbate or NADH as electron donors serve to reduce semidehydroascorbate present in neuroendocrine secretory vesicles and in the extracellular medium. Dehydroascorbate, the fully oxidized form of vitamin C, is reduced spontaneously by glutathione, as well as enzymatically in reactions using glutathione or NADPH. The degradation of vitamin C in mammals is initiated by the hydrolysis of dehydroascorbate to 2,3-diketo-l-gulonate, which is spontaneously degraded to oxalate, CO2 and l-erythrulose. This is at variance with bacteria such as Escherichia coli, which have enzymatic degradation pathways for ascorbate and probably also dehydroascorbate.","container-title":"The FEBS Journal","DOI":"10.1111/j.1742-4658.2006.05607.x","ISSN":"1742-4658","issue":"1","language":"en","note":"_eprint: https://febs.onlinelibrary.wiley.com/doi/pdf/10.1111/j.1742-4658.2006.05607.x","page":"1-22","source":"Wiley Online Library","title":"Vitamin C","volume":"274","author":[{"family":"Linster","given":"Carole L."},{"family":"Van Schaftingen","given":"Emile"}],"issued":{"date-parts":[["2007"]]}}}],"schema":"https://github.com/citation-style-language/schema/raw/master/csl-citation.json"} </w:instrText>
-      </w:r>
-      <w:r>
-        <w:fldChar w:fldCharType="separate"/>
-      </w:r>
-      <w:r>
-        <w:rPr>
-          <w:noProof/>
-        </w:rPr>
-        <w:t>(Linster &amp; Van Schaftingen, 2007)</w:t>
-      </w:r>
-      <w:r>
-        <w:fldChar w:fldCharType="end"/>
-      </w:r>
-      <w:r>
-        <w:t xml:space="preserve">. </w:t>
-      </w:r>
-      <w:r>
-        <w:t>These shifts may help sustain</w:t>
-      </w:r>
-      <w:r>
-        <w:t xml:space="preserve"> some mechanisms crucial to redox cycling but may not entirely counteract the broad decline in pathways essential to redox maintenance in the gut environment.</w:t>
-      </w:r>
-    </w:p>
-    <w:p>
-      <w:r>
-        <w:t xml:space="preserve">Discussion: The broad decline in pathways associated with redox maintenance </w:t>
-      </w:r>
-      <w:r>
-        <w:t>may be</w:t>
-      </w:r>
-      <w:r>
-        <w:t xml:space="preserve"> indicat</w:t>
-      </w:r>
-      <w:r>
-        <w:t>ive of</w:t>
-      </w:r>
-      <w:r>
-        <w:t xml:space="preserve"> an increase in oxidative stress in the gut at high temperatures </w:t>
-      </w:r>
-      <w:r>
-        <w:t xml:space="preserve"> </w:t>
-      </w:r>
     </w:p>
     <w:p>
       <w:r>
@@ -1669,13 +1609,7 @@
       </w:r>
       <w:proofErr w:type="spellEnd"/>
       <w:r>
-        <w:t xml:space="preserve"> the loss of </w:t>
-      </w:r>
-      <w:r>
-        <w:t>glutathione precursors</w:t>
-      </w:r>
-      <w:r>
-        <w:t xml:space="preserve"> because glutathione is crucial to redox cycling because it is an core antioxidant and NADPH production which supports electron transport and redox recycling </w:t>
+        <w:t xml:space="preserve"> the loss of glutathione precursors because glutathione is crucial to redox cycling because it is an core antioxidant and NADPH production which supports electron transport and redox recycling </w:t>
       </w:r>
     </w:p>
     <w:p>
@@ -2273,13 +2207,7 @@
     <w:p/>
     <w:p>
       <w:r>
-        <w:t>-</w:t>
-      </w:r>
-      <w:r>
-        <w:t>Butyrate acts as an anti-inflammatory agent by inhibiting cytokine signaling, particularly interferon-gamma (IFN-γ)</w:t>
-      </w:r>
-      <w:r>
-        <w:t xml:space="preserve"> </w:t>
+        <w:t xml:space="preserve">-Butyrate acts as an anti-inflammatory agent by inhibiting cytokine signaling, particularly interferon-gamma (IFN-γ) </w:t>
       </w:r>
       <w:r>
         <w:fldChar w:fldCharType="begin"/>
@@ -2300,10 +2228,7 @@
         <w:fldChar w:fldCharType="end"/>
       </w:r>
       <w:r>
-        <w:t xml:space="preserve"> </w:t>
-      </w:r>
-      <w:r>
-        <w:t>butyrate may help regulate mucosal inflammation</w:t>
+        <w:t xml:space="preserve"> butyrate may help regulate mucosal inflammation</w:t>
       </w:r>
     </w:p>
     <w:p>
@@ -2511,13 +2436,7 @@
     </w:p>
     <w:p>
       <w:r>
-        <w:t xml:space="preserve">-butyrate is super important </w:t>
-      </w:r>
-      <w:r>
-        <w:t>and may reduce oxidative stress in the gut</w:t>
-      </w:r>
-      <w:r>
-        <w:t xml:space="preserve"> </w:t>
+        <w:t xml:space="preserve">-butyrate is super important and may reduce oxidative stress in the gut </w:t>
       </w:r>
       <w:r>
         <w:fldChar w:fldCharType="begin"/>
@@ -2936,13 +2855,7 @@
         <w:fldChar w:fldCharType="end"/>
       </w:r>
       <w:r>
-        <w:t xml:space="preserve">, coupled with a decrease in pathways that </w:t>
-      </w:r>
-      <w:r>
-        <w:t>support aerobic metabolism</w:t>
-      </w:r>
-      <w:r>
-        <w:t xml:space="preserve"> </w:t>
+        <w:t xml:space="preserve">, coupled with a decrease in pathways that support aerobic metabolism </w:t>
       </w:r>
       <w:r>
         <w:fldChar w:fldCharType="begin"/>
@@ -2975,16 +2888,10 @@
         <w:t xml:space="preserve"> involved in </w:t>
       </w:r>
       <w:r>
-        <w:t xml:space="preserve">complex </w:t>
-      </w:r>
-      <w:r>
-        <w:t>polysaccharide degradation</w:t>
-      </w:r>
-      <w:r>
-        <w:t xml:space="preserve">, </w:t>
-      </w:r>
-      <w:r>
-        <w:t xml:space="preserve">such as </w:t>
+        <w:t>complex polysaccharide degradation</w:t>
+      </w:r>
+      <w:r>
+        <w:t xml:space="preserve">, such as </w:t>
       </w:r>
       <w:r>
         <w:rPr>
@@ -3001,19 +2908,146 @@
         <w:t>also decrease at high temperatures</w:t>
       </w:r>
       <w:r>
-        <w:t xml:space="preserve">. This may reflect lower ATP availability from </w:t>
-      </w:r>
-      <w:r>
-        <w:t>anaerobic fermentation compared to aerobic respiration</w:t>
+        <w:t xml:space="preserve">. This may reflect lower ATP availability from anaerobic fermentation compared to aerobic respiration </w:t>
+      </w:r>
+      <w:r>
+        <w:fldChar w:fldCharType="begin"/>
+      </w:r>
+      <w:r>
+        <w:instrText xml:space="preserve"> ADDIN ZOTERO_ITEM CSL_CITATION {"citationID":"4JwXrZiY","properties":{"formattedCitation":"(Madigan, 2012)","plainCitation":"(Madigan, 2012)","noteIndex":0},"citationItems":[{"id":3416,"uris":["http://zotero.org/users/13901503/items/JPXB9ARZ"],"itemData":{"id":3416,"type":"article-journal","abstract":"&lt;em&gt;Gale&lt;/em&gt; Academic OneFile includes Brock biology of microorganisms, 13th ed. (online access included) by . Click to explore.","container-title":"Reference &amp;amp; Research Book News","ISSN":"08873763","issue":"3","language":"English","note":"publisher: Copyright Clearance Center, Inc.","source":"go-gale-com.proxy.lib.umich.edu","title":"Brock biology of microorganisms, 13th ed. (online access included)","URL":"https://go.gale.com/ps/i.do?p=AONE&amp;sw=w&amp;issn=08873763&amp;v=2.1&amp;it=r&amp;id=GALE%7CA291874479&amp;sid=googleScholar&amp;linkaccess=abs","volume":"27","author":[{"family":"Madigan","given":"Michael"}],"accessed":{"date-parts":[["2025",5,15]]},"issued":{"date-parts":[["2012",6,1]]}}}],"schema":"https://github.com/citation-style-language/schema/raw/master/csl-citation.json"} </w:instrText>
+      </w:r>
+      <w:r>
+        <w:fldChar w:fldCharType="separate"/>
+      </w:r>
+      <w:r>
+        <w:rPr>
+          <w:noProof/>
+        </w:rPr>
+        <w:t>(Madigan, 2012)</w:t>
+      </w:r>
+      <w:r>
+        <w:fldChar w:fldCharType="end"/>
+      </w:r>
+      <w:r>
+        <w:t xml:space="preserve"> and the loss of key fiber-degrading taxa at high temperatures. </w:t>
+      </w:r>
+    </w:p>
+    <w:p>
+      <w:r>
+        <w:t xml:space="preserve">More info for loss of complex polysaccharide degradation </w:t>
+      </w:r>
+      <w:r>
+        <w:t>–</w:t>
       </w:r>
       <w:r>
         <w:t xml:space="preserve"> </w:t>
       </w:r>
+    </w:p>
+    <w:p>
+      <w:r>
+        <w:t>“These four pathways—D-arabinose degradation, D-</w:t>
+      </w:r>
+      <w:proofErr w:type="spellStart"/>
+      <w:r>
+        <w:t>glucarate</w:t>
+      </w:r>
+      <w:proofErr w:type="spellEnd"/>
+      <w:r>
+        <w:t xml:space="preserve"> degradation, the </w:t>
+      </w:r>
+      <w:proofErr w:type="spellStart"/>
+      <w:r>
+        <w:t>superpathway</w:t>
+      </w:r>
+      <w:proofErr w:type="spellEnd"/>
+      <w:r>
+        <w:t xml:space="preserve"> of </w:t>
+      </w:r>
+      <w:proofErr w:type="spellStart"/>
+      <w:r>
+        <w:t>glucarate</w:t>
+      </w:r>
+      <w:proofErr w:type="spellEnd"/>
+      <w:r>
+        <w:t xml:space="preserve"> and galactarate degradation, and starch degradation III—are central to </w:t>
+      </w:r>
+      <w:r>
+        <w:rPr>
+          <w:rStyle w:val="Strong"/>
+        </w:rPr>
+        <w:t>fermentative complex carbohydrate metabolism</w:t>
+      </w:r>
+      <w:r>
+        <w:t xml:space="preserve"> and are typically performed by </w:t>
+      </w:r>
+      <w:r>
+        <w:rPr>
+          <w:rStyle w:val="Strong"/>
+        </w:rPr>
+        <w:t>obligate anaerobes</w:t>
+      </w:r>
+      <w:r>
+        <w:t xml:space="preserve"> such as </w:t>
+      </w:r>
+      <w:proofErr w:type="spellStart"/>
+      <w:r>
+        <w:rPr>
+          <w:rStyle w:val="Emphasis"/>
+        </w:rPr>
+        <w:t>Ruminococcus</w:t>
+      </w:r>
+      <w:proofErr w:type="spellEnd"/>
+      <w:r>
+        <w:t xml:space="preserve">, </w:t>
+      </w:r>
+      <w:proofErr w:type="spellStart"/>
+      <w:r>
+        <w:rPr>
+          <w:rStyle w:val="Emphasis"/>
+        </w:rPr>
+        <w:t>Faecalibacterium</w:t>
+      </w:r>
+      <w:proofErr w:type="spellEnd"/>
+      <w:r>
+        <w:t xml:space="preserve">, and </w:t>
+      </w:r>
+      <w:r>
+        <w:rPr>
+          <w:rStyle w:val="Emphasis"/>
+        </w:rPr>
+        <w:t>Bacteroides”</w:t>
+      </w:r>
+    </w:p>
+    <w:p>
+      <w:proofErr w:type="spellStart"/>
+      <w:r>
+        <w:t>Ruminococcus</w:t>
+      </w:r>
+      <w:proofErr w:type="spellEnd"/>
+      <w:r>
+        <w:t xml:space="preserve"> is a </w:t>
+      </w:r>
+      <w:proofErr w:type="spellStart"/>
+      <w:r>
+        <w:t>kestone</w:t>
+      </w:r>
+      <w:proofErr w:type="spellEnd"/>
+      <w:r>
+        <w:t xml:space="preserve"> species for </w:t>
+      </w:r>
+      <w:proofErr w:type="spellStart"/>
+      <w:r>
+        <w:t>startch</w:t>
+      </w:r>
+      <w:proofErr w:type="spellEnd"/>
+      <w:r>
+        <w:t xml:space="preserve"> degradation </w:t>
+      </w:r>
       <w:r>
         <w:fldChar w:fldCharType="begin"/>
       </w:r>
       <w:r>
-        <w:instrText xml:space="preserve"> ADDIN ZOTERO_ITEM CSL_CITATION {"citationID":"4JwXrZiY","properties":{"formattedCitation":"(Madigan, 2012)","plainCitation":"(Madigan, 2012)","noteIndex":0},"citationItems":[{"id":3416,"uris":["http://zotero.org/users/13901503/items/JPXB9ARZ"],"itemData":{"id":3416,"type":"article-journal","abstract":"&lt;em&gt;Gale&lt;/em&gt; Academic OneFile includes Brock biology of microorganisms, 13th ed. (online access included) by . Click to explore.","container-title":"Reference &amp;amp; Research Book News","ISSN":"08873763","issue":"3","language":"English","note":"publisher: Copyright Clearance Center, Inc.","source":"go-gale-com.proxy.lib.umich.edu","title":"Brock biology of microorganisms, 13th ed. (online access included)","URL":"https://go.gale.com/ps/i.do?p=AONE&amp;sw=w&amp;issn=08873763&amp;v=2.1&amp;it=r&amp;id=GALE%7CA291874479&amp;sid=googleScholar&amp;linkaccess=abs","volume":"27","author":[{"family":"Madigan","given":"Michael"}],"accessed":{"date-parts":[["2025",5,15]]},"issued":{"date-parts":[["2012",6,1]]}}}],"schema":"https://github.com/citation-style-language/schema/raw/master/csl-citation.json"} </w:instrText>
+        <w:instrText xml:space="preserve"> ADDIN ZOTERO_ITEM CSL_CITATION {"citationID":"y9eF3BVE","properties":{"formattedCitation":"(Ze et al., 2012)","plainCitation":"(Ze et al., 2012)","noteIndex":0},"citationItems":[{"id":3613,"uris":["http://zotero.org/users/13901503/items/T6YJWW48"],"itemData":{"id":3613,"type":"article-journal","abstract":"The release of energy from particulate substrates such as dietary fiber and resistant starch (RS) in the human colon may depend on the presence of specialist primary degraders (or ‘keystone species’) within the microbial community. We have explored the roles of four dominant amylolytic bacteria found in the human colon in the degradation and utilization of resistant starches. Eubacterium rectale and Bacteroides thetaiotaomicron showed limited ability to utilize RS2- and RS3-resistant starches by comparison with Bifidobacterium adolescentis and Ruminococcus bromii. In co-culture, however, R. bromii proved unique in stimulating RS2 and RS3 utilization by the other three bacterial species, even in a medium that does not permit growth of R. bromii itself. Having previously demonstrated low RS3 fermentation in vivo in two individuals with undetectable populations of R. bromii-related bacteria, we show here that supplementation of mixed fecal bacteria from one of these volunteers with R. bromii, but not with the other three species, greatly enhanced the extent of RS3 fermentation in vitro. This argues strongly that R. bromii has a pivotal role in fermentation of RS3 in the human large intestine, and that variation in the occurrence of this species and its close relatives may be a primary cause of variable energy recovery from this important component of the diet. This work also indicates that R. bromii possesses an exceptional ability to colonize and degrade starch particles when compared with previously studied amylolytic bacteria from the human colon.","container-title":"The ISME Journal","DOI":"10.1038/ismej.2012.4","ISSN":"1751-7362","issue":"8","journalAbbreviation":"The ISME Journal","page":"1535-1543","source":"Silverchair","title":"Ruminococcus bromii is a keystone species for the degradation of resistant starch in the human colon","volume":"6","author":[{"family":"Ze","given":"Xiaolei"},{"family":"Duncan","given":"Sylvia H"},{"family":"Louis","given":"Petra"},{"family":"Flint","given":"Harry J"}],"issued":{"date-parts":[["2012",8,1]]}}}],"schema":"https://github.com/citation-style-language/schema/raw/master/csl-citation.json"} </w:instrText>
       </w:r>
       <w:r>
         <w:fldChar w:fldCharType="separate"/>
@@ -3022,238 +3056,78 @@
         <w:rPr>
           <w:noProof/>
         </w:rPr>
-        <w:t>(Madigan, 2012)</w:t>
+        <w:t>(Ze et al., 2012)</w:t>
       </w:r>
       <w:r>
         <w:fldChar w:fldCharType="end"/>
       </w:r>
-      <w:r>
-        <w:t xml:space="preserve"> and the loss of </w:t>
-      </w:r>
-      <w:r>
-        <w:t>key fiber-degrading taxa</w:t>
-      </w:r>
-      <w:r>
-        <w:t xml:space="preserve"> at high temperatures. </w:t>
-      </w:r>
-    </w:p>
-    <w:p>
-      <w:r>
-        <w:t xml:space="preserve">More info for loss of complex </w:t>
-      </w:r>
-      <w:r>
-        <w:t>polysaccharide degradation</w:t>
-      </w:r>
-      <w:r>
-        <w:t xml:space="preserve"> </w:t>
-      </w:r>
-      <w:r>
-        <w:t>–</w:t>
-      </w:r>
-      <w:r>
-        <w:t xml:space="preserve"> </w:t>
-      </w:r>
-    </w:p>
-    <w:p>
-      <w:r>
-        <w:t>“</w:t>
-      </w:r>
-      <w:r>
-        <w:t>These four pathways—D-arabinose degradation, D-</w:t>
-      </w:r>
-      <w:proofErr w:type="spellStart"/>
-      <w:r>
-        <w:t>glucarate</w:t>
-      </w:r>
-      <w:proofErr w:type="spellEnd"/>
-      <w:r>
-        <w:t xml:space="preserve"> degradation, the </w:t>
-      </w:r>
-      <w:proofErr w:type="spellStart"/>
-      <w:r>
-        <w:t>superpathway</w:t>
-      </w:r>
-      <w:proofErr w:type="spellEnd"/>
-      <w:r>
-        <w:t xml:space="preserve"> of </w:t>
-      </w:r>
-      <w:proofErr w:type="spellStart"/>
-      <w:r>
-        <w:t>glucarate</w:t>
-      </w:r>
-      <w:proofErr w:type="spellEnd"/>
-      <w:r>
-        <w:t xml:space="preserve"> and galactarate degradation, and starch degradation III—are central to </w:t>
+    </w:p>
+    <w:p>
+      <w:r>
+        <w:t xml:space="preserve">Bacteroides is super important for </w:t>
+      </w:r>
+      <w:proofErr w:type="spellStart"/>
+      <w:r>
+        <w:t>startch</w:t>
+      </w:r>
+      <w:proofErr w:type="spellEnd"/>
+      <w:r>
+        <w:t xml:space="preserve"> degradation </w:t>
+      </w:r>
+      <w:r>
+        <w:fldChar w:fldCharType="begin"/>
+      </w:r>
+      <w:r>
+        <w:instrText xml:space="preserve"> ADDIN ZOTERO_ITEM CSL_CITATION {"citationID":"Q2aWJAuc","properties":{"formattedCitation":"(E. C. Martens et al., 2009; Sonnenburg et al., 2005)","plainCitation":"(E. C. Martens et al., 2009; Sonnenburg et al., 2005)","noteIndex":0},"citationItems":[{"id":3618,"uris":["http://zotero.org/users/13901503/items/XV6N6QS6"],"itemData":{"id":3618,"type":"article-journal","abstract":"&lt;p&gt;Trillions of microbes inhabit the distal gut of adult humans. They have evolved to compete efficiently for nutrients, including a wide array of chemically diverse, complex glycans present in our diets, secreted by our intestinal mucosa, and displayed on the surfaces of other gut microbes. Here, we review how members of the Bacteroidetes, one of two dominant gut-associated bacterial phyla, process complex glycans using a series of similarly patterned, cell envelope-associated multiprotein systems. These systems provide insights into how gut, as well as terrestrial and aquatic, Bacteroidetes survive in highly competitive ecosystems.&lt;/p&gt;","container-title":"Journal of Biological Chemistry","DOI":"10.1074/jbc.R109.022848","ISSN":"0021-9258, 1083-351X","issue":"37","journalAbbreviation":"Journal of Biological Chemistry","language":"English","note":"publisher: Elsevier\nPMID: 19553672","page":"24673-24677","source":"www-jbc-org.proxy.lib.umich.edu","title":"Complex Glycan Catabolism by the Human Gut Microbiota: The Bacteroidetes Sus-like Paradigm *","title-short":"Complex Glycan Catabolism by the Human Gut Microbiota","volume":"284","author":[{"family":"Martens","given":"Eric C."},{"family":"Koropatkin","given":"Nicole M."},{"family":"Smith","given":"Thomas J."},{"family":"Gordon","given":"Jeffrey I."}],"issued":{"date-parts":[["2009",9,11]]}}},{"id":3616,"uris":["http://zotero.org/users/13901503/items/YQ7RLSFN"],"itemData":{"id":3616,"type":"article-journal","abstract":"Germ-free mice were maintained on polysaccharide-rich or simple-sugar diets and colonized for 10 days with an organism also found in human guts, Bacteroides thetaiotaomicron, followed by whole-genome transcriptional profiling of bacteria and mass spectrometry of cecal glycans. We found that these bacteria assembled on food particles and mucus, selectively induced outer-membrane polysaccharide-binding proteins and glycoside hydrolases, prioritized the consumption of liberated hexose sugars, and revealed a capacity to turn to host mucus glycans when polysaccharides were absent from the diet. This flexible foraging behavior should contribute to ecosystem stability and functional diversity.","container-title":"Science","DOI":"10.1126/science.1109051","issue":"5717","note":"publisher: American Association for the Advancement of Science","page":"1955-1959","source":"www-science-org.proxy.lib.umich.edu (Atypon)","title":"Glycan Foraging in Vivo by an Intestine-Adapted Bacterial Symbiont","volume":"307","author":[{"family":"Sonnenburg","given":"Justin L."},{"family":"Xu","given":"Jian"},{"family":"Leip","given":"Douglas D."},{"family":"Chen","given":"Chien-Huan"},{"family":"Westover","given":"Benjamin P."},{"family":"Weatherford","given":"Jeremy"},{"family":"Buhler","given":"Jeremy D."},{"family":"Gordon","given":"Jeffrey I."}],"issued":{"date-parts":[["2005",3,25]]}}}],"schema":"https://github.com/citation-style-language/schema/raw/master/csl-citation.json"} </w:instrText>
+      </w:r>
+      <w:r>
+        <w:fldChar w:fldCharType="separate"/>
+      </w:r>
+      <w:r>
+        <w:rPr>
+          <w:noProof/>
+        </w:rPr>
+        <w:t>(E. C. Martens et al., 2009; Sonnenburg et al., 2005)</w:t>
+      </w:r>
+      <w:r>
+        <w:fldChar w:fldCharType="end"/>
+      </w:r>
+    </w:p>
+    <w:p>
+      <w:r>
+        <w:t xml:space="preserve">-the shift towards anaerobic metabolism though is primarily towards metabolism of simple </w:t>
+      </w:r>
+      <w:proofErr w:type="spellStart"/>
+      <w:r>
+        <w:t>carbohodrates</w:t>
+      </w:r>
+      <w:proofErr w:type="spellEnd"/>
+      <w:r>
+        <w:t xml:space="preserve">: </w:t>
+      </w:r>
+    </w:p>
+    <w:p>
+      <w:r>
+        <w:lastRenderedPageBreak/>
+        <w:t xml:space="preserve">“The upregulated anaerobic pathways (e.g., glycolysis, pyruvate fermentation, lactose/galactose degradation) are widely used by </w:t>
       </w:r>
       <w:r>
         <w:rPr>
           <w:rStyle w:val="Strong"/>
         </w:rPr>
-        <w:t>fermentative complex carbohydrate metabolism</w:t>
-      </w:r>
-      <w:r>
-        <w:t xml:space="preserve"> and are typically performed by </w:t>
+        <w:t>facultative and obligate anaerobes</w:t>
+      </w:r>
+      <w:r>
+        <w:t xml:space="preserve"> to metabolize </w:t>
       </w:r>
       <w:r>
         <w:rPr>
           <w:rStyle w:val="Strong"/>
         </w:rPr>
-        <w:t>obligate anaerobes</w:t>
-      </w:r>
-      <w:r>
-        <w:t xml:space="preserve"> such as </w:t>
-      </w:r>
-      <w:proofErr w:type="spellStart"/>
-      <w:r>
-        <w:rPr>
-          <w:rStyle w:val="Emphasis"/>
-        </w:rPr>
-        <w:t>Ruminococcus</w:t>
-      </w:r>
-      <w:proofErr w:type="spellEnd"/>
-      <w:r>
-        <w:t xml:space="preserve">, </w:t>
-      </w:r>
-      <w:proofErr w:type="spellStart"/>
-      <w:r>
-        <w:rPr>
-          <w:rStyle w:val="Emphasis"/>
-        </w:rPr>
-        <w:t>Faecalibacterium</w:t>
-      </w:r>
-      <w:proofErr w:type="spellEnd"/>
-      <w:r>
-        <w:t xml:space="preserve">, and </w:t>
-      </w:r>
-      <w:r>
-        <w:rPr>
-          <w:rStyle w:val="Emphasis"/>
-        </w:rPr>
-        <w:t>Bacteroides</w:t>
-      </w:r>
-      <w:r>
-        <w:rPr>
-          <w:rStyle w:val="Emphasis"/>
-        </w:rPr>
-        <w:t>”</w:t>
-      </w:r>
-    </w:p>
-    <w:p>
-      <w:proofErr w:type="spellStart"/>
-      <w:r>
-        <w:t>Ruminococcus</w:t>
-      </w:r>
-      <w:proofErr w:type="spellEnd"/>
-      <w:r>
-        <w:t xml:space="preserve"> is a </w:t>
-      </w:r>
-      <w:proofErr w:type="spellStart"/>
-      <w:r>
-        <w:t>kestone</w:t>
-      </w:r>
-      <w:proofErr w:type="spellEnd"/>
-      <w:r>
-        <w:t xml:space="preserve"> species for </w:t>
-      </w:r>
-      <w:proofErr w:type="spellStart"/>
-      <w:r>
-        <w:t>startch</w:t>
-      </w:r>
-      <w:proofErr w:type="spellEnd"/>
-      <w:r>
-        <w:t xml:space="preserve"> degradation </w:t>
-      </w:r>
-      <w:r>
-        <w:fldChar w:fldCharType="begin"/>
-      </w:r>
-      <w:r>
-        <w:instrText xml:space="preserve"> ADDIN ZOTERO_ITEM CSL_CITATION {"citationID":"y9eF3BVE","properties":{"formattedCitation":"(Ze et al., 2012)","plainCitation":"(Ze et al., 2012)","noteIndex":0},"citationItems":[{"id":3613,"uris":["http://zotero.org/users/13901503/items/T6YJWW48"],"itemData":{"id":3613,"type":"article-journal","abstract":"The release of energy from particulate substrates such as dietary fiber and resistant starch (RS) in the human colon may depend on the presence of specialist primary degraders (or ‘keystone species’) within the microbial community. We have explored the roles of four dominant amylolytic bacteria found in the human colon in the degradation and utilization of resistant starches. Eubacterium rectale and Bacteroides thetaiotaomicron showed limited ability to utilize RS2- and RS3-resistant starches by comparison with Bifidobacterium adolescentis and Ruminococcus bromii. In co-culture, however, R. bromii proved unique in stimulating RS2 and RS3 utilization by the other three bacterial species, even in a medium that does not permit growth of R. bromii itself. Having previously demonstrated low RS3 fermentation in vivo in two individuals with undetectable populations of R. bromii-related bacteria, we show here that supplementation of mixed fecal bacteria from one of these volunteers with R. bromii, but not with the other three species, greatly enhanced the extent of RS3 fermentation in vitro. This argues strongly that R. bromii has a pivotal role in fermentation of RS3 in the human large intestine, and that variation in the occurrence of this species and its close relatives may be a primary cause of variable energy recovery from this important component of the diet. This work also indicates that R. bromii possesses an exceptional ability to colonize and degrade starch particles when compared with previously studied amylolytic bacteria from the human colon.","container-title":"The ISME Journal","DOI":"10.1038/ismej.2012.4","ISSN":"1751-7362","issue":"8","journalAbbreviation":"The ISME Journal","page":"1535-1543","source":"Silverchair","title":"Ruminococcus bromii is a keystone species for the degradation of resistant starch in the human colon","volume":"6","author":[{"family":"Ze","given":"Xiaolei"},{"family":"Duncan","given":"Sylvia H"},{"family":"Louis","given":"Petra"},{"family":"Flint","given":"Harry J"}],"issued":{"date-parts":[["2012",8,1]]}}}],"schema":"https://github.com/citation-style-language/schema/raw/master/csl-citation.json"} </w:instrText>
-      </w:r>
-      <w:r>
-        <w:fldChar w:fldCharType="separate"/>
-      </w:r>
-      <w:r>
-        <w:rPr>
-          <w:noProof/>
-        </w:rPr>
-        <w:t>(Ze et al., 2012)</w:t>
-      </w:r>
-      <w:r>
-        <w:fldChar w:fldCharType="end"/>
-      </w:r>
-    </w:p>
-    <w:p>
-      <w:r>
-        <w:t xml:space="preserve">Bacteroides is super important for </w:t>
-      </w:r>
-      <w:proofErr w:type="spellStart"/>
-      <w:r>
-        <w:t>startch</w:t>
-      </w:r>
-      <w:proofErr w:type="spellEnd"/>
-      <w:r>
-        <w:t xml:space="preserve"> degradation </w:t>
-      </w:r>
-      <w:r>
-        <w:fldChar w:fldCharType="begin"/>
-      </w:r>
-      <w:r>
-        <w:instrText xml:space="preserve"> ADDIN ZOTERO_ITEM CSL_CITATION {"citationID":"Q2aWJAuc","properties":{"formattedCitation":"(E. C. Martens et al., 2009; Sonnenburg et al., 2005)","plainCitation":"(E. C. Martens et al., 2009; Sonnenburg et al., 2005)","noteIndex":0},"citationItems":[{"id":3618,"uris":["http://zotero.org/users/13901503/items/XV6N6QS6"],"itemData":{"id":3618,"type":"article-journal","abstract":"&lt;p&gt;Trillions of microbes inhabit the distal gut of adult humans. They have evolved to compete efficiently for nutrients, including a wide array of chemically diverse, complex glycans present in our diets, secreted by our intestinal mucosa, and displayed on the surfaces of other gut microbes. Here, we review how members of the Bacteroidetes, one of two dominant gut-associated bacterial phyla, process complex glycans using a series of similarly patterned, cell envelope-associated multiprotein systems. These systems provide insights into how gut, as well as terrestrial and aquatic, Bacteroidetes survive in highly competitive ecosystems.&lt;/p&gt;","container-title":"Journal of Biological Chemistry","DOI":"10.1074/jbc.R109.022848","ISSN":"0021-9258, 1083-351X","issue":"37","journalAbbreviation":"Journal of Biological Chemistry","language":"English","note":"publisher: Elsevier\nPMID: 19553672","page":"24673-24677","source":"www-jbc-org.proxy.lib.umich.edu","title":"Complex Glycan Catabolism by the Human Gut Microbiota: The Bacteroidetes Sus-like Paradigm *","title-short":"Complex Glycan Catabolism by the Human Gut Microbiota","volume":"284","author":[{"family":"Martens","given":"Eric C."},{"family":"Koropatkin","given":"Nicole M."},{"family":"Smith","given":"Thomas J."},{"family":"Gordon","given":"Jeffrey I."}],"issued":{"date-parts":[["2009",9,11]]}}},{"id":3616,"uris":["http://zotero.org/users/13901503/items/YQ7RLSFN"],"itemData":{"id":3616,"type":"article-journal","abstract":"Germ-free mice were maintained on polysaccharide-rich or simple-sugar diets and colonized for 10 days with an organism also found in human guts, Bacteroides thetaiotaomicron, followed by whole-genome transcriptional profiling of bacteria and mass spectrometry of cecal glycans. We found that these bacteria assembled on food particles and mucus, selectively induced outer-membrane polysaccharide-binding proteins and glycoside hydrolases, prioritized the consumption of liberated hexose sugars, and revealed a capacity to turn to host mucus glycans when polysaccharides were absent from the diet. This flexible foraging behavior should contribute to ecosystem stability and functional diversity.","container-title":"Science","DOI":"10.1126/science.1109051","issue":"5717","note":"publisher: American Association for the Advancement of Science","page":"1955-1959","source":"www-science-org.proxy.lib.umich.edu (Atypon)","title":"Glycan Foraging in Vivo by an Intestine-Adapted Bacterial Symbiont","volume":"307","author":[{"family":"Sonnenburg","given":"Justin L."},{"family":"Xu","given":"Jian"},{"family":"Leip","given":"Douglas D."},{"family":"Chen","given":"Chien-Huan"},{"family":"Westover","given":"Benjamin P."},{"family":"Weatherford","given":"Jeremy"},{"family":"Buhler","given":"Jeremy D."},{"family":"Gordon","given":"Jeffrey I."}],"issued":{"date-parts":[["2005",3,25]]}}}],"schema":"https://github.com/citation-style-language/schema/raw/master/csl-citation.json"} </w:instrText>
-      </w:r>
-      <w:r>
-        <w:fldChar w:fldCharType="separate"/>
-      </w:r>
-      <w:r>
-        <w:rPr>
-          <w:noProof/>
-        </w:rPr>
-        <w:t>(E. C. Martens et al., 2009; Sonnenburg et al., 2005)</w:t>
-      </w:r>
-      <w:r>
-        <w:fldChar w:fldCharType="end"/>
-      </w:r>
-    </w:p>
-    <w:p>
-      <w:r>
-        <w:t xml:space="preserve">-the shift towards anaerobic metabolism though is primarily towards metabolism of simple </w:t>
-      </w:r>
-      <w:proofErr w:type="spellStart"/>
-      <w:r>
-        <w:t>carbohodrates</w:t>
-      </w:r>
-      <w:proofErr w:type="spellEnd"/>
-      <w:r>
-        <w:t xml:space="preserve">: </w:t>
-      </w:r>
-    </w:p>
-    <w:p>
-      <w:r>
-        <w:lastRenderedPageBreak/>
-        <w:t>“</w:t>
-      </w:r>
-      <w:r>
-        <w:t xml:space="preserve">The upregulated anaerobic pathways (e.g., glycolysis, pyruvate fermentation, lactose/galactose degradation) are widely used by </w:t>
-      </w:r>
-      <w:r>
-        <w:rPr>
-          <w:rStyle w:val="Strong"/>
-        </w:rPr>
-        <w:t>facultative and obligate anaerobes</w:t>
-      </w:r>
-      <w:r>
-        <w:t xml:space="preserve"> to metabolize </w:t>
-      </w:r>
-      <w:r>
-        <w:rPr>
-          <w:rStyle w:val="Strong"/>
-        </w:rPr>
         <w:t>simple carbohydrates</w:t>
       </w:r>
       <w:r>
-        <w:t>, particularly under hypoxic conditions</w:t>
-      </w:r>
-      <w:r>
-        <w:t>”</w:t>
+        <w:t>, particularly under hypoxic conditions”</w:t>
       </w:r>
     </w:p>
     <w:p/>
@@ -3281,24 +3155,18 @@
         <w:t>Because</w:t>
       </w:r>
       <w:r>
-        <w:t xml:space="preserve"> anaerobic fermentation</w:t>
+        <w:t xml:space="preserve"> anaerobic fermentation </w:t>
+      </w:r>
+      <w:r>
+        <w:t>yields</w:t>
+      </w:r>
+      <w:r>
+        <w:t xml:space="preserve"> less energy than aerobic respiration</w:t>
       </w:r>
       <w:r>
         <w:t xml:space="preserve"> </w:t>
       </w:r>
       <w:r>
-        <w:t>yields</w:t>
-      </w:r>
-      <w:r>
-        <w:t xml:space="preserve"> less energy than </w:t>
-      </w:r>
-      <w:r>
-        <w:t>aerobic respiration</w:t>
-      </w:r>
-      <w:r>
-        <w:t xml:space="preserve"> </w:t>
-      </w:r>
-      <w:r>
         <w:fldChar w:fldCharType="begin"/>
       </w:r>
       <w:r>
@@ -3320,13 +3188,7 @@
         <w:t xml:space="preserve">, </w:t>
       </w:r>
       <w:r>
-        <w:t xml:space="preserve">this metabolic shift likely results in lower energy availability which may constrain energetically expensive processes such as complex carbohydrate degradation. Indeed, the pathway data suggests that complex carbohydrate degradation decreases with rising temperatures while fermentation of simple sugars increases. Since </w:t>
-      </w:r>
-      <w:r>
-        <w:t>complex carbohydrate degradation</w:t>
-      </w:r>
-      <w:r>
-        <w:t xml:space="preserve"> is a major source of SCFA production</w:t>
+        <w:t>this metabolic shift likely results in lower energy availability which may constrain energetically expensive processes such as complex carbohydrate degradation. Indeed, the pathway data suggests that complex carbohydrate degradation decreases with rising temperatures while fermentation of simple sugars increases. Since complex carbohydrate degradation is a major source of SCFA production</w:t>
       </w:r>
       <w:r>
         <w:t xml:space="preserve"> </w:t>
@@ -4323,23 +4185,7 @@
           <w:rFonts w:ascii="Aptos" w:cs="Times New Roman"/>
           <w:kern w:val="0"/>
         </w:rPr>
-        <w:t xml:space="preserve">(Mansilla et al., 2004; </w:t>
-      </w:r>
-      <w:proofErr w:type="spellStart"/>
-      <w:r>
-        <w:rPr>
-          <w:rFonts w:ascii="Aptos" w:cs="Times New Roman"/>
-          <w:kern w:val="0"/>
-        </w:rPr>
-        <w:t>Sinensky</w:t>
-      </w:r>
-      <w:proofErr w:type="spellEnd"/>
-      <w:r>
-        <w:rPr>
-          <w:rFonts w:ascii="Aptos" w:cs="Times New Roman"/>
-          <w:kern w:val="0"/>
-        </w:rPr>
-        <w:t>, 1973; Wen et al., 2021)</w:t>
+        <w:t>(Mansilla et al., 2004; Sinensky, 1973; Wen et al., 2021)</w:t>
       </w:r>
       <w:r>
         <w:fldChar w:fldCharType="end"/>
@@ -4381,10 +4227,7 @@
         <w:t xml:space="preserve"> </w:t>
       </w:r>
       <w:r>
-        <w:t>loss of flexibility in lipid metabolism</w:t>
-      </w:r>
-      <w:r>
-        <w:t xml:space="preserve"> and membrane repair at high temperatures</w:t>
+        <w:t>loss of flexibility in lipid metabolism and membrane repair at high temperatures</w:t>
       </w:r>
       <w:r>
         <w:t xml:space="preserve"> </w:t>
@@ -4411,10 +4254,7 @@
         <w:t xml:space="preserve">. </w:t>
       </w:r>
       <w:r>
-        <w:t>However, this is accompanied by an increase in pathways involved in fatty acids synthesis</w:t>
-      </w:r>
-      <w:r>
-        <w:t xml:space="preserve"> and lipid remodeling which is indicative of microbial membrane restructuring</w:t>
+        <w:t>However, this is accompanied by an increase in pathways involved in fatty acids synthesis and lipid remodeling which is indicative of microbial membrane restructuring</w:t>
       </w:r>
       <w:r>
         <w:t xml:space="preserve"> to maintain homeostasis</w:t>
@@ -4655,10 +4495,7 @@
         <w:t>Pathways associated with nucleotide synthesis, salvage, and recycling increase with rising temperatures</w:t>
       </w:r>
       <w:r>
-        <w:t xml:space="preserve">, </w:t>
-      </w:r>
-      <w:r>
-        <w:t>consistent with heightened DNA/RNA repair and turnover demands at high temperatures</w:t>
+        <w:t>, consistent with heightened DNA/RNA repair and turnover demands at high temperatures</w:t>
       </w:r>
       <w:r>
         <w:t xml:space="preserve"> </w:t>
@@ -4691,13 +4528,7 @@
         <w:fldChar w:fldCharType="end"/>
       </w:r>
       <w:r>
-        <w:t xml:space="preserve">. </w:t>
-      </w:r>
-      <w:r>
-        <w:t>This includes upregulation of both de novo purine and pyrimidine synthesis and nucleoside salvage pathways</w:t>
-      </w:r>
-      <w:r>
-        <w:t xml:space="preserve">. In addition, there is an increase in pathways </w:t>
+        <w:t xml:space="preserve">. This includes upregulation of both de novo purine and pyrimidine synthesis and nucleoside salvage pathways. In addition, there is an increase in pathways </w:t>
       </w:r>
       <w:r>
         <w:t>that may</w:t>
@@ -5032,10 +4863,7 @@
         <w:t>Oxidative stress: “</w:t>
       </w:r>
       <w:r>
-        <w:t>lactobacillus</w:t>
-      </w:r>
-      <w:r>
-        <w:t xml:space="preserve"> and Bifidobacterium residing in the gastrointestinal tract possess the capacity to enzymatically convert nitrate and nitrites into nitric oxide (NO)</w:t>
+        <w:t>lactobacillus and Bifidobacterium residing in the gastrointestinal tract possess the capacity to enzymatically convert nitrate and nitrites into nitric oxide (NO)</w:t>
       </w:r>
       <w:r>
         <w:t>”, “</w:t>
@@ -5162,10 +4990,7 @@
     </w:p>
     <w:p>
       <w:r>
-        <w:t xml:space="preserve">Need some cites looking </w:t>
-      </w:r>
-      <w:r>
-        <w:t xml:space="preserve">at the ratio between </w:t>
+        <w:t xml:space="preserve">Need some cites looking at the ratio between </w:t>
       </w:r>
       <w:proofErr w:type="spellStart"/>
       <w:r>
@@ -5332,13 +5157,7 @@
       </w:r>
       <w:proofErr w:type="spellEnd"/>
       <w:r>
-        <w:t xml:space="preserve"> like  </w:t>
-      </w:r>
-      <w:r>
-        <w:t>firmicute and Bacteroidetes</w:t>
-      </w:r>
-      <w:r>
-        <w:t xml:space="preserve"> help regulate gut-immune </w:t>
+        <w:t xml:space="preserve"> like  firmicute and Bacteroidetes help regulate gut-immune </w:t>
       </w:r>
       <w:proofErr w:type="spellStart"/>
       <w:r>
@@ -5405,10 +5224,7 @@
         <w:t xml:space="preserve"> </w:t>
       </w:r>
       <w:r>
-        <w:t>complex polysaccharides</w:t>
-      </w:r>
-      <w:r>
-        <w:t xml:space="preserve"> degradation are main immune </w:t>
+        <w:t xml:space="preserve">complex polysaccharides degradation are main immune </w:t>
       </w:r>
       <w:proofErr w:type="spellStart"/>
       <w:r>
@@ -5770,10 +5586,7 @@
         <w:t>Then come in with the colonization resistance angle</w:t>
       </w:r>
       <w:r>
-        <w:t xml:space="preserve"> </w:t>
-      </w:r>
-      <w:r>
-        <w:t xml:space="preserve">response </w:t>
+        <w:t xml:space="preserve"> response </w:t>
       </w:r>
       <w:r>
         <w:fldChar w:fldCharType="begin"/>
@@ -5990,10 +5803,7 @@
         </w:numPr>
       </w:pPr>
       <w:r>
-        <w:t>Eubacteriu</w:t>
-      </w:r>
-      <w:r>
-        <w:t>m (neg)</w:t>
+        <w:t>Eubacterium (neg)</w:t>
       </w:r>
       <w:r>
         <w:t xml:space="preserve"> </w:t>
@@ -6027,10 +5837,7 @@
       </w:pPr>
       <w:proofErr w:type="spellStart"/>
       <w:r>
-        <w:t>Blauti</w:t>
-      </w:r>
-      <w:r>
-        <w:t>a</w:t>
+        <w:t>Blautia</w:t>
       </w:r>
       <w:proofErr w:type="spellEnd"/>
       <w:r>
@@ -6105,10 +5912,7 @@
         </w:numPr>
       </w:pPr>
       <w:r>
-        <w:t>Parabacteroides_B_862066</w:t>
-      </w:r>
-      <w:r>
-        <w:t xml:space="preserve"> (neg)</w:t>
+        <w:t>Parabacteroides_B_862066 (neg)</w:t>
       </w:r>
       <w:r>
         <w:t xml:space="preserve"> </w:t>
@@ -6254,10 +6058,7 @@
         </w:numPr>
       </w:pPr>
       <w:r>
-        <w:t>Bifidobacterium_388775</w:t>
-      </w:r>
-      <w:r>
-        <w:t xml:space="preserve"> (pos)</w:t>
+        <w:t>Bifidobacterium_388775 (pos)</w:t>
       </w:r>
       <w:r>
         <w:t xml:space="preserve"> – but might be an obligate anaerobe? </w:t>
@@ -6311,10 +6112,7 @@
       </w:r>
       <w:proofErr w:type="spellEnd"/>
       <w:r>
-        <w:t xml:space="preserve"> </w:t>
-      </w:r>
-      <w:r>
-        <w:t>(neutral)</w:t>
+        <w:t xml:space="preserve"> (neutral)</w:t>
       </w:r>
     </w:p>
     <w:p>
@@ -6331,10 +6129,7 @@
       </w:r>
       <w:proofErr w:type="spellEnd"/>
       <w:r>
-        <w:t xml:space="preserve"> </w:t>
-      </w:r>
-      <w:r>
-        <w:t>(neutral)</w:t>
+        <w:t xml:space="preserve"> (neutral)</w:t>
       </w:r>
     </w:p>
     <w:p>
@@ -6346,13 +6141,7 @@
         </w:numPr>
       </w:pPr>
       <w:r>
-        <w:t>Rodentibacter_A_734545</w:t>
-      </w:r>
-      <w:r>
-        <w:t xml:space="preserve"> </w:t>
-      </w:r>
-      <w:r>
-        <w:t>(neutral)</w:t>
+        <w:t>Rodentibacter_A_734545 (neutral)</w:t>
       </w:r>
     </w:p>
     <w:p>
@@ -6364,13 +6153,7 @@
         </w:numPr>
       </w:pPr>
       <w:r>
-        <w:t>Massilia</w:t>
-      </w:r>
-      <w:r>
-        <w:t xml:space="preserve"> </w:t>
-      </w:r>
-      <w:r>
-        <w:t>(neutral)</w:t>
+        <w:t>Massilia (neutral)</w:t>
       </w:r>
     </w:p>
     <w:p/>
@@ -6449,13 +6232,7 @@
         <w:t>lack the enzymatic machinery (e.g., catalase, superoxide dismutase)</w:t>
       </w:r>
       <w:r>
-        <w:t xml:space="preserve"> to neutralize them effectively</w:t>
-      </w:r>
-      <w:r>
-        <w:t>” “</w:t>
-      </w:r>
-      <w:r>
-        <w:t xml:space="preserve">So yes—ROS are broadly toxic, but </w:t>
+        <w:t xml:space="preserve"> to neutralize them effectively” “So yes—ROS are broadly toxic, but </w:t>
       </w:r>
       <w:r>
         <w:rPr>
@@ -6464,10 +6241,7 @@
         <w:t>obligate anaerobes are especially unprotected</w:t>
       </w:r>
       <w:r>
-        <w:t>. Facultative anaerobes and aerobes typically have more robust antioxidant defenses</w:t>
-      </w:r>
-      <w:r>
-        <w:t>”</w:t>
+        <w:t>. Facultative anaerobes and aerobes typically have more robust antioxidant defenses”</w:t>
       </w:r>
     </w:p>
     <w:p>
@@ -6517,10 +6291,7 @@
         <w:t>produce ROS as part of the inflammatory response</w:t>
       </w:r>
       <w:r>
-        <w:t>.</w:t>
-      </w:r>
-      <w:r>
-        <w:t xml:space="preserve"> -important info from CHAT </w:t>
+        <w:t xml:space="preserve">. -important info from CHAT </w:t>
       </w:r>
       <w:proofErr w:type="spellStart"/>
       <w:r>
